--- a/source/Proceedings MAMM_revise.docx
+++ b/source/Proceedings MAMM_revise.docx
@@ -40,7 +40,7 @@
       <w:r>
         <w:fldChar w:fldCharType="separate"/>
       </w:r>
-      <w:hyperlink w:anchor="_Toc243846567" w:history="1">
+      <w:hyperlink w:anchor="_Toc244348679" w:history="1">
         <w:r>
           <w:rPr>
             <w:rStyle w:val="Hyperlink"/>
@@ -63,7 +63,7 @@
           <w:rPr>
             <w:webHidden/>
           </w:rPr>
-          <w:instrText xml:space="preserve"> PAGEREF _Toc243846567 \h </w:instrText>
+          <w:instrText xml:space="preserve"> PAGEREF _Toc244348679 \h </w:instrText>
         </w:r>
         <w:r>
           <w:rPr>
@@ -100,7 +100,7 @@
           <w14:ligatures w14:val="standardContextual"/>
         </w:rPr>
       </w:pPr>
-      <w:hyperlink w:anchor="_Toc243846568" w:history="1">
+      <w:hyperlink w:anchor="_Toc244348680" w:history="1">
         <w:r>
           <w:rPr>
             <w:rStyle w:val="Hyperlink"/>
@@ -123,7 +123,7 @@
           <w:rPr>
             <w:webHidden/>
           </w:rPr>
-          <w:instrText xml:space="preserve"> PAGEREF _Toc243846568 \h </w:instrText>
+          <w:instrText xml:space="preserve"> PAGEREF _Toc244348680 \h </w:instrText>
         </w:r>
         <w:r>
           <w:rPr>
@@ -160,7 +160,7 @@
           <w14:ligatures w14:val="standardContextual"/>
         </w:rPr>
       </w:pPr>
-      <w:hyperlink w:anchor="_Toc243846569" w:history="1">
+      <w:hyperlink w:anchor="_Toc244348681" w:history="1">
         <w:r>
           <w:rPr>
             <w:rStyle w:val="Hyperlink"/>
@@ -183,7 +183,7 @@
           <w:rPr>
             <w:webHidden/>
           </w:rPr>
-          <w:instrText xml:space="preserve"> PAGEREF _Toc243846569 \h </w:instrText>
+          <w:instrText xml:space="preserve"> PAGEREF _Toc244348681 \h </w:instrText>
         </w:r>
         <w:r>
           <w:rPr>
@@ -220,7 +220,7 @@
           <w14:ligatures w14:val="standardContextual"/>
         </w:rPr>
       </w:pPr>
-      <w:hyperlink w:anchor="_Toc243846570" w:history="1">
+      <w:hyperlink w:anchor="_Toc244348682" w:history="1">
         <w:r>
           <w:rPr>
             <w:rStyle w:val="Hyperlink"/>
@@ -243,7 +243,7 @@
           <w:rPr>
             <w:webHidden/>
           </w:rPr>
-          <w:instrText xml:space="preserve"> PAGEREF _Toc243846570 \h </w:instrText>
+          <w:instrText xml:space="preserve"> PAGEREF _Toc244348682 \h </w:instrText>
         </w:r>
         <w:r>
           <w:rPr>
@@ -279,12 +279,12 @@
           <w:sz w:val="24"/>
         </w:rPr>
       </w:pPr>
-      <w:hyperlink w:anchor="_Toc243846571" w:history="1">
-        <w:r>
-          <w:rPr>
-            <w:rStyle w:val="Hyperlink"/>
-          </w:rPr>
-          <w:t>Prof. Dong-sing Wuu</w:t>
+      <w:hyperlink w:anchor="_Toc244348683" w:history="1">
+        <w:r>
+          <w:rPr>
+            <w:rStyle w:val="Hyperlink"/>
+          </w:rPr>
+          <w:t>Prof. Dong-Sing Wuu</w:t>
         </w:r>
         <w:r>
           <w:rPr>
@@ -302,7 +302,7 @@
           <w:rPr>
             <w:webHidden/>
           </w:rPr>
-          <w:instrText xml:space="preserve"> PAGEREF _Toc243846571 \h </w:instrText>
+          <w:instrText xml:space="preserve"> PAGEREF _Toc244348683 \h </w:instrText>
         </w:r>
         <w:r>
           <w:rPr>
@@ -339,7 +339,7 @@
           <w14:ligatures w14:val="standardContextual"/>
         </w:rPr>
       </w:pPr>
-      <w:hyperlink w:anchor="_Toc243846572" w:history="1">
+      <w:hyperlink w:anchor="_Toc244348684" w:history="1">
         <w:r>
           <w:rPr>
             <w:rStyle w:val="Hyperlink"/>
@@ -362,7 +362,7 @@
           <w:rPr>
             <w:webHidden/>
           </w:rPr>
-          <w:instrText xml:space="preserve"> PAGEREF _Toc243846572 \h </w:instrText>
+          <w:instrText xml:space="preserve"> PAGEREF _Toc244348684 \h </w:instrText>
         </w:r>
         <w:r>
           <w:rPr>
@@ -398,7 +398,7 @@
           <w:sz w:val="24"/>
         </w:rPr>
       </w:pPr>
-      <w:hyperlink w:anchor="_Toc243846573" w:history="1">
+      <w:hyperlink w:anchor="_Toc244348685" w:history="1">
         <w:r>
           <w:rPr>
             <w:rStyle w:val="Hyperlink"/>
@@ -421,7 +421,7 @@
           <w:rPr>
             <w:webHidden/>
           </w:rPr>
-          <w:instrText xml:space="preserve"> PAGEREF _Toc243846573 \h </w:instrText>
+          <w:instrText xml:space="preserve"> PAGEREF _Toc244348685 \h </w:instrText>
         </w:r>
         <w:r>
           <w:rPr>
@@ -458,7 +458,7 @@
           <w14:ligatures w14:val="standardContextual"/>
         </w:rPr>
       </w:pPr>
-      <w:hyperlink w:anchor="_Toc243846574" w:history="1">
+      <w:hyperlink w:anchor="_Toc244348686" w:history="1">
         <w:r>
           <w:rPr>
             <w:rStyle w:val="Hyperlink"/>
@@ -481,7 +481,7 @@
           <w:rPr>
             <w:webHidden/>
           </w:rPr>
-          <w:instrText xml:space="preserve"> PAGEREF _Toc243846574 \h </w:instrText>
+          <w:instrText xml:space="preserve"> PAGEREF _Toc244348686 \h </w:instrText>
         </w:r>
         <w:r>
           <w:rPr>
@@ -517,7 +517,7 @@
           <w:sz w:val="24"/>
         </w:rPr>
       </w:pPr>
-      <w:hyperlink w:anchor="_Toc243846575" w:history="1">
+      <w:hyperlink w:anchor="_Toc244348687" w:history="1">
         <w:r>
           <w:rPr>
             <w:rStyle w:val="Hyperlink"/>
@@ -540,7 +540,7 @@
           <w:rPr>
             <w:webHidden/>
           </w:rPr>
-          <w:instrText xml:space="preserve"> PAGEREF _Toc243846575 \h </w:instrText>
+          <w:instrText xml:space="preserve"> PAGEREF _Toc244348687 \h </w:instrText>
         </w:r>
         <w:r>
           <w:rPr>
@@ -577,7 +577,7 @@
           <w14:ligatures w14:val="standardContextual"/>
         </w:rPr>
       </w:pPr>
-      <w:hyperlink w:anchor="_Toc243846576" w:history="1">
+      <w:hyperlink w:anchor="_Toc244348688" w:history="1">
         <w:r>
           <w:rPr>
             <w:rStyle w:val="Hyperlink"/>
@@ -600,7 +600,7 @@
           <w:rPr>
             <w:webHidden/>
           </w:rPr>
-          <w:instrText xml:space="preserve"> PAGEREF _Toc243846576 \h </w:instrText>
+          <w:instrText xml:space="preserve"> PAGEREF _Toc244348688 \h </w:instrText>
         </w:r>
         <w:r>
           <w:rPr>
@@ -636,7 +636,7 @@
           <w:sz w:val="24"/>
         </w:rPr>
       </w:pPr>
-      <w:hyperlink w:anchor="_Toc243846577" w:history="1">
+      <w:hyperlink w:anchor="_Toc244348689" w:history="1">
         <w:r>
           <w:rPr>
             <w:rStyle w:val="Hyperlink"/>
@@ -659,7 +659,7 @@
           <w:rPr>
             <w:webHidden/>
           </w:rPr>
-          <w:instrText xml:space="preserve"> PAGEREF _Toc243846577 \h </w:instrText>
+          <w:instrText xml:space="preserve"> PAGEREF _Toc244348689 \h </w:instrText>
         </w:r>
         <w:r>
           <w:rPr>
@@ -696,7 +696,7 @@
           <w14:ligatures w14:val="standardContextual"/>
         </w:rPr>
       </w:pPr>
-      <w:hyperlink w:anchor="_Toc243846578" w:history="1">
+      <w:hyperlink w:anchor="_Toc244348690" w:history="1">
         <w:r>
           <w:rPr>
             <w:rStyle w:val="Hyperlink"/>
@@ -719,7 +719,7 @@
           <w:rPr>
             <w:webHidden/>
           </w:rPr>
-          <w:instrText xml:space="preserve"> PAGEREF _Toc243846578 \h </w:instrText>
+          <w:instrText xml:space="preserve"> PAGEREF _Toc244348690 \h </w:instrText>
         </w:r>
         <w:r>
           <w:rPr>
@@ -755,7 +755,7 @@
           <w:sz w:val="24"/>
         </w:rPr>
       </w:pPr>
-      <w:hyperlink w:anchor="_Toc243846579" w:history="1">
+      <w:hyperlink w:anchor="_Toc244348691" w:history="1">
         <w:r>
           <w:rPr>
             <w:rStyle w:val="Hyperlink"/>
@@ -778,7 +778,7 @@
           <w:rPr>
             <w:webHidden/>
           </w:rPr>
-          <w:instrText xml:space="preserve"> PAGEREF _Toc243846579 \h </w:instrText>
+          <w:instrText xml:space="preserve"> PAGEREF _Toc244348691 \h </w:instrText>
         </w:r>
         <w:r>
           <w:rPr>
@@ -815,7 +815,7 @@
           <w14:ligatures w14:val="standardContextual"/>
         </w:rPr>
       </w:pPr>
-      <w:hyperlink w:anchor="_Toc243846580" w:history="1">
+      <w:hyperlink w:anchor="_Toc244348692" w:history="1">
         <w:r>
           <w:rPr>
             <w:rStyle w:val="Hyperlink"/>
@@ -838,7 +838,7 @@
           <w:rPr>
             <w:webHidden/>
           </w:rPr>
-          <w:instrText xml:space="preserve"> PAGEREF _Toc243846580 \h </w:instrText>
+          <w:instrText xml:space="preserve"> PAGEREF _Toc244348692 \h </w:instrText>
         </w:r>
         <w:r>
           <w:rPr>
@@ -874,7 +874,7 @@
           <w:sz w:val="24"/>
         </w:rPr>
       </w:pPr>
-      <w:hyperlink w:anchor="_Toc243846581" w:history="1">
+      <w:hyperlink w:anchor="_Toc244348693" w:history="1">
         <w:r>
           <w:rPr>
             <w:rStyle w:val="Hyperlink"/>
@@ -897,7 +897,7 @@
           <w:rPr>
             <w:webHidden/>
           </w:rPr>
-          <w:instrText xml:space="preserve"> PAGEREF _Toc243846581 \h </w:instrText>
+          <w:instrText xml:space="preserve"> PAGEREF _Toc244348693 \h </w:instrText>
         </w:r>
         <w:r>
           <w:rPr>
@@ -934,7 +934,7 @@
           <w14:ligatures w14:val="standardContextual"/>
         </w:rPr>
       </w:pPr>
-      <w:hyperlink w:anchor="_Toc243846582" w:history="1">
+      <w:hyperlink w:anchor="_Toc244348694" w:history="1">
         <w:r>
           <w:rPr>
             <w:rStyle w:val="Hyperlink"/>
@@ -957,7 +957,7 @@
           <w:rPr>
             <w:webHidden/>
           </w:rPr>
-          <w:instrText xml:space="preserve"> PAGEREF _Toc243846582 \h </w:instrText>
+          <w:instrText xml:space="preserve"> PAGEREF _Toc244348694 \h </w:instrText>
         </w:r>
         <w:r>
           <w:rPr>
@@ -993,7 +993,7 @@
           <w:sz w:val="24"/>
         </w:rPr>
       </w:pPr>
-      <w:hyperlink w:anchor="_Toc243846583" w:history="1">
+      <w:hyperlink w:anchor="_Toc244348695" w:history="1">
         <w:r>
           <w:rPr>
             <w:rStyle w:val="Hyperlink"/>
@@ -1016,7 +1016,7 @@
           <w:rPr>
             <w:webHidden/>
           </w:rPr>
-          <w:instrText xml:space="preserve"> PAGEREF _Toc243846583 \h </w:instrText>
+          <w:instrText xml:space="preserve"> PAGEREF _Toc244348695 \h </w:instrText>
         </w:r>
         <w:r>
           <w:rPr>
@@ -1053,7 +1053,7 @@
           <w14:ligatures w14:val="standardContextual"/>
         </w:rPr>
       </w:pPr>
-      <w:hyperlink w:anchor="_Toc243846584" w:history="1">
+      <w:hyperlink w:anchor="_Toc244348696" w:history="1">
         <w:r>
           <w:rPr>
             <w:rStyle w:val="Hyperlink"/>
@@ -1076,7 +1076,7 @@
           <w:rPr>
             <w:webHidden/>
           </w:rPr>
-          <w:instrText xml:space="preserve"> PAGEREF _Toc243846584 \h </w:instrText>
+          <w:instrText xml:space="preserve"> PAGEREF _Toc244348696 \h </w:instrText>
         </w:r>
         <w:r>
           <w:rPr>
@@ -1112,7 +1112,7 @@
           <w:sz w:val="24"/>
         </w:rPr>
       </w:pPr>
-      <w:hyperlink w:anchor="_Toc243846585" w:history="1">
+      <w:hyperlink w:anchor="_Toc244348697" w:history="1">
         <w:r>
           <w:rPr>
             <w:rStyle w:val="Hyperlink"/>
@@ -1135,7 +1135,7 @@
           <w:rPr>
             <w:webHidden/>
           </w:rPr>
-          <w:instrText xml:space="preserve"> PAGEREF _Toc243846585 \h </w:instrText>
+          <w:instrText xml:space="preserve"> PAGEREF _Toc244348697 \h </w:instrText>
         </w:r>
         <w:r>
           <w:rPr>
@@ -1172,7 +1172,7 @@
           <w14:ligatures w14:val="standardContextual"/>
         </w:rPr>
       </w:pPr>
-      <w:hyperlink w:anchor="_Toc243846586" w:history="1">
+      <w:hyperlink w:anchor="_Toc244348698" w:history="1">
         <w:r>
           <w:rPr>
             <w:rStyle w:val="Hyperlink"/>
@@ -1195,7 +1195,7 @@
           <w:rPr>
             <w:webHidden/>
           </w:rPr>
-          <w:instrText xml:space="preserve"> PAGEREF _Toc243846586 \h </w:instrText>
+          <w:instrText xml:space="preserve"> PAGEREF _Toc244348698 \h </w:instrText>
         </w:r>
         <w:r>
           <w:rPr>
@@ -1231,7 +1231,7 @@
           <w:sz w:val="24"/>
         </w:rPr>
       </w:pPr>
-      <w:hyperlink w:anchor="_Toc243846587" w:history="1">
+      <w:hyperlink w:anchor="_Toc244348699" w:history="1">
         <w:r>
           <w:rPr>
             <w:rStyle w:val="Hyperlink"/>
@@ -1254,7 +1254,7 @@
           <w:rPr>
             <w:webHidden/>
           </w:rPr>
-          <w:instrText xml:space="preserve"> PAGEREF _Toc243846587 \h </w:instrText>
+          <w:instrText xml:space="preserve"> PAGEREF _Toc244348699 \h </w:instrText>
         </w:r>
         <w:r>
           <w:rPr>
@@ -1291,7 +1291,7 @@
           <w14:ligatures w14:val="standardContextual"/>
         </w:rPr>
       </w:pPr>
-      <w:hyperlink w:anchor="_Toc243846588" w:history="1">
+      <w:hyperlink w:anchor="_Toc244348700" w:history="1">
         <w:r>
           <w:rPr>
             <w:rStyle w:val="Hyperlink"/>
@@ -1314,7 +1314,7 @@
           <w:rPr>
             <w:webHidden/>
           </w:rPr>
-          <w:instrText xml:space="preserve"> PAGEREF _Toc243846588 \h </w:instrText>
+          <w:instrText xml:space="preserve"> PAGEREF _Toc244348700 \h </w:instrText>
         </w:r>
         <w:r>
           <w:rPr>
@@ -1350,7 +1350,7 @@
           <w:sz w:val="24"/>
         </w:rPr>
       </w:pPr>
-      <w:hyperlink w:anchor="_Toc243846589" w:history="1">
+      <w:hyperlink w:anchor="_Toc244348701" w:history="1">
         <w:r>
           <w:rPr>
             <w:rStyle w:val="Hyperlink"/>
@@ -1373,7 +1373,7 @@
           <w:rPr>
             <w:webHidden/>
           </w:rPr>
-          <w:instrText xml:space="preserve"> PAGEREF _Toc243846589 \h </w:instrText>
+          <w:instrText xml:space="preserve"> PAGEREF _Toc244348701 \h </w:instrText>
         </w:r>
         <w:r>
           <w:rPr>
@@ -1410,7 +1410,7 @@
           <w14:ligatures w14:val="standardContextual"/>
         </w:rPr>
       </w:pPr>
-      <w:hyperlink w:anchor="_Toc243846590" w:history="1">
+      <w:hyperlink w:anchor="_Toc244348702" w:history="1">
         <w:r>
           <w:rPr>
             <w:rStyle w:val="Hyperlink"/>
@@ -1433,7 +1433,7 @@
           <w:rPr>
             <w:webHidden/>
           </w:rPr>
-          <w:instrText xml:space="preserve"> PAGEREF _Toc243846590 \h </w:instrText>
+          <w:instrText xml:space="preserve"> PAGEREF _Toc244348702 \h </w:instrText>
         </w:r>
         <w:r>
           <w:rPr>
@@ -1469,7 +1469,7 @@
           <w:sz w:val="24"/>
         </w:rPr>
       </w:pPr>
-      <w:hyperlink w:anchor="_Toc243846591" w:history="1">
+      <w:hyperlink w:anchor="_Toc244348703" w:history="1">
         <w:r>
           <w:rPr>
             <w:rStyle w:val="Hyperlink"/>
@@ -1492,7 +1492,7 @@
           <w:rPr>
             <w:webHidden/>
           </w:rPr>
-          <w:instrText xml:space="preserve"> PAGEREF _Toc243846591 \h </w:instrText>
+          <w:instrText xml:space="preserve"> PAGEREF _Toc244348703 \h </w:instrText>
         </w:r>
         <w:r>
           <w:rPr>
@@ -1529,7 +1529,7 @@
           <w14:ligatures w14:val="standardContextual"/>
         </w:rPr>
       </w:pPr>
-      <w:hyperlink w:anchor="_Toc243846592" w:history="1">
+      <w:hyperlink w:anchor="_Toc244348704" w:history="1">
         <w:r>
           <w:rPr>
             <w:rStyle w:val="Hyperlink"/>
@@ -1552,7 +1552,7 @@
           <w:rPr>
             <w:webHidden/>
           </w:rPr>
-          <w:instrText xml:space="preserve"> PAGEREF _Toc243846592 \h </w:instrText>
+          <w:instrText xml:space="preserve"> PAGEREF _Toc244348704 \h </w:instrText>
         </w:r>
         <w:r>
           <w:rPr>
@@ -1588,7 +1588,7 @@
           <w:sz w:val="24"/>
         </w:rPr>
       </w:pPr>
-      <w:hyperlink w:anchor="_Toc243846593" w:history="1">
+      <w:hyperlink w:anchor="_Toc244348705" w:history="1">
         <w:r>
           <w:rPr>
             <w:rStyle w:val="Hyperlink"/>
@@ -1611,7 +1611,7 @@
           <w:rPr>
             <w:webHidden/>
           </w:rPr>
-          <w:instrText xml:space="preserve"> PAGEREF _Toc243846593 \h </w:instrText>
+          <w:instrText xml:space="preserve"> PAGEREF _Toc244348705 \h </w:instrText>
         </w:r>
         <w:r>
           <w:rPr>
@@ -1648,7 +1648,7 @@
           <w14:ligatures w14:val="standardContextual"/>
         </w:rPr>
       </w:pPr>
-      <w:hyperlink w:anchor="_Toc243846594" w:history="1">
+      <w:hyperlink w:anchor="_Toc244348706" w:history="1">
         <w:r>
           <w:rPr>
             <w:rStyle w:val="Hyperlink"/>
@@ -1671,7 +1671,7 @@
           <w:rPr>
             <w:webHidden/>
           </w:rPr>
-          <w:instrText xml:space="preserve"> PAGEREF _Toc243846594 \h </w:instrText>
+          <w:instrText xml:space="preserve"> PAGEREF _Toc244348706 \h </w:instrText>
         </w:r>
         <w:r>
           <w:rPr>
@@ -1707,12 +1707,12 @@
           <w:sz w:val="24"/>
         </w:rPr>
       </w:pPr>
-      <w:hyperlink w:anchor="_Toc243846595" w:history="1">
-        <w:r>
-          <w:rPr>
-            <w:rStyle w:val="Hyperlink"/>
-          </w:rPr>
-          <w:t>Dr. Hoang-Dung Nguyen</w:t>
+      <w:hyperlink w:anchor="_Toc244348707" w:history="1">
+        <w:r>
+          <w:rPr>
+            <w:rStyle w:val="Hyperlink"/>
+          </w:rPr>
+          <w:t>Dr. Hoang Dung Nguyen</w:t>
         </w:r>
         <w:r>
           <w:rPr>
@@ -1730,7 +1730,7 @@
           <w:rPr>
             <w:webHidden/>
           </w:rPr>
-          <w:instrText xml:space="preserve"> PAGEREF _Toc243846595 \h </w:instrText>
+          <w:instrText xml:space="preserve"> PAGEREF _Toc244348707 \h </w:instrText>
         </w:r>
         <w:r>
           <w:rPr>
@@ -1767,7 +1767,7 @@
           <w14:ligatures w14:val="standardContextual"/>
         </w:rPr>
       </w:pPr>
-      <w:hyperlink w:anchor="_Toc243846596" w:history="1">
+      <w:hyperlink w:anchor="_Toc244348708" w:history="1">
         <w:r>
           <w:rPr>
             <w:rStyle w:val="Hyperlink"/>
@@ -1790,7 +1790,7 @@
           <w:rPr>
             <w:webHidden/>
           </w:rPr>
-          <w:instrText xml:space="preserve"> PAGEREF _Toc243846596 \h </w:instrText>
+          <w:instrText xml:space="preserve"> PAGEREF _Toc244348708 \h </w:instrText>
         </w:r>
         <w:r>
           <w:rPr>
@@ -1826,7 +1826,7 @@
           <w:sz w:val="24"/>
         </w:rPr>
       </w:pPr>
-      <w:hyperlink w:anchor="_Toc243846597" w:history="1">
+      <w:hyperlink w:anchor="_Toc244348709" w:history="1">
         <w:r>
           <w:rPr>
             <w:rStyle w:val="Hyperlink"/>
@@ -1849,7 +1849,7 @@
           <w:rPr>
             <w:webHidden/>
           </w:rPr>
-          <w:instrText xml:space="preserve"> PAGEREF _Toc243846597 \h </w:instrText>
+          <w:instrText xml:space="preserve"> PAGEREF _Toc244348709 \h </w:instrText>
         </w:r>
         <w:r>
           <w:rPr>
@@ -1886,7 +1886,7 @@
           <w14:ligatures w14:val="standardContextual"/>
         </w:rPr>
       </w:pPr>
-      <w:hyperlink w:anchor="_Toc243846598" w:history="1">
+      <w:hyperlink w:anchor="_Toc244348710" w:history="1">
         <w:r>
           <w:rPr>
             <w:rStyle w:val="Hyperlink"/>
@@ -1909,7 +1909,7 @@
           <w:rPr>
             <w:webHidden/>
           </w:rPr>
-          <w:instrText xml:space="preserve"> PAGEREF _Toc243846598 \h </w:instrText>
+          <w:instrText xml:space="preserve"> PAGEREF _Toc244348710 \h </w:instrText>
         </w:r>
         <w:r>
           <w:rPr>
@@ -1945,12 +1945,12 @@
           <w:sz w:val="24"/>
         </w:rPr>
       </w:pPr>
-      <w:hyperlink w:anchor="_Toc243846599" w:history="1">
-        <w:r>
-          <w:rPr>
-            <w:rStyle w:val="Hyperlink"/>
-          </w:rPr>
-          <w:t>Dr. Thanh-Qua Nguyen</w:t>
+      <w:hyperlink w:anchor="_Toc244348711" w:history="1">
+        <w:r>
+          <w:rPr>
+            <w:rStyle w:val="Hyperlink"/>
+          </w:rPr>
+          <w:t>Dr. Thanh Qua Nguyen</w:t>
         </w:r>
         <w:r>
           <w:rPr>
@@ -1968,7 +1968,7 @@
           <w:rPr>
             <w:webHidden/>
           </w:rPr>
-          <w:instrText xml:space="preserve"> PAGEREF _Toc243846599 \h </w:instrText>
+          <w:instrText xml:space="preserve"> PAGEREF _Toc244348711 \h </w:instrText>
         </w:r>
         <w:r>
           <w:rPr>
@@ -2005,7 +2005,7 @@
           <w14:ligatures w14:val="standardContextual"/>
         </w:rPr>
       </w:pPr>
-      <w:hyperlink w:anchor="_Toc243846600" w:history="1">
+      <w:hyperlink w:anchor="_Toc244348712" w:history="1">
         <w:r>
           <w:rPr>
             <w:rStyle w:val="Hyperlink"/>
@@ -2028,7 +2028,7 @@
           <w:rPr>
             <w:webHidden/>
           </w:rPr>
-          <w:instrText xml:space="preserve"> PAGEREF _Toc243846600 \h </w:instrText>
+          <w:instrText xml:space="preserve"> PAGEREF _Toc244348712 \h </w:instrText>
         </w:r>
         <w:r>
           <w:rPr>
@@ -2065,7 +2065,7 @@
           <w14:ligatures w14:val="standardContextual"/>
         </w:rPr>
       </w:pPr>
-      <w:hyperlink w:anchor="_Toc243846601" w:history="1">
+      <w:hyperlink w:anchor="_Toc244348713" w:history="1">
         <w:r>
           <w:rPr>
             <w:rStyle w:val="Hyperlink"/>
@@ -2088,7 +2088,7 @@
           <w:rPr>
             <w:webHidden/>
           </w:rPr>
-          <w:instrText xml:space="preserve"> PAGEREF _Toc243846601 \h </w:instrText>
+          <w:instrText xml:space="preserve"> PAGEREF _Toc244348713 \h </w:instrText>
         </w:r>
         <w:r>
           <w:rPr>
@@ -2125,7 +2125,7 @@
           <w14:ligatures w14:val="standardContextual"/>
         </w:rPr>
       </w:pPr>
-      <w:hyperlink w:anchor="_Toc243846602" w:history="1">
+      <w:hyperlink w:anchor="_Toc244348714" w:history="1">
         <w:r>
           <w:rPr>
             <w:rStyle w:val="Hyperlink"/>
@@ -2148,7 +2148,7 @@
           <w:rPr>
             <w:webHidden/>
           </w:rPr>
-          <w:instrText xml:space="preserve"> PAGEREF _Toc243846602 \h </w:instrText>
+          <w:instrText xml:space="preserve"> PAGEREF _Toc244348714 \h </w:instrText>
         </w:r>
         <w:r>
           <w:rPr>
@@ -2185,7 +2185,7 @@
           <w14:ligatures w14:val="standardContextual"/>
         </w:rPr>
       </w:pPr>
-      <w:hyperlink w:anchor="_Toc243846603" w:history="1">
+      <w:hyperlink w:anchor="_Toc244348715" w:history="1">
         <w:r>
           <w:rPr>
             <w:rStyle w:val="Hyperlink"/>
@@ -2208,7 +2208,7 @@
           <w:rPr>
             <w:webHidden/>
           </w:rPr>
-          <w:instrText xml:space="preserve"> PAGEREF _Toc243846603 \h </w:instrText>
+          <w:instrText xml:space="preserve"> PAGEREF _Toc244348715 \h </w:instrText>
         </w:r>
         <w:r>
           <w:rPr>
@@ -2244,7 +2244,7 @@
           <w:sz w:val="24"/>
         </w:rPr>
       </w:pPr>
-      <w:hyperlink w:anchor="_Toc243846604" w:history="1">
+      <w:hyperlink w:anchor="_Toc244348716" w:history="1">
         <w:r>
           <w:rPr>
             <w:rStyle w:val="Hyperlink"/>
@@ -2326,7 +2326,7 @@
           <w:rPr>
             <w:webHidden/>
           </w:rPr>
-          <w:instrText xml:space="preserve"> PAGEREF _Toc243846604 \h </w:instrText>
+          <w:instrText xml:space="preserve"> PAGEREF _Toc244348716 \h </w:instrText>
         </w:r>
         <w:r>
           <w:rPr>
@@ -2363,7 +2363,7 @@
           <w14:ligatures w14:val="standardContextual"/>
         </w:rPr>
       </w:pPr>
-      <w:hyperlink w:anchor="_Toc243846605" w:history="1">
+      <w:hyperlink w:anchor="_Toc244348717" w:history="1">
         <w:r>
           <w:rPr>
             <w:rStyle w:val="Hyperlink"/>
@@ -2386,7 +2386,7 @@
           <w:rPr>
             <w:webHidden/>
           </w:rPr>
-          <w:instrText xml:space="preserve"> PAGEREF _Toc243846605 \h </w:instrText>
+          <w:instrText xml:space="preserve"> PAGEREF _Toc244348717 \h </w:instrText>
         </w:r>
         <w:r>
           <w:rPr>
@@ -2422,7 +2422,7 @@
           <w:sz w:val="24"/>
         </w:rPr>
       </w:pPr>
-      <w:hyperlink w:anchor="_Toc243846606" w:history="1">
+      <w:hyperlink w:anchor="_Toc244348718" w:history="1">
         <w:r>
           <w:rPr>
             <w:rStyle w:val="Hyperlink"/>
@@ -2517,7 +2517,7 @@
           <w:rPr>
             <w:webHidden/>
           </w:rPr>
-          <w:instrText xml:space="preserve"> PAGEREF _Toc243846606 \h </w:instrText>
+          <w:instrText xml:space="preserve"> PAGEREF _Toc244348718 \h </w:instrText>
         </w:r>
         <w:r>
           <w:rPr>
@@ -2554,7 +2554,7 @@
           <w14:ligatures w14:val="standardContextual"/>
         </w:rPr>
       </w:pPr>
-      <w:hyperlink w:anchor="_Toc243846607" w:history="1">
+      <w:hyperlink w:anchor="_Toc244348719" w:history="1">
         <w:r>
           <w:rPr>
             <w:rStyle w:val="Hyperlink"/>
@@ -2577,7 +2577,7 @@
           <w:rPr>
             <w:webHidden/>
           </w:rPr>
-          <w:instrText xml:space="preserve"> PAGEREF _Toc243846607 \h </w:instrText>
+          <w:instrText xml:space="preserve"> PAGEREF _Toc244348719 \h </w:instrText>
         </w:r>
         <w:r>
           <w:rPr>
@@ -2613,7 +2613,7 @@
           <w:sz w:val="24"/>
         </w:rPr>
       </w:pPr>
-      <w:hyperlink w:anchor="_Toc243846608" w:history="1">
+      <w:hyperlink w:anchor="_Toc244348720" w:history="1">
         <w:r>
           <w:rPr>
             <w:rStyle w:val="Hyperlink"/>
@@ -2708,7 +2708,7 @@
           <w:rPr>
             <w:webHidden/>
           </w:rPr>
-          <w:instrText xml:space="preserve"> PAGEREF _Toc243846608 \h </w:instrText>
+          <w:instrText xml:space="preserve"> PAGEREF _Toc244348720 \h </w:instrText>
         </w:r>
         <w:r>
           <w:rPr>
@@ -2745,7 +2745,7 @@
           <w14:ligatures w14:val="standardContextual"/>
         </w:rPr>
       </w:pPr>
-      <w:hyperlink w:anchor="_Toc243846609" w:history="1">
+      <w:hyperlink w:anchor="_Toc244348721" w:history="1">
         <w:r>
           <w:rPr>
             <w:rStyle w:val="Hyperlink"/>
@@ -2768,7 +2768,7 @@
           <w:rPr>
             <w:webHidden/>
           </w:rPr>
-          <w:instrText xml:space="preserve"> PAGEREF _Toc243846609 \h </w:instrText>
+          <w:instrText xml:space="preserve"> PAGEREF _Toc244348721 \h </w:instrText>
         </w:r>
         <w:r>
           <w:rPr>
@@ -2804,7 +2804,7 @@
           <w:sz w:val="24"/>
         </w:rPr>
       </w:pPr>
-      <w:hyperlink w:anchor="_Toc243846610" w:history="1">
+      <w:hyperlink w:anchor="_Toc244348722" w:history="1">
         <w:r>
           <w:rPr>
             <w:rStyle w:val="Hyperlink"/>
@@ -2873,7 +2873,7 @@
           <w:rPr>
             <w:webHidden/>
           </w:rPr>
-          <w:instrText xml:space="preserve"> PAGEREF _Toc243846610 \h </w:instrText>
+          <w:instrText xml:space="preserve"> PAGEREF _Toc244348722 \h </w:instrText>
         </w:r>
         <w:r>
           <w:rPr>
@@ -2910,7 +2910,7 @@
           <w14:ligatures w14:val="standardContextual"/>
         </w:rPr>
       </w:pPr>
-      <w:hyperlink w:anchor="_Toc243846611" w:history="1">
+      <w:hyperlink w:anchor="_Toc244348723" w:history="1">
         <w:r>
           <w:rPr>
             <w:rStyle w:val="Hyperlink"/>
@@ -2933,7 +2933,7 @@
           <w:rPr>
             <w:webHidden/>
           </w:rPr>
-          <w:instrText xml:space="preserve"> PAGEREF _Toc243846611 \h </w:instrText>
+          <w:instrText xml:space="preserve"> PAGEREF _Toc244348723 \h </w:instrText>
         </w:r>
         <w:r>
           <w:rPr>
@@ -2969,7 +2969,7 @@
           <w:sz w:val="24"/>
         </w:rPr>
       </w:pPr>
-      <w:hyperlink w:anchor="_Toc243846612" w:history="1">
+      <w:hyperlink w:anchor="_Toc244348724" w:history="1">
         <w:r>
           <w:rPr>
             <w:rStyle w:val="Hyperlink"/>
@@ -2987,7 +2987,7 @@
           <w:rPr>
             <w:rStyle w:val="Hyperlink"/>
           </w:rPr>
-          <w:t>, Ira Puspitasari Ira Puspitasari</w:t>
+          <w:t>, Ira Puspitasari</w:t>
         </w:r>
         <w:r>
           <w:rPr>
@@ -3025,7 +3025,7 @@
           <w:rPr>
             <w:webHidden/>
           </w:rPr>
-          <w:instrText xml:space="preserve"> PAGEREF _Toc243846612 \h </w:instrText>
+          <w:instrText xml:space="preserve"> PAGEREF _Toc244348724 \h </w:instrText>
         </w:r>
         <w:r>
           <w:rPr>
@@ -3062,7 +3062,7 @@
           <w14:ligatures w14:val="standardContextual"/>
         </w:rPr>
       </w:pPr>
-      <w:hyperlink w:anchor="_Toc243846613" w:history="1">
+      <w:hyperlink w:anchor="_Toc244348725" w:history="1">
         <w:r>
           <w:rPr>
             <w:rStyle w:val="Hyperlink"/>
@@ -3085,7 +3085,7 @@
           <w:rPr>
             <w:webHidden/>
           </w:rPr>
-          <w:instrText xml:space="preserve"> PAGEREF _Toc243846613 \h </w:instrText>
+          <w:instrText xml:space="preserve"> PAGEREF _Toc244348725 \h </w:instrText>
         </w:r>
         <w:r>
           <w:rPr>
@@ -3121,7 +3121,7 @@
           <w:sz w:val="24"/>
         </w:rPr>
       </w:pPr>
-      <w:hyperlink w:anchor="_Toc243846614" w:history="1">
+      <w:hyperlink w:anchor="_Toc244348726" w:history="1">
         <w:r>
           <w:rPr>
             <w:rStyle w:val="Hyperlink"/>
@@ -3177,7 +3177,7 @@
           <w:rPr>
             <w:webHidden/>
           </w:rPr>
-          <w:instrText xml:space="preserve"> PAGEREF _Toc243846614 \h </w:instrText>
+          <w:instrText xml:space="preserve"> PAGEREF _Toc244348726 \h </w:instrText>
         </w:r>
         <w:r>
           <w:rPr>
@@ -3214,7 +3214,7 @@
           <w14:ligatures w14:val="standardContextual"/>
         </w:rPr>
       </w:pPr>
-      <w:hyperlink w:anchor="_Toc243846615" w:history="1">
+      <w:hyperlink w:anchor="_Toc244348727" w:history="1">
         <w:r>
           <w:rPr>
             <w:rStyle w:val="Hyperlink"/>
@@ -3237,7 +3237,7 @@
           <w:rPr>
             <w:webHidden/>
           </w:rPr>
-          <w:instrText xml:space="preserve"> PAGEREF _Toc243846615 \h </w:instrText>
+          <w:instrText xml:space="preserve"> PAGEREF _Toc244348727 \h </w:instrText>
         </w:r>
         <w:r>
           <w:rPr>
@@ -3273,7 +3273,7 @@
           <w:sz w:val="24"/>
         </w:rPr>
       </w:pPr>
-      <w:hyperlink w:anchor="_Toc243846616" w:history="1">
+      <w:hyperlink w:anchor="_Toc244348728" w:history="1">
         <w:r>
           <w:rPr>
             <w:rStyle w:val="Hyperlink"/>
@@ -3329,7 +3329,7 @@
           <w:rPr>
             <w:webHidden/>
           </w:rPr>
-          <w:instrText xml:space="preserve"> PAGEREF _Toc243846616 \h </w:instrText>
+          <w:instrText xml:space="preserve"> PAGEREF _Toc244348728 \h </w:instrText>
         </w:r>
         <w:r>
           <w:rPr>
@@ -3366,7 +3366,7 @@
           <w14:ligatures w14:val="standardContextual"/>
         </w:rPr>
       </w:pPr>
-      <w:hyperlink w:anchor="_Toc243846617" w:history="1">
+      <w:hyperlink w:anchor="_Toc244348729" w:history="1">
         <w:r>
           <w:rPr>
             <w:rStyle w:val="Hyperlink"/>
@@ -3389,7 +3389,7 @@
           <w:rPr>
             <w:webHidden/>
           </w:rPr>
-          <w:instrText xml:space="preserve"> PAGEREF _Toc243846617 \h </w:instrText>
+          <w:instrText xml:space="preserve"> PAGEREF _Toc244348729 \h </w:instrText>
         </w:r>
         <w:r>
           <w:rPr>
@@ -3425,7 +3425,7 @@
           <w:sz w:val="24"/>
         </w:rPr>
       </w:pPr>
-      <w:hyperlink w:anchor="_Toc243846618" w:history="1">
+      <w:hyperlink w:anchor="_Toc244348730" w:history="1">
         <w:r>
           <w:rPr>
             <w:rStyle w:val="Hyperlink"/>
@@ -3487,7 +3487,7 @@
           <w:rPr>
             <w:webHidden/>
           </w:rPr>
-          <w:instrText xml:space="preserve"> PAGEREF _Toc243846618 \h </w:instrText>
+          <w:instrText xml:space="preserve"> PAGEREF _Toc244348730 \h </w:instrText>
         </w:r>
         <w:r>
           <w:rPr>
@@ -3524,7 +3524,7 @@
           <w14:ligatures w14:val="standardContextual"/>
         </w:rPr>
       </w:pPr>
-      <w:hyperlink w:anchor="_Toc243846619" w:history="1">
+      <w:hyperlink w:anchor="_Toc244348731" w:history="1">
         <w:r>
           <w:rPr>
             <w:rStyle w:val="Hyperlink"/>
@@ -3547,7 +3547,7 @@
           <w:rPr>
             <w:webHidden/>
           </w:rPr>
-          <w:instrText xml:space="preserve"> PAGEREF _Toc243846619 \h </w:instrText>
+          <w:instrText xml:space="preserve"> PAGEREF _Toc244348731 \h </w:instrText>
         </w:r>
         <w:r>
           <w:rPr>
@@ -3583,7 +3583,7 @@
           <w:sz w:val="24"/>
         </w:rPr>
       </w:pPr>
-      <w:hyperlink w:anchor="_Toc243846620" w:history="1">
+      <w:hyperlink w:anchor="_Toc244348732" w:history="1">
         <w:r>
           <w:rPr>
             <w:rStyle w:val="Hyperlink"/>
@@ -3626,7 +3626,7 @@
           <w:rPr>
             <w:webHidden/>
           </w:rPr>
-          <w:instrText xml:space="preserve"> PAGEREF _Toc243846620 \h </w:instrText>
+          <w:instrText xml:space="preserve"> PAGEREF _Toc244348732 \h </w:instrText>
         </w:r>
         <w:r>
           <w:rPr>
@@ -3663,7 +3663,7 @@
           <w14:ligatures w14:val="standardContextual"/>
         </w:rPr>
       </w:pPr>
-      <w:hyperlink w:anchor="_Toc243846621" w:history="1">
+      <w:hyperlink w:anchor="_Toc244348733" w:history="1">
         <w:r>
           <w:rPr>
             <w:rStyle w:val="Hyperlink"/>
@@ -3686,7 +3686,7 @@
           <w:rPr>
             <w:webHidden/>
           </w:rPr>
-          <w:instrText xml:space="preserve"> PAGEREF _Toc243846621 \h </w:instrText>
+          <w:instrText xml:space="preserve"> PAGEREF _Toc244348733 \h </w:instrText>
         </w:r>
         <w:r>
           <w:rPr>
@@ -3722,7 +3722,7 @@
           <w:sz w:val="24"/>
         </w:rPr>
       </w:pPr>
-      <w:hyperlink w:anchor="_Toc243846622" w:history="1">
+      <w:hyperlink w:anchor="_Toc244348734" w:history="1">
         <w:r>
           <w:rPr>
             <w:rStyle w:val="Hyperlink"/>
@@ -3765,7 +3765,7 @@
           <w:rPr>
             <w:webHidden/>
           </w:rPr>
-          <w:instrText xml:space="preserve"> PAGEREF _Toc243846622 \h </w:instrText>
+          <w:instrText xml:space="preserve"> PAGEREF _Toc244348734 \h </w:instrText>
         </w:r>
         <w:r>
           <w:rPr>
@@ -3802,7 +3802,7 @@
           <w14:ligatures w14:val="standardContextual"/>
         </w:rPr>
       </w:pPr>
-      <w:hyperlink w:anchor="_Toc243846623" w:history="1">
+      <w:hyperlink w:anchor="_Toc244348735" w:history="1">
         <w:r>
           <w:rPr>
             <w:rStyle w:val="Hyperlink"/>
@@ -3825,7 +3825,7 @@
           <w:rPr>
             <w:webHidden/>
           </w:rPr>
-          <w:instrText xml:space="preserve"> PAGEREF _Toc243846623 \h </w:instrText>
+          <w:instrText xml:space="preserve"> PAGEREF _Toc244348735 \h </w:instrText>
         </w:r>
         <w:r>
           <w:rPr>
@@ -3861,7 +3861,7 @@
           <w:sz w:val="24"/>
         </w:rPr>
       </w:pPr>
-      <w:hyperlink w:anchor="_Toc243846624" w:history="1">
+      <w:hyperlink w:anchor="_Toc244348736" w:history="1">
         <w:r>
           <w:rPr>
             <w:rStyle w:val="Hyperlink"/>
@@ -3891,7 +3891,7 @@
           <w:rPr>
             <w:webHidden/>
           </w:rPr>
-          <w:instrText xml:space="preserve"> PAGEREF _Toc243846624 \h </w:instrText>
+          <w:instrText xml:space="preserve"> PAGEREF _Toc244348736 \h </w:instrText>
         </w:r>
         <w:r>
           <w:rPr>
@@ -3928,7 +3928,7 @@
           <w14:ligatures w14:val="standardContextual"/>
         </w:rPr>
       </w:pPr>
-      <w:hyperlink w:anchor="_Toc243846625" w:history="1">
+      <w:hyperlink w:anchor="_Toc244348737" w:history="1">
         <w:r>
           <w:rPr>
             <w:rStyle w:val="Hyperlink"/>
@@ -3951,7 +3951,7 @@
           <w:rPr>
             <w:webHidden/>
           </w:rPr>
-          <w:instrText xml:space="preserve"> PAGEREF _Toc243846625 \h </w:instrText>
+          <w:instrText xml:space="preserve"> PAGEREF _Toc244348737 \h </w:instrText>
         </w:r>
         <w:r>
           <w:rPr>
@@ -3987,7 +3987,7 @@
           <w:sz w:val="24"/>
         </w:rPr>
       </w:pPr>
-      <w:hyperlink w:anchor="_Toc243846626" w:history="1">
+      <w:hyperlink w:anchor="_Toc244348738" w:history="1">
         <w:r>
           <w:rPr>
             <w:rStyle w:val="Hyperlink"/>
@@ -4043,7 +4043,7 @@
           <w:rPr>
             <w:webHidden/>
           </w:rPr>
-          <w:instrText xml:space="preserve"> PAGEREF _Toc243846626 \h </w:instrText>
+          <w:instrText xml:space="preserve"> PAGEREF _Toc244348738 \h </w:instrText>
         </w:r>
         <w:r>
           <w:rPr>
@@ -4080,7 +4080,7 @@
           <w14:ligatures w14:val="standardContextual"/>
         </w:rPr>
       </w:pPr>
-      <w:hyperlink w:anchor="_Toc243846627" w:history="1">
+      <w:hyperlink w:anchor="_Toc244348739" w:history="1">
         <w:r>
           <w:rPr>
             <w:rStyle w:val="Hyperlink"/>
@@ -4123,7 +4123,7 @@
           <w:rPr>
             <w:webHidden/>
           </w:rPr>
-          <w:instrText xml:space="preserve"> PAGEREF _Toc243846627 \h </w:instrText>
+          <w:instrText xml:space="preserve"> PAGEREF _Toc244348739 \h </w:instrText>
         </w:r>
         <w:r>
           <w:rPr>
@@ -4159,7 +4159,7 @@
           <w:sz w:val="24"/>
         </w:rPr>
       </w:pPr>
-      <w:hyperlink w:anchor="_Toc243846628" w:history="1">
+      <w:hyperlink w:anchor="_Toc244348740" w:history="1">
         <w:r>
           <w:rPr>
             <w:rStyle w:val="Hyperlink"/>
@@ -4189,7 +4189,7 @@
           <w:rPr>
             <w:webHidden/>
           </w:rPr>
-          <w:instrText xml:space="preserve"> PAGEREF _Toc243846628 \h </w:instrText>
+          <w:instrText xml:space="preserve"> PAGEREF _Toc244348740 \h </w:instrText>
         </w:r>
         <w:r>
           <w:rPr>
@@ -4226,7 +4226,7 @@
           <w14:ligatures w14:val="standardContextual"/>
         </w:rPr>
       </w:pPr>
-      <w:hyperlink w:anchor="_Toc243846629" w:history="1">
+      <w:hyperlink w:anchor="_Toc244348741" w:history="1">
         <w:r>
           <w:rPr>
             <w:rStyle w:val="Hyperlink"/>
@@ -4249,7 +4249,7 @@
           <w:rPr>
             <w:webHidden/>
           </w:rPr>
-          <w:instrText xml:space="preserve"> PAGEREF _Toc243846629 \h </w:instrText>
+          <w:instrText xml:space="preserve"> PAGEREF _Toc244348741 \h </w:instrText>
         </w:r>
         <w:r>
           <w:rPr>
@@ -4285,7 +4285,7 @@
           <w:sz w:val="24"/>
         </w:rPr>
       </w:pPr>
-      <w:hyperlink w:anchor="_Toc243846630" w:history="1">
+      <w:hyperlink w:anchor="_Toc244348742" w:history="1">
         <w:r>
           <w:rPr>
             <w:rStyle w:val="Hyperlink"/>
@@ -4315,7 +4315,7 @@
           <w:rPr>
             <w:webHidden/>
           </w:rPr>
-          <w:instrText xml:space="preserve"> PAGEREF _Toc243846630 \h </w:instrText>
+          <w:instrText xml:space="preserve"> PAGEREF _Toc244348742 \h </w:instrText>
         </w:r>
         <w:r>
           <w:rPr>
@@ -4352,7 +4352,7 @@
           <w14:ligatures w14:val="standardContextual"/>
         </w:rPr>
       </w:pPr>
-      <w:hyperlink w:anchor="_Toc243846631" w:history="1">
+      <w:hyperlink w:anchor="_Toc244348743" w:history="1">
         <w:r>
           <w:rPr>
             <w:rStyle w:val="Hyperlink"/>
@@ -4375,7 +4375,7 @@
           <w:rPr>
             <w:webHidden/>
           </w:rPr>
-          <w:instrText xml:space="preserve"> PAGEREF _Toc243846631 \h </w:instrText>
+          <w:instrText xml:space="preserve"> PAGEREF _Toc244348743 \h </w:instrText>
         </w:r>
         <w:r>
           <w:rPr>
@@ -4411,7 +4411,7 @@
           <w:sz w:val="24"/>
         </w:rPr>
       </w:pPr>
-      <w:hyperlink w:anchor="_Toc243846632" w:history="1">
+      <w:hyperlink w:anchor="_Toc244348744" w:history="1">
         <w:r>
           <w:rPr>
             <w:rStyle w:val="Hyperlink"/>
@@ -4480,7 +4480,7 @@
           <w:rPr>
             <w:webHidden/>
           </w:rPr>
-          <w:instrText xml:space="preserve"> PAGEREF _Toc243846632 \h </w:instrText>
+          <w:instrText xml:space="preserve"> PAGEREF _Toc244348744 \h </w:instrText>
         </w:r>
         <w:r>
           <w:rPr>
@@ -4517,7 +4517,7 @@
           <w14:ligatures w14:val="standardContextual"/>
         </w:rPr>
       </w:pPr>
-      <w:hyperlink w:anchor="_Toc243846633" w:history="1">
+      <w:hyperlink w:anchor="_Toc244348745" w:history="1">
         <w:r>
           <w:rPr>
             <w:rStyle w:val="Hyperlink"/>
@@ -4540,7 +4540,7 @@
           <w:rPr>
             <w:webHidden/>
           </w:rPr>
-          <w:instrText xml:space="preserve"> PAGEREF _Toc243846633 \h </w:instrText>
+          <w:instrText xml:space="preserve"> PAGEREF _Toc244348745 \h </w:instrText>
         </w:r>
         <w:r>
           <w:rPr>
@@ -4576,7 +4576,7 @@
           <w:sz w:val="24"/>
         </w:rPr>
       </w:pPr>
-      <w:hyperlink w:anchor="_Toc243846634" w:history="1">
+      <w:hyperlink w:anchor="_Toc244348746" w:history="1">
         <w:r>
           <w:rPr>
             <w:rStyle w:val="Hyperlink"/>
@@ -4599,7 +4599,7 @@
           <w:rPr>
             <w:webHidden/>
           </w:rPr>
-          <w:instrText xml:space="preserve"> PAGEREF _Toc243846634 \h </w:instrText>
+          <w:instrText xml:space="preserve"> PAGEREF _Toc244348746 \h </w:instrText>
         </w:r>
         <w:r>
           <w:rPr>
@@ -4636,7 +4636,7 @@
           <w14:ligatures w14:val="standardContextual"/>
         </w:rPr>
       </w:pPr>
-      <w:hyperlink w:anchor="_Toc243846635" w:history="1">
+      <w:hyperlink w:anchor="_Toc244348747" w:history="1">
         <w:r>
           <w:rPr>
             <w:rStyle w:val="Hyperlink"/>
@@ -4659,7 +4659,7 @@
           <w:rPr>
             <w:webHidden/>
           </w:rPr>
-          <w:instrText xml:space="preserve"> PAGEREF _Toc243846635 \h </w:instrText>
+          <w:instrText xml:space="preserve"> PAGEREF _Toc244348747 \h </w:instrText>
         </w:r>
         <w:r>
           <w:rPr>
@@ -4695,7 +4695,7 @@
           <w:sz w:val="24"/>
         </w:rPr>
       </w:pPr>
-      <w:hyperlink w:anchor="_Toc243846636" w:history="1">
+      <w:hyperlink w:anchor="_Toc244348748" w:history="1">
         <w:r>
           <w:rPr>
             <w:rStyle w:val="Hyperlink"/>
@@ -4738,7 +4738,7 @@
           <w:rPr>
             <w:webHidden/>
           </w:rPr>
-          <w:instrText xml:space="preserve"> PAGEREF _Toc243846636 \h </w:instrText>
+          <w:instrText xml:space="preserve"> PAGEREF _Toc244348748 \h </w:instrText>
         </w:r>
         <w:r>
           <w:rPr>
@@ -4775,7 +4775,7 @@
           <w14:ligatures w14:val="standardContextual"/>
         </w:rPr>
       </w:pPr>
-      <w:hyperlink w:anchor="_Toc243846637" w:history="1">
+      <w:hyperlink w:anchor="_Toc244348749" w:history="1">
         <w:r>
           <w:rPr>
             <w:rStyle w:val="Hyperlink"/>
@@ -4798,7 +4798,7 @@
           <w:rPr>
             <w:webHidden/>
           </w:rPr>
-          <w:instrText xml:space="preserve"> PAGEREF _Toc243846637 \h </w:instrText>
+          <w:instrText xml:space="preserve"> PAGEREF _Toc244348749 \h </w:instrText>
         </w:r>
         <w:r>
           <w:rPr>
@@ -4834,7 +4834,7 @@
           <w:sz w:val="24"/>
         </w:rPr>
       </w:pPr>
-      <w:hyperlink w:anchor="_Toc243846638" w:history="1">
+      <w:hyperlink w:anchor="_Toc244348750" w:history="1">
         <w:r>
           <w:rPr>
             <w:rStyle w:val="Hyperlink"/>
@@ -4929,7 +4929,7 @@
           <w:rPr>
             <w:webHidden/>
           </w:rPr>
-          <w:instrText xml:space="preserve"> PAGEREF _Toc243846638 \h </w:instrText>
+          <w:instrText xml:space="preserve"> PAGEREF _Toc244348750 \h </w:instrText>
         </w:r>
         <w:r>
           <w:rPr>
@@ -4966,7 +4966,7 @@
           <w14:ligatures w14:val="standardContextual"/>
         </w:rPr>
       </w:pPr>
-      <w:hyperlink w:anchor="_Toc243846639" w:history="1">
+      <w:hyperlink w:anchor="_Toc244348751" w:history="1">
         <w:r>
           <w:rPr>
             <w:rStyle w:val="Hyperlink"/>
@@ -4989,7 +4989,7 @@
           <w:rPr>
             <w:webHidden/>
           </w:rPr>
-          <w:instrText xml:space="preserve"> PAGEREF _Toc243846639 \h </w:instrText>
+          <w:instrText xml:space="preserve"> PAGEREF _Toc244348751 \h </w:instrText>
         </w:r>
         <w:r>
           <w:rPr>
@@ -5025,7 +5025,7 @@
           <w:sz w:val="24"/>
         </w:rPr>
       </w:pPr>
-      <w:hyperlink w:anchor="_Toc243846640" w:history="1">
+      <w:hyperlink w:anchor="_Toc244348752" w:history="1">
         <w:r>
           <w:rPr>
             <w:rStyle w:val="Hyperlink"/>
@@ -5048,7 +5048,7 @@
           <w:rPr>
             <w:webHidden/>
           </w:rPr>
-          <w:instrText xml:space="preserve"> PAGEREF _Toc243846640 \h </w:instrText>
+          <w:instrText xml:space="preserve"> PAGEREF _Toc244348752 \h </w:instrText>
         </w:r>
         <w:r>
           <w:rPr>
@@ -5085,7 +5085,7 @@
           <w14:ligatures w14:val="standardContextual"/>
         </w:rPr>
       </w:pPr>
-      <w:hyperlink w:anchor="_Toc243846641" w:history="1">
+      <w:hyperlink w:anchor="_Toc244348753" w:history="1">
         <w:r>
           <w:rPr>
             <w:rStyle w:val="Hyperlink"/>
@@ -5108,7 +5108,7 @@
           <w:rPr>
             <w:webHidden/>
           </w:rPr>
-          <w:instrText xml:space="preserve"> PAGEREF _Toc243846641 \h </w:instrText>
+          <w:instrText xml:space="preserve"> PAGEREF _Toc244348753 \h </w:instrText>
         </w:r>
         <w:r>
           <w:rPr>
@@ -5144,7 +5144,7 @@
           <w:sz w:val="24"/>
         </w:rPr>
       </w:pPr>
-      <w:hyperlink w:anchor="_Toc243846642" w:history="1">
+      <w:hyperlink w:anchor="_Toc244348754" w:history="1">
         <w:r>
           <w:rPr>
             <w:rStyle w:val="Hyperlink"/>
@@ -5200,7 +5200,7 @@
           <w:rPr>
             <w:webHidden/>
           </w:rPr>
-          <w:instrText xml:space="preserve"> PAGEREF _Toc243846642 \h </w:instrText>
+          <w:instrText xml:space="preserve"> PAGEREF _Toc244348754 \h </w:instrText>
         </w:r>
         <w:r>
           <w:rPr>
@@ -5237,7 +5237,7 @@
           <w14:ligatures w14:val="standardContextual"/>
         </w:rPr>
       </w:pPr>
-      <w:hyperlink w:anchor="_Toc243846643" w:history="1">
+      <w:hyperlink w:anchor="_Toc244348755" w:history="1">
         <w:r>
           <w:rPr>
             <w:rStyle w:val="Hyperlink"/>
@@ -5260,7 +5260,7 @@
           <w:rPr>
             <w:webHidden/>
           </w:rPr>
-          <w:instrText xml:space="preserve"> PAGEREF _Toc243846643 \h </w:instrText>
+          <w:instrText xml:space="preserve"> PAGEREF _Toc244348755 \h </w:instrText>
         </w:r>
         <w:r>
           <w:rPr>
@@ -5296,7 +5296,7 @@
           <w:sz w:val="24"/>
         </w:rPr>
       </w:pPr>
-      <w:hyperlink w:anchor="_Toc243846644" w:history="1">
+      <w:hyperlink w:anchor="_Toc244348756" w:history="1">
         <w:r>
           <w:rPr>
             <w:rStyle w:val="Hyperlink"/>
@@ -5391,7 +5391,7 @@
           <w:rPr>
             <w:webHidden/>
           </w:rPr>
-          <w:instrText xml:space="preserve"> PAGEREF _Toc243846644 \h </w:instrText>
+          <w:instrText xml:space="preserve"> PAGEREF _Toc244348756 \h </w:instrText>
         </w:r>
         <w:r>
           <w:rPr>
@@ -5428,7 +5428,7 @@
           <w14:ligatures w14:val="standardContextual"/>
         </w:rPr>
       </w:pPr>
-      <w:hyperlink w:anchor="_Toc243846645" w:history="1">
+      <w:hyperlink w:anchor="_Toc244348757" w:history="1">
         <w:r>
           <w:rPr>
             <w:rStyle w:val="Hyperlink"/>
@@ -5451,7 +5451,7 @@
           <w:rPr>
             <w:webHidden/>
           </w:rPr>
-          <w:instrText xml:space="preserve"> PAGEREF _Toc243846645 \h </w:instrText>
+          <w:instrText xml:space="preserve"> PAGEREF _Toc244348757 \h </w:instrText>
         </w:r>
         <w:r>
           <w:rPr>
@@ -5487,7 +5487,7 @@
           <w:sz w:val="24"/>
         </w:rPr>
       </w:pPr>
-      <w:hyperlink w:anchor="_Toc243846646" w:history="1">
+      <w:hyperlink w:anchor="_Toc244348758" w:history="1">
         <w:r>
           <w:rPr>
             <w:rStyle w:val="Hyperlink"/>
@@ -5543,7 +5543,7 @@
           <w:rPr>
             <w:webHidden/>
           </w:rPr>
-          <w:instrText xml:space="preserve"> PAGEREF _Toc243846646 \h </w:instrText>
+          <w:instrText xml:space="preserve"> PAGEREF _Toc244348758 \h </w:instrText>
         </w:r>
         <w:r>
           <w:rPr>
@@ -5580,7 +5580,7 @@
           <w14:ligatures w14:val="standardContextual"/>
         </w:rPr>
       </w:pPr>
-      <w:hyperlink w:anchor="_Toc243846647" w:history="1">
+      <w:hyperlink w:anchor="_Toc244348759" w:history="1">
         <w:r>
           <w:rPr>
             <w:rStyle w:val="Hyperlink"/>
@@ -5603,7 +5603,7 @@
           <w:rPr>
             <w:webHidden/>
           </w:rPr>
-          <w:instrText xml:space="preserve"> PAGEREF _Toc243846647 \h </w:instrText>
+          <w:instrText xml:space="preserve"> PAGEREF _Toc244348759 \h </w:instrText>
         </w:r>
         <w:r>
           <w:rPr>
@@ -5639,7 +5639,7 @@
           <w:sz w:val="24"/>
         </w:rPr>
       </w:pPr>
-      <w:hyperlink w:anchor="_Toc243846648" w:history="1">
+      <w:hyperlink w:anchor="_Toc244348760" w:history="1">
         <w:r>
           <w:rPr>
             <w:rStyle w:val="Hyperlink"/>
@@ -5695,7 +5695,7 @@
           <w:rPr>
             <w:webHidden/>
           </w:rPr>
-          <w:instrText xml:space="preserve"> PAGEREF _Toc243846648 \h </w:instrText>
+          <w:instrText xml:space="preserve"> PAGEREF _Toc244348760 \h </w:instrText>
         </w:r>
         <w:r>
           <w:rPr>
@@ -5732,7 +5732,7 @@
           <w14:ligatures w14:val="standardContextual"/>
         </w:rPr>
       </w:pPr>
-      <w:hyperlink w:anchor="_Toc243846649" w:history="1">
+      <w:hyperlink w:anchor="_Toc244348761" w:history="1">
         <w:r>
           <w:rPr>
             <w:rStyle w:val="Hyperlink"/>
@@ -5755,7 +5755,7 @@
           <w:rPr>
             <w:webHidden/>
           </w:rPr>
-          <w:instrText xml:space="preserve"> PAGEREF _Toc243846649 \h </w:instrText>
+          <w:instrText xml:space="preserve"> PAGEREF _Toc244348761 \h </w:instrText>
         </w:r>
         <w:r>
           <w:rPr>
@@ -5791,7 +5791,7 @@
           <w:sz w:val="24"/>
         </w:rPr>
       </w:pPr>
-      <w:hyperlink w:anchor="_Toc243846650" w:history="1">
+      <w:hyperlink w:anchor="_Toc244348762" w:history="1">
         <w:r>
           <w:rPr>
             <w:rStyle w:val="Hyperlink"/>
@@ -5834,7 +5834,7 @@
           <w:rPr>
             <w:webHidden/>
           </w:rPr>
-          <w:instrText xml:space="preserve"> PAGEREF _Toc243846650 \h </w:instrText>
+          <w:instrText xml:space="preserve"> PAGEREF _Toc244348762 \h </w:instrText>
         </w:r>
         <w:r>
           <w:rPr>
@@ -5871,7 +5871,7 @@
           <w14:ligatures w14:val="standardContextual"/>
         </w:rPr>
       </w:pPr>
-      <w:hyperlink w:anchor="_Toc243846651" w:history="1">
+      <w:hyperlink w:anchor="_Toc244348763" w:history="1">
         <w:r>
           <w:rPr>
             <w:rStyle w:val="Hyperlink"/>
@@ -5894,7 +5894,7 @@
           <w:rPr>
             <w:webHidden/>
           </w:rPr>
-          <w:instrText xml:space="preserve"> PAGEREF _Toc243846651 \h </w:instrText>
+          <w:instrText xml:space="preserve"> PAGEREF _Toc244348763 \h </w:instrText>
         </w:r>
         <w:r>
           <w:rPr>
@@ -5930,7 +5930,7 @@
           <w:sz w:val="24"/>
         </w:rPr>
       </w:pPr>
-      <w:hyperlink w:anchor="_Toc243846652" w:history="1">
+      <w:hyperlink w:anchor="_Toc244348764" w:history="1">
         <w:r>
           <w:rPr>
             <w:rStyle w:val="Hyperlink"/>
@@ -5973,7 +5973,7 @@
           <w:rPr>
             <w:webHidden/>
           </w:rPr>
-          <w:instrText xml:space="preserve"> PAGEREF _Toc243846652 \h </w:instrText>
+          <w:instrText xml:space="preserve"> PAGEREF _Toc244348764 \h </w:instrText>
         </w:r>
         <w:r>
           <w:rPr>
@@ -6010,7 +6010,7 @@
           <w14:ligatures w14:val="standardContextual"/>
         </w:rPr>
       </w:pPr>
-      <w:hyperlink w:anchor="_Toc243846653" w:history="1">
+      <w:hyperlink w:anchor="_Toc244348765" w:history="1">
         <w:r>
           <w:rPr>
             <w:rStyle w:val="Hyperlink"/>
@@ -6033,7 +6033,7 @@
           <w:rPr>
             <w:webHidden/>
           </w:rPr>
-          <w:instrText xml:space="preserve"> PAGEREF _Toc243846653 \h </w:instrText>
+          <w:instrText xml:space="preserve"> PAGEREF _Toc244348765 \h </w:instrText>
         </w:r>
         <w:r>
           <w:rPr>
@@ -6069,7 +6069,7 @@
           <w:sz w:val="24"/>
         </w:rPr>
       </w:pPr>
-      <w:hyperlink w:anchor="_Toc243846654" w:history="1">
+      <w:hyperlink w:anchor="_Toc244348766" w:history="1">
         <w:r>
           <w:rPr>
             <w:rStyle w:val="Hyperlink"/>
@@ -6112,7 +6112,7 @@
           <w:rPr>
             <w:webHidden/>
           </w:rPr>
-          <w:instrText xml:space="preserve"> PAGEREF _Toc243846654 \h </w:instrText>
+          <w:instrText xml:space="preserve"> PAGEREF _Toc244348766 \h </w:instrText>
         </w:r>
         <w:r>
           <w:rPr>
@@ -6149,7 +6149,7 @@
           <w14:ligatures w14:val="standardContextual"/>
         </w:rPr>
       </w:pPr>
-      <w:hyperlink w:anchor="_Toc243846655" w:history="1">
+      <w:hyperlink w:anchor="_Toc244348767" w:history="1">
         <w:r>
           <w:rPr>
             <w:rStyle w:val="Hyperlink"/>
@@ -6172,7 +6172,7 @@
           <w:rPr>
             <w:webHidden/>
           </w:rPr>
-          <w:instrText xml:space="preserve"> PAGEREF _Toc243846655 \h </w:instrText>
+          <w:instrText xml:space="preserve"> PAGEREF _Toc244348767 \h </w:instrText>
         </w:r>
         <w:r>
           <w:rPr>
@@ -6208,7 +6208,7 @@
           <w:sz w:val="24"/>
         </w:rPr>
       </w:pPr>
-      <w:hyperlink w:anchor="_Toc243846656" w:history="1">
+      <w:hyperlink w:anchor="_Toc244348768" w:history="1">
         <w:r>
           <w:rPr>
             <w:rStyle w:val="Hyperlink"/>
@@ -6270,7 +6270,7 @@
           <w:rPr>
             <w:webHidden/>
           </w:rPr>
-          <w:instrText xml:space="preserve"> PAGEREF _Toc243846656 \h </w:instrText>
+          <w:instrText xml:space="preserve"> PAGEREF _Toc244348768 \h </w:instrText>
         </w:r>
         <w:r>
           <w:rPr>
@@ -6307,7 +6307,7 @@
           <w14:ligatures w14:val="standardContextual"/>
         </w:rPr>
       </w:pPr>
-      <w:hyperlink w:anchor="_Toc243846657" w:history="1">
+      <w:hyperlink w:anchor="_Toc244348769" w:history="1">
         <w:r>
           <w:rPr>
             <w:rStyle w:val="Hyperlink"/>
@@ -6330,7 +6330,7 @@
           <w:rPr>
             <w:webHidden/>
           </w:rPr>
-          <w:instrText xml:space="preserve"> PAGEREF _Toc243846657 \h </w:instrText>
+          <w:instrText xml:space="preserve"> PAGEREF _Toc244348769 \h </w:instrText>
         </w:r>
         <w:r>
           <w:rPr>
@@ -6366,12 +6366,12 @@
           <w:sz w:val="24"/>
         </w:rPr>
       </w:pPr>
-      <w:hyperlink w:anchor="_Toc243846658" w:history="1">
-        <w:r>
-          <w:rPr>
-            <w:rStyle w:val="Hyperlink"/>
-          </w:rPr>
-          <w:t>Thien-Luan Phan</w:t>
+      <w:hyperlink w:anchor="_Toc244348770" w:history="1">
+        <w:r>
+          <w:rPr>
+            <w:rStyle w:val="Hyperlink"/>
+          </w:rPr>
+          <w:t>Thien Luan Phan</w:t>
         </w:r>
         <w:r>
           <w:rPr>
@@ -6448,7 +6448,7 @@
           <w:rPr>
             <w:webHidden/>
           </w:rPr>
-          <w:instrText xml:space="preserve"> PAGEREF _Toc243846658 \h </w:instrText>
+          <w:instrText xml:space="preserve"> PAGEREF _Toc244348770 \h </w:instrText>
         </w:r>
         <w:r>
           <w:rPr>
@@ -6485,7 +6485,7 @@
           <w14:ligatures w14:val="standardContextual"/>
         </w:rPr>
       </w:pPr>
-      <w:hyperlink w:anchor="_Toc243846659" w:history="1">
+      <w:hyperlink w:anchor="_Toc244348771" w:history="1">
         <w:r>
           <w:rPr>
             <w:rStyle w:val="Hyperlink"/>
@@ -6508,7 +6508,7 @@
           <w:rPr>
             <w:webHidden/>
           </w:rPr>
-          <w:instrText xml:space="preserve"> PAGEREF _Toc243846659 \h </w:instrText>
+          <w:instrText xml:space="preserve"> PAGEREF _Toc244348771 \h </w:instrText>
         </w:r>
         <w:r>
           <w:rPr>
@@ -6544,7 +6544,7 @@
           <w:sz w:val="24"/>
         </w:rPr>
       </w:pPr>
-      <w:hyperlink w:anchor="_Toc243846660" w:history="1">
+      <w:hyperlink w:anchor="_Toc244348772" w:history="1">
         <w:r>
           <w:rPr>
             <w:rStyle w:val="Hyperlink"/>
@@ -6600,7 +6600,7 @@
           <w:rPr>
             <w:webHidden/>
           </w:rPr>
-          <w:instrText xml:space="preserve"> PAGEREF _Toc243846660 \h </w:instrText>
+          <w:instrText xml:space="preserve"> PAGEREF _Toc244348772 \h </w:instrText>
         </w:r>
         <w:r>
           <w:rPr>
@@ -6637,7 +6637,7 @@
           <w14:ligatures w14:val="standardContextual"/>
         </w:rPr>
       </w:pPr>
-      <w:hyperlink w:anchor="_Toc243846661" w:history="1">
+      <w:hyperlink w:anchor="_Toc244348773" w:history="1">
         <w:r>
           <w:rPr>
             <w:rStyle w:val="Hyperlink"/>
@@ -6660,7 +6660,7 @@
           <w:rPr>
             <w:webHidden/>
           </w:rPr>
-          <w:instrText xml:space="preserve"> PAGEREF _Toc243846661 \h </w:instrText>
+          <w:instrText xml:space="preserve"> PAGEREF _Toc244348773 \h </w:instrText>
         </w:r>
         <w:r>
           <w:rPr>
@@ -6696,22 +6696,54 @@
           <w:sz w:val="24"/>
         </w:rPr>
       </w:pPr>
-      <w:hyperlink w:anchor="_Toc243846662" w:history="1">
-        <w:r>
-          <w:rPr>
-            <w:rStyle w:val="Hyperlink"/>
-          </w:rPr>
-          <w:t>Le Ngoc Tran</w:t>
+      <w:hyperlink w:anchor="_Toc244348774" w:history="1">
+        <w:r>
+          <w:rPr>
+            <w:rStyle w:val="Hyperlink"/>
+            <w:lang w:val="fr-FR"/>
+          </w:rPr>
+          <w:t>Le Ngoc Tran*</w:t>
         </w:r>
         <w:r>
           <w:rPr>
             <w:rStyle w:val="Hyperlink"/>
             <w:vertAlign w:val="superscript"/>
+            <w:lang w:val="fr-FR"/>
+          </w:rPr>
+          <w:t>,1</w:t>
+        </w:r>
+        <w:r>
+          <w:rPr>
+            <w:rStyle w:val="Hyperlink"/>
+            <w:lang w:val="fr-FR"/>
+          </w:rPr>
+          <w:t>, Xuan Hieu Tran</w:t>
+        </w:r>
+        <w:r>
+          <w:rPr>
+            <w:rStyle w:val="Hyperlink"/>
+            <w:vertAlign w:val="superscript"/>
+            <w:lang w:val="fr-FR"/>
           </w:rPr>
           <w:t>1</w:t>
         </w:r>
         <w:r>
           <w:rPr>
+            <w:rStyle w:val="Hyperlink"/>
+            <w:lang w:val="fr-FR"/>
+          </w:rPr>
+          <w:t>, Nhat Huy Thang</w:t>
+        </w:r>
+        <w:r>
+          <w:rPr>
+            <w:rStyle w:val="Hyperlink"/>
+            <w:vertAlign w:val="superscript"/>
+            <w:lang w:val="fr-FR"/>
+          </w:rPr>
+          <w:t>1</w:t>
+        </w:r>
+        <w:r>
+          <w:rPr>
             <w:webHidden/>
           </w:rPr>
           <w:tab/>
@@ -6726,7 +6758,7 @@
           <w:rPr>
             <w:webHidden/>
           </w:rPr>
-          <w:instrText xml:space="preserve"> PAGEREF _Toc243846662 \h </w:instrText>
+          <w:instrText xml:space="preserve"> PAGEREF _Toc244348774 \h </w:instrText>
         </w:r>
         <w:r>
           <w:rPr>
@@ -6763,7 +6795,7 @@
           <w14:ligatures w14:val="standardContextual"/>
         </w:rPr>
       </w:pPr>
-      <w:hyperlink w:anchor="_Toc243846663" w:history="1">
+      <w:hyperlink w:anchor="_Toc244348775" w:history="1">
         <w:r>
           <w:rPr>
             <w:rStyle w:val="Hyperlink"/>
@@ -6786,7 +6818,7 @@
           <w:rPr>
             <w:webHidden/>
           </w:rPr>
-          <w:instrText xml:space="preserve"> PAGEREF _Toc243846663 \h </w:instrText>
+          <w:instrText xml:space="preserve"> PAGEREF _Toc244348775 \h </w:instrText>
         </w:r>
         <w:r>
           <w:rPr>
@@ -6822,7 +6854,7 @@
           <w:sz w:val="24"/>
         </w:rPr>
       </w:pPr>
-      <w:hyperlink w:anchor="_Toc243846664" w:history="1">
+      <w:hyperlink w:anchor="_Toc244348776" w:history="1">
         <w:r>
           <w:rPr>
             <w:rStyle w:val="Hyperlink"/>
@@ -6865,7 +6897,7 @@
           <w:rPr>
             <w:webHidden/>
           </w:rPr>
-          <w:instrText xml:space="preserve"> PAGEREF _Toc243846664 \h </w:instrText>
+          <w:instrText xml:space="preserve"> PAGEREF _Toc244348776 \h </w:instrText>
         </w:r>
         <w:r>
           <w:rPr>
@@ -6902,7 +6934,7 @@
           <w14:ligatures w14:val="standardContextual"/>
         </w:rPr>
       </w:pPr>
-      <w:hyperlink w:anchor="_Toc243846665" w:history="1">
+      <w:hyperlink w:anchor="_Toc244348777" w:history="1">
         <w:r>
           <w:rPr>
             <w:rStyle w:val="Hyperlink"/>
@@ -6925,7 +6957,7 @@
           <w:rPr>
             <w:webHidden/>
           </w:rPr>
-          <w:instrText xml:space="preserve"> PAGEREF _Toc243846665 \h </w:instrText>
+          <w:instrText xml:space="preserve"> PAGEREF _Toc244348777 \h </w:instrText>
         </w:r>
         <w:r>
           <w:rPr>
@@ -6961,7 +6993,7 @@
           <w:sz w:val="24"/>
         </w:rPr>
       </w:pPr>
-      <w:hyperlink w:anchor="_Toc243846666" w:history="1">
+      <w:hyperlink w:anchor="_Toc244348778" w:history="1">
         <w:r>
           <w:rPr>
             <w:rStyle w:val="Hyperlink"/>
@@ -7004,7 +7036,7 @@
           <w:rPr>
             <w:webHidden/>
           </w:rPr>
-          <w:instrText xml:space="preserve"> PAGEREF _Toc243846666 \h </w:instrText>
+          <w:instrText xml:space="preserve"> PAGEREF _Toc244348778 \h </w:instrText>
         </w:r>
         <w:r>
           <w:rPr>
@@ -7041,7 +7073,7 @@
           <w14:ligatures w14:val="standardContextual"/>
         </w:rPr>
       </w:pPr>
-      <w:hyperlink w:anchor="_Toc243846667" w:history="1">
+      <w:hyperlink w:anchor="_Toc244348779" w:history="1">
         <w:r>
           <w:rPr>
             <w:rStyle w:val="Hyperlink"/>
@@ -7064,7 +7096,7 @@
           <w:rPr>
             <w:webHidden/>
           </w:rPr>
-          <w:instrText xml:space="preserve"> PAGEREF _Toc243846667 \h </w:instrText>
+          <w:instrText xml:space="preserve"> PAGEREF _Toc244348779 \h </w:instrText>
         </w:r>
         <w:r>
           <w:rPr>
@@ -7100,7 +7132,7 @@
           <w:sz w:val="24"/>
         </w:rPr>
       </w:pPr>
-      <w:hyperlink w:anchor="_Toc243846668" w:history="1">
+      <w:hyperlink w:anchor="_Toc244348780" w:history="1">
         <w:r>
           <w:rPr>
             <w:rStyle w:val="Hyperlink"/>
@@ -7130,7 +7162,7 @@
           <w:rPr>
             <w:webHidden/>
           </w:rPr>
-          <w:instrText xml:space="preserve"> PAGEREF _Toc243846668 \h </w:instrText>
+          <w:instrText xml:space="preserve"> PAGEREF _Toc244348780 \h </w:instrText>
         </w:r>
         <w:r>
           <w:rPr>
@@ -7167,7 +7199,7 @@
           <w14:ligatures w14:val="standardContextual"/>
         </w:rPr>
       </w:pPr>
-      <w:hyperlink w:anchor="_Toc243846669" w:history="1">
+      <w:hyperlink w:anchor="_Toc244348781" w:history="1">
         <w:r>
           <w:rPr>
             <w:rStyle w:val="Hyperlink"/>
@@ -7190,7 +7222,7 @@
           <w:rPr>
             <w:webHidden/>
           </w:rPr>
-          <w:instrText xml:space="preserve"> PAGEREF _Toc243846669 \h </w:instrText>
+          <w:instrText xml:space="preserve"> PAGEREF _Toc244348781 \h </w:instrText>
         </w:r>
         <w:r>
           <w:rPr>
@@ -7226,7 +7258,7 @@
           <w:sz w:val="24"/>
         </w:rPr>
       </w:pPr>
-      <w:hyperlink w:anchor="_Toc243846670" w:history="1">
+      <w:hyperlink w:anchor="_Toc244348782" w:history="1">
         <w:r>
           <w:rPr>
             <w:rStyle w:val="Hyperlink"/>
@@ -7269,7 +7301,7 @@
           <w:rPr>
             <w:webHidden/>
           </w:rPr>
-          <w:instrText xml:space="preserve"> PAGEREF _Toc243846670 \h </w:instrText>
+          <w:instrText xml:space="preserve"> PAGEREF _Toc244348782 \h </w:instrText>
         </w:r>
         <w:r>
           <w:rPr>
@@ -7306,7 +7338,7 @@
           <w14:ligatures w14:val="standardContextual"/>
         </w:rPr>
       </w:pPr>
-      <w:hyperlink w:anchor="_Toc243846671" w:history="1">
+      <w:hyperlink w:anchor="_Toc244348783" w:history="1">
         <w:r>
           <w:rPr>
             <w:rStyle w:val="Hyperlink"/>
@@ -7329,7 +7361,7 @@
           <w:rPr>
             <w:webHidden/>
           </w:rPr>
-          <w:instrText xml:space="preserve"> PAGEREF _Toc243846671 \h </w:instrText>
+          <w:instrText xml:space="preserve"> PAGEREF _Toc244348783 \h </w:instrText>
         </w:r>
         <w:r>
           <w:rPr>
@@ -7365,7 +7397,7 @@
           <w:sz w:val="24"/>
         </w:rPr>
       </w:pPr>
-      <w:hyperlink w:anchor="_Toc243846672" w:history="1">
+      <w:hyperlink w:anchor="_Toc244348784" w:history="1">
         <w:r>
           <w:rPr>
             <w:rStyle w:val="Hyperlink"/>
@@ -7408,7 +7440,7 @@
           <w:rPr>
             <w:webHidden/>
           </w:rPr>
-          <w:instrText xml:space="preserve"> PAGEREF _Toc243846672 \h </w:instrText>
+          <w:instrText xml:space="preserve"> PAGEREF _Toc244348784 \h </w:instrText>
         </w:r>
         <w:r>
           <w:rPr>
@@ -7445,7 +7477,7 @@
           <w14:ligatures w14:val="standardContextual"/>
         </w:rPr>
       </w:pPr>
-      <w:hyperlink w:anchor="_Toc243846673" w:history="1">
+      <w:hyperlink w:anchor="_Toc244348785" w:history="1">
         <w:r>
           <w:rPr>
             <w:rStyle w:val="Hyperlink"/>
@@ -7468,7 +7500,7 @@
           <w:rPr>
             <w:webHidden/>
           </w:rPr>
-          <w:instrText xml:space="preserve"> PAGEREF _Toc243846673 \h </w:instrText>
+          <w:instrText xml:space="preserve"> PAGEREF _Toc244348785 \h </w:instrText>
         </w:r>
         <w:r>
           <w:rPr>
@@ -7504,7 +7536,7 @@
           <w:sz w:val="24"/>
         </w:rPr>
       </w:pPr>
-      <w:hyperlink w:anchor="_Toc243846674" w:history="1">
+      <w:hyperlink w:anchor="_Toc244348786" w:history="1">
         <w:r>
           <w:rPr>
             <w:rStyle w:val="Hyperlink"/>
@@ -7560,7 +7592,7 @@
           <w:rPr>
             <w:webHidden/>
           </w:rPr>
-          <w:instrText xml:space="preserve"> PAGEREF _Toc243846674 \h </w:instrText>
+          <w:instrText xml:space="preserve"> PAGEREF _Toc244348786 \h </w:instrText>
         </w:r>
         <w:r>
           <w:rPr>
@@ -7597,7 +7629,7 @@
           <w14:ligatures w14:val="standardContextual"/>
         </w:rPr>
       </w:pPr>
-      <w:hyperlink w:anchor="_Toc243846675" w:history="1">
+      <w:hyperlink w:anchor="_Toc244348787" w:history="1">
         <w:r>
           <w:rPr>
             <w:rStyle w:val="Hyperlink"/>
@@ -7620,7 +7652,7 @@
           <w:rPr>
             <w:webHidden/>
           </w:rPr>
-          <w:instrText xml:space="preserve"> PAGEREF _Toc243846675 \h </w:instrText>
+          <w:instrText xml:space="preserve"> PAGEREF _Toc244348787 \h </w:instrText>
         </w:r>
         <w:r>
           <w:rPr>
@@ -7656,7 +7688,7 @@
           <w:sz w:val="24"/>
         </w:rPr>
       </w:pPr>
-      <w:hyperlink w:anchor="_Toc243846676" w:history="1">
+      <w:hyperlink w:anchor="_Toc244348788" w:history="1">
         <w:r>
           <w:rPr>
             <w:rStyle w:val="Hyperlink"/>
@@ -7699,7 +7731,7 @@
           <w:rPr>
             <w:webHidden/>
           </w:rPr>
-          <w:instrText xml:space="preserve"> PAGEREF _Toc243846676 \h </w:instrText>
+          <w:instrText xml:space="preserve"> PAGEREF _Toc244348788 \h </w:instrText>
         </w:r>
         <w:r>
           <w:rPr>
@@ -7736,7 +7768,7 @@
           <w14:ligatures w14:val="standardContextual"/>
         </w:rPr>
       </w:pPr>
-      <w:hyperlink w:anchor="_Toc243846677" w:history="1">
+      <w:hyperlink w:anchor="_Toc244348789" w:history="1">
         <w:r>
           <w:rPr>
             <w:rStyle w:val="Hyperlink"/>
@@ -7759,7 +7791,7 @@
           <w:rPr>
             <w:webHidden/>
           </w:rPr>
-          <w:instrText xml:space="preserve"> PAGEREF _Toc243846677 \h </w:instrText>
+          <w:instrText xml:space="preserve"> PAGEREF _Toc244348789 \h </w:instrText>
         </w:r>
         <w:r>
           <w:rPr>
@@ -7795,7 +7827,7 @@
           <w:sz w:val="24"/>
         </w:rPr>
       </w:pPr>
-      <w:hyperlink w:anchor="_Toc243846678" w:history="1">
+      <w:hyperlink w:anchor="_Toc244348790" w:history="1">
         <w:r>
           <w:rPr>
             <w:rStyle w:val="Hyperlink"/>
@@ -7838,7 +7870,7 @@
           <w:rPr>
             <w:webHidden/>
           </w:rPr>
-          <w:instrText xml:space="preserve"> PAGEREF _Toc243846678 \h </w:instrText>
+          <w:instrText xml:space="preserve"> PAGEREF _Toc244348790 \h </w:instrText>
         </w:r>
         <w:r>
           <w:rPr>
@@ -7875,7 +7907,7 @@
           <w14:ligatures w14:val="standardContextual"/>
         </w:rPr>
       </w:pPr>
-      <w:hyperlink w:anchor="_Toc243846679" w:history="1">
+      <w:hyperlink w:anchor="_Toc244348791" w:history="1">
         <w:r>
           <w:rPr>
             <w:rStyle w:val="Hyperlink"/>
@@ -7898,7 +7930,7 @@
           <w:rPr>
             <w:webHidden/>
           </w:rPr>
-          <w:instrText xml:space="preserve"> PAGEREF _Toc243846679 \h </w:instrText>
+          <w:instrText xml:space="preserve"> PAGEREF _Toc244348791 \h </w:instrText>
         </w:r>
         <w:r>
           <w:rPr>
@@ -7934,7 +7966,7 @@
           <w:sz w:val="24"/>
         </w:rPr>
       </w:pPr>
-      <w:hyperlink w:anchor="_Toc243846680" w:history="1">
+      <w:hyperlink w:anchor="_Toc244348792" w:history="1">
         <w:r>
           <w:rPr>
             <w:rStyle w:val="Hyperlink"/>
@@ -7977,7 +8009,7 @@
           <w:rPr>
             <w:webHidden/>
           </w:rPr>
-          <w:instrText xml:space="preserve"> PAGEREF _Toc243846680 \h </w:instrText>
+          <w:instrText xml:space="preserve"> PAGEREF _Toc244348792 \h </w:instrText>
         </w:r>
         <w:r>
           <w:rPr>
@@ -8014,7 +8046,7 @@
           <w14:ligatures w14:val="standardContextual"/>
         </w:rPr>
       </w:pPr>
-      <w:hyperlink w:anchor="_Toc243846681" w:history="1">
+      <w:hyperlink w:anchor="_Toc244348793" w:history="1">
         <w:r>
           <w:rPr>
             <w:rStyle w:val="Hyperlink"/>
@@ -8037,7 +8069,7 @@
           <w:rPr>
             <w:webHidden/>
           </w:rPr>
-          <w:instrText xml:space="preserve"> PAGEREF _Toc243846681 \h </w:instrText>
+          <w:instrText xml:space="preserve"> PAGEREF _Toc244348793 \h </w:instrText>
         </w:r>
         <w:r>
           <w:rPr>
@@ -8073,7 +8105,7 @@
           <w:sz w:val="24"/>
         </w:rPr>
       </w:pPr>
-      <w:hyperlink w:anchor="_Toc243846682" w:history="1">
+      <w:hyperlink w:anchor="_Toc244348794" w:history="1">
         <w:r>
           <w:rPr>
             <w:rStyle w:val="Hyperlink"/>
@@ -8103,7 +8135,7 @@
           <w:rPr>
             <w:webHidden/>
           </w:rPr>
-          <w:instrText xml:space="preserve"> PAGEREF _Toc243846682 \h </w:instrText>
+          <w:instrText xml:space="preserve"> PAGEREF _Toc244348794 \h </w:instrText>
         </w:r>
         <w:r>
           <w:rPr>
@@ -8140,7 +8172,7 @@
           <w14:ligatures w14:val="standardContextual"/>
         </w:rPr>
       </w:pPr>
-      <w:hyperlink w:anchor="_Toc243846683" w:history="1">
+      <w:hyperlink w:anchor="_Toc244348795" w:history="1">
         <w:r>
           <w:rPr>
             <w:rStyle w:val="Hyperlink"/>
@@ -8163,7 +8195,7 @@
           <w:rPr>
             <w:webHidden/>
           </w:rPr>
-          <w:instrText xml:space="preserve"> PAGEREF _Toc243846683 \h </w:instrText>
+          <w:instrText xml:space="preserve"> PAGEREF _Toc244348795 \h </w:instrText>
         </w:r>
         <w:r>
           <w:rPr>
@@ -8199,7 +8231,7 @@
           <w:sz w:val="24"/>
         </w:rPr>
       </w:pPr>
-      <w:hyperlink w:anchor="_Toc243846684" w:history="1">
+      <w:hyperlink w:anchor="_Toc244348796" w:history="1">
         <w:r>
           <w:rPr>
             <w:rStyle w:val="Hyperlink"/>
@@ -8242,7 +8274,7 @@
           <w:rPr>
             <w:webHidden/>
           </w:rPr>
-          <w:instrText xml:space="preserve"> PAGEREF _Toc243846684 \h </w:instrText>
+          <w:instrText xml:space="preserve"> PAGEREF _Toc244348796 \h </w:instrText>
         </w:r>
         <w:r>
           <w:rPr>
@@ -8279,7 +8311,7 @@
           <w14:ligatures w14:val="standardContextual"/>
         </w:rPr>
       </w:pPr>
-      <w:hyperlink w:anchor="_Toc243846685" w:history="1">
+      <w:hyperlink w:anchor="_Toc244348797" w:history="1">
         <w:r>
           <w:rPr>
             <w:rStyle w:val="Hyperlink"/>
@@ -8302,7 +8334,7 @@
           <w:rPr>
             <w:webHidden/>
           </w:rPr>
-          <w:instrText xml:space="preserve"> PAGEREF _Toc243846685 \h </w:instrText>
+          <w:instrText xml:space="preserve"> PAGEREF _Toc244348797 \h </w:instrText>
         </w:r>
         <w:r>
           <w:rPr>
@@ -8338,7 +8370,7 @@
           <w:sz w:val="24"/>
         </w:rPr>
       </w:pPr>
-      <w:hyperlink w:anchor="_Toc243846686" w:history="1">
+      <w:hyperlink w:anchor="_Toc244348798" w:history="1">
         <w:r>
           <w:rPr>
             <w:rStyle w:val="Hyperlink"/>
@@ -8368,7 +8400,7 @@
           <w:rPr>
             <w:webHidden/>
           </w:rPr>
-          <w:instrText xml:space="preserve"> PAGEREF _Toc243846686 \h </w:instrText>
+          <w:instrText xml:space="preserve"> PAGEREF _Toc244348798 \h </w:instrText>
         </w:r>
         <w:r>
           <w:rPr>
@@ -8405,7 +8437,7 @@
           <w14:ligatures w14:val="standardContextual"/>
         </w:rPr>
       </w:pPr>
-      <w:hyperlink w:anchor="_Toc243846687" w:history="1">
+      <w:hyperlink w:anchor="_Toc244348799" w:history="1">
         <w:r>
           <w:rPr>
             <w:rStyle w:val="Hyperlink"/>
@@ -8428,7 +8460,7 @@
           <w:rPr>
             <w:webHidden/>
           </w:rPr>
-          <w:instrText xml:space="preserve"> PAGEREF _Toc243846687 \h </w:instrText>
+          <w:instrText xml:space="preserve"> PAGEREF _Toc244348799 \h </w:instrText>
         </w:r>
         <w:r>
           <w:rPr>
@@ -8464,7 +8496,7 @@
           <w:sz w:val="24"/>
         </w:rPr>
       </w:pPr>
-      <w:hyperlink w:anchor="_Toc243846688" w:history="1">
+      <w:hyperlink w:anchor="_Toc244348800" w:history="1">
         <w:r>
           <w:rPr>
             <w:rStyle w:val="Hyperlink"/>
@@ -8520,7 +8552,7 @@
           <w:rPr>
             <w:webHidden/>
           </w:rPr>
-          <w:instrText xml:space="preserve"> PAGEREF _Toc243846688 \h </w:instrText>
+          <w:instrText xml:space="preserve"> PAGEREF _Toc244348800 \h </w:instrText>
         </w:r>
         <w:r>
           <w:rPr>
@@ -8557,7 +8589,7 @@
           <w14:ligatures w14:val="standardContextual"/>
         </w:rPr>
       </w:pPr>
-      <w:hyperlink w:anchor="_Toc243846689" w:history="1">
+      <w:hyperlink w:anchor="_Toc244348801" w:history="1">
         <w:r>
           <w:rPr>
             <w:rStyle w:val="Hyperlink"/>
@@ -8580,7 +8612,7 @@
           <w:rPr>
             <w:webHidden/>
           </w:rPr>
-          <w:instrText xml:space="preserve"> PAGEREF _Toc243846689 \h </w:instrText>
+          <w:instrText xml:space="preserve"> PAGEREF _Toc244348801 \h </w:instrText>
         </w:r>
         <w:r>
           <w:rPr>
@@ -8616,7 +8648,7 @@
           <w:sz w:val="24"/>
         </w:rPr>
       </w:pPr>
-      <w:hyperlink w:anchor="_Toc243846690" w:history="1">
+      <w:hyperlink w:anchor="_Toc244348802" w:history="1">
         <w:r>
           <w:rPr>
             <w:rStyle w:val="Hyperlink"/>
@@ -8698,7 +8730,7 @@
           <w:rPr>
             <w:webHidden/>
           </w:rPr>
-          <w:instrText xml:space="preserve"> PAGEREF _Toc243846690 \h </w:instrText>
+          <w:instrText xml:space="preserve"> PAGEREF _Toc244348802 \h </w:instrText>
         </w:r>
         <w:r>
           <w:rPr>
@@ -8735,7 +8767,7 @@
           <w14:ligatures w14:val="standardContextual"/>
         </w:rPr>
       </w:pPr>
-      <w:hyperlink w:anchor="_Toc243846691" w:history="1">
+      <w:hyperlink w:anchor="_Toc244348803" w:history="1">
         <w:r>
           <w:rPr>
             <w:rStyle w:val="Hyperlink"/>
@@ -8758,7 +8790,7 @@
           <w:rPr>
             <w:webHidden/>
           </w:rPr>
-          <w:instrText xml:space="preserve"> PAGEREF _Toc243846691 \h </w:instrText>
+          <w:instrText xml:space="preserve"> PAGEREF _Toc244348803 \h </w:instrText>
         </w:r>
         <w:r>
           <w:rPr>
@@ -8794,7 +8826,7 @@
           <w:sz w:val="24"/>
         </w:rPr>
       </w:pPr>
-      <w:hyperlink w:anchor="_Toc243846692" w:history="1">
+      <w:hyperlink w:anchor="_Toc244348804" w:history="1">
         <w:r>
           <w:rPr>
             <w:rStyle w:val="Hyperlink"/>
@@ -8863,7 +8895,7 @@
           <w:rPr>
             <w:webHidden/>
           </w:rPr>
-          <w:instrText xml:space="preserve"> PAGEREF _Toc243846692 \h </w:instrText>
+          <w:instrText xml:space="preserve"> PAGEREF _Toc244348804 \h </w:instrText>
         </w:r>
         <w:r>
           <w:rPr>
@@ -8900,7 +8932,7 @@
           <w14:ligatures w14:val="standardContextual"/>
         </w:rPr>
       </w:pPr>
-      <w:hyperlink w:anchor="_Toc243846693" w:history="1">
+      <w:hyperlink w:anchor="_Toc244348805" w:history="1">
         <w:r>
           <w:rPr>
             <w:rStyle w:val="Hyperlink"/>
@@ -8923,7 +8955,7 @@
           <w:rPr>
             <w:webHidden/>
           </w:rPr>
-          <w:instrText xml:space="preserve"> PAGEREF _Toc243846693 \h </w:instrText>
+          <w:instrText xml:space="preserve"> PAGEREF _Toc244348805 \h </w:instrText>
         </w:r>
         <w:r>
           <w:rPr>
@@ -8959,7 +8991,7 @@
           <w:sz w:val="24"/>
         </w:rPr>
       </w:pPr>
-      <w:hyperlink w:anchor="_Toc243846694" w:history="1">
+      <w:hyperlink w:anchor="_Toc244348806" w:history="1">
         <w:r>
           <w:rPr>
             <w:rStyle w:val="Hyperlink"/>
@@ -9041,7 +9073,7 @@
           <w:rPr>
             <w:webHidden/>
           </w:rPr>
-          <w:instrText xml:space="preserve"> PAGEREF _Toc243846694 \h </w:instrText>
+          <w:instrText xml:space="preserve"> PAGEREF _Toc244348806 \h </w:instrText>
         </w:r>
         <w:r>
           <w:rPr>
@@ -9078,7 +9110,7 @@
           <w14:ligatures w14:val="standardContextual"/>
         </w:rPr>
       </w:pPr>
-      <w:hyperlink w:anchor="_Toc243846695" w:history="1">
+      <w:hyperlink w:anchor="_Toc244348807" w:history="1">
         <w:r>
           <w:rPr>
             <w:rStyle w:val="Hyperlink"/>
@@ -9101,7 +9133,7 @@
           <w:rPr>
             <w:webHidden/>
           </w:rPr>
-          <w:instrText xml:space="preserve"> PAGEREF _Toc243846695 \h </w:instrText>
+          <w:instrText xml:space="preserve"> PAGEREF _Toc244348807 \h </w:instrText>
         </w:r>
         <w:r>
           <w:rPr>
@@ -9137,7 +9169,7 @@
           <w:sz w:val="24"/>
         </w:rPr>
       </w:pPr>
-      <w:hyperlink w:anchor="_Toc243846696" w:history="1">
+      <w:hyperlink w:anchor="_Toc244348808" w:history="1">
         <w:r>
           <w:rPr>
             <w:rStyle w:val="Hyperlink"/>
@@ -9180,7 +9212,7 @@
           <w:rPr>
             <w:webHidden/>
           </w:rPr>
-          <w:instrText xml:space="preserve"> PAGEREF _Toc243846696 \h </w:instrText>
+          <w:instrText xml:space="preserve"> PAGEREF _Toc244348808 \h </w:instrText>
         </w:r>
         <w:r>
           <w:rPr>
@@ -9217,7 +9249,7 @@
           <w14:ligatures w14:val="standardContextual"/>
         </w:rPr>
       </w:pPr>
-      <w:hyperlink w:anchor="_Toc243846697" w:history="1">
+      <w:hyperlink w:anchor="_Toc244348809" w:history="1">
         <w:r>
           <w:rPr>
             <w:rStyle w:val="Hyperlink"/>
@@ -9240,7 +9272,7 @@
           <w:rPr>
             <w:webHidden/>
           </w:rPr>
-          <w:instrText xml:space="preserve"> PAGEREF _Toc243846697 \h </w:instrText>
+          <w:instrText xml:space="preserve"> PAGEREF _Toc244348809 \h </w:instrText>
         </w:r>
         <w:r>
           <w:rPr>
@@ -9276,7 +9308,7 @@
           <w:sz w:val="24"/>
         </w:rPr>
       </w:pPr>
-      <w:hyperlink w:anchor="_Toc243846698" w:history="1">
+      <w:hyperlink w:anchor="_Toc244348810" w:history="1">
         <w:r>
           <w:rPr>
             <w:rStyle w:val="Hyperlink"/>
@@ -9345,7 +9377,7 @@
           <w:rPr>
             <w:webHidden/>
           </w:rPr>
-          <w:instrText xml:space="preserve"> PAGEREF _Toc243846698 \h </w:instrText>
+          <w:instrText xml:space="preserve"> PAGEREF _Toc244348810 \h </w:instrText>
         </w:r>
         <w:r>
           <w:rPr>
@@ -9382,7 +9414,7 @@
           <w14:ligatures w14:val="standardContextual"/>
         </w:rPr>
       </w:pPr>
-      <w:hyperlink w:anchor="_Toc243846699" w:history="1">
+      <w:hyperlink w:anchor="_Toc244348811" w:history="1">
         <w:r>
           <w:rPr>
             <w:rStyle w:val="Hyperlink"/>
@@ -9405,7 +9437,7 @@
           <w:rPr>
             <w:webHidden/>
           </w:rPr>
-          <w:instrText xml:space="preserve"> PAGEREF _Toc243846699 \h </w:instrText>
+          <w:instrText xml:space="preserve"> PAGEREF _Toc244348811 \h </w:instrText>
         </w:r>
         <w:r>
           <w:rPr>
@@ -9441,7 +9473,7 @@
           <w:sz w:val="24"/>
         </w:rPr>
       </w:pPr>
-      <w:hyperlink w:anchor="_Toc243846700" w:history="1">
+      <w:hyperlink w:anchor="_Toc244348812" w:history="1">
         <w:r>
           <w:rPr>
             <w:rStyle w:val="Hyperlink"/>
@@ -9497,7 +9529,7 @@
           <w:rPr>
             <w:webHidden/>
           </w:rPr>
-          <w:instrText xml:space="preserve"> PAGEREF _Toc243846700 \h </w:instrText>
+          <w:instrText xml:space="preserve"> PAGEREF _Toc244348812 \h </w:instrText>
         </w:r>
         <w:r>
           <w:rPr>
@@ -9534,7 +9566,7 @@
           <w14:ligatures w14:val="standardContextual"/>
         </w:rPr>
       </w:pPr>
-      <w:hyperlink w:anchor="_Toc243846701" w:history="1">
+      <w:hyperlink w:anchor="_Toc244348813" w:history="1">
         <w:r>
           <w:rPr>
             <w:rStyle w:val="Hyperlink"/>
@@ -9557,7 +9589,7 @@
           <w:rPr>
             <w:webHidden/>
           </w:rPr>
-          <w:instrText xml:space="preserve"> PAGEREF _Toc243846701 \h </w:instrText>
+          <w:instrText xml:space="preserve"> PAGEREF _Toc244348813 \h </w:instrText>
         </w:r>
         <w:r>
           <w:rPr>
@@ -9593,7 +9625,7 @@
           <w:sz w:val="24"/>
         </w:rPr>
       </w:pPr>
-      <w:hyperlink w:anchor="_Toc243846702" w:history="1">
+      <w:hyperlink w:anchor="_Toc244348814" w:history="1">
         <w:r>
           <w:rPr>
             <w:rStyle w:val="Hyperlink"/>
@@ -9649,7 +9681,7 @@
           <w:rPr>
             <w:webHidden/>
           </w:rPr>
-          <w:instrText xml:space="preserve"> PAGEREF _Toc243846702 \h </w:instrText>
+          <w:instrText xml:space="preserve"> PAGEREF _Toc244348814 \h </w:instrText>
         </w:r>
         <w:r>
           <w:rPr>
@@ -9686,7 +9718,7 @@
           <w14:ligatures w14:val="standardContextual"/>
         </w:rPr>
       </w:pPr>
-      <w:hyperlink w:anchor="_Toc243846703" w:history="1">
+      <w:hyperlink w:anchor="_Toc244348815" w:history="1">
         <w:r>
           <w:rPr>
             <w:rStyle w:val="Hyperlink"/>
@@ -9709,7 +9741,7 @@
           <w:rPr>
             <w:webHidden/>
           </w:rPr>
-          <w:instrText xml:space="preserve"> PAGEREF _Toc243846703 \h </w:instrText>
+          <w:instrText xml:space="preserve"> PAGEREF _Toc244348815 \h </w:instrText>
         </w:r>
         <w:r>
           <w:rPr>
@@ -9745,7 +9777,7 @@
           <w:sz w:val="24"/>
         </w:rPr>
       </w:pPr>
-      <w:hyperlink w:anchor="_Toc243846704" w:history="1">
+      <w:hyperlink w:anchor="_Toc244348816" w:history="1">
         <w:r>
           <w:rPr>
             <w:rStyle w:val="Hyperlink"/>
@@ -9814,7 +9846,7 @@
           <w:rPr>
             <w:webHidden/>
           </w:rPr>
-          <w:instrText xml:space="preserve"> PAGEREF _Toc243846704 \h </w:instrText>
+          <w:instrText xml:space="preserve"> PAGEREF _Toc244348816 \h </w:instrText>
         </w:r>
         <w:r>
           <w:rPr>
@@ -9851,7 +9883,7 @@
           <w14:ligatures w14:val="standardContextual"/>
         </w:rPr>
       </w:pPr>
-      <w:hyperlink w:anchor="_Toc243846705" w:history="1">
+      <w:hyperlink w:anchor="_Toc244348817" w:history="1">
         <w:r>
           <w:rPr>
             <w:rStyle w:val="Hyperlink"/>
@@ -9874,7 +9906,7 @@
           <w:rPr>
             <w:webHidden/>
           </w:rPr>
-          <w:instrText xml:space="preserve"> PAGEREF _Toc243846705 \h </w:instrText>
+          <w:instrText xml:space="preserve"> PAGEREF _Toc244348817 \h </w:instrText>
         </w:r>
         <w:r>
           <w:rPr>
@@ -9910,7 +9942,7 @@
           <w:sz w:val="24"/>
         </w:rPr>
       </w:pPr>
-      <w:hyperlink w:anchor="_Toc243846706" w:history="1">
+      <w:hyperlink w:anchor="_Toc244348818" w:history="1">
         <w:r>
           <w:rPr>
             <w:rStyle w:val="Hyperlink"/>
@@ -9966,7 +9998,7 @@
           <w:rPr>
             <w:webHidden/>
           </w:rPr>
-          <w:instrText xml:space="preserve"> PAGEREF _Toc243846706 \h </w:instrText>
+          <w:instrText xml:space="preserve"> PAGEREF _Toc244348818 \h </w:instrText>
         </w:r>
         <w:r>
           <w:rPr>
@@ -10003,7 +10035,7 @@
           <w14:ligatures w14:val="standardContextual"/>
         </w:rPr>
       </w:pPr>
-      <w:hyperlink w:anchor="_Toc243846707" w:history="1">
+      <w:hyperlink w:anchor="_Toc244348819" w:history="1">
         <w:r>
           <w:rPr>
             <w:rStyle w:val="Hyperlink"/>
@@ -10026,7 +10058,7 @@
           <w:rPr>
             <w:webHidden/>
           </w:rPr>
-          <w:instrText xml:space="preserve"> PAGEREF _Toc243846707 \h </w:instrText>
+          <w:instrText xml:space="preserve"> PAGEREF _Toc244348819 \h </w:instrText>
         </w:r>
         <w:r>
           <w:rPr>
@@ -10062,7 +10094,7 @@
           <w:sz w:val="24"/>
         </w:rPr>
       </w:pPr>
-      <w:hyperlink w:anchor="_Toc243846708" w:history="1">
+      <w:hyperlink w:anchor="_Toc244348820" w:history="1">
         <w:r>
           <w:rPr>
             <w:rStyle w:val="Hyperlink"/>
@@ -10105,7 +10137,7 @@
           <w:rPr>
             <w:webHidden/>
           </w:rPr>
-          <w:instrText xml:space="preserve"> PAGEREF _Toc243846708 \h </w:instrText>
+          <w:instrText xml:space="preserve"> PAGEREF _Toc244348820 \h </w:instrText>
         </w:r>
         <w:r>
           <w:rPr>
@@ -10142,7 +10174,7 @@
           <w14:ligatures w14:val="standardContextual"/>
         </w:rPr>
       </w:pPr>
-      <w:hyperlink w:anchor="_Toc243846709" w:history="1">
+      <w:hyperlink w:anchor="_Toc244348821" w:history="1">
         <w:r>
           <w:rPr>
             <w:rStyle w:val="Hyperlink"/>
@@ -10165,7 +10197,7 @@
           <w:rPr>
             <w:webHidden/>
           </w:rPr>
-          <w:instrText xml:space="preserve"> PAGEREF _Toc243846709 \h </w:instrText>
+          <w:instrText xml:space="preserve"> PAGEREF _Toc244348821 \h </w:instrText>
         </w:r>
         <w:r>
           <w:rPr>
@@ -10201,7 +10233,7 @@
           <w:sz w:val="24"/>
         </w:rPr>
       </w:pPr>
-      <w:hyperlink w:anchor="_Toc243846710" w:history="1">
+      <w:hyperlink w:anchor="_Toc244348822" w:history="1">
         <w:r>
           <w:rPr>
             <w:rStyle w:val="Hyperlink"/>
@@ -10283,7 +10315,7 @@
           <w:rPr>
             <w:webHidden/>
           </w:rPr>
-          <w:instrText xml:space="preserve"> PAGEREF _Toc243846710 \h </w:instrText>
+          <w:instrText xml:space="preserve"> PAGEREF _Toc244348822 \h </w:instrText>
         </w:r>
         <w:r>
           <w:rPr>
@@ -10320,7 +10352,7 @@
           <w14:ligatures w14:val="standardContextual"/>
         </w:rPr>
       </w:pPr>
-      <w:hyperlink w:anchor="_Toc243846711" w:history="1">
+      <w:hyperlink w:anchor="_Toc244348823" w:history="1">
         <w:r>
           <w:rPr>
             <w:rStyle w:val="Hyperlink"/>
@@ -10343,7 +10375,7 @@
           <w:rPr>
             <w:webHidden/>
           </w:rPr>
-          <w:instrText xml:space="preserve"> PAGEREF _Toc243846711 \h </w:instrText>
+          <w:instrText xml:space="preserve"> PAGEREF _Toc244348823 \h </w:instrText>
         </w:r>
         <w:r>
           <w:rPr>
@@ -10379,7 +10411,7 @@
           <w:sz w:val="24"/>
         </w:rPr>
       </w:pPr>
-      <w:hyperlink w:anchor="_Toc243846712" w:history="1">
+      <w:hyperlink w:anchor="_Toc244348824" w:history="1">
         <w:r>
           <w:rPr>
             <w:rStyle w:val="Hyperlink"/>
@@ -10422,7 +10454,7 @@
           <w:rPr>
             <w:webHidden/>
           </w:rPr>
-          <w:instrText xml:space="preserve"> PAGEREF _Toc243846712 \h </w:instrText>
+          <w:instrText xml:space="preserve"> PAGEREF _Toc244348824 \h </w:instrText>
         </w:r>
         <w:r>
           <w:rPr>
@@ -10459,7 +10491,7 @@
           <w14:ligatures w14:val="standardContextual"/>
         </w:rPr>
       </w:pPr>
-      <w:hyperlink w:anchor="_Toc243846713" w:history="1">
+      <w:hyperlink w:anchor="_Toc244348825" w:history="1">
         <w:r>
           <w:rPr>
             <w:rStyle w:val="Hyperlink"/>
@@ -10482,7 +10514,7 @@
           <w:rPr>
             <w:webHidden/>
           </w:rPr>
-          <w:instrText xml:space="preserve"> PAGEREF _Toc243846713 \h </w:instrText>
+          <w:instrText xml:space="preserve"> PAGEREF _Toc244348825 \h </w:instrText>
         </w:r>
         <w:r>
           <w:rPr>
@@ -10518,7 +10550,7 @@
           <w:sz w:val="24"/>
         </w:rPr>
       </w:pPr>
-      <w:hyperlink w:anchor="_Toc243846714" w:history="1">
+      <w:hyperlink w:anchor="_Toc244348826" w:history="1">
         <w:r>
           <w:rPr>
             <w:rStyle w:val="Hyperlink"/>
@@ -10613,7 +10645,7 @@
           <w:rPr>
             <w:webHidden/>
           </w:rPr>
-          <w:instrText xml:space="preserve"> PAGEREF _Toc243846714 \h </w:instrText>
+          <w:instrText xml:space="preserve"> PAGEREF _Toc244348826 \h </w:instrText>
         </w:r>
         <w:r>
           <w:rPr>
@@ -10650,7 +10682,7 @@
           <w14:ligatures w14:val="standardContextual"/>
         </w:rPr>
       </w:pPr>
-      <w:hyperlink w:anchor="_Toc243846715" w:history="1">
+      <w:hyperlink w:anchor="_Toc244348827" w:history="1">
         <w:r>
           <w:rPr>
             <w:rStyle w:val="Hyperlink"/>
@@ -10673,7 +10705,7 @@
           <w:rPr>
             <w:webHidden/>
           </w:rPr>
-          <w:instrText xml:space="preserve"> PAGEREF _Toc243846715 \h </w:instrText>
+          <w:instrText xml:space="preserve"> PAGEREF _Toc244348827 \h </w:instrText>
         </w:r>
         <w:r>
           <w:rPr>
@@ -10709,7 +10741,7 @@
           <w:sz w:val="24"/>
         </w:rPr>
       </w:pPr>
-      <w:hyperlink w:anchor="_Toc243846716" w:history="1">
+      <w:hyperlink w:anchor="_Toc244348828" w:history="1">
         <w:r>
           <w:rPr>
             <w:rStyle w:val="Hyperlink"/>
@@ -10804,7 +10836,7 @@
           <w:rPr>
             <w:webHidden/>
           </w:rPr>
-          <w:instrText xml:space="preserve"> PAGEREF _Toc243846716 \h </w:instrText>
+          <w:instrText xml:space="preserve"> PAGEREF _Toc244348828 \h </w:instrText>
         </w:r>
         <w:r>
           <w:rPr>
@@ -10841,7 +10873,7 @@
           <w14:ligatures w14:val="standardContextual"/>
         </w:rPr>
       </w:pPr>
-      <w:hyperlink w:anchor="_Toc243846717" w:history="1">
+      <w:hyperlink w:anchor="_Toc244348829" w:history="1">
         <w:r>
           <w:rPr>
             <w:rStyle w:val="Hyperlink"/>
@@ -10864,7 +10896,7 @@
           <w:rPr>
             <w:webHidden/>
           </w:rPr>
-          <w:instrText xml:space="preserve"> PAGEREF _Toc243846717 \h </w:instrText>
+          <w:instrText xml:space="preserve"> PAGEREF _Toc244348829 \h </w:instrText>
         </w:r>
         <w:r>
           <w:rPr>
@@ -10900,7 +10932,7 @@
           <w:sz w:val="24"/>
         </w:rPr>
       </w:pPr>
-      <w:hyperlink w:anchor="_Toc243846718" w:history="1">
+      <w:hyperlink w:anchor="_Toc244348830" w:history="1">
         <w:r>
           <w:rPr>
             <w:rStyle w:val="Hyperlink"/>
@@ -10956,7 +10988,7 @@
           <w:rPr>
             <w:webHidden/>
           </w:rPr>
-          <w:instrText xml:space="preserve"> PAGEREF _Toc243846718 \h </w:instrText>
+          <w:instrText xml:space="preserve"> PAGEREF _Toc244348830 \h </w:instrText>
         </w:r>
         <w:r>
           <w:rPr>
@@ -10993,7 +11025,7 @@
           <w14:ligatures w14:val="standardContextual"/>
         </w:rPr>
       </w:pPr>
-      <w:hyperlink w:anchor="_Toc243846719" w:history="1">
+      <w:hyperlink w:anchor="_Toc244348831" w:history="1">
         <w:r>
           <w:rPr>
             <w:rStyle w:val="Hyperlink"/>
@@ -11016,7 +11048,7 @@
           <w:rPr>
             <w:webHidden/>
           </w:rPr>
-          <w:instrText xml:space="preserve"> PAGEREF _Toc243846719 \h </w:instrText>
+          <w:instrText xml:space="preserve"> PAGEREF _Toc244348831 \h </w:instrText>
         </w:r>
         <w:r>
           <w:rPr>
@@ -11052,7 +11084,7 @@
           <w:sz w:val="24"/>
         </w:rPr>
       </w:pPr>
-      <w:hyperlink w:anchor="_Toc243846720" w:history="1">
+      <w:hyperlink w:anchor="_Toc244348832" w:history="1">
         <w:r>
           <w:rPr>
             <w:rStyle w:val="Hyperlink"/>
@@ -11108,7 +11140,7 @@
           <w:rPr>
             <w:webHidden/>
           </w:rPr>
-          <w:instrText xml:space="preserve"> PAGEREF _Toc243846720 \h </w:instrText>
+          <w:instrText xml:space="preserve"> PAGEREF _Toc244348832 \h </w:instrText>
         </w:r>
         <w:r>
           <w:rPr>
@@ -11145,7 +11177,7 @@
           <w14:ligatures w14:val="standardContextual"/>
         </w:rPr>
       </w:pPr>
-      <w:hyperlink w:anchor="_Toc243846721" w:history="1">
+      <w:hyperlink w:anchor="_Toc244348833" w:history="1">
         <w:r>
           <w:rPr>
             <w:rStyle w:val="Hyperlink"/>
@@ -11168,7 +11200,7 @@
           <w:rPr>
             <w:webHidden/>
           </w:rPr>
-          <w:instrText xml:space="preserve"> PAGEREF _Toc243846721 \h </w:instrText>
+          <w:instrText xml:space="preserve"> PAGEREF _Toc244348833 \h </w:instrText>
         </w:r>
         <w:r>
           <w:rPr>
@@ -11204,7 +11236,7 @@
           <w:sz w:val="24"/>
         </w:rPr>
       </w:pPr>
-      <w:hyperlink w:anchor="_Toc243846722" w:history="1">
+      <w:hyperlink w:anchor="_Toc244348834" w:history="1">
         <w:r>
           <w:rPr>
             <w:rStyle w:val="Hyperlink"/>
@@ -11273,7 +11305,7 @@
           <w:rPr>
             <w:webHidden/>
           </w:rPr>
-          <w:instrText xml:space="preserve"> PAGEREF _Toc243846722 \h </w:instrText>
+          <w:instrText xml:space="preserve"> PAGEREF _Toc244348834 \h </w:instrText>
         </w:r>
         <w:r>
           <w:rPr>
@@ -11310,7 +11342,7 @@
           <w14:ligatures w14:val="standardContextual"/>
         </w:rPr>
       </w:pPr>
-      <w:hyperlink w:anchor="_Toc243846723" w:history="1">
+      <w:hyperlink w:anchor="_Toc244348835" w:history="1">
         <w:r>
           <w:rPr>
             <w:rStyle w:val="Hyperlink"/>
@@ -11333,7 +11365,7 @@
           <w:rPr>
             <w:webHidden/>
           </w:rPr>
-          <w:instrText xml:space="preserve"> PAGEREF _Toc243846723 \h </w:instrText>
+          <w:instrText xml:space="preserve"> PAGEREF _Toc244348835 \h </w:instrText>
         </w:r>
         <w:r>
           <w:rPr>
@@ -11369,7 +11401,7 @@
           <w:sz w:val="24"/>
         </w:rPr>
       </w:pPr>
-      <w:hyperlink w:anchor="_Toc243846724" w:history="1">
+      <w:hyperlink w:anchor="_Toc244348836" w:history="1">
         <w:r>
           <w:rPr>
             <w:rStyle w:val="Hyperlink"/>
@@ -11438,7 +11470,7 @@
           <w:rPr>
             <w:webHidden/>
           </w:rPr>
-          <w:instrText xml:space="preserve"> PAGEREF _Toc243846724 \h </w:instrText>
+          <w:instrText xml:space="preserve"> PAGEREF _Toc244348836 \h </w:instrText>
         </w:r>
         <w:r>
           <w:rPr>
@@ -11475,7 +11507,7 @@
           <w14:ligatures w14:val="standardContextual"/>
         </w:rPr>
       </w:pPr>
-      <w:hyperlink w:anchor="_Toc243846725" w:history="1">
+      <w:hyperlink w:anchor="_Toc244348837" w:history="1">
         <w:r>
           <w:rPr>
             <w:rStyle w:val="Hyperlink"/>
@@ -11498,7 +11530,7 @@
           <w:rPr>
             <w:webHidden/>
           </w:rPr>
-          <w:instrText xml:space="preserve"> PAGEREF _Toc243846725 \h </w:instrText>
+          <w:instrText xml:space="preserve"> PAGEREF _Toc244348837 \h </w:instrText>
         </w:r>
         <w:r>
           <w:rPr>
@@ -11534,7 +11566,7 @@
           <w:sz w:val="24"/>
         </w:rPr>
       </w:pPr>
-      <w:hyperlink w:anchor="_Toc243846726" w:history="1">
+      <w:hyperlink w:anchor="_Toc244348838" w:history="1">
         <w:r>
           <w:rPr>
             <w:rStyle w:val="Hyperlink"/>
@@ -11590,7 +11622,7 @@
           <w:rPr>
             <w:webHidden/>
           </w:rPr>
-          <w:instrText xml:space="preserve"> PAGEREF _Toc243846726 \h </w:instrText>
+          <w:instrText xml:space="preserve"> PAGEREF _Toc244348838 \h </w:instrText>
         </w:r>
         <w:r>
           <w:rPr>
@@ -11627,7 +11659,7 @@
           <w14:ligatures w14:val="standardContextual"/>
         </w:rPr>
       </w:pPr>
-      <w:hyperlink w:anchor="_Toc243846727" w:history="1">
+      <w:hyperlink w:anchor="_Toc244348839" w:history="1">
         <w:r>
           <w:rPr>
             <w:rStyle w:val="Hyperlink"/>
@@ -11650,7 +11682,7 @@
           <w:rPr>
             <w:webHidden/>
           </w:rPr>
-          <w:instrText xml:space="preserve"> PAGEREF _Toc243846727 \h </w:instrText>
+          <w:instrText xml:space="preserve"> PAGEREF _Toc244348839 \h </w:instrText>
         </w:r>
         <w:r>
           <w:rPr>
@@ -11686,7 +11718,7 @@
           <w:sz w:val="24"/>
         </w:rPr>
       </w:pPr>
-      <w:hyperlink w:anchor="_Toc243846728" w:history="1">
+      <w:hyperlink w:anchor="_Toc244348840" w:history="1">
         <w:r>
           <w:rPr>
             <w:rStyle w:val="Hyperlink"/>
@@ -11729,7 +11761,7 @@
           <w:rPr>
             <w:webHidden/>
           </w:rPr>
-          <w:instrText xml:space="preserve"> PAGEREF _Toc243846728 \h </w:instrText>
+          <w:instrText xml:space="preserve"> PAGEREF _Toc244348840 \h </w:instrText>
         </w:r>
         <w:r>
           <w:rPr>
@@ -11766,7 +11798,7 @@
           <w14:ligatures w14:val="standardContextual"/>
         </w:rPr>
       </w:pPr>
-      <w:hyperlink w:anchor="_Toc243846729" w:history="1">
+      <w:hyperlink w:anchor="_Toc244348841" w:history="1">
         <w:r>
           <w:rPr>
             <w:rStyle w:val="Hyperlink"/>
@@ -11789,7 +11821,7 @@
           <w:rPr>
             <w:webHidden/>
           </w:rPr>
-          <w:instrText xml:space="preserve"> PAGEREF _Toc243846729 \h </w:instrText>
+          <w:instrText xml:space="preserve"> PAGEREF _Toc244348841 \h </w:instrText>
         </w:r>
         <w:r>
           <w:rPr>
@@ -11825,7 +11857,7 @@
           <w:sz w:val="24"/>
         </w:rPr>
       </w:pPr>
-      <w:hyperlink w:anchor="_Toc243846730" w:history="1">
+      <w:hyperlink w:anchor="_Toc244348842" w:history="1">
         <w:r>
           <w:rPr>
             <w:rStyle w:val="Hyperlink"/>
@@ -11881,7 +11913,7 @@
           <w:rPr>
             <w:webHidden/>
           </w:rPr>
-          <w:instrText xml:space="preserve"> PAGEREF _Toc243846730 \h </w:instrText>
+          <w:instrText xml:space="preserve"> PAGEREF _Toc244348842 \h </w:instrText>
         </w:r>
         <w:r>
           <w:rPr>
@@ -11918,7 +11950,7 @@
           <w14:ligatures w14:val="standardContextual"/>
         </w:rPr>
       </w:pPr>
-      <w:hyperlink w:anchor="_Toc243846731" w:history="1">
+      <w:hyperlink w:anchor="_Toc244348843" w:history="1">
         <w:r>
           <w:rPr>
             <w:rStyle w:val="Hyperlink"/>
@@ -11941,7 +11973,7 @@
           <w:rPr>
             <w:webHidden/>
           </w:rPr>
-          <w:instrText xml:space="preserve"> PAGEREF _Toc243846731 \h </w:instrText>
+          <w:instrText xml:space="preserve"> PAGEREF _Toc244348843 \h </w:instrText>
         </w:r>
         <w:r>
           <w:rPr>
@@ -11977,7 +12009,7 @@
           <w:sz w:val="24"/>
         </w:rPr>
       </w:pPr>
-      <w:hyperlink w:anchor="_Toc243846732" w:history="1">
+      <w:hyperlink w:anchor="_Toc244348844" w:history="1">
         <w:r>
           <w:rPr>
             <w:rStyle w:val="Hyperlink"/>
@@ -12033,7 +12065,7 @@
           <w:rPr>
             <w:webHidden/>
           </w:rPr>
-          <w:instrText xml:space="preserve"> PAGEREF _Toc243846732 \h </w:instrText>
+          <w:instrText xml:space="preserve"> PAGEREF _Toc244348844 \h </w:instrText>
         </w:r>
         <w:r>
           <w:rPr>
@@ -12070,7 +12102,7 @@
           <w14:ligatures w14:val="standardContextual"/>
         </w:rPr>
       </w:pPr>
-      <w:hyperlink w:anchor="_Toc243846733" w:history="1">
+      <w:hyperlink w:anchor="_Toc244348845" w:history="1">
         <w:r>
           <w:rPr>
             <w:rStyle w:val="Hyperlink"/>
@@ -12093,7 +12125,7 @@
           <w:rPr>
             <w:webHidden/>
           </w:rPr>
-          <w:instrText xml:space="preserve"> PAGEREF _Toc243846733 \h </w:instrText>
+          <w:instrText xml:space="preserve"> PAGEREF _Toc244348845 \h </w:instrText>
         </w:r>
         <w:r>
           <w:rPr>
@@ -12129,7 +12161,7 @@
           <w:sz w:val="24"/>
         </w:rPr>
       </w:pPr>
-      <w:hyperlink w:anchor="_Toc243846734" w:history="1">
+      <w:hyperlink w:anchor="_Toc244348846" w:history="1">
         <w:r>
           <w:rPr>
             <w:rStyle w:val="Hyperlink"/>
@@ -12172,7 +12204,7 @@
           <w:rPr>
             <w:webHidden/>
           </w:rPr>
-          <w:instrText xml:space="preserve"> PAGEREF _Toc243846734 \h </w:instrText>
+          <w:instrText xml:space="preserve"> PAGEREF _Toc244348846 \h </w:instrText>
         </w:r>
         <w:r>
           <w:rPr>
@@ -12209,7 +12241,7 @@
           <w14:ligatures w14:val="standardContextual"/>
         </w:rPr>
       </w:pPr>
-      <w:hyperlink w:anchor="_Toc243846735" w:history="1">
+      <w:hyperlink w:anchor="_Toc244348847" w:history="1">
         <w:r>
           <w:rPr>
             <w:rStyle w:val="Hyperlink"/>
@@ -12232,7 +12264,7 @@
           <w:rPr>
             <w:webHidden/>
           </w:rPr>
-          <w:instrText xml:space="preserve"> PAGEREF _Toc243846735 \h </w:instrText>
+          <w:instrText xml:space="preserve"> PAGEREF _Toc244348847 \h </w:instrText>
         </w:r>
         <w:r>
           <w:rPr>
@@ -12268,7 +12300,7 @@
           <w:sz w:val="24"/>
         </w:rPr>
       </w:pPr>
-      <w:hyperlink w:anchor="_Toc243846736" w:history="1">
+      <w:hyperlink w:anchor="_Toc244348848" w:history="1">
         <w:r>
           <w:rPr>
             <w:rStyle w:val="Hyperlink"/>
@@ -12324,7 +12356,7 @@
           <w:rPr>
             <w:webHidden/>
           </w:rPr>
-          <w:instrText xml:space="preserve"> PAGEREF _Toc243846736 \h </w:instrText>
+          <w:instrText xml:space="preserve"> PAGEREF _Toc244348848 \h </w:instrText>
         </w:r>
         <w:r>
           <w:rPr>
@@ -12361,7 +12393,7 @@
           <w14:ligatures w14:val="standardContextual"/>
         </w:rPr>
       </w:pPr>
-      <w:hyperlink w:anchor="_Toc243846737" w:history="1">
+      <w:hyperlink w:anchor="_Toc244348849" w:history="1">
         <w:r>
           <w:rPr>
             <w:rStyle w:val="Hyperlink"/>
@@ -12384,7 +12416,7 @@
           <w:rPr>
             <w:webHidden/>
           </w:rPr>
-          <w:instrText xml:space="preserve"> PAGEREF _Toc243846737 \h </w:instrText>
+          <w:instrText xml:space="preserve"> PAGEREF _Toc244348849 \h </w:instrText>
         </w:r>
         <w:r>
           <w:rPr>
@@ -12420,7 +12452,7 @@
           <w:sz w:val="24"/>
         </w:rPr>
       </w:pPr>
-      <w:hyperlink w:anchor="_Toc243846738" w:history="1">
+      <w:hyperlink w:anchor="_Toc244348850" w:history="1">
         <w:r>
           <w:rPr>
             <w:rStyle w:val="Hyperlink"/>
@@ -12476,7 +12508,7 @@
           <w:rPr>
             <w:webHidden/>
           </w:rPr>
-          <w:instrText xml:space="preserve"> PAGEREF _Toc243846738 \h </w:instrText>
+          <w:instrText xml:space="preserve"> PAGEREF _Toc244348850 \h </w:instrText>
         </w:r>
         <w:r>
           <w:rPr>
@@ -12513,7 +12545,7 @@
           <w14:ligatures w14:val="standardContextual"/>
         </w:rPr>
       </w:pPr>
-      <w:hyperlink w:anchor="_Toc243846739" w:history="1">
+      <w:hyperlink w:anchor="_Toc244348851" w:history="1">
         <w:r>
           <w:rPr>
             <w:rStyle w:val="Hyperlink"/>
@@ -12536,7 +12568,7 @@
           <w:rPr>
             <w:webHidden/>
           </w:rPr>
-          <w:instrText xml:space="preserve"> PAGEREF _Toc243846739 \h </w:instrText>
+          <w:instrText xml:space="preserve"> PAGEREF _Toc244348851 \h </w:instrText>
         </w:r>
         <w:r>
           <w:rPr>
@@ -12572,7 +12604,7 @@
           <w:sz w:val="24"/>
         </w:rPr>
       </w:pPr>
-      <w:hyperlink w:anchor="_Toc243846740" w:history="1">
+      <w:hyperlink w:anchor="_Toc244348852" w:history="1">
         <w:r>
           <w:rPr>
             <w:rStyle w:val="Hyperlink"/>
@@ -12602,7 +12634,7 @@
           <w:rPr>
             <w:webHidden/>
           </w:rPr>
-          <w:instrText xml:space="preserve"> PAGEREF _Toc243846740 \h </w:instrText>
+          <w:instrText xml:space="preserve"> PAGEREF _Toc244348852 \h </w:instrText>
         </w:r>
         <w:r>
           <w:rPr>
@@ -12639,7 +12671,7 @@
           <w14:ligatures w14:val="standardContextual"/>
         </w:rPr>
       </w:pPr>
-      <w:hyperlink w:anchor="_Toc243846741" w:history="1">
+      <w:hyperlink w:anchor="_Toc244348853" w:history="1">
         <w:r>
           <w:rPr>
             <w:rStyle w:val="Hyperlink"/>
@@ -12662,7 +12694,7 @@
           <w:rPr>
             <w:webHidden/>
           </w:rPr>
-          <w:instrText xml:space="preserve"> PAGEREF _Toc243846741 \h </w:instrText>
+          <w:instrText xml:space="preserve"> PAGEREF _Toc244348853 \h </w:instrText>
         </w:r>
         <w:r>
           <w:rPr>
@@ -12698,7 +12730,7 @@
           <w:sz w:val="24"/>
         </w:rPr>
       </w:pPr>
-      <w:hyperlink w:anchor="_Toc243846742" w:history="1">
+      <w:hyperlink w:anchor="_Toc244348854" w:history="1">
         <w:r>
           <w:rPr>
             <w:rStyle w:val="Hyperlink"/>
@@ -12728,7 +12760,7 @@
           <w:rPr>
             <w:webHidden/>
           </w:rPr>
-          <w:instrText xml:space="preserve"> PAGEREF _Toc243846742 \h </w:instrText>
+          <w:instrText xml:space="preserve"> PAGEREF _Toc244348854 \h </w:instrText>
         </w:r>
         <w:r>
           <w:rPr>
@@ -12765,7 +12797,7 @@
           <w14:ligatures w14:val="standardContextual"/>
         </w:rPr>
       </w:pPr>
-      <w:hyperlink w:anchor="_Toc243846743" w:history="1">
+      <w:hyperlink w:anchor="_Toc244348855" w:history="1">
         <w:r>
           <w:rPr>
             <w:rStyle w:val="Hyperlink"/>
@@ -12788,7 +12820,7 @@
           <w:rPr>
             <w:webHidden/>
           </w:rPr>
-          <w:instrText xml:space="preserve"> PAGEREF _Toc243846743 \h </w:instrText>
+          <w:instrText xml:space="preserve"> PAGEREF _Toc244348855 \h </w:instrText>
         </w:r>
         <w:r>
           <w:rPr>
@@ -12824,7 +12856,7 @@
           <w:sz w:val="24"/>
         </w:rPr>
       </w:pPr>
-      <w:hyperlink w:anchor="_Toc243846744" w:history="1">
+      <w:hyperlink w:anchor="_Toc244348856" w:history="1">
         <w:r>
           <w:rPr>
             <w:rStyle w:val="Hyperlink"/>
@@ -12932,7 +12964,7 @@
           <w:rPr>
             <w:webHidden/>
           </w:rPr>
-          <w:instrText xml:space="preserve"> PAGEREF _Toc243846744 \h </w:instrText>
+          <w:instrText xml:space="preserve"> PAGEREF _Toc244348856 \h </w:instrText>
         </w:r>
         <w:r>
           <w:rPr>
@@ -12969,7 +13001,7 @@
           <w14:ligatures w14:val="standardContextual"/>
         </w:rPr>
       </w:pPr>
-      <w:hyperlink w:anchor="_Toc243846745" w:history="1">
+      <w:hyperlink w:anchor="_Toc244348857" w:history="1">
         <w:r>
           <w:rPr>
             <w:rStyle w:val="Hyperlink"/>
@@ -12992,7 +13024,7 @@
           <w:rPr>
             <w:webHidden/>
           </w:rPr>
-          <w:instrText xml:space="preserve"> PAGEREF _Toc243846745 \h </w:instrText>
+          <w:instrText xml:space="preserve"> PAGEREF _Toc244348857 \h </w:instrText>
         </w:r>
         <w:r>
           <w:rPr>
@@ -13028,7 +13060,7 @@
           <w:sz w:val="24"/>
         </w:rPr>
       </w:pPr>
-      <w:hyperlink w:anchor="_Toc243846746" w:history="1">
+      <w:hyperlink w:anchor="_Toc244348858" w:history="1">
         <w:r>
           <w:rPr>
             <w:rStyle w:val="Hyperlink"/>
@@ -13058,7 +13090,7 @@
           <w:rPr>
             <w:webHidden/>
           </w:rPr>
-          <w:instrText xml:space="preserve"> PAGEREF _Toc243846746 \h </w:instrText>
+          <w:instrText xml:space="preserve"> PAGEREF _Toc244348858 \h </w:instrText>
         </w:r>
         <w:r>
           <w:rPr>
@@ -13095,7 +13127,7 @@
           <w14:ligatures w14:val="standardContextual"/>
         </w:rPr>
       </w:pPr>
-      <w:hyperlink w:anchor="_Toc243846747" w:history="1">
+      <w:hyperlink w:anchor="_Toc244348859" w:history="1">
         <w:r>
           <w:rPr>
             <w:rStyle w:val="Hyperlink"/>
@@ -13118,7 +13150,7 @@
           <w:rPr>
             <w:webHidden/>
           </w:rPr>
-          <w:instrText xml:space="preserve"> PAGEREF _Toc243846747 \h </w:instrText>
+          <w:instrText xml:space="preserve"> PAGEREF _Toc244348859 \h </w:instrText>
         </w:r>
         <w:r>
           <w:rPr>
@@ -13154,7 +13186,7 @@
           <w:sz w:val="24"/>
         </w:rPr>
       </w:pPr>
-      <w:hyperlink w:anchor="_Toc243846748" w:history="1">
+      <w:hyperlink w:anchor="_Toc244348860" w:history="1">
         <w:r>
           <w:rPr>
             <w:rStyle w:val="Hyperlink"/>
@@ -13184,7 +13216,7 @@
           <w:rPr>
             <w:webHidden/>
           </w:rPr>
-          <w:instrText xml:space="preserve"> PAGEREF _Toc243846748 \h </w:instrText>
+          <w:instrText xml:space="preserve"> PAGEREF _Toc244348860 \h </w:instrText>
         </w:r>
         <w:r>
           <w:rPr>
@@ -13221,7 +13253,7 @@
           <w14:ligatures w14:val="standardContextual"/>
         </w:rPr>
       </w:pPr>
-      <w:hyperlink w:anchor="_Toc243846749" w:history="1">
+      <w:hyperlink w:anchor="_Toc244348861" w:history="1">
         <w:r>
           <w:rPr>
             <w:rStyle w:val="Hyperlink"/>
@@ -13244,7 +13276,7 @@
           <w:rPr>
             <w:webHidden/>
           </w:rPr>
-          <w:instrText xml:space="preserve"> PAGEREF _Toc243846749 \h </w:instrText>
+          <w:instrText xml:space="preserve"> PAGEREF _Toc244348861 \h </w:instrText>
         </w:r>
         <w:r>
           <w:rPr>
@@ -13280,7 +13312,7 @@
           <w:sz w:val="24"/>
         </w:rPr>
       </w:pPr>
-      <w:hyperlink w:anchor="_Toc243846750" w:history="1">
+      <w:hyperlink w:anchor="_Toc244348862" w:history="1">
         <w:r>
           <w:rPr>
             <w:rStyle w:val="Hyperlink"/>
@@ -13336,7 +13368,7 @@
           <w:rPr>
             <w:webHidden/>
           </w:rPr>
-          <w:instrText xml:space="preserve"> PAGEREF _Toc243846750 \h </w:instrText>
+          <w:instrText xml:space="preserve"> PAGEREF _Toc244348862 \h </w:instrText>
         </w:r>
         <w:r>
           <w:rPr>
@@ -13373,7 +13405,7 @@
           <w14:ligatures w14:val="standardContextual"/>
         </w:rPr>
       </w:pPr>
-      <w:hyperlink w:anchor="_Toc243846751" w:history="1">
+      <w:hyperlink w:anchor="_Toc244348863" w:history="1">
         <w:r>
           <w:rPr>
             <w:rStyle w:val="Hyperlink"/>
@@ -13396,7 +13428,7 @@
           <w:rPr>
             <w:webHidden/>
           </w:rPr>
-          <w:instrText xml:space="preserve"> PAGEREF _Toc243846751 \h </w:instrText>
+          <w:instrText xml:space="preserve"> PAGEREF _Toc244348863 \h </w:instrText>
         </w:r>
         <w:r>
           <w:rPr>
@@ -13432,7 +13464,7 @@
           <w:sz w:val="24"/>
         </w:rPr>
       </w:pPr>
-      <w:hyperlink w:anchor="_Toc243846752" w:history="1">
+      <w:hyperlink w:anchor="_Toc244348864" w:history="1">
         <w:r>
           <w:rPr>
             <w:rStyle w:val="Hyperlink"/>
@@ -13488,7 +13520,7 @@
           <w:rPr>
             <w:webHidden/>
           </w:rPr>
-          <w:instrText xml:space="preserve"> PAGEREF _Toc243846752 \h </w:instrText>
+          <w:instrText xml:space="preserve"> PAGEREF _Toc244348864 \h </w:instrText>
         </w:r>
         <w:r>
           <w:rPr>
@@ -13525,7 +13557,7 @@
           <w14:ligatures w14:val="standardContextual"/>
         </w:rPr>
       </w:pPr>
-      <w:hyperlink w:anchor="_Toc243846753" w:history="1">
+      <w:hyperlink w:anchor="_Toc244348865" w:history="1">
         <w:r>
           <w:rPr>
             <w:rStyle w:val="Hyperlink"/>
@@ -13548,7 +13580,7 @@
           <w:rPr>
             <w:webHidden/>
           </w:rPr>
-          <w:instrText xml:space="preserve"> PAGEREF _Toc243846753 \h </w:instrText>
+          <w:instrText xml:space="preserve"> PAGEREF _Toc244348865 \h </w:instrText>
         </w:r>
         <w:r>
           <w:rPr>
@@ -13584,7 +13616,7 @@
           <w:sz w:val="24"/>
         </w:rPr>
       </w:pPr>
-      <w:hyperlink w:anchor="_Toc243846754" w:history="1">
+      <w:hyperlink w:anchor="_Toc244348866" w:history="1">
         <w:r>
           <w:rPr>
             <w:rStyle w:val="Hyperlink"/>
@@ -13640,7 +13672,7 @@
           <w:rPr>
             <w:webHidden/>
           </w:rPr>
-          <w:instrText xml:space="preserve"> PAGEREF _Toc243846754 \h </w:instrText>
+          <w:instrText xml:space="preserve"> PAGEREF _Toc244348866 \h </w:instrText>
         </w:r>
         <w:r>
           <w:rPr>
@@ -13677,7 +13709,7 @@
           <w14:ligatures w14:val="standardContextual"/>
         </w:rPr>
       </w:pPr>
-      <w:hyperlink w:anchor="_Toc243846755" w:history="1">
+      <w:hyperlink w:anchor="_Toc244348867" w:history="1">
         <w:r>
           <w:rPr>
             <w:rStyle w:val="Hyperlink"/>
@@ -13700,7 +13732,7 @@
           <w:rPr>
             <w:webHidden/>
           </w:rPr>
-          <w:instrText xml:space="preserve"> PAGEREF _Toc243846755 \h </w:instrText>
+          <w:instrText xml:space="preserve"> PAGEREF _Toc244348867 \h </w:instrText>
         </w:r>
         <w:r>
           <w:rPr>
@@ -13736,7 +13768,7 @@
           <w:sz w:val="24"/>
         </w:rPr>
       </w:pPr>
-      <w:hyperlink w:anchor="_Toc243846756" w:history="1">
+      <w:hyperlink w:anchor="_Toc244348868" w:history="1">
         <w:r>
           <w:rPr>
             <w:rStyle w:val="Hyperlink"/>
@@ -13792,7 +13824,7 @@
           <w:rPr>
             <w:webHidden/>
           </w:rPr>
-          <w:instrText xml:space="preserve"> PAGEREF _Toc243846756 \h </w:instrText>
+          <w:instrText xml:space="preserve"> PAGEREF _Toc244348868 \h </w:instrText>
         </w:r>
         <w:r>
           <w:rPr>
@@ -13829,7 +13861,7 @@
           <w14:ligatures w14:val="standardContextual"/>
         </w:rPr>
       </w:pPr>
-      <w:hyperlink w:anchor="_Toc243846757" w:history="1">
+      <w:hyperlink w:anchor="_Toc244348869" w:history="1">
         <w:r>
           <w:rPr>
             <w:rStyle w:val="Hyperlink"/>
@@ -13852,7 +13884,7 @@
           <w:rPr>
             <w:webHidden/>
           </w:rPr>
-          <w:instrText xml:space="preserve"> PAGEREF _Toc243846757 \h </w:instrText>
+          <w:instrText xml:space="preserve"> PAGEREF _Toc244348869 \h </w:instrText>
         </w:r>
         <w:r>
           <w:rPr>
@@ -13888,7 +13920,7 @@
           <w:sz w:val="24"/>
         </w:rPr>
       </w:pPr>
-      <w:hyperlink w:anchor="_Toc243846758" w:history="1">
+      <w:hyperlink w:anchor="_Toc244348870" w:history="1">
         <w:r>
           <w:rPr>
             <w:rStyle w:val="Hyperlink"/>
@@ -13918,7 +13950,7 @@
           <w:rPr>
             <w:webHidden/>
           </w:rPr>
-          <w:instrText xml:space="preserve"> PAGEREF _Toc243846758 \h </w:instrText>
+          <w:instrText xml:space="preserve"> PAGEREF _Toc244348870 \h </w:instrText>
         </w:r>
         <w:r>
           <w:rPr>
@@ -13955,7 +13987,7 @@
           <w14:ligatures w14:val="standardContextual"/>
         </w:rPr>
       </w:pPr>
-      <w:hyperlink w:anchor="_Toc243846759" w:history="1">
+      <w:hyperlink w:anchor="_Toc244348871" w:history="1">
         <w:r>
           <w:rPr>
             <w:rStyle w:val="Hyperlink"/>
@@ -13978,7 +14010,7 @@
           <w:rPr>
             <w:webHidden/>
           </w:rPr>
-          <w:instrText xml:space="preserve"> PAGEREF _Toc243846759 \h </w:instrText>
+          <w:instrText xml:space="preserve"> PAGEREF _Toc244348871 \h </w:instrText>
         </w:r>
         <w:r>
           <w:rPr>
@@ -14014,7 +14046,7 @@
           <w:sz w:val="24"/>
         </w:rPr>
       </w:pPr>
-      <w:hyperlink w:anchor="_Toc243846760" w:history="1">
+      <w:hyperlink w:anchor="_Toc244348872" w:history="1">
         <w:r>
           <w:rPr>
             <w:rStyle w:val="Hyperlink"/>
@@ -14057,7 +14089,7 @@
           <w:rPr>
             <w:webHidden/>
           </w:rPr>
-          <w:instrText xml:space="preserve"> PAGEREF _Toc243846760 \h </w:instrText>
+          <w:instrText xml:space="preserve"> PAGEREF _Toc244348872 \h </w:instrText>
         </w:r>
         <w:r>
           <w:rPr>
@@ -14094,7 +14126,7 @@
           <w14:ligatures w14:val="standardContextual"/>
         </w:rPr>
       </w:pPr>
-      <w:hyperlink w:anchor="_Toc243846761" w:history="1">
+      <w:hyperlink w:anchor="_Toc244348873" w:history="1">
         <w:r>
           <w:rPr>
             <w:rStyle w:val="Hyperlink"/>
@@ -14117,7 +14149,7 @@
           <w:rPr>
             <w:webHidden/>
           </w:rPr>
-          <w:instrText xml:space="preserve"> PAGEREF _Toc243846761 \h </w:instrText>
+          <w:instrText xml:space="preserve"> PAGEREF _Toc244348873 \h </w:instrText>
         </w:r>
         <w:r>
           <w:rPr>
@@ -14153,7 +14185,7 @@
           <w:sz w:val="24"/>
         </w:rPr>
       </w:pPr>
-      <w:hyperlink w:anchor="_Toc243846762" w:history="1">
+      <w:hyperlink w:anchor="_Toc244348874" w:history="1">
         <w:r>
           <w:rPr>
             <w:rStyle w:val="Hyperlink"/>
@@ -14196,7 +14228,7 @@
           <w:rPr>
             <w:webHidden/>
           </w:rPr>
-          <w:instrText xml:space="preserve"> PAGEREF _Toc243846762 \h </w:instrText>
+          <w:instrText xml:space="preserve"> PAGEREF _Toc244348874 \h </w:instrText>
         </w:r>
         <w:r>
           <w:rPr>
@@ -14233,7 +14265,7 @@
           <w14:ligatures w14:val="standardContextual"/>
         </w:rPr>
       </w:pPr>
-      <w:hyperlink w:anchor="_Toc243846763" w:history="1">
+      <w:hyperlink w:anchor="_Toc244348875" w:history="1">
         <w:r>
           <w:rPr>
             <w:rStyle w:val="Hyperlink"/>
@@ -14256,7 +14288,7 @@
           <w:rPr>
             <w:webHidden/>
           </w:rPr>
-          <w:instrText xml:space="preserve"> PAGEREF _Toc243846763 \h </w:instrText>
+          <w:instrText xml:space="preserve"> PAGEREF _Toc244348875 \h </w:instrText>
         </w:r>
         <w:r>
           <w:rPr>
@@ -14292,7 +14324,7 @@
           <w:sz w:val="24"/>
         </w:rPr>
       </w:pPr>
-      <w:hyperlink w:anchor="_Toc243846764" w:history="1">
+      <w:hyperlink w:anchor="_Toc244348876" w:history="1">
         <w:r>
           <w:rPr>
             <w:rStyle w:val="Hyperlink"/>
@@ -14387,7 +14419,7 @@
           <w:rPr>
             <w:webHidden/>
           </w:rPr>
-          <w:instrText xml:space="preserve"> PAGEREF _Toc243846764 \h </w:instrText>
+          <w:instrText xml:space="preserve"> PAGEREF _Toc244348876 \h </w:instrText>
         </w:r>
         <w:r>
           <w:rPr>
@@ -14424,7 +14456,7 @@
           <w14:ligatures w14:val="standardContextual"/>
         </w:rPr>
       </w:pPr>
-      <w:hyperlink w:anchor="_Toc243846765" w:history="1">
+      <w:hyperlink w:anchor="_Toc244348877" w:history="1">
         <w:r>
           <w:rPr>
             <w:rStyle w:val="Hyperlink"/>
@@ -14447,7 +14479,7 @@
           <w:rPr>
             <w:webHidden/>
           </w:rPr>
-          <w:instrText xml:space="preserve"> PAGEREF _Toc243846765 \h </w:instrText>
+          <w:instrText xml:space="preserve"> PAGEREF _Toc244348877 \h </w:instrText>
         </w:r>
         <w:r>
           <w:rPr>
@@ -14483,7 +14515,7 @@
           <w:sz w:val="24"/>
         </w:rPr>
       </w:pPr>
-      <w:hyperlink w:anchor="_Toc243846766" w:history="1">
+      <w:hyperlink w:anchor="_Toc244348878" w:history="1">
         <w:r>
           <w:rPr>
             <w:rStyle w:val="Hyperlink"/>
@@ -14578,7 +14610,7 @@
           <w:rPr>
             <w:webHidden/>
           </w:rPr>
-          <w:instrText xml:space="preserve"> PAGEREF _Toc243846766 \h </w:instrText>
+          <w:instrText xml:space="preserve"> PAGEREF _Toc244348878 \h </w:instrText>
         </w:r>
         <w:r>
           <w:rPr>
@@ -14615,7 +14647,7 @@
           <w14:ligatures w14:val="standardContextual"/>
         </w:rPr>
       </w:pPr>
-      <w:hyperlink w:anchor="_Toc243846767" w:history="1">
+      <w:hyperlink w:anchor="_Toc244348879" w:history="1">
         <w:r>
           <w:rPr>
             <w:rStyle w:val="Hyperlink"/>
@@ -14638,7 +14670,7 @@
           <w:rPr>
             <w:webHidden/>
           </w:rPr>
-          <w:instrText xml:space="preserve"> PAGEREF _Toc243846767 \h </w:instrText>
+          <w:instrText xml:space="preserve"> PAGEREF _Toc244348879 \h </w:instrText>
         </w:r>
         <w:r>
           <w:rPr>
@@ -14674,7 +14706,7 @@
           <w:sz w:val="24"/>
         </w:rPr>
       </w:pPr>
-      <w:hyperlink w:anchor="_Toc243846768" w:history="1">
+      <w:hyperlink w:anchor="_Toc244348880" w:history="1">
         <w:r>
           <w:rPr>
             <w:rStyle w:val="Hyperlink"/>
@@ -14704,7 +14736,7 @@
           <w:rPr>
             <w:webHidden/>
           </w:rPr>
-          <w:instrText xml:space="preserve"> PAGEREF _Toc243846768 \h </w:instrText>
+          <w:instrText xml:space="preserve"> PAGEREF _Toc244348880 \h </w:instrText>
         </w:r>
         <w:r>
           <w:rPr>
@@ -14741,7 +14773,7 @@
           <w14:ligatures w14:val="standardContextual"/>
         </w:rPr>
       </w:pPr>
-      <w:hyperlink w:anchor="_Toc243846769" w:history="1">
+      <w:hyperlink w:anchor="_Toc244348881" w:history="1">
         <w:r>
           <w:rPr>
             <w:rStyle w:val="Hyperlink"/>
@@ -14764,7 +14796,7 @@
           <w:rPr>
             <w:webHidden/>
           </w:rPr>
-          <w:instrText xml:space="preserve"> PAGEREF _Toc243846769 \h </w:instrText>
+          <w:instrText xml:space="preserve"> PAGEREF _Toc244348881 \h </w:instrText>
         </w:r>
         <w:r>
           <w:rPr>
@@ -14800,7 +14832,7 @@
           <w:sz w:val="24"/>
         </w:rPr>
       </w:pPr>
-      <w:hyperlink w:anchor="_Toc243846770" w:history="1">
+      <w:hyperlink w:anchor="_Toc244348882" w:history="1">
         <w:r>
           <w:rPr>
             <w:rStyle w:val="Hyperlink"/>
@@ -14856,7 +14888,7 @@
           <w:rPr>
             <w:webHidden/>
           </w:rPr>
-          <w:instrText xml:space="preserve"> PAGEREF _Toc243846770 \h </w:instrText>
+          <w:instrText xml:space="preserve"> PAGEREF _Toc244348882 \h </w:instrText>
         </w:r>
         <w:r>
           <w:rPr>
@@ -14893,7 +14925,7 @@
           <w14:ligatures w14:val="standardContextual"/>
         </w:rPr>
       </w:pPr>
-      <w:hyperlink w:anchor="_Toc243846771" w:history="1">
+      <w:hyperlink w:anchor="_Toc244348883" w:history="1">
         <w:r>
           <w:rPr>
             <w:rStyle w:val="Hyperlink"/>
@@ -14916,7 +14948,7 @@
           <w:rPr>
             <w:webHidden/>
           </w:rPr>
-          <w:instrText xml:space="preserve"> PAGEREF _Toc243846771 \h </w:instrText>
+          <w:instrText xml:space="preserve"> PAGEREF _Toc244348883 \h </w:instrText>
         </w:r>
         <w:r>
           <w:rPr>
@@ -14952,7 +14984,7 @@
           <w:sz w:val="24"/>
         </w:rPr>
       </w:pPr>
-      <w:hyperlink w:anchor="_Toc243846772" w:history="1">
+      <w:hyperlink w:anchor="_Toc244348884" w:history="1">
         <w:r>
           <w:rPr>
             <w:rStyle w:val="Hyperlink"/>
@@ -15112,7 +15144,7 @@
           <w:rPr>
             <w:webHidden/>
           </w:rPr>
-          <w:instrText xml:space="preserve"> PAGEREF _Toc243846772 \h </w:instrText>
+          <w:instrText xml:space="preserve"> PAGEREF _Toc244348884 \h </w:instrText>
         </w:r>
         <w:r>
           <w:rPr>
@@ -15149,7 +15181,7 @@
           <w14:ligatures w14:val="standardContextual"/>
         </w:rPr>
       </w:pPr>
-      <w:hyperlink w:anchor="_Toc243846773" w:history="1">
+      <w:hyperlink w:anchor="_Toc244348885" w:history="1">
         <w:r>
           <w:rPr>
             <w:rStyle w:val="Hyperlink"/>
@@ -15172,7 +15204,7 @@
           <w:rPr>
             <w:webHidden/>
           </w:rPr>
-          <w:instrText xml:space="preserve"> PAGEREF _Toc243846773 \h </w:instrText>
+          <w:instrText xml:space="preserve"> PAGEREF _Toc244348885 \h </w:instrText>
         </w:r>
         <w:r>
           <w:rPr>
@@ -15208,7 +15240,7 @@
           <w:sz w:val="24"/>
         </w:rPr>
       </w:pPr>
-      <w:hyperlink w:anchor="_Toc243846774" w:history="1">
+      <w:hyperlink w:anchor="_Toc244348886" w:history="1">
         <w:r>
           <w:rPr>
             <w:rStyle w:val="Hyperlink"/>
@@ -15277,7 +15309,7 @@
           <w:rPr>
             <w:webHidden/>
           </w:rPr>
-          <w:instrText xml:space="preserve"> PAGEREF _Toc243846774 \h </w:instrText>
+          <w:instrText xml:space="preserve"> PAGEREF _Toc244348886 \h </w:instrText>
         </w:r>
         <w:r>
           <w:rPr>
@@ -15314,7 +15346,7 @@
           <w14:ligatures w14:val="standardContextual"/>
         </w:rPr>
       </w:pPr>
-      <w:hyperlink w:anchor="_Toc243846775" w:history="1">
+      <w:hyperlink w:anchor="_Toc244348887" w:history="1">
         <w:r>
           <w:rPr>
             <w:rStyle w:val="Hyperlink"/>
@@ -15337,7 +15369,7 @@
           <w:rPr>
             <w:webHidden/>
           </w:rPr>
-          <w:instrText xml:space="preserve"> PAGEREF _Toc243846775 \h </w:instrText>
+          <w:instrText xml:space="preserve"> PAGEREF _Toc244348887 \h </w:instrText>
         </w:r>
         <w:r>
           <w:rPr>
@@ -15373,7 +15405,7 @@
           <w:sz w:val="24"/>
         </w:rPr>
       </w:pPr>
-      <w:hyperlink w:anchor="_Toc243846776" w:history="1">
+      <w:hyperlink w:anchor="_Toc244348888" w:history="1">
         <w:r>
           <w:rPr>
             <w:rStyle w:val="Hyperlink"/>
@@ -15546,7 +15578,7 @@
           <w:rPr>
             <w:webHidden/>
           </w:rPr>
-          <w:instrText xml:space="preserve"> PAGEREF _Toc243846776 \h </w:instrText>
+          <w:instrText xml:space="preserve"> PAGEREF _Toc244348888 \h </w:instrText>
         </w:r>
         <w:r>
           <w:rPr>
@@ -15583,7 +15615,7 @@
           <w14:ligatures w14:val="standardContextual"/>
         </w:rPr>
       </w:pPr>
-      <w:hyperlink w:anchor="_Toc243846777" w:history="1">
+      <w:hyperlink w:anchor="_Toc244348889" w:history="1">
         <w:r>
           <w:rPr>
             <w:rStyle w:val="Hyperlink"/>
@@ -15606,7 +15638,7 @@
           <w:rPr>
             <w:webHidden/>
           </w:rPr>
-          <w:instrText xml:space="preserve"> PAGEREF _Toc243846777 \h </w:instrText>
+          <w:instrText xml:space="preserve"> PAGEREF _Toc244348889 \h </w:instrText>
         </w:r>
         <w:r>
           <w:rPr>
@@ -15642,7 +15674,7 @@
           <w:sz w:val="24"/>
         </w:rPr>
       </w:pPr>
-      <w:hyperlink w:anchor="_Toc243846778" w:history="1">
+      <w:hyperlink w:anchor="_Toc244348890" w:history="1">
         <w:r>
           <w:rPr>
             <w:rStyle w:val="Hyperlink"/>
@@ -15711,7 +15743,7 @@
           <w:rPr>
             <w:webHidden/>
           </w:rPr>
-          <w:instrText xml:space="preserve"> PAGEREF _Toc243846778 \h </w:instrText>
+          <w:instrText xml:space="preserve"> PAGEREF _Toc244348890 \h </w:instrText>
         </w:r>
         <w:r>
           <w:rPr>
@@ -15748,7 +15780,7 @@
           <w14:ligatures w14:val="standardContextual"/>
         </w:rPr>
       </w:pPr>
-      <w:hyperlink w:anchor="_Toc243846779" w:history="1">
+      <w:hyperlink w:anchor="_Toc244348891" w:history="1">
         <w:r>
           <w:rPr>
             <w:rStyle w:val="Hyperlink"/>
@@ -15771,7 +15803,7 @@
           <w:rPr>
             <w:webHidden/>
           </w:rPr>
-          <w:instrText xml:space="preserve"> PAGEREF _Toc243846779 \h </w:instrText>
+          <w:instrText xml:space="preserve"> PAGEREF _Toc244348891 \h </w:instrText>
         </w:r>
         <w:r>
           <w:rPr>
@@ -15807,7 +15839,7 @@
           <w:sz w:val="24"/>
         </w:rPr>
       </w:pPr>
-      <w:hyperlink w:anchor="_Toc243846780" w:history="1">
+      <w:hyperlink w:anchor="_Toc244348892" w:history="1">
         <w:r>
           <w:rPr>
             <w:rStyle w:val="Hyperlink"/>
@@ -15830,7 +15862,7 @@
           <w:rPr>
             <w:webHidden/>
           </w:rPr>
-          <w:instrText xml:space="preserve"> PAGEREF _Toc243846780 \h </w:instrText>
+          <w:instrText xml:space="preserve"> PAGEREF _Toc244348892 \h </w:instrText>
         </w:r>
         <w:r>
           <w:rPr>
@@ -15867,7 +15899,7 @@
           <w14:ligatures w14:val="standardContextual"/>
         </w:rPr>
       </w:pPr>
-      <w:hyperlink w:anchor="_Toc243846781" w:history="1">
+      <w:hyperlink w:anchor="_Toc244348893" w:history="1">
         <w:r>
           <w:rPr>
             <w:rStyle w:val="Hyperlink"/>
@@ -15890,7 +15922,7 @@
           <w:rPr>
             <w:webHidden/>
           </w:rPr>
-          <w:instrText xml:space="preserve"> PAGEREF _Toc243846781 \h </w:instrText>
+          <w:instrText xml:space="preserve"> PAGEREF _Toc244348893 \h </w:instrText>
         </w:r>
         <w:r>
           <w:rPr>
@@ -15926,7 +15958,7 @@
           <w:sz w:val="24"/>
         </w:rPr>
       </w:pPr>
-      <w:hyperlink w:anchor="_Toc243846782" w:history="1">
+      <w:hyperlink w:anchor="_Toc244348894" w:history="1">
         <w:r>
           <w:rPr>
             <w:rStyle w:val="Hyperlink"/>
@@ -15963,7 +15995,7 @@
           <w:rPr>
             <w:webHidden/>
           </w:rPr>
-          <w:instrText xml:space="preserve"> PAGEREF _Toc243846782 \h </w:instrText>
+          <w:instrText xml:space="preserve"> PAGEREF _Toc244348894 \h </w:instrText>
         </w:r>
         <w:r>
           <w:rPr>
@@ -16000,7 +16032,7 @@
           <w14:ligatures w14:val="standardContextual"/>
         </w:rPr>
       </w:pPr>
-      <w:hyperlink w:anchor="_Toc243846783" w:history="1">
+      <w:hyperlink w:anchor="_Toc244348895" w:history="1">
         <w:r>
           <w:rPr>
             <w:rStyle w:val="Hyperlink"/>
@@ -16023,7 +16055,7 @@
           <w:rPr>
             <w:webHidden/>
           </w:rPr>
-          <w:instrText xml:space="preserve"> PAGEREF _Toc243846783 \h </w:instrText>
+          <w:instrText xml:space="preserve"> PAGEREF _Toc244348895 \h </w:instrText>
         </w:r>
         <w:r>
           <w:rPr>
@@ -16059,7 +16091,7 @@
           <w:sz w:val="24"/>
         </w:rPr>
       </w:pPr>
-      <w:hyperlink w:anchor="_Toc243846784" w:history="1">
+      <w:hyperlink w:anchor="_Toc244348896" w:history="1">
         <w:r>
           <w:rPr>
             <w:rStyle w:val="Hyperlink"/>
@@ -16082,7 +16114,7 @@
           <w:rPr>
             <w:webHidden/>
           </w:rPr>
-          <w:instrText xml:space="preserve"> PAGEREF _Toc243846784 \h </w:instrText>
+          <w:instrText xml:space="preserve"> PAGEREF _Toc244348896 \h </w:instrText>
         </w:r>
         <w:r>
           <w:rPr>
@@ -16119,7 +16151,7 @@
           <w14:ligatures w14:val="standardContextual"/>
         </w:rPr>
       </w:pPr>
-      <w:hyperlink w:anchor="_Toc243846785" w:history="1">
+      <w:hyperlink w:anchor="_Toc244348897" w:history="1">
         <w:r>
           <w:rPr>
             <w:rStyle w:val="Hyperlink"/>
@@ -16142,7 +16174,7 @@
           <w:rPr>
             <w:webHidden/>
           </w:rPr>
-          <w:instrText xml:space="preserve"> PAGEREF _Toc243846785 \h </w:instrText>
+          <w:instrText xml:space="preserve"> PAGEREF _Toc244348897 \h </w:instrText>
         </w:r>
         <w:r>
           <w:rPr>
@@ -16178,7 +16210,7 @@
           <w:sz w:val="24"/>
         </w:rPr>
       </w:pPr>
-      <w:hyperlink w:anchor="_Toc243846786" w:history="1">
+      <w:hyperlink w:anchor="_Toc244348898" w:history="1">
         <w:r>
           <w:rPr>
             <w:rStyle w:val="Hyperlink"/>
@@ -16234,7 +16266,7 @@
           <w:rPr>
             <w:webHidden/>
           </w:rPr>
-          <w:instrText xml:space="preserve"> PAGEREF _Toc243846786 \h </w:instrText>
+          <w:instrText xml:space="preserve"> PAGEREF _Toc244348898 \h </w:instrText>
         </w:r>
         <w:r>
           <w:rPr>
@@ -16252,6 +16284,158 @@
             <w:webHidden/>
           </w:rPr>
           <w:t>107</w:t>
+        </w:r>
+        <w:r>
+          <w:rPr>
+            <w:webHidden/>
+          </w:rPr>
+          <w:fldChar w:fldCharType="end"/>
+        </w:r>
+      </w:hyperlink>
+    </w:p>
+    <w:p>
+      <w:pPr>
+        <w:pStyle w:val="TOC1"/>
+        <w:rPr>
+          <w:rFonts w:asciiTheme="minorHAnsi" w:eastAsiaTheme="minorEastAsia" w:hAnsiTheme="minorHAnsi" w:cstheme="minorBidi"/>
+          <w:b w:val="0"/>
+          <w:kern w:val="2"/>
+          <w14:ligatures w14:val="standardContextual"/>
+        </w:rPr>
+      </w:pPr>
+      <w:hyperlink w:anchor="_Toc244348899" w:history="1">
+        <w:r>
+          <w:rPr>
+            <w:rStyle w:val="Hyperlink"/>
+          </w:rPr>
+          <w:t>ID_94: A neutral nonenzymatic glucose fuel cell based on a PET nanosphere array anode modified with AuPd alloy nanoparticles</w:t>
+        </w:r>
+        <w:r>
+          <w:rPr>
+            <w:webHidden/>
+          </w:rPr>
+          <w:tab/>
+        </w:r>
+        <w:r>
+          <w:rPr>
+            <w:webHidden/>
+          </w:rPr>
+          <w:fldChar w:fldCharType="begin"/>
+        </w:r>
+        <w:r>
+          <w:rPr>
+            <w:webHidden/>
+          </w:rPr>
+          <w:instrText xml:space="preserve"> PAGEREF _Toc244348899 \h </w:instrText>
+        </w:r>
+        <w:r>
+          <w:rPr>
+            <w:webHidden/>
+          </w:rPr>
+        </w:r>
+        <w:r>
+          <w:rPr>
+            <w:webHidden/>
+          </w:rPr>
+          <w:fldChar w:fldCharType="separate"/>
+        </w:r>
+        <w:r>
+          <w:rPr>
+            <w:webHidden/>
+          </w:rPr>
+          <w:t>108</w:t>
+        </w:r>
+        <w:r>
+          <w:rPr>
+            <w:webHidden/>
+          </w:rPr>
+          <w:fldChar w:fldCharType="end"/>
+        </w:r>
+      </w:hyperlink>
+    </w:p>
+    <w:p>
+      <w:pPr>
+        <w:pStyle w:val="TOC2"/>
+        <w:rPr>
+          <w:rFonts w:asciiTheme="minorHAnsi" w:eastAsiaTheme="minorEastAsia" w:hAnsiTheme="minorHAnsi" w:cstheme="minorBidi"/>
+          <w:i w:val="0"/>
+          <w:sz w:val="24"/>
+        </w:rPr>
+      </w:pPr>
+      <w:hyperlink w:anchor="_Toc244348900" w:history="1">
+        <w:r>
+          <w:rPr>
+            <w:rStyle w:val="Hyperlink"/>
+          </w:rPr>
+          <w:t>Trong Nghia Phan</w:t>
+        </w:r>
+        <w:r>
+          <w:rPr>
+            <w:rStyle w:val="Hyperlink"/>
+            <w:vertAlign w:val="superscript"/>
+          </w:rPr>
+          <w:t>1</w:t>
+        </w:r>
+        <w:r>
+          <w:rPr>
+            <w:rStyle w:val="Hyperlink"/>
+          </w:rPr>
+          <w:t xml:space="preserve"> and</w:t>
+        </w:r>
+        <w:r>
+          <w:rPr>
+            <w:rStyle w:val="Hyperlink"/>
+            <w:vertAlign w:val="superscript"/>
+          </w:rPr>
+          <w:t xml:space="preserve"> </w:t>
+        </w:r>
+        <w:r>
+          <w:rPr>
+            <w:rStyle w:val="Hyperlink"/>
+          </w:rPr>
+          <w:t>Gou-Jen Wang</w:t>
+        </w:r>
+        <w:r>
+          <w:rPr>
+            <w:rStyle w:val="Hyperlink"/>
+            <w:vertAlign w:val="superscript"/>
+          </w:rPr>
+          <w:t>1 2 3 *</w:t>
+        </w:r>
+        <w:r>
+          <w:rPr>
+            <w:webHidden/>
+          </w:rPr>
+          <w:tab/>
+        </w:r>
+        <w:r>
+          <w:rPr>
+            <w:webHidden/>
+          </w:rPr>
+          <w:fldChar w:fldCharType="begin"/>
+        </w:r>
+        <w:r>
+          <w:rPr>
+            <w:webHidden/>
+          </w:rPr>
+          <w:instrText xml:space="preserve"> PAGEREF _Toc244348900 \h </w:instrText>
+        </w:r>
+        <w:r>
+          <w:rPr>
+            <w:webHidden/>
+          </w:rPr>
+        </w:r>
+        <w:r>
+          <w:rPr>
+            <w:webHidden/>
+          </w:rPr>
+          <w:fldChar w:fldCharType="separate"/>
+        </w:r>
+        <w:r>
+          <w:rPr>
+            <w:webHidden/>
+          </w:rPr>
+          <w:t>108</w:t>
         </w:r>
         <w:r>
           <w:rPr>
@@ -16304,7 +16488,7 @@
           <w:szCs w:val="28"/>
         </w:rPr>
       </w:pPr>
-      <w:bookmarkStart w:id="0" w:name="_Toc243846567"/>
+      <w:bookmarkStart w:id="0" w:name="_Toc244348679"/>
       <w:r>
         <w:rPr>
           <w:color w:val="auto"/>
@@ -16415,6 +16599,101 @@
     </w:p>
     <w:p>
       <w:pPr>
+        <w:pStyle w:val="ListBullet"/>
+        <w:ind w:left="1146" w:hanging="284"/>
+        <w:rPr>
+          <w:rFonts w:eastAsia="Aptos"/>
+          <w:i/>
+          <w:kern w:val="2"/>
+          <w:sz w:val="22"/>
+          <w14:ligatures w14:val="standardContextual"/>
+        </w:rPr>
+      </w:pPr>
+      <w:r>
+        <w:rPr>
+          <w:sz w:val="22"/>
+        </w:rPr>
+        <w:t>Dr. Fuh-Jyh Jan, President, National Chung Hsing University, Taiwan</w:t>
+      </w:r>
+    </w:p>
+    <w:p>
+      <w:pPr>
+        <w:pStyle w:val="ListBullet"/>
+        <w:ind w:left="1146" w:hanging="284"/>
+        <w:rPr>
+          <w:rFonts w:eastAsia="Aptos"/>
+          <w:i/>
+          <w:kern w:val="2"/>
+          <w:sz w:val="22"/>
+          <w14:ligatures w14:val="standardContextual"/>
+        </w:rPr>
+      </w:pPr>
+      <w:r>
+        <w:rPr>
+          <w:sz w:val="22"/>
+        </w:rPr>
+        <w:t>Dr. Gou-Jen Wang, National Chung Hsing University, Taiwan</w:t>
+      </w:r>
+    </w:p>
+    <w:p>
+      <w:pPr>
+        <w:pStyle w:val="ListBullet"/>
+        <w:ind w:left="1146" w:hanging="284"/>
+        <w:rPr>
+          <w:rFonts w:eastAsia="Aptos"/>
+          <w:i/>
+          <w:kern w:val="2"/>
+          <w:sz w:val="22"/>
+          <w14:ligatures w14:val="standardContextual"/>
+        </w:rPr>
+      </w:pPr>
+      <w:r>
+        <w:rPr>
+          <w:sz w:val="22"/>
+        </w:rPr>
+        <w:t>Dr. Ashok Kumar Pandey, Indian Institute of Technology Hyderabad, India</w:t>
+      </w:r>
+    </w:p>
+    <w:p>
+      <w:pPr>
+        <w:pStyle w:val="ListBullet"/>
+        <w:ind w:left="1146" w:hanging="284"/>
+        <w:rPr>
+          <w:rFonts w:eastAsia="Aptos"/>
+          <w:i/>
+          <w:kern w:val="2"/>
+          <w:sz w:val="22"/>
+          <w14:ligatures w14:val="standardContextual"/>
+        </w:rPr>
+      </w:pPr>
+      <w:r>
+        <w:rPr>
+          <w:sz w:val="22"/>
+        </w:rPr>
+        <w:t>Dr. Lena Zentner, Technische Universität Ilmenau, Germany</w:t>
+      </w:r>
+    </w:p>
+    <w:p>
+      <w:pPr>
+        <w:pStyle w:val="ListBullet"/>
+        <w:ind w:left="1146" w:hanging="284"/>
+        <w:rPr>
+          <w:rFonts w:eastAsia="Aptos"/>
+          <w:i/>
+          <w:kern w:val="2"/>
+          <w:sz w:val="22"/>
+          <w14:ligatures w14:val="standardContextual"/>
+        </w:rPr>
+      </w:pPr>
+      <w:r>
+        <w:rPr>
+          <w:sz w:val="22"/>
+        </w:rPr>
+        <w:t>Dr. Fan-Gang Tseng, President, Nanotechnology and Micro System Association, Taiwan</w:t>
+      </w:r>
+    </w:p>
+    <w:p>
+      <w:pPr>
         <w:spacing w:line="259" w:lineRule="auto"/>
         <w:ind w:firstLine="720"/>
         <w:jc w:val="both"/>
@@ -16426,9 +16705,6 @@
           <w14:ligatures w14:val="standardContextual"/>
         </w:rPr>
       </w:pPr>
-      <w:r>
-        <w:t>_ Dr. Fuh-Jyh Jan, President, National Chung Hsing University, Taiwan</w:t>
-      </w:r>
     </w:p>
     <w:p>
       <w:pPr>
@@ -16444,7 +16720,67 @@
         </w:rPr>
       </w:pPr>
       <w:r>
-        <w:t>_ Dr. Gou-Jen Wang, National Chung Hsing University, Taiwan</w:t>
+        <w:rPr>
+          <w:b/>
+        </w:rPr>
+        <w:t>CONFERENCE CHAIRS</w:t>
+      </w:r>
+    </w:p>
+    <w:p>
+      <w:pPr>
+        <w:pStyle w:val="ListBullet"/>
+        <w:ind w:left="1146" w:hanging="284"/>
+        <w:rPr>
+          <w:rFonts w:eastAsia="Aptos"/>
+          <w:i/>
+          <w:kern w:val="2"/>
+          <w:sz w:val="22"/>
+          <w14:ligatures w14:val="standardContextual"/>
+        </w:rPr>
+      </w:pPr>
+      <w:r>
+        <w:rPr>
+          <w:sz w:val="22"/>
+        </w:rPr>
+        <w:t>Dr. Rei-Yu Chein, National Chung Hsing University, Taiwan</w:t>
+      </w:r>
+    </w:p>
+    <w:p>
+      <w:pPr>
+        <w:pStyle w:val="ListBullet"/>
+        <w:ind w:left="1146" w:hanging="284"/>
+        <w:rPr>
+          <w:rFonts w:eastAsia="Aptos"/>
+          <w:i/>
+          <w:kern w:val="2"/>
+          <w:sz w:val="22"/>
+          <w14:ligatures w14:val="standardContextual"/>
+        </w:rPr>
+      </w:pPr>
+      <w:r>
+        <w:rPr>
+          <w:sz w:val="22"/>
+        </w:rPr>
+        <w:t>Dr. Congo Tak Shing Ching, National Chung Hsing University, Taiwan</w:t>
+      </w:r>
+    </w:p>
+    <w:p>
+      <w:pPr>
+        <w:pStyle w:val="ListBullet"/>
+        <w:ind w:left="1146" w:hanging="284"/>
+        <w:rPr>
+          <w:rFonts w:eastAsia="Aptos"/>
+          <w:i/>
+          <w:kern w:val="2"/>
+          <w:sz w:val="22"/>
+          <w14:ligatures w14:val="standardContextual"/>
+        </w:rPr>
+      </w:pPr>
+      <w:r>
+        <w:rPr>
+          <w:sz w:val="22"/>
+        </w:rPr>
+        <w:t>Dr. Pi-Chung Wang, National Chung Hsing University, Taiwan</w:t>
       </w:r>
     </w:p>
     <w:p>
@@ -16460,9 +16796,6 @@
           <w14:ligatures w14:val="standardContextual"/>
         </w:rPr>
       </w:pPr>
-      <w:r>
-        <w:t>_ Dr. Ashok Kumar Pandey, Indian Institute of Technology Hyderabad, India</w:t>
-      </w:r>
     </w:p>
     <w:p>
       <w:pPr>
@@ -16478,7 +16811,49 @@
         </w:rPr>
       </w:pPr>
       <w:r>
-        <w:t>_ Dr. Lena Zentner, Technische Universität Ilmenau, Germany</w:t>
+        <w:rPr>
+          <w:b/>
+        </w:rPr>
+        <w:t>CONFERENCE GENERAL CHAIRS</w:t>
+      </w:r>
+    </w:p>
+    <w:p>
+      <w:pPr>
+        <w:pStyle w:val="ListBullet"/>
+        <w:ind w:left="1146" w:hanging="284"/>
+        <w:rPr>
+          <w:rFonts w:eastAsia="Aptos"/>
+          <w:i/>
+          <w:kern w:val="2"/>
+          <w:sz w:val="22"/>
+          <w14:ligatures w14:val="standardContextual"/>
+        </w:rPr>
+      </w:pPr>
+      <w:r>
+        <w:rPr>
+          <w:sz w:val="22"/>
+        </w:rPr>
+        <w:lastRenderedPageBreak/>
+        <w:t>Dr. Cheng-Chung Chang, National Chung Hsing University, Taiwan</w:t>
+      </w:r>
+    </w:p>
+    <w:p>
+      <w:pPr>
+        <w:pStyle w:val="ListBullet"/>
+        <w:ind w:left="1146" w:hanging="284"/>
+        <w:rPr>
+          <w:rFonts w:eastAsia="Aptos"/>
+          <w:i/>
+          <w:kern w:val="2"/>
+          <w:sz w:val="22"/>
+          <w14:ligatures w14:val="standardContextual"/>
+        </w:rPr>
+      </w:pPr>
+      <w:r>
+        <w:rPr>
+          <w:sz w:val="22"/>
+        </w:rPr>
+        <w:t>Dr. Tzu-Chi Chan, National Formosa University, Taiwan</w:t>
       </w:r>
     </w:p>
     <w:p>
@@ -16494,14 +16869,11 @@
           <w14:ligatures w14:val="standardContextual"/>
         </w:rPr>
       </w:pPr>
-      <w:r>
-        <w:t>_ Dr. Fan-Gang Tseng, President, Nanotechnology and Micro System Association, Taiwan</w:t>
-      </w:r>
     </w:p>
     <w:p>
       <w:pPr>
         <w:spacing w:line="259" w:lineRule="auto"/>
-        <w:ind w:firstLine="720"/>
+        <w:ind w:left="900" w:hanging="180"/>
         <w:jc w:val="both"/>
         <w:rPr>
           <w:rFonts w:eastAsia="Aptos"/>
@@ -16511,11 +16883,131 @@
           <w14:ligatures w14:val="standardContextual"/>
         </w:rPr>
       </w:pPr>
+      <w:r>
+        <w:rPr>
+          <w:b/>
+        </w:rPr>
+        <w:t>ORGANIZING CHAIRS</w:t>
+      </w:r>
+    </w:p>
+    <w:p>
+      <w:pPr>
+        <w:pStyle w:val="ListBullet"/>
+        <w:ind w:left="1146" w:hanging="284"/>
+        <w:rPr>
+          <w:rFonts w:eastAsia="Aptos"/>
+          <w:i/>
+          <w:kern w:val="2"/>
+          <w:sz w:val="22"/>
+          <w14:ligatures w14:val="standardContextual"/>
+        </w:rPr>
+      </w:pPr>
+      <w:r>
+        <w:rPr>
+          <w:sz w:val="22"/>
+        </w:rPr>
+        <w:t>Dr. Bill Cheng, National Chung Hsing University, Taiwan</w:t>
+      </w:r>
+    </w:p>
+    <w:p>
+      <w:pPr>
+        <w:pStyle w:val="ListBullet"/>
+        <w:ind w:left="1146" w:hanging="284"/>
+        <w:rPr>
+          <w:rFonts w:eastAsia="Aptos"/>
+          <w:i/>
+          <w:kern w:val="2"/>
+          <w:sz w:val="22"/>
+          <w14:ligatures w14:val="standardContextual"/>
+        </w:rPr>
+      </w:pPr>
+      <w:r>
+        <w:rPr>
+          <w:sz w:val="22"/>
+        </w:rPr>
+        <w:t>Dr. Trung Nghia Tran, Ho Chi Minh City University of Technology – VNU-HCM, Vietnam</w:t>
+      </w:r>
+    </w:p>
+    <w:p>
+      <w:pPr>
+        <w:pStyle w:val="ListBullet"/>
+        <w:ind w:left="1146" w:hanging="284"/>
+        <w:rPr>
+          <w:rFonts w:eastAsia="Aptos"/>
+          <w:i/>
+          <w:kern w:val="2"/>
+          <w:sz w:val="22"/>
+          <w14:ligatures w14:val="standardContextual"/>
+        </w:rPr>
+      </w:pPr>
+      <w:r>
+        <w:rPr>
+          <w:sz w:val="22"/>
+        </w:rPr>
+        <w:t>Dr. Nguyen Van Toan, Tohoku University, Japan</w:t>
+      </w:r>
+    </w:p>
+    <w:p>
+      <w:pPr>
+        <w:pStyle w:val="ListBullet"/>
+        <w:ind w:left="1146" w:hanging="284"/>
+        <w:rPr>
+          <w:rFonts w:eastAsia="Aptos"/>
+          <w:i/>
+          <w:kern w:val="2"/>
+          <w:sz w:val="22"/>
+          <w14:ligatures w14:val="standardContextual"/>
+        </w:rPr>
+      </w:pPr>
+      <w:r>
+        <w:rPr>
+          <w:sz w:val="22"/>
+        </w:rPr>
+        <w:t>Dr. Nguyen Van Hieu, University of Science – VNU-HCM, Vietnam</w:t>
+      </w:r>
+    </w:p>
+    <w:p>
+      <w:pPr>
+        <w:pStyle w:val="ListBullet"/>
+        <w:ind w:left="1146" w:hanging="284"/>
+        <w:rPr>
+          <w:rFonts w:eastAsia="Aptos"/>
+          <w:i/>
+          <w:kern w:val="2"/>
+          <w:sz w:val="22"/>
+          <w14:ligatures w14:val="standardContextual"/>
+        </w:rPr>
+      </w:pPr>
+      <w:r>
+        <w:rPr>
+          <w:sz w:val="22"/>
+        </w:rPr>
+        <w:t>Dr. Ngoc Dang Khoa Tran, Industrial University of Ho Chi Minh City, Vietnam</w:t>
+      </w:r>
+    </w:p>
+    <w:p>
+      <w:pPr>
+        <w:pStyle w:val="ListBullet"/>
+        <w:ind w:left="1146" w:hanging="284"/>
+        <w:rPr>
+          <w:rFonts w:eastAsia="Aptos"/>
+          <w:i/>
+          <w:kern w:val="2"/>
+          <w:sz w:val="22"/>
+          <w14:ligatures w14:val="standardContextual"/>
+        </w:rPr>
+      </w:pPr>
+      <w:r>
+        <w:rPr>
+          <w:sz w:val="22"/>
+        </w:rPr>
+        <w:t>Dr. Hung Kay Chow, The Education University of Hong Kong, China</w:t>
+      </w:r>
     </w:p>
     <w:p>
       <w:pPr>
         <w:spacing w:line="259" w:lineRule="auto"/>
-        <w:ind w:firstLine="720"/>
+        <w:ind w:left="900" w:hanging="180"/>
         <w:jc w:val="both"/>
         <w:rPr>
           <w:rFonts w:eastAsia="Aptos"/>
@@ -16525,17 +17017,11 @@
           <w14:ligatures w14:val="standardContextual"/>
         </w:rPr>
       </w:pPr>
-      <w:r>
-        <w:rPr>
-          <w:b/>
-        </w:rPr>
-        <w:t>CONFERENCE CHAIRS</w:t>
-      </w:r>
     </w:p>
     <w:p>
       <w:pPr>
         <w:spacing w:line="259" w:lineRule="auto"/>
-        <w:ind w:firstLine="720"/>
+        <w:ind w:left="900" w:hanging="180"/>
         <w:jc w:val="both"/>
         <w:rPr>
           <w:rFonts w:eastAsia="Aptos"/>
@@ -16546,13 +17032,130 @@
         </w:rPr>
       </w:pPr>
       <w:r>
-        <w:t>_ Dr. Rei-Yu Chein, National Chung Hsing University, Taiwan</w:t>
+        <w:rPr>
+          <w:b/>
+        </w:rPr>
+        <w:t>PROGRAM CHAIRS</w:t>
+      </w:r>
+    </w:p>
+    <w:p>
+      <w:pPr>
+        <w:pStyle w:val="ListBullet"/>
+        <w:ind w:left="1146" w:hanging="284"/>
+        <w:rPr>
+          <w:rFonts w:eastAsia="Aptos"/>
+          <w:i/>
+          <w:kern w:val="2"/>
+          <w:sz w:val="22"/>
+          <w14:ligatures w14:val="standardContextual"/>
+        </w:rPr>
+      </w:pPr>
+      <w:r>
+        <w:rPr>
+          <w:sz w:val="22"/>
+        </w:rPr>
+        <w:t>Dr. Peng-Ta Liu, Tunghai University, Taiwan</w:t>
+      </w:r>
+    </w:p>
+    <w:p>
+      <w:pPr>
+        <w:pStyle w:val="ListBullet"/>
+        <w:ind w:left="1146" w:hanging="284"/>
+        <w:rPr>
+          <w:rFonts w:eastAsia="Aptos"/>
+          <w:i/>
+          <w:kern w:val="2"/>
+          <w:sz w:val="22"/>
+          <w14:ligatures w14:val="standardContextual"/>
+        </w:rPr>
+      </w:pPr>
+      <w:r>
+        <w:rPr>
+          <w:sz w:val="22"/>
+        </w:rPr>
+        <w:t>Dr. Po-Liang Liu, National Chung Hsing University, Taiwan</w:t>
+      </w:r>
+    </w:p>
+    <w:p>
+      <w:pPr>
+        <w:pStyle w:val="ListBullet"/>
+        <w:ind w:left="1146" w:hanging="284"/>
+        <w:rPr>
+          <w:rFonts w:eastAsia="Aptos"/>
+          <w:i/>
+          <w:kern w:val="2"/>
+          <w:sz w:val="22"/>
+          <w14:ligatures w14:val="standardContextual"/>
+        </w:rPr>
+      </w:pPr>
+      <w:r>
+        <w:rPr>
+          <w:sz w:val="22"/>
+        </w:rPr>
+        <w:t>Dr. Bluest Lan, National Chung Hsing University, Taiwan</w:t>
+      </w:r>
+    </w:p>
+    <w:p>
+      <w:pPr>
+        <w:pStyle w:val="ListBullet"/>
+        <w:ind w:left="1146" w:hanging="284"/>
+        <w:rPr>
+          <w:rFonts w:eastAsia="Aptos"/>
+          <w:i/>
+          <w:kern w:val="2"/>
+          <w:sz w:val="22"/>
+          <w14:ligatures w14:val="standardContextual"/>
+        </w:rPr>
+      </w:pPr>
+      <w:r>
+        <w:rPr>
+          <w:sz w:val="22"/>
+        </w:rPr>
+        <w:t>Dr. Hieng Kiat Jun, Universiti Tunku Abdul Rahman, Malaysia</w:t>
+      </w:r>
+    </w:p>
+    <w:p>
+      <w:pPr>
+        <w:pStyle w:val="ListBullet"/>
+        <w:ind w:left="1146" w:hanging="284"/>
+        <w:rPr>
+          <w:rFonts w:eastAsia="Aptos"/>
+          <w:i/>
+          <w:kern w:val="2"/>
+          <w:sz w:val="22"/>
+          <w14:ligatures w14:val="standardContextual"/>
+        </w:rPr>
+      </w:pPr>
+      <w:r>
+        <w:rPr>
+          <w:sz w:val="22"/>
+        </w:rPr>
+        <w:t>Dr. Chi-En Lee, National Chung Hsing University, Taiwan</w:t>
+      </w:r>
+    </w:p>
+    <w:p>
+      <w:pPr>
+        <w:pStyle w:val="ListBullet"/>
+        <w:ind w:left="1146" w:hanging="284"/>
+        <w:rPr>
+          <w:rFonts w:eastAsia="Aptos"/>
+          <w:i/>
+          <w:kern w:val="2"/>
+          <w:sz w:val="22"/>
+          <w14:ligatures w14:val="standardContextual"/>
+        </w:rPr>
+      </w:pPr>
+      <w:r>
+        <w:rPr>
+          <w:sz w:val="22"/>
+        </w:rPr>
+        <w:t>Dr. Quoc Tuan Nguyen Diep, Ho Chi Minh City University of Technology – VNU-HCM, Vietnam</w:t>
       </w:r>
     </w:p>
     <w:p>
       <w:pPr>
         <w:spacing w:line="259" w:lineRule="auto"/>
-        <w:ind w:firstLine="720"/>
+        <w:ind w:left="900" w:hanging="180"/>
         <w:jc w:val="both"/>
         <w:rPr>
           <w:rFonts w:eastAsia="Aptos"/>
@@ -16562,14 +17165,11 @@
           <w14:ligatures w14:val="standardContextual"/>
         </w:rPr>
       </w:pPr>
-      <w:r>
-        <w:t>_ Dr. Congo Tak Shing Ching, National Chung Hsing University, Taiwan</w:t>
-      </w:r>
     </w:p>
     <w:p>
       <w:pPr>
         <w:spacing w:line="259" w:lineRule="auto"/>
-        <w:ind w:firstLine="720"/>
+        <w:ind w:left="900" w:hanging="180"/>
         <w:jc w:val="both"/>
         <w:rPr>
           <w:rFonts w:eastAsia="Aptos"/>
@@ -16580,13 +17180,129 @@
         </w:rPr>
       </w:pPr>
       <w:r>
-        <w:t>_ Dr. Pi-Chung Wang, National Chung Hsing University, Taiwan</w:t>
+        <w:rPr>
+          <w:b/>
+        </w:rPr>
+        <w:t>PUBLISHING CHAIR</w:t>
+      </w:r>
+      <w:r>
+        <w:rPr>
+          <w:b/>
+        </w:rPr>
+        <w:t>S</w:t>
+      </w:r>
+    </w:p>
+    <w:p>
+      <w:pPr>
+        <w:pStyle w:val="ListBullet"/>
+        <w:ind w:left="1146" w:hanging="284"/>
+        <w:rPr>
+          <w:rFonts w:eastAsia="Aptos"/>
+          <w:i/>
+          <w:kern w:val="2"/>
+          <w:sz w:val="22"/>
+          <w14:ligatures w14:val="standardContextual"/>
+        </w:rPr>
+      </w:pPr>
+      <w:r>
+        <w:rPr>
+          <w:sz w:val="22"/>
+        </w:rPr>
+        <w:t>Dr. Kuo-Chih Liao, National Chung Hsing University, Taiwan</w:t>
+      </w:r>
+    </w:p>
+    <w:p>
+      <w:pPr>
+        <w:pStyle w:val="ListBullet"/>
+        <w:ind w:left="1146" w:hanging="284"/>
+        <w:rPr>
+          <w:rFonts w:eastAsia="Aptos"/>
+          <w:i/>
+          <w:kern w:val="2"/>
+          <w:sz w:val="22"/>
+          <w14:ligatures w14:val="standardContextual"/>
+        </w:rPr>
+      </w:pPr>
+      <w:r>
+        <w:rPr>
+          <w:sz w:val="22"/>
+        </w:rPr>
+        <w:t>Dr. Kang-Ming Chang, National Kaohsiung University of Science and Technology, Taiwan</w:t>
+      </w:r>
+    </w:p>
+    <w:p>
+      <w:pPr>
+        <w:pStyle w:val="ListBullet"/>
+        <w:ind w:left="1146" w:hanging="284"/>
+        <w:rPr>
+          <w:rFonts w:eastAsia="Aptos"/>
+          <w:i/>
+          <w:kern w:val="2"/>
+          <w:sz w:val="22"/>
+          <w14:ligatures w14:val="standardContextual"/>
+        </w:rPr>
+      </w:pPr>
+      <w:r>
+        <w:rPr>
+          <w:sz w:val="22"/>
+        </w:rPr>
+        <w:t>Dr. Shih-Hung Lin, National Yunlin University of Science and Technology, Taiwan</w:t>
+      </w:r>
+    </w:p>
+    <w:p>
+      <w:pPr>
+        <w:pStyle w:val="ListBullet"/>
+        <w:ind w:left="1146" w:hanging="284"/>
+        <w:rPr>
+          <w:rFonts w:eastAsia="Aptos"/>
+          <w:i/>
+          <w:kern w:val="2"/>
+          <w:sz w:val="22"/>
+          <w14:ligatures w14:val="standardContextual"/>
+        </w:rPr>
+      </w:pPr>
+      <w:r>
+        <w:rPr>
+          <w:sz w:val="22"/>
+        </w:rPr>
+        <w:t>Dr. Chung-Han Wu, National Chung Hsing University, Taiwan</w:t>
+      </w:r>
+    </w:p>
+    <w:p>
+      <w:pPr>
+        <w:pStyle w:val="ListBullet"/>
+        <w:ind w:left="1146" w:hanging="284"/>
+        <w:rPr>
+          <w:rFonts w:eastAsia="Aptos"/>
+          <w:i/>
+          <w:kern w:val="2"/>
+          <w:sz w:val="22"/>
+          <w14:ligatures w14:val="standardContextual"/>
+        </w:rPr>
+      </w:pPr>
+      <w:r>
+        <w:rPr>
+          <w:sz w:val="22"/>
+        </w:rPr>
+        <w:t>Dr. Thien</w:t>
+      </w:r>
+      <w:r>
+        <w:rPr>
+          <w:sz w:val="22"/>
+        </w:rPr>
+        <w:t xml:space="preserve"> </w:t>
+      </w:r>
+      <w:r>
+        <w:rPr>
+          <w:sz w:val="22"/>
+        </w:rPr>
+        <w:t>Luan Phan, University of Science – VNU-HCM, Vietnam</w:t>
       </w:r>
     </w:p>
     <w:p>
       <w:pPr>
         <w:spacing w:line="259" w:lineRule="auto"/>
-        <w:ind w:firstLine="720"/>
+        <w:ind w:left="900" w:hanging="180"/>
         <w:jc w:val="both"/>
         <w:rPr>
           <w:rFonts w:eastAsia="Aptos"/>
@@ -16600,7 +17316,7 @@
     <w:p>
       <w:pPr>
         <w:spacing w:line="259" w:lineRule="auto"/>
-        <w:ind w:firstLine="720"/>
+        <w:ind w:left="900" w:hanging="180"/>
         <w:jc w:val="both"/>
         <w:rPr>
           <w:rFonts w:eastAsia="Aptos"/>
@@ -16614,8 +17330,457 @@
         <w:rPr>
           <w:b/>
         </w:rPr>
+        <w:t>ORGANIZING COMMITTEE</w:t>
+      </w:r>
+    </w:p>
+    <w:p>
+      <w:pPr>
+        <w:pStyle w:val="ListBullet"/>
+        <w:ind w:left="1146" w:hanging="284"/>
+        <w:rPr>
+          <w:rFonts w:eastAsia="Aptos"/>
+          <w:i/>
+          <w:kern w:val="2"/>
+          <w:sz w:val="22"/>
+          <w14:ligatures w14:val="standardContextual"/>
+        </w:rPr>
+      </w:pPr>
+      <w:r>
+        <w:rPr>
+          <w:sz w:val="22"/>
+        </w:rPr>
+        <w:t>Dr. Kang-Ming Chang, National Kaohsiung University of Science and Technology, Taiwan</w:t>
+      </w:r>
+    </w:p>
+    <w:p>
+      <w:pPr>
+        <w:pStyle w:val="ListBullet"/>
+        <w:ind w:left="1146" w:hanging="284"/>
+        <w:rPr>
+          <w:rFonts w:eastAsia="Aptos"/>
+          <w:i/>
+          <w:kern w:val="2"/>
+          <w:sz w:val="22"/>
+          <w14:ligatures w14:val="standardContextual"/>
+        </w:rPr>
+      </w:pPr>
+      <w:r>
+        <w:rPr>
+          <w:sz w:val="22"/>
+        </w:rPr>
+        <w:t>Dr. Bluest Lan, National Chung Hsing University, Taiwan</w:t>
+      </w:r>
+    </w:p>
+    <w:p>
+      <w:pPr>
+        <w:pStyle w:val="ListBullet"/>
+        <w:ind w:left="1146" w:hanging="284"/>
+        <w:rPr>
+          <w:rFonts w:eastAsia="Aptos"/>
+          <w:i/>
+          <w:kern w:val="2"/>
+          <w:sz w:val="22"/>
+          <w14:ligatures w14:val="standardContextual"/>
+        </w:rPr>
+      </w:pPr>
+      <w:r>
+        <w:rPr>
+          <w:sz w:val="22"/>
+        </w:rPr>
+        <w:t>Dr. Rei-Yu Chein, National Chung Hsing University, Taiwan</w:t>
+      </w:r>
+    </w:p>
+    <w:p>
+      <w:pPr>
+        <w:pStyle w:val="ListBullet"/>
+        <w:ind w:left="1146" w:hanging="284"/>
+        <w:rPr>
+          <w:rFonts w:eastAsia="Aptos"/>
+          <w:i/>
+          <w:kern w:val="2"/>
+          <w:sz w:val="22"/>
+          <w14:ligatures w14:val="standardContextual"/>
+        </w:rPr>
+      </w:pPr>
+      <w:r>
+        <w:rPr>
+          <w:sz w:val="22"/>
+        </w:rPr>
+        <w:t>Dr. Congo Tak Shing Ching, National Chung Hsing University, Taiwan</w:t>
+      </w:r>
+    </w:p>
+    <w:p>
+      <w:pPr>
+        <w:pStyle w:val="ListBullet"/>
+        <w:ind w:left="1146" w:hanging="284"/>
+        <w:rPr>
+          <w:rFonts w:eastAsia="Aptos"/>
+          <w:i/>
+          <w:kern w:val="2"/>
+          <w:sz w:val="22"/>
+          <w14:ligatures w14:val="standardContextual"/>
+        </w:rPr>
+      </w:pPr>
+      <w:r>
+        <w:rPr>
+          <w:sz w:val="22"/>
+        </w:rPr>
+        <w:t>Dr. Pi-Chung Wang, National Chung Hsing University, Taiwan</w:t>
+      </w:r>
+    </w:p>
+    <w:p>
+      <w:pPr>
+        <w:pStyle w:val="ListBullet"/>
+        <w:ind w:left="1146" w:hanging="284"/>
+        <w:rPr>
+          <w:rFonts w:eastAsia="Aptos"/>
+          <w:i/>
+          <w:kern w:val="2"/>
+          <w:sz w:val="22"/>
+          <w14:ligatures w14:val="standardContextual"/>
+        </w:rPr>
+      </w:pPr>
+      <w:r>
+        <w:rPr>
+          <w:sz w:val="22"/>
+        </w:rPr>
+        <w:t>Dr. Cheng-Chung Chang, National Chung Hsing University, Taiwan</w:t>
+      </w:r>
+    </w:p>
+    <w:p>
+      <w:pPr>
+        <w:pStyle w:val="ListBullet"/>
+        <w:ind w:left="1146" w:hanging="284"/>
+        <w:rPr>
+          <w:rFonts w:eastAsia="Aptos"/>
+          <w:i/>
+          <w:kern w:val="2"/>
+          <w:sz w:val="22"/>
+          <w14:ligatures w14:val="standardContextual"/>
+        </w:rPr>
+      </w:pPr>
+      <w:r>
+        <w:rPr>
+          <w:sz w:val="22"/>
+        </w:rPr>
+        <w:t>Dr. Gou-Jen Wang, National Chung Hsing University, Taiwan</w:t>
+      </w:r>
+    </w:p>
+    <w:p>
+      <w:pPr>
+        <w:pStyle w:val="ListBullet"/>
+        <w:ind w:left="1146" w:hanging="284"/>
+        <w:rPr>
+          <w:rFonts w:eastAsia="Aptos"/>
+          <w:i/>
+          <w:kern w:val="2"/>
+          <w:sz w:val="22"/>
+          <w14:ligatures w14:val="standardContextual"/>
+        </w:rPr>
+      </w:pPr>
+      <w:r>
+        <w:rPr>
+          <w:sz w:val="22"/>
+        </w:rPr>
+        <w:t>Dr. Bill Cheng, National Chung Hsing University, Taiwan</w:t>
+      </w:r>
+    </w:p>
+    <w:p>
+      <w:pPr>
+        <w:pStyle w:val="ListBullet"/>
+        <w:ind w:left="1146" w:hanging="284"/>
+        <w:rPr>
+          <w:rFonts w:eastAsia="Aptos"/>
+          <w:i/>
+          <w:kern w:val="2"/>
+          <w:sz w:val="22"/>
+          <w14:ligatures w14:val="standardContextual"/>
+        </w:rPr>
+      </w:pPr>
+      <w:r>
+        <w:rPr>
+          <w:sz w:val="22"/>
+        </w:rPr>
+        <w:t>Dr. Cheng-Yu Tsai, Taipei Medical University, Taiwan</w:t>
+      </w:r>
+    </w:p>
+    <w:p>
+      <w:pPr>
+        <w:pStyle w:val="ListBullet"/>
+        <w:ind w:left="1146" w:hanging="284"/>
+        <w:rPr>
+          <w:rFonts w:eastAsia="Aptos"/>
+          <w:i/>
+          <w:kern w:val="2"/>
+          <w:sz w:val="22"/>
+          <w14:ligatures w14:val="standardContextual"/>
+        </w:rPr>
+      </w:pPr>
+      <w:r>
+        <w:rPr>
+          <w:sz w:val="22"/>
+        </w:rPr>
+        <w:t>Dr. Trung Nghia Tran, Ho Chi Minh City University of Technology – VNU-HCM, Vietnam</w:t>
+      </w:r>
+    </w:p>
+    <w:p>
+      <w:pPr>
+        <w:pStyle w:val="ListBullet"/>
+        <w:ind w:left="1146" w:hanging="284"/>
+        <w:rPr>
+          <w:rFonts w:eastAsia="Aptos"/>
+          <w:i/>
+          <w:kern w:val="2"/>
+          <w:sz w:val="22"/>
+          <w14:ligatures w14:val="standardContextual"/>
+        </w:rPr>
+      </w:pPr>
+      <w:r>
+        <w:rPr>
+          <w:sz w:val="22"/>
+        </w:rPr>
+        <w:t>Dr. Nguyen Van Toan, Tohoku University, Japan</w:t>
+      </w:r>
+    </w:p>
+    <w:p>
+      <w:pPr>
+        <w:pStyle w:val="ListBullet"/>
+        <w:ind w:left="1146" w:hanging="284"/>
+        <w:rPr>
+          <w:rFonts w:eastAsia="Aptos"/>
+          <w:i/>
+          <w:kern w:val="2"/>
+          <w:sz w:val="22"/>
+          <w14:ligatures w14:val="standardContextual"/>
+        </w:rPr>
+      </w:pPr>
+      <w:r>
+        <w:rPr>
+          <w:sz w:val="22"/>
+        </w:rPr>
+        <w:t>Dr. Nguyen Van Hieu, University of Science – VNU-HCM, Vietnam</w:t>
+      </w:r>
+    </w:p>
+    <w:p>
+      <w:pPr>
+        <w:pStyle w:val="ListBullet"/>
+        <w:ind w:left="1146" w:hanging="284"/>
+        <w:rPr>
+          <w:rFonts w:eastAsia="Aptos"/>
+          <w:i/>
+          <w:kern w:val="2"/>
+          <w:sz w:val="22"/>
+          <w14:ligatures w14:val="standardContextual"/>
+        </w:rPr>
+      </w:pPr>
+      <w:r>
+        <w:rPr>
+          <w:sz w:val="22"/>
+        </w:rPr>
+        <w:t>Dr. Ngoc Dang Khoa Tran, Industrial University of Ho Chi Minh City, Vietnam</w:t>
+      </w:r>
+    </w:p>
+    <w:p>
+      <w:pPr>
+        <w:pStyle w:val="ListBullet"/>
+        <w:ind w:left="1146" w:hanging="284"/>
+        <w:rPr>
+          <w:rFonts w:eastAsia="Aptos"/>
+          <w:i/>
+          <w:kern w:val="2"/>
+          <w:sz w:val="22"/>
+          <w14:ligatures w14:val="standardContextual"/>
+        </w:rPr>
+      </w:pPr>
+      <w:r>
+        <w:rPr>
+          <w:sz w:val="22"/>
+        </w:rPr>
+        <w:t>Dr. Peng-Ta Liu, Tunghai University, Taiwan</w:t>
+      </w:r>
+    </w:p>
+    <w:p>
+      <w:pPr>
+        <w:pStyle w:val="ListBullet"/>
+        <w:ind w:left="1146" w:hanging="284"/>
+        <w:rPr>
+          <w:rFonts w:eastAsia="Aptos"/>
+          <w:i/>
+          <w:kern w:val="2"/>
+          <w:sz w:val="22"/>
+          <w14:ligatures w14:val="standardContextual"/>
+        </w:rPr>
+      </w:pPr>
+      <w:r>
+        <w:rPr>
+          <w:sz w:val="22"/>
+        </w:rPr>
+        <w:t>Dr. Yu-Hsiang Lai, Chung Cheng Institute of Technology, Taiwan</w:t>
+      </w:r>
+    </w:p>
+    <w:p>
+      <w:pPr>
+        <w:pStyle w:val="ListBullet"/>
+        <w:ind w:left="1146" w:hanging="284"/>
+        <w:rPr>
+          <w:rFonts w:eastAsia="Aptos"/>
+          <w:i/>
+          <w:kern w:val="2"/>
+          <w:sz w:val="22"/>
+          <w14:ligatures w14:val="standardContextual"/>
+        </w:rPr>
+      </w:pPr>
+      <w:r>
+        <w:rPr>
+          <w:sz w:val="22"/>
+        </w:rPr>
+        <w:t>Dr. Quoc Tuan Nguyen Diep, Ho Chi Minh City University of Technology – VNU-HCM, Vietnam</w:t>
+      </w:r>
+    </w:p>
+    <w:p>
+      <w:pPr>
+        <w:pStyle w:val="ListBullet"/>
+        <w:ind w:left="1146" w:hanging="284"/>
+        <w:rPr>
+          <w:rFonts w:eastAsia="Aptos"/>
+          <w:i/>
+          <w:kern w:val="2"/>
+          <w:sz w:val="22"/>
+          <w14:ligatures w14:val="standardContextual"/>
+        </w:rPr>
+      </w:pPr>
+      <w:r>
+        <w:rPr>
+          <w:sz w:val="22"/>
+        </w:rPr>
+        <w:t>Dr. Kuo-Chih Liao, National Chung Hsing University, Taiwan</w:t>
+      </w:r>
+    </w:p>
+    <w:p>
+      <w:pPr>
+        <w:pStyle w:val="ListBullet"/>
+        <w:ind w:left="1146" w:hanging="284"/>
+        <w:rPr>
+          <w:rFonts w:eastAsia="Aptos"/>
+          <w:i/>
+          <w:kern w:val="2"/>
+          <w:sz w:val="22"/>
+          <w14:ligatures w14:val="standardContextual"/>
+        </w:rPr>
+      </w:pPr>
+      <w:r>
+        <w:rPr>
+          <w:sz w:val="22"/>
+        </w:rPr>
+        <w:t>Dr. Thien</w:t>
+      </w:r>
+      <w:r>
+        <w:rPr>
+          <w:sz w:val="22"/>
+        </w:rPr>
+        <w:t xml:space="preserve"> </w:t>
+      </w:r>
+      <w:r>
+        <w:rPr>
+          <w:sz w:val="22"/>
+        </w:rPr>
+        <w:t>Luan Phan, University of Science – VNU-HCM, Vietnam</w:t>
+      </w:r>
+    </w:p>
+    <w:p>
+      <w:pPr>
+        <w:pStyle w:val="ListBullet"/>
+        <w:ind w:left="1146" w:hanging="284"/>
+        <w:rPr>
+          <w:rFonts w:eastAsia="Aptos"/>
+          <w:i/>
+          <w:kern w:val="2"/>
+          <w:sz w:val="22"/>
+          <w14:ligatures w14:val="standardContextual"/>
+        </w:rPr>
+      </w:pPr>
+      <w:r>
+        <w:rPr>
+          <w:sz w:val="22"/>
+        </w:rPr>
         <w:lastRenderedPageBreak/>
-        <w:t>CONFERENCE GENERAL CHAIRS</w:t>
+        <w:t>Dr. Po-Liang Liu, National Chung Hsing University, Taiwan</w:t>
+      </w:r>
+    </w:p>
+    <w:p>
+      <w:pPr>
+        <w:pStyle w:val="ListBullet"/>
+        <w:ind w:left="1146" w:hanging="284"/>
+        <w:rPr>
+          <w:rFonts w:eastAsia="Aptos"/>
+          <w:i/>
+          <w:kern w:val="2"/>
+          <w:sz w:val="22"/>
+          <w14:ligatures w14:val="standardContextual"/>
+        </w:rPr>
+      </w:pPr>
+      <w:r>
+        <w:rPr>
+          <w:sz w:val="22"/>
+        </w:rPr>
+        <w:t>Dr. Shih-Hung Lin, National Yunlin University of Science and Technology, Taiwan</w:t>
+      </w:r>
+    </w:p>
+    <w:p>
+      <w:pPr>
+        <w:pStyle w:val="ListBullet"/>
+        <w:ind w:left="1146" w:hanging="284"/>
+        <w:rPr>
+          <w:rFonts w:eastAsia="Aptos"/>
+          <w:i/>
+          <w:kern w:val="2"/>
+          <w:sz w:val="22"/>
+          <w14:ligatures w14:val="standardContextual"/>
+        </w:rPr>
+      </w:pPr>
+      <w:r>
+        <w:rPr>
+          <w:sz w:val="22"/>
+        </w:rPr>
+        <w:t>Dr. Henry J. H. Chen, National Chi Nan University, Taiwan</w:t>
+      </w:r>
+    </w:p>
+    <w:p>
+      <w:pPr>
+        <w:pStyle w:val="ListBullet"/>
+        <w:ind w:left="1146" w:hanging="284"/>
+        <w:rPr>
+          <w:rFonts w:eastAsia="Aptos"/>
+          <w:i/>
+          <w:kern w:val="2"/>
+          <w:sz w:val="22"/>
+          <w14:ligatures w14:val="standardContextual"/>
+        </w:rPr>
+      </w:pPr>
+      <w:r>
+        <w:rPr>
+          <w:sz w:val="22"/>
+        </w:rPr>
+        <w:t>Dr. Ching-Liang Dai, National Chung Hsing University, Taiwan</w:t>
+      </w:r>
+    </w:p>
+    <w:p>
+      <w:pPr>
+        <w:pStyle w:val="ListBullet"/>
+        <w:ind w:left="1146" w:hanging="284"/>
+        <w:rPr>
+          <w:rFonts w:eastAsia="Aptos"/>
+          <w:i/>
+          <w:kern w:val="2"/>
+          <w:sz w:val="22"/>
+          <w14:ligatures w14:val="standardContextual"/>
+        </w:rPr>
+      </w:pPr>
+      <w:r>
+        <w:rPr>
+          <w:sz w:val="22"/>
+        </w:rPr>
+        <w:t>Dr. Chia-Che Wu, National Chung Hsing University, Taiwan</w:t>
       </w:r>
     </w:p>
     <w:p>
@@ -16631,863 +17796,6 @@
           <w14:ligatures w14:val="standardContextual"/>
         </w:rPr>
       </w:pPr>
-      <w:r>
-        <w:t>_ Dr. Cheng-Chung Chang, National Chung Hsing University, Taiwan</w:t>
-      </w:r>
-    </w:p>
-    <w:p>
-      <w:pPr>
-        <w:spacing w:line="259" w:lineRule="auto"/>
-        <w:ind w:firstLine="720"/>
-        <w:jc w:val="both"/>
-        <w:rPr>
-          <w:rFonts w:eastAsia="Aptos"/>
-          <w:b/>
-          <w:i/>
-          <w:kern w:val="2"/>
-          <w14:ligatures w14:val="standardContextual"/>
-        </w:rPr>
-      </w:pPr>
-      <w:r>
-        <w:t>_ Dr. Tzu-Chi Chan, National Formosa University, Taiwan</w:t>
-      </w:r>
-    </w:p>
-    <w:p>
-      <w:pPr>
-        <w:spacing w:line="259" w:lineRule="auto"/>
-        <w:ind w:firstLine="720"/>
-        <w:jc w:val="both"/>
-        <w:rPr>
-          <w:rFonts w:eastAsia="Aptos"/>
-          <w:b/>
-          <w:i/>
-          <w:kern w:val="2"/>
-          <w14:ligatures w14:val="standardContextual"/>
-        </w:rPr>
-      </w:pPr>
-    </w:p>
-    <w:p>
-      <w:pPr>
-        <w:spacing w:line="259" w:lineRule="auto"/>
-        <w:ind w:left="900" w:hanging="180"/>
-        <w:jc w:val="both"/>
-        <w:rPr>
-          <w:rFonts w:eastAsia="Aptos"/>
-          <w:b/>
-          <w:i/>
-          <w:kern w:val="2"/>
-          <w14:ligatures w14:val="standardContextual"/>
-        </w:rPr>
-      </w:pPr>
-      <w:r>
-        <w:rPr>
-          <w:b/>
-        </w:rPr>
-        <w:t>ORGANIZING CHAIRS</w:t>
-      </w:r>
-    </w:p>
-    <w:p>
-      <w:pPr>
-        <w:spacing w:line="259" w:lineRule="auto"/>
-        <w:ind w:left="900" w:hanging="180"/>
-        <w:jc w:val="both"/>
-        <w:rPr>
-          <w:rFonts w:eastAsia="Aptos"/>
-          <w:b/>
-          <w:i/>
-          <w:kern w:val="2"/>
-          <w14:ligatures w14:val="standardContextual"/>
-        </w:rPr>
-      </w:pPr>
-      <w:r>
-        <w:t>_ Dr. Bill Cheng, National Chung Hsing University, Taiwan</w:t>
-      </w:r>
-    </w:p>
-    <w:p>
-      <w:pPr>
-        <w:spacing w:line="259" w:lineRule="auto"/>
-        <w:ind w:left="900" w:hanging="180"/>
-        <w:jc w:val="both"/>
-        <w:rPr>
-          <w:rFonts w:eastAsia="Aptos"/>
-          <w:b/>
-          <w:i/>
-          <w:kern w:val="2"/>
-          <w14:ligatures w14:val="standardContextual"/>
-        </w:rPr>
-      </w:pPr>
-      <w:r>
-        <w:t>_ Dr. Trung Nghia Tran, Ho Chi Minh City University of Technology – VNU-HCM, Vietnam</w:t>
-      </w:r>
-    </w:p>
-    <w:p>
-      <w:pPr>
-        <w:spacing w:line="259" w:lineRule="auto"/>
-        <w:ind w:left="900" w:hanging="180"/>
-        <w:jc w:val="both"/>
-        <w:rPr>
-          <w:rFonts w:eastAsia="Aptos"/>
-          <w:b/>
-          <w:i/>
-          <w:kern w:val="2"/>
-          <w14:ligatures w14:val="standardContextual"/>
-        </w:rPr>
-      </w:pPr>
-      <w:r>
-        <w:t>_ Dr. Nguyen Van Toan, Tohoku University, Japan</w:t>
-      </w:r>
-    </w:p>
-    <w:p>
-      <w:pPr>
-        <w:spacing w:line="259" w:lineRule="auto"/>
-        <w:ind w:left="900" w:hanging="180"/>
-        <w:jc w:val="both"/>
-        <w:rPr>
-          <w:rFonts w:eastAsia="Aptos"/>
-          <w:b/>
-          <w:i/>
-          <w:kern w:val="2"/>
-          <w14:ligatures w14:val="standardContextual"/>
-        </w:rPr>
-      </w:pPr>
-      <w:r>
-        <w:t>_ Dr. Nguyen Van Hieu, University of Science – VNU-HCM, Vietnam</w:t>
-      </w:r>
-    </w:p>
-    <w:p>
-      <w:pPr>
-        <w:spacing w:line="259" w:lineRule="auto"/>
-        <w:ind w:left="900" w:hanging="180"/>
-        <w:jc w:val="both"/>
-        <w:rPr>
-          <w:rFonts w:eastAsia="Aptos"/>
-          <w:b/>
-          <w:i/>
-          <w:kern w:val="2"/>
-          <w14:ligatures w14:val="standardContextual"/>
-        </w:rPr>
-      </w:pPr>
-      <w:r>
-        <w:t>_ Dr. Ngoc Dang Khoa Tran, Industrial University of Ho Chi Minh City, Vietnam</w:t>
-      </w:r>
-    </w:p>
-    <w:p>
-      <w:pPr>
-        <w:spacing w:line="259" w:lineRule="auto"/>
-        <w:ind w:left="900" w:hanging="180"/>
-        <w:jc w:val="both"/>
-        <w:rPr>
-          <w:rFonts w:eastAsia="Aptos"/>
-          <w:b/>
-          <w:i/>
-          <w:kern w:val="2"/>
-          <w14:ligatures w14:val="standardContextual"/>
-        </w:rPr>
-      </w:pPr>
-      <w:r>
-        <w:t>_ Dr. Hung Kay Chow, The Education University of Hong Kong, China</w:t>
-      </w:r>
-    </w:p>
-    <w:p>
-      <w:pPr>
-        <w:spacing w:line="259" w:lineRule="auto"/>
-        <w:ind w:left="900" w:hanging="180"/>
-        <w:jc w:val="both"/>
-        <w:rPr>
-          <w:rFonts w:eastAsia="Aptos"/>
-          <w:b/>
-          <w:i/>
-          <w:kern w:val="2"/>
-          <w14:ligatures w14:val="standardContextual"/>
-        </w:rPr>
-      </w:pPr>
-    </w:p>
-    <w:p>
-      <w:pPr>
-        <w:spacing w:line="259" w:lineRule="auto"/>
-        <w:ind w:left="900" w:hanging="180"/>
-        <w:jc w:val="both"/>
-        <w:rPr>
-          <w:rFonts w:eastAsia="Aptos"/>
-          <w:b/>
-          <w:i/>
-          <w:kern w:val="2"/>
-          <w14:ligatures w14:val="standardContextual"/>
-        </w:rPr>
-      </w:pPr>
-      <w:r>
-        <w:rPr>
-          <w:b/>
-        </w:rPr>
-        <w:t>PROGRAM CHAIRS</w:t>
-      </w:r>
-    </w:p>
-    <w:p>
-      <w:pPr>
-        <w:spacing w:line="259" w:lineRule="auto"/>
-        <w:ind w:left="900" w:hanging="180"/>
-        <w:jc w:val="both"/>
-        <w:rPr>
-          <w:rFonts w:eastAsia="Aptos"/>
-          <w:b/>
-          <w:i/>
-          <w:kern w:val="2"/>
-          <w14:ligatures w14:val="standardContextual"/>
-        </w:rPr>
-      </w:pPr>
-      <w:r>
-        <w:t>_ Dr. Peng-Ta Liu, Tunghai University, Taiwan</w:t>
-      </w:r>
-    </w:p>
-    <w:p>
-      <w:pPr>
-        <w:spacing w:line="259" w:lineRule="auto"/>
-        <w:ind w:left="900" w:hanging="180"/>
-        <w:jc w:val="both"/>
-        <w:rPr>
-          <w:rFonts w:eastAsia="Aptos"/>
-          <w:b/>
-          <w:i/>
-          <w:kern w:val="2"/>
-          <w14:ligatures w14:val="standardContextual"/>
-        </w:rPr>
-      </w:pPr>
-      <w:r>
-        <w:t>_ Dr. Po-Liang Liu, National Chung Hsing University, Taiwan</w:t>
-      </w:r>
-    </w:p>
-    <w:p>
-      <w:pPr>
-        <w:spacing w:line="259" w:lineRule="auto"/>
-        <w:ind w:left="900" w:hanging="180"/>
-        <w:jc w:val="both"/>
-        <w:rPr>
-          <w:rFonts w:eastAsia="Aptos"/>
-          <w:b/>
-          <w:i/>
-          <w:kern w:val="2"/>
-          <w14:ligatures w14:val="standardContextual"/>
-        </w:rPr>
-      </w:pPr>
-      <w:r>
-        <w:t>_ Dr. Bluest Lan, National Chung Hsing University, Taiwan</w:t>
-      </w:r>
-    </w:p>
-    <w:p>
-      <w:pPr>
-        <w:spacing w:line="259" w:lineRule="auto"/>
-        <w:ind w:left="900" w:hanging="180"/>
-        <w:jc w:val="both"/>
-        <w:rPr>
-          <w:rFonts w:eastAsia="Aptos"/>
-          <w:b/>
-          <w:i/>
-          <w:kern w:val="2"/>
-          <w14:ligatures w14:val="standardContextual"/>
-        </w:rPr>
-      </w:pPr>
-      <w:r>
-        <w:t>_ Dr. Hieng Kiat Jun, Universiti Tunku Abdul Rahman, Malaysia</w:t>
-      </w:r>
-    </w:p>
-    <w:p>
-      <w:pPr>
-        <w:spacing w:line="259" w:lineRule="auto"/>
-        <w:ind w:left="900" w:hanging="180"/>
-        <w:jc w:val="both"/>
-        <w:rPr>
-          <w:rFonts w:eastAsia="Aptos"/>
-          <w:b/>
-          <w:i/>
-          <w:kern w:val="2"/>
-          <w14:ligatures w14:val="standardContextual"/>
-        </w:rPr>
-      </w:pPr>
-      <w:r>
-        <w:t>_ Dr. Chi-En Lee, National Chung Hsing University, Taiwan</w:t>
-      </w:r>
-    </w:p>
-    <w:p>
-      <w:pPr>
-        <w:spacing w:line="259" w:lineRule="auto"/>
-        <w:ind w:left="900" w:hanging="180"/>
-        <w:jc w:val="both"/>
-        <w:rPr>
-          <w:rFonts w:eastAsia="Aptos"/>
-          <w:b/>
-          <w:i/>
-          <w:kern w:val="2"/>
-          <w14:ligatures w14:val="standardContextual"/>
-        </w:rPr>
-      </w:pPr>
-      <w:r>
-        <w:t>_ Dr. Quoc Tuan Nguyen Diep, Ho Chi Minh City University of Technology – VNU-HCM, Vietnam</w:t>
-      </w:r>
-    </w:p>
-    <w:p>
-      <w:pPr>
-        <w:spacing w:line="259" w:lineRule="auto"/>
-        <w:ind w:left="900" w:hanging="180"/>
-        <w:jc w:val="both"/>
-        <w:rPr>
-          <w:rFonts w:eastAsia="Aptos"/>
-          <w:b/>
-          <w:i/>
-          <w:kern w:val="2"/>
-          <w14:ligatures w14:val="standardContextual"/>
-        </w:rPr>
-      </w:pPr>
-    </w:p>
-    <w:p>
-      <w:pPr>
-        <w:spacing w:line="259" w:lineRule="auto"/>
-        <w:ind w:left="900" w:hanging="180"/>
-        <w:jc w:val="both"/>
-        <w:rPr>
-          <w:rFonts w:eastAsia="Aptos"/>
-          <w:b/>
-          <w:i/>
-          <w:kern w:val="2"/>
-          <w14:ligatures w14:val="standardContextual"/>
-        </w:rPr>
-      </w:pPr>
-      <w:r>
-        <w:rPr>
-          <w:b/>
-        </w:rPr>
-        <w:t>PUBLISHING CHAIR</w:t>
-      </w:r>
-      <w:r>
-        <w:rPr>
-          <w:b/>
-        </w:rPr>
-        <w:t>S</w:t>
-      </w:r>
-    </w:p>
-    <w:p>
-      <w:pPr>
-        <w:spacing w:line="259" w:lineRule="auto"/>
-        <w:ind w:left="900" w:hanging="180"/>
-        <w:jc w:val="both"/>
-        <w:rPr>
-          <w:rFonts w:eastAsia="Aptos"/>
-          <w:b/>
-          <w:i/>
-          <w:kern w:val="2"/>
-          <w14:ligatures w14:val="standardContextual"/>
-        </w:rPr>
-      </w:pPr>
-      <w:r>
-        <w:t>_ Dr. Kuo-Chih Liao, National Chung Hsing University, Taiwan</w:t>
-      </w:r>
-    </w:p>
-    <w:p>
-      <w:pPr>
-        <w:spacing w:line="259" w:lineRule="auto"/>
-        <w:ind w:left="900" w:hanging="180"/>
-        <w:jc w:val="both"/>
-        <w:rPr>
-          <w:rFonts w:eastAsia="Aptos"/>
-          <w:b/>
-          <w:i/>
-          <w:kern w:val="2"/>
-          <w14:ligatures w14:val="standardContextual"/>
-        </w:rPr>
-      </w:pPr>
-      <w:r>
-        <w:t>_ Dr. Kang-Ming Chang, National Kaohsiung University of Science and Technology, Taiwan</w:t>
-      </w:r>
-    </w:p>
-    <w:p>
-      <w:pPr>
-        <w:spacing w:line="259" w:lineRule="auto"/>
-        <w:ind w:left="900" w:hanging="180"/>
-        <w:jc w:val="both"/>
-        <w:rPr>
-          <w:rFonts w:eastAsia="Aptos"/>
-          <w:b/>
-          <w:i/>
-          <w:kern w:val="2"/>
-          <w14:ligatures w14:val="standardContextual"/>
-        </w:rPr>
-      </w:pPr>
-      <w:r>
-        <w:t>_ Dr. Shih-Hung Lin, National Yunlin University of Science and Technology, Taiwan</w:t>
-      </w:r>
-    </w:p>
-    <w:p>
-      <w:pPr>
-        <w:spacing w:line="259" w:lineRule="auto"/>
-        <w:ind w:left="900" w:hanging="180"/>
-        <w:jc w:val="both"/>
-        <w:rPr>
-          <w:rFonts w:eastAsia="Aptos"/>
-          <w:b/>
-          <w:i/>
-          <w:kern w:val="2"/>
-          <w14:ligatures w14:val="standardContextual"/>
-        </w:rPr>
-      </w:pPr>
-      <w:r>
-        <w:t>_ Dr. Chung-Han Wu, National Chung Hsing University, Taiwan</w:t>
-      </w:r>
-    </w:p>
-    <w:p>
-      <w:pPr>
-        <w:spacing w:line="259" w:lineRule="auto"/>
-        <w:ind w:left="900" w:hanging="180"/>
-        <w:jc w:val="both"/>
-        <w:rPr>
-          <w:rFonts w:eastAsia="Aptos"/>
-          <w:b/>
-          <w:i/>
-          <w:kern w:val="2"/>
-          <w14:ligatures w14:val="standardContextual"/>
-        </w:rPr>
-      </w:pPr>
-      <w:r>
-        <w:t>_ Dr. Thien-Luan Phan, University of Science – VNU-HCM, Vietnam</w:t>
-      </w:r>
-    </w:p>
-    <w:p>
-      <w:pPr>
-        <w:spacing w:line="259" w:lineRule="auto"/>
-        <w:ind w:left="900" w:hanging="180"/>
-        <w:jc w:val="both"/>
-        <w:rPr>
-          <w:rFonts w:eastAsia="Aptos"/>
-          <w:b/>
-          <w:i/>
-          <w:kern w:val="2"/>
-          <w14:ligatures w14:val="standardContextual"/>
-        </w:rPr>
-      </w:pPr>
-    </w:p>
-    <w:p>
-      <w:pPr>
-        <w:spacing w:line="259" w:lineRule="auto"/>
-        <w:ind w:left="900" w:hanging="180"/>
-        <w:jc w:val="both"/>
-        <w:rPr>
-          <w:rFonts w:eastAsia="Aptos"/>
-          <w:b/>
-          <w:i/>
-          <w:kern w:val="2"/>
-          <w14:ligatures w14:val="standardContextual"/>
-        </w:rPr>
-      </w:pPr>
-      <w:r>
-        <w:rPr>
-          <w:b/>
-        </w:rPr>
-        <w:t>ORGANIZING COMMITTEE</w:t>
-      </w:r>
-    </w:p>
-    <w:p>
-      <w:pPr>
-        <w:spacing w:line="259" w:lineRule="auto"/>
-        <w:ind w:left="900" w:hanging="180"/>
-        <w:jc w:val="both"/>
-        <w:rPr>
-          <w:rFonts w:eastAsia="Aptos"/>
-          <w:b/>
-          <w:i/>
-          <w:kern w:val="2"/>
-          <w14:ligatures w14:val="standardContextual"/>
-        </w:rPr>
-      </w:pPr>
-      <w:r>
-        <w:t>_ Dr. Kang-Ming Chang, National Kaohsiung University of Science and Technology, Taiwan</w:t>
-      </w:r>
-    </w:p>
-    <w:p>
-      <w:pPr>
-        <w:spacing w:line="259" w:lineRule="auto"/>
-        <w:ind w:left="900" w:hanging="180"/>
-        <w:jc w:val="both"/>
-        <w:rPr>
-          <w:rFonts w:eastAsia="Aptos"/>
-          <w:b/>
-          <w:i/>
-          <w:kern w:val="2"/>
-          <w14:ligatures w14:val="standardContextual"/>
-        </w:rPr>
-      </w:pPr>
-      <w:r>
-        <w:t>_ Dr. Bluest Lan, National Chung Hsing University, Taiwan</w:t>
-      </w:r>
-    </w:p>
-    <w:p>
-      <w:pPr>
-        <w:spacing w:line="259" w:lineRule="auto"/>
-        <w:ind w:left="900" w:hanging="180"/>
-        <w:jc w:val="both"/>
-        <w:rPr>
-          <w:rFonts w:eastAsia="Aptos"/>
-          <w:b/>
-          <w:i/>
-          <w:kern w:val="2"/>
-          <w14:ligatures w14:val="standardContextual"/>
-        </w:rPr>
-      </w:pPr>
-      <w:r>
-        <w:t>_ Dr. Rei-Yu Chein, National Chung Hsing University, Taiwan</w:t>
-      </w:r>
-    </w:p>
-    <w:p>
-      <w:pPr>
-        <w:spacing w:line="259" w:lineRule="auto"/>
-        <w:ind w:left="900" w:hanging="180"/>
-        <w:jc w:val="both"/>
-        <w:rPr>
-          <w:rFonts w:eastAsia="Aptos"/>
-          <w:b/>
-          <w:i/>
-          <w:kern w:val="2"/>
-          <w14:ligatures w14:val="standardContextual"/>
-        </w:rPr>
-      </w:pPr>
-      <w:r>
-        <w:t>_ Dr. Congo Tak Shing Ching, National Chung Hsing University, Taiwan</w:t>
-      </w:r>
-    </w:p>
-    <w:p>
-      <w:pPr>
-        <w:spacing w:line="259" w:lineRule="auto"/>
-        <w:ind w:left="900" w:hanging="180"/>
-        <w:jc w:val="both"/>
-        <w:rPr>
-          <w:rFonts w:eastAsia="Aptos"/>
-          <w:b/>
-          <w:i/>
-          <w:kern w:val="2"/>
-          <w14:ligatures w14:val="standardContextual"/>
-        </w:rPr>
-      </w:pPr>
-      <w:r>
-        <w:t>_ Dr. Pi-Chung Wang, National Chung Hsing University, Taiwan</w:t>
-      </w:r>
-    </w:p>
-    <w:p>
-      <w:pPr>
-        <w:spacing w:line="259" w:lineRule="auto"/>
-        <w:ind w:left="900" w:hanging="180"/>
-        <w:jc w:val="both"/>
-        <w:rPr>
-          <w:rFonts w:eastAsia="Aptos"/>
-          <w:b/>
-          <w:i/>
-          <w:kern w:val="2"/>
-          <w14:ligatures w14:val="standardContextual"/>
-        </w:rPr>
-      </w:pPr>
-      <w:r>
-        <w:t>_ Dr. Cheng-Chung Chang, National Chung Hsing University, Taiwan</w:t>
-      </w:r>
-    </w:p>
-    <w:p>
-      <w:pPr>
-        <w:spacing w:line="259" w:lineRule="auto"/>
-        <w:ind w:left="900" w:hanging="180"/>
-        <w:jc w:val="both"/>
-        <w:rPr>
-          <w:rFonts w:eastAsia="Aptos"/>
-          <w:b/>
-          <w:i/>
-          <w:kern w:val="2"/>
-          <w14:ligatures w14:val="standardContextual"/>
-        </w:rPr>
-      </w:pPr>
-      <w:r>
-        <w:t>_ Dr. Gou-Jen Wang, National Chung Hsing University, Taiwan</w:t>
-      </w:r>
-    </w:p>
-    <w:p>
-      <w:pPr>
-        <w:spacing w:line="259" w:lineRule="auto"/>
-        <w:ind w:left="900" w:hanging="180"/>
-        <w:jc w:val="both"/>
-        <w:rPr>
-          <w:rFonts w:eastAsia="Aptos"/>
-          <w:b/>
-          <w:i/>
-          <w:kern w:val="2"/>
-          <w14:ligatures w14:val="standardContextual"/>
-        </w:rPr>
-      </w:pPr>
-      <w:r>
-        <w:t>_ Dr. Bill Cheng, National Chung Hsing University, Taiwan</w:t>
-      </w:r>
-    </w:p>
-    <w:p>
-      <w:pPr>
-        <w:spacing w:line="259" w:lineRule="auto"/>
-        <w:ind w:left="900" w:hanging="180"/>
-        <w:jc w:val="both"/>
-        <w:rPr>
-          <w:rFonts w:eastAsia="Aptos"/>
-          <w:b/>
-          <w:i/>
-          <w:kern w:val="2"/>
-          <w14:ligatures w14:val="standardContextual"/>
-        </w:rPr>
-      </w:pPr>
-      <w:r>
-        <w:t>_ Dr. Cheng-Yu Tsai, Taipei Medical University, Taiwan</w:t>
-      </w:r>
-    </w:p>
-    <w:p>
-      <w:pPr>
-        <w:spacing w:line="259" w:lineRule="auto"/>
-        <w:ind w:left="900" w:hanging="180"/>
-        <w:jc w:val="both"/>
-        <w:rPr>
-          <w:rFonts w:eastAsia="Aptos"/>
-          <w:b/>
-          <w:i/>
-          <w:kern w:val="2"/>
-          <w14:ligatures w14:val="standardContextual"/>
-        </w:rPr>
-      </w:pPr>
-      <w:r>
-        <w:t>_ Dr. Trung Nghia Tran, Ho Chi Minh City University of Technology – VNU-HCM, Vietnam</w:t>
-      </w:r>
-    </w:p>
-    <w:p>
-      <w:pPr>
-        <w:spacing w:line="259" w:lineRule="auto"/>
-        <w:ind w:left="900" w:hanging="180"/>
-        <w:jc w:val="both"/>
-        <w:rPr>
-          <w:rFonts w:eastAsia="Aptos"/>
-          <w:b/>
-          <w:i/>
-          <w:kern w:val="2"/>
-          <w14:ligatures w14:val="standardContextual"/>
-        </w:rPr>
-      </w:pPr>
-      <w:r>
-        <w:lastRenderedPageBreak/>
-        <w:t>_ Dr. Nguyen Van Toan, Tohoku University, Japan</w:t>
-      </w:r>
-    </w:p>
-    <w:p>
-      <w:pPr>
-        <w:spacing w:line="259" w:lineRule="auto"/>
-        <w:ind w:left="900" w:hanging="180"/>
-        <w:jc w:val="both"/>
-        <w:rPr>
-          <w:rFonts w:eastAsia="Aptos"/>
-          <w:b/>
-          <w:i/>
-          <w:kern w:val="2"/>
-          <w14:ligatures w14:val="standardContextual"/>
-        </w:rPr>
-      </w:pPr>
-      <w:r>
-        <w:t>_ Dr. Nguyen Van Hieu, University of Science – VNU-HCM, Vietnam</w:t>
-      </w:r>
-    </w:p>
-    <w:p>
-      <w:pPr>
-        <w:spacing w:line="259" w:lineRule="auto"/>
-        <w:ind w:left="900" w:hanging="180"/>
-        <w:jc w:val="both"/>
-        <w:rPr>
-          <w:rFonts w:eastAsia="Aptos"/>
-          <w:b/>
-          <w:i/>
-          <w:kern w:val="2"/>
-          <w14:ligatures w14:val="standardContextual"/>
-        </w:rPr>
-      </w:pPr>
-      <w:r>
-        <w:t>_ Dr. Ngoc Dang Khoa Tran, Industrial University of Ho Chi Minh City, Vietnam</w:t>
-      </w:r>
-    </w:p>
-    <w:p>
-      <w:pPr>
-        <w:spacing w:line="259" w:lineRule="auto"/>
-        <w:ind w:left="900" w:hanging="180"/>
-        <w:jc w:val="both"/>
-        <w:rPr>
-          <w:rFonts w:eastAsia="Aptos"/>
-          <w:b/>
-          <w:i/>
-          <w:kern w:val="2"/>
-          <w14:ligatures w14:val="standardContextual"/>
-        </w:rPr>
-      </w:pPr>
-      <w:r>
-        <w:t>_ Dr. Peng-Ta Liu, Tunghai University, Taiwan</w:t>
-      </w:r>
-    </w:p>
-    <w:p>
-      <w:pPr>
-        <w:spacing w:line="259" w:lineRule="auto"/>
-        <w:ind w:left="900" w:hanging="180"/>
-        <w:jc w:val="both"/>
-        <w:rPr>
-          <w:rFonts w:eastAsia="Aptos"/>
-          <w:b/>
-          <w:i/>
-          <w:kern w:val="2"/>
-          <w14:ligatures w14:val="standardContextual"/>
-        </w:rPr>
-      </w:pPr>
-      <w:r>
-        <w:t>_ Dr. Yu-Hsiang Lai, Chung Cheng Institute of Technology, Taiwan</w:t>
-      </w:r>
-    </w:p>
-    <w:p>
-      <w:pPr>
-        <w:spacing w:line="259" w:lineRule="auto"/>
-        <w:ind w:left="900" w:hanging="180"/>
-        <w:jc w:val="both"/>
-        <w:rPr>
-          <w:rFonts w:eastAsia="Aptos"/>
-          <w:b/>
-          <w:i/>
-          <w:kern w:val="2"/>
-          <w14:ligatures w14:val="standardContextual"/>
-        </w:rPr>
-      </w:pPr>
-      <w:r>
-        <w:t>_ Dr. Quoc Tuan Nguyen Diep, Ho Chi Minh City University of Technology – VNU-HCM, Vietnam</w:t>
-      </w:r>
-    </w:p>
-    <w:p>
-      <w:pPr>
-        <w:spacing w:line="259" w:lineRule="auto"/>
-        <w:ind w:left="900" w:hanging="180"/>
-        <w:jc w:val="both"/>
-        <w:rPr>
-          <w:rFonts w:eastAsia="Aptos"/>
-          <w:b/>
-          <w:i/>
-          <w:kern w:val="2"/>
-          <w14:ligatures w14:val="standardContextual"/>
-        </w:rPr>
-      </w:pPr>
-      <w:r>
-        <w:t>_ Dr. Kuo-Chih Liao, National Chung Hsing University, Taiwan</w:t>
-      </w:r>
-    </w:p>
-    <w:p>
-      <w:pPr>
-        <w:spacing w:line="259" w:lineRule="auto"/>
-        <w:ind w:left="900" w:hanging="180"/>
-        <w:jc w:val="both"/>
-        <w:rPr>
-          <w:rFonts w:eastAsia="Aptos"/>
-          <w:b/>
-          <w:i/>
-          <w:kern w:val="2"/>
-          <w14:ligatures w14:val="standardContextual"/>
-        </w:rPr>
-      </w:pPr>
-      <w:r>
-        <w:t>_ Dr. Thien-Luan Phan, University of Science – VNU-HCM, Vietnam</w:t>
-      </w:r>
-    </w:p>
-    <w:p>
-      <w:pPr>
-        <w:spacing w:line="259" w:lineRule="auto"/>
-        <w:ind w:left="900" w:hanging="180"/>
-        <w:jc w:val="both"/>
-        <w:rPr>
-          <w:rFonts w:eastAsia="Aptos"/>
-          <w:b/>
-          <w:i/>
-          <w:kern w:val="2"/>
-          <w14:ligatures w14:val="standardContextual"/>
-        </w:rPr>
-      </w:pPr>
-      <w:r>
-        <w:t>_ Dr. Po-Liang Liu, National Chung Hsing University, Taiwan</w:t>
-      </w:r>
-    </w:p>
-    <w:p>
-      <w:pPr>
-        <w:spacing w:line="259" w:lineRule="auto"/>
-        <w:ind w:left="900" w:hanging="180"/>
-        <w:jc w:val="both"/>
-        <w:rPr>
-          <w:rFonts w:eastAsia="Aptos"/>
-          <w:b/>
-          <w:i/>
-          <w:kern w:val="2"/>
-          <w14:ligatures w14:val="standardContextual"/>
-        </w:rPr>
-      </w:pPr>
-      <w:r>
-        <w:t>_ Dr. Shih-Hung Lin, National Yunlin University of Science and Technology, Taiwan</w:t>
-      </w:r>
-    </w:p>
-    <w:p>
-      <w:pPr>
-        <w:spacing w:line="259" w:lineRule="auto"/>
-        <w:ind w:left="900" w:hanging="180"/>
-        <w:jc w:val="both"/>
-        <w:rPr>
-          <w:rFonts w:eastAsia="Aptos"/>
-          <w:b/>
-          <w:i/>
-          <w:kern w:val="2"/>
-          <w14:ligatures w14:val="standardContextual"/>
-        </w:rPr>
-      </w:pPr>
-      <w:r>
-        <w:t>_ Dr. Henry J. H. Chen, National Chi Nan University, Taiwan</w:t>
-      </w:r>
-    </w:p>
-    <w:p>
-      <w:pPr>
-        <w:spacing w:line="259" w:lineRule="auto"/>
-        <w:ind w:left="900" w:hanging="180"/>
-        <w:jc w:val="both"/>
-        <w:rPr>
-          <w:rFonts w:eastAsia="Aptos"/>
-          <w:b/>
-          <w:i/>
-          <w:kern w:val="2"/>
-          <w14:ligatures w14:val="standardContextual"/>
-        </w:rPr>
-      </w:pPr>
-      <w:r>
-        <w:t>_ Dr. Ching-Liang Dai, National Chung Hsing University, Taiwan</w:t>
-      </w:r>
-    </w:p>
-    <w:p>
-      <w:pPr>
-        <w:spacing w:line="259" w:lineRule="auto"/>
-        <w:ind w:left="900" w:hanging="180"/>
-        <w:jc w:val="both"/>
-        <w:rPr>
-          <w:rFonts w:eastAsia="Aptos"/>
-          <w:b/>
-          <w:i/>
-          <w:kern w:val="2"/>
-          <w14:ligatures w14:val="standardContextual"/>
-        </w:rPr>
-      </w:pPr>
-      <w:r>
-        <w:t>_ Dr. Chia-Che Wu, National Chung Hsing University, Taiwan</w:t>
-      </w:r>
-    </w:p>
-    <w:p>
-      <w:pPr>
-        <w:spacing w:line="259" w:lineRule="auto"/>
-        <w:ind w:firstLine="720"/>
-        <w:jc w:val="both"/>
-        <w:rPr>
-          <w:rFonts w:eastAsia="Aptos"/>
-          <w:b/>
-          <w:i/>
-          <w:kern w:val="2"/>
-          <w14:ligatures w14:val="standardContextual"/>
-        </w:rPr>
-      </w:pPr>
     </w:p>
     <w:p>
       <w:pPr>
@@ -17505,7 +17813,7 @@
         </w:rPr>
         <w:br w:type="page"/>
       </w:r>
-      <w:bookmarkStart w:id="1" w:name="_Toc243846568"/>
+      <w:bookmarkStart w:id="1" w:name="_Toc244348680"/>
       <w:r>
         <w:rPr>
           <w:color w:val="auto"/>
@@ -17899,8 +18207,8 @@
       <w:pPr>
         <w:pStyle w:val="Heading1"/>
       </w:pPr>
-      <w:bookmarkStart w:id="2" w:name="_Toc243846569"/>
-      <w:bookmarkStart w:id="3" w:name="_Hlk243771250"/>
+      <w:bookmarkStart w:id="2" w:name="_Hlk243771250"/>
+      <w:bookmarkStart w:id="3" w:name="_Toc244348681"/>
       <w:r>
         <w:t>SPONSOR</w:t>
       </w:r>
@@ -17910,7 +18218,7 @@
       <w:r>
         <w:t xml:space="preserve"> BY</w:t>
       </w:r>
-      <w:bookmarkEnd w:id="2"/>
+      <w:bookmarkEnd w:id="3"/>
     </w:p>
     <w:tbl>
       <w:tblPr>
@@ -17990,7 +18298,7 @@
           </w:p>
         </w:tc>
       </w:tr>
-      <w:bookmarkEnd w:id="3"/>
+      <w:bookmarkEnd w:id="2"/>
     </w:tbl>
     <w:p>
       <w:pPr>
@@ -18031,7 +18339,7 @@
           <w:szCs w:val="28"/>
         </w:rPr>
       </w:pPr>
-      <w:bookmarkStart w:id="4" w:name="_Toc243846570"/>
+      <w:bookmarkStart w:id="4" w:name="_Toc244348682"/>
       <w:r>
         <w:lastRenderedPageBreak/>
         <w:t>KEYNOTE SPEAKER</w:t>
@@ -18129,9 +18437,15 @@
                 <w:i/>
               </w:rPr>
             </w:pPr>
-            <w:bookmarkStart w:id="5" w:name="_Toc243846571"/>
-            <w:r>
-              <w:t>Prof. Dong-sing Wuu</w:t>
+            <w:bookmarkStart w:id="5" w:name="_Toc244348683"/>
+            <w:r>
+              <w:t>Prof. Dong-</w:t>
+            </w:r>
+            <w:r>
+              <w:t>S</w:t>
+            </w:r>
+            <w:r>
+              <w:t>ing Wuu</w:t>
             </w:r>
             <w:bookmarkEnd w:id="5"/>
           </w:p>
@@ -18220,7 +18534,7 @@
           <w:szCs w:val="28"/>
         </w:rPr>
       </w:pPr>
-      <w:bookmarkStart w:id="6" w:name="_Toc243846572"/>
+      <w:bookmarkStart w:id="6" w:name="_Toc244348684"/>
       <w:r>
         <w:lastRenderedPageBreak/>
         <w:t>KEYNOTE SPEAKER</w:t>
@@ -18317,7 +18631,7 @@
                 <w:i/>
               </w:rPr>
             </w:pPr>
-            <w:bookmarkStart w:id="7" w:name="_Toc243846573"/>
+            <w:bookmarkStart w:id="7" w:name="_Toc244348685"/>
             <w:r>
               <w:t>Prof. Fan-Gang Tseng</w:t>
             </w:r>
@@ -18395,7 +18709,7 @@
               <w:t>Abstract</w:t>
             </w:r>
             <w:r>
-              <w:t>: Despite the recent advancement of biotechnology and pharmaceutical research, cancers remain the leading cause of human mortality. It is vital to diagnose cancers at an early stage when treatment can dramatically improve prognosis. So far, low-cost and easy to operate devices, which allow efficient isolation and sensitive detection of circulating tumor cells (CTCs) for routine blood screening, remain lacking. This talk will introduce a microfluidic platform (High-Density Self-Assembled-Cell-Array, HD-SACA system) which can not only isolate single CTCs/CTMs from the real blood sample in one hour for rapid CTCs identification and diagnosis, together with a nano particle sensing system, but also conduct Tumor organelle drug screening for precision medicine. This system includes a high throughput 3D Micro-Dialysis and Self Assembled Cell Array (SACA) chip to quickly self-assemble cells into a densed monolayer (10^6 cells/cm2) for rapid staining and in-parallel inspection at high speed (6x10^6 cells/1 hour for 4 images). The distinguished ratio can reach 1 to 1 billion, recovery rate more than 95%, and whole process can be finished in two hours for 4 ml blood sample. In this research, we have successfully enumerated CTCs/CTMs by self-assembled cell array (SACA) chip system for more than 1000 patients with diagnosed colorectal cancers and others. We found that the CTC count in PB but not IMV correlates with disease stages. Neoadjuvant chemotherapy did not lead to decreased CTC count in both types of blood samples. With the combination of CTCs/CTMs and other biomarkers, the detection odds ratio can be higher than 21. Due to the rapid and gentle process, the on-chip isolated CTCs are still vital and can be further characterized and cultivated for identification by using nano sensors for further prognosis by reading the information from cancer microenvironments in the Tumor-organoid on a chip. The cultivated/expanded CTCs on chip, when forming Tumor-organelles, can be further used as drug testing targets to screen combinatory drugs for AI-assisted precision medicine. The Tumor-organoid on a chip can be further integrated with Liver-on-a-chip and Kidney-on-a-chip for not only combinatory drug testing, but also drug toxicity validation.</w:t>
+              <w:t>: Despite the recent advancement of biotechnology and pharmaceutical research, cancers remain the leading cause of human mortality. It is vital to diagnose cancers at an early stage when treatment can dramatically improve prognosis. So far, low-cost and easy to operate devices, which allow efficient isolation and sensitive detection of circulating tumor cells (CTCs) for routine blood screening, remain lacking. This talk will introduce a microfluidic platform (High-Density Self-Assembled-Cell-Array, HD-SACA system) which can not only isolate single CTCs/CTMs from the real blood sample in one hour for rapid CTCs identification and diagnosis, together with a nano particle sensing system, but also conduct Tumor organelle drug screening for precision medicine. This system includes a high throughput 3D Micro-Dialysis and Self Assembled Cell Array (SACA) chip to quickly self-assemble cells into a dense monolayer (10^6 cells/cm2) for rapid staining and in-parallel inspection at high speed (6x10^6 cells/1 hour for 4 images). The distinguished ratio can reach 1 to 1 billion, recovery rate more than 95%, and whole process can be finished in two hours for 4 ml blood sample. In this research, we have successfully enumerated CTCs/CTMs by self-assembled cell array (SACA) chip system for more than 1000 patients with diagnosed colorectal cancers and others. We found that the CTC count in PB but not IMV correlates with disease stages. Neoadjuvant chemotherapy did not lead to decreased CTC count in both types of blood samples. With the combination of CTCs/CTMs and other biomarkers, the detection odds ratio can be higher than 21. Due to the rapid and gentle process, the on-chip isolated CTCs are still vital and can be further characterized and cultivated for identification by using nano sensors for further prognosis by reading the information from cancer microenvironments in the Tumor-organoid on a chip. The cultivated/expanded CTCs on chip, when forming Tumor-organelles, can be further used as drug testing targets to screen combinatory drugs for AI-assisted precision medicine. The Tumor-organoid on a chip can be further integrated with Liver-on-a-chip and Kidney-on-a-chip for not only combinatory drug testing, but also drug toxicity validation.</w:t>
             </w:r>
           </w:p>
         </w:tc>
@@ -18410,7 +18724,7 @@
           <w:szCs w:val="28"/>
         </w:rPr>
       </w:pPr>
-      <w:bookmarkStart w:id="8" w:name="_Toc243846574"/>
+      <w:bookmarkStart w:id="8" w:name="_Toc244348686"/>
       <w:r>
         <w:lastRenderedPageBreak/>
         <w:t>KEYNOTE SPEAKER</w:t>
@@ -18507,7 +18821,7 @@
                 <w:i/>
               </w:rPr>
             </w:pPr>
-            <w:bookmarkStart w:id="9" w:name="_Toc243846575"/>
+            <w:bookmarkStart w:id="9" w:name="_Toc244348687"/>
             <w:r>
               <w:t>Prof. Ashok Kumar Pandey</w:t>
             </w:r>
@@ -18660,7 +18974,7 @@
           <w:szCs w:val="28"/>
         </w:rPr>
       </w:pPr>
-      <w:bookmarkStart w:id="10" w:name="_Toc243846576"/>
+      <w:bookmarkStart w:id="10" w:name="_Toc244348688"/>
       <w:r>
         <w:lastRenderedPageBreak/>
         <w:t>KEYNOTE SPEAKER</w:t>
@@ -18768,7 +19082,7 @@
                 <w:i/>
               </w:rPr>
             </w:pPr>
-            <w:bookmarkStart w:id="11" w:name="_Toc243846577"/>
+            <w:bookmarkStart w:id="11" w:name="_Toc244348689"/>
             <w:r>
               <w:t>Prof. Lena Zentner</w:t>
             </w:r>
@@ -18890,7 +19204,7 @@
           <w:szCs w:val="28"/>
         </w:rPr>
       </w:pPr>
-      <w:bookmarkStart w:id="12" w:name="_Toc243846578"/>
+      <w:bookmarkStart w:id="12" w:name="_Toc244348690"/>
       <w:r>
         <w:lastRenderedPageBreak/>
         <w:t>KEYNOTE SPEAKER</w:t>
@@ -18993,7 +19307,7 @@
                 <w:i/>
               </w:rPr>
             </w:pPr>
-            <w:bookmarkStart w:id="13" w:name="_Toc243846579"/>
+            <w:bookmarkStart w:id="13" w:name="_Toc244348691"/>
             <w:r>
               <w:t>Prof. Takahito Ono</w:t>
             </w:r>
@@ -19112,7 +19426,7 @@
           <w:szCs w:val="28"/>
         </w:rPr>
       </w:pPr>
-      <w:bookmarkStart w:id="14" w:name="_Toc243846580"/>
+      <w:bookmarkStart w:id="14" w:name="_Toc244348692"/>
       <w:r>
         <w:lastRenderedPageBreak/>
         <w:t>INVITED SPEAKER</w:t>
@@ -19215,7 +19529,7 @@
                 <w:i/>
               </w:rPr>
             </w:pPr>
-            <w:bookmarkStart w:id="15" w:name="_Toc243846581"/>
+            <w:bookmarkStart w:id="15" w:name="_Toc244348693"/>
             <w:r>
               <w:t>Dr.</w:t>
             </w:r>
@@ -19347,7 +19661,7 @@
           <w:szCs w:val="28"/>
         </w:rPr>
       </w:pPr>
-      <w:bookmarkStart w:id="16" w:name="_Toc243846582"/>
+      <w:bookmarkStart w:id="16" w:name="_Toc244348694"/>
       <w:r>
         <w:lastRenderedPageBreak/>
         <w:t>INVITED SPEAKER</w:t>
@@ -19450,7 +19764,7 @@
                 <w:i/>
               </w:rPr>
             </w:pPr>
-            <w:bookmarkStart w:id="17" w:name="_Toc243846583"/>
+            <w:bookmarkStart w:id="17" w:name="_Toc244348695"/>
             <w:r>
               <w:t>Dr. Yu-Hsiang Lai</w:t>
             </w:r>
@@ -19565,7 +19879,7 @@
           <w:szCs w:val="28"/>
         </w:rPr>
       </w:pPr>
-      <w:bookmarkStart w:id="18" w:name="_Toc243846584"/>
+      <w:bookmarkStart w:id="18" w:name="_Toc244348696"/>
       <w:r>
         <w:lastRenderedPageBreak/>
         <w:t>INVITED SPEAKER</w:t>
@@ -19668,7 +19982,7 @@
                 <w:i/>
               </w:rPr>
             </w:pPr>
-            <w:bookmarkStart w:id="19" w:name="_Toc243846585"/>
+            <w:bookmarkStart w:id="19" w:name="_Toc244348697"/>
             <w:r>
               <w:t>Dr. Nguyen Van Toan</w:t>
             </w:r>
@@ -19869,7 +20183,7 @@
           <w:szCs w:val="28"/>
         </w:rPr>
       </w:pPr>
-      <w:bookmarkStart w:id="20" w:name="_Toc243846586"/>
+      <w:bookmarkStart w:id="20" w:name="_Toc244348698"/>
       <w:r>
         <w:lastRenderedPageBreak/>
         <w:t>INVITED SPEAKER</w:t>
@@ -19891,7 +20205,7 @@
           <w:noProof/>
         </w:rPr>
         <w:drawing>
-          <wp:inline distT="0" distB="0" distL="0" distR="0" wp14:anchorId="0D26E2D7" wp14:editId="36CA8BC8">
+          <wp:inline distT="0" distB="0" distL="0" distR="0" wp14:anchorId="0D26E2D7" wp14:editId="5597D6BE">
             <wp:extent cx="1201856" cy="1691640"/>
             <wp:effectExtent l="0" t="0" r="0" b="3810"/>
             <wp:docPr id="1080110014" name="Picture 10"/>
@@ -19972,7 +20286,7 @@
                 <w:i/>
               </w:rPr>
             </w:pPr>
-            <w:bookmarkStart w:id="21" w:name="_Toc243846587"/>
+            <w:bookmarkStart w:id="21" w:name="_Toc244348699"/>
             <w:r>
               <w:t>Dr. Nguyen Van Hieu</w:t>
             </w:r>
@@ -20088,7 +20402,7 @@
           <w:szCs w:val="28"/>
         </w:rPr>
       </w:pPr>
-      <w:bookmarkStart w:id="22" w:name="_Toc243846588"/>
+      <w:bookmarkStart w:id="22" w:name="_Toc244348700"/>
       <w:r>
         <w:lastRenderedPageBreak/>
         <w:t>INVITED SPEAKER</w:t>
@@ -20191,7 +20505,7 @@
                 <w:i/>
               </w:rPr>
             </w:pPr>
-            <w:bookmarkStart w:id="23" w:name="_Toc243846589"/>
+            <w:bookmarkStart w:id="23" w:name="_Toc244348701"/>
             <w:r>
               <w:t>Dr. Che-Hao Liao</w:t>
             </w:r>
@@ -20309,7 +20623,7 @@
       <w:r>
         <w:br w:type="page"/>
       </w:r>
-      <w:bookmarkStart w:id="24" w:name="_Toc243846590"/>
+      <w:bookmarkStart w:id="24" w:name="_Toc244348702"/>
       <w:r>
         <w:lastRenderedPageBreak/>
         <w:t>INVITED SPEAKER</w:t>
@@ -20412,7 +20726,7 @@
                 <w:noProof/>
               </w:rPr>
             </w:pPr>
-            <w:bookmarkStart w:id="25" w:name="_Toc243846591"/>
+            <w:bookmarkStart w:id="25" w:name="_Toc244348703"/>
             <w:r>
               <w:t>Dr. Vo Hong Hai</w:t>
             </w:r>
@@ -20617,7 +20931,7 @@
           <w:szCs w:val="28"/>
         </w:rPr>
       </w:pPr>
-      <w:bookmarkStart w:id="26" w:name="_Toc243846592"/>
+      <w:bookmarkStart w:id="26" w:name="_Toc244348704"/>
       <w:r>
         <w:lastRenderedPageBreak/>
         <w:t>INVITED SPEAKER</w:t>
@@ -20720,7 +21034,7 @@
                 <w:i/>
               </w:rPr>
             </w:pPr>
-            <w:bookmarkStart w:id="27" w:name="_Toc243846593"/>
+            <w:bookmarkStart w:id="27" w:name="_Toc244348705"/>
             <w:r>
               <w:t>Dr. Xuan Dai Le</w:t>
             </w:r>
@@ -20903,7 +21217,7 @@
           <w:szCs w:val="28"/>
         </w:rPr>
       </w:pPr>
-      <w:bookmarkStart w:id="28" w:name="_Toc243846594"/>
+      <w:bookmarkStart w:id="28" w:name="_Toc244348706"/>
       <w:r>
         <w:lastRenderedPageBreak/>
         <w:t>INVITED SPEAKER</w:t>
@@ -21006,9 +21320,15 @@
                 <w:i/>
               </w:rPr>
             </w:pPr>
-            <w:bookmarkStart w:id="29" w:name="_Toc243846595"/>
-            <w:r>
-              <w:t>Dr. Hoang-Dung Nguyen</w:t>
+            <w:bookmarkStart w:id="29" w:name="_Toc244348707"/>
+            <w:r>
+              <w:t>Dr. Hoang</w:t>
+            </w:r>
+            <w:r>
+              <w:t xml:space="preserve"> </w:t>
+            </w:r>
+            <w:r>
+              <w:t>Dung Nguyen</w:t>
             </w:r>
             <w:bookmarkEnd w:id="29"/>
           </w:p>
@@ -21242,7 +21562,7 @@
           <w:szCs w:val="28"/>
         </w:rPr>
       </w:pPr>
-      <w:bookmarkStart w:id="30" w:name="_Toc243846596"/>
+      <w:bookmarkStart w:id="30" w:name="_Toc244348708"/>
       <w:r>
         <w:lastRenderedPageBreak/>
         <w:t>INVITED SPEAKER</w:t>
@@ -21345,7 +21665,7 @@
                 <w:i/>
               </w:rPr>
             </w:pPr>
-            <w:bookmarkStart w:id="31" w:name="_Toc243846597"/>
+            <w:bookmarkStart w:id="31" w:name="_Toc244348709"/>
             <w:r>
               <w:t>Dr. Ngoc Dang Khoa Tran</w:t>
             </w:r>
@@ -21469,7 +21789,7 @@
                 <w:szCs w:val="28"/>
               </w:rPr>
             </w:pPr>
-            <w:bookmarkStart w:id="32" w:name="_Toc243846598"/>
+            <w:bookmarkStart w:id="32" w:name="_Toc244348710"/>
             <w:r>
               <w:lastRenderedPageBreak/>
               <w:t>INVITED SPEAKER</w:t>
@@ -21569,9 +21889,15 @@
                   <w:pPr>
                     <w:pStyle w:val="Heading2"/>
                   </w:pPr>
-                  <w:bookmarkStart w:id="33" w:name="_Toc243846599"/>
+                  <w:bookmarkStart w:id="33" w:name="_Toc244348711"/>
                   <w:r>
-                    <w:t>Dr. Thanh-Qua Nguyen</w:t>
+                    <w:t>Dr. Thanh</w:t>
+                  </w:r>
+                  <w:r>
+                    <w:t xml:space="preserve"> </w:t>
+                  </w:r>
+                  <w:r>
+                    <w:t>Qua Nguyen</w:t>
                   </w:r>
                   <w:bookmarkEnd w:id="33"/>
                 </w:p>
@@ -21761,7 +22087,7 @@
           <w:color w:val="auto"/>
         </w:rPr>
       </w:pPr>
-      <w:bookmarkStart w:id="34" w:name="_Toc243846600"/>
+      <w:bookmarkStart w:id="34" w:name="_Toc244348712"/>
       <w:r>
         <w:rPr>
           <w:color w:val="auto"/>
@@ -22260,7 +22586,21 @@
                 <w:b/>
                 <w:bCs/>
               </w:rPr>
-              <w:t>Dr. Thien-Luan Phan</w:t>
+              <w:t>Dr. Thien</w:t>
+            </w:r>
+            <w:r>
+              <w:rPr>
+                <w:b/>
+                <w:bCs/>
+              </w:rPr>
+              <w:t xml:space="preserve"> </w:t>
+            </w:r>
+            <w:r>
+              <w:rPr>
+                <w:b/>
+                <w:bCs/>
+              </w:rPr>
+              <w:t>Luan Phan</w:t>
             </w:r>
           </w:p>
           <w:p>
@@ -22288,6 +22628,13 @@
               </w:rPr>
               <w:t>ID_01, ID_25, ID_44, ID_69, ID_88</w:t>
             </w:r>
+            <w:r>
+              <w:rPr>
+                <w:b/>
+                <w:bCs/>
+              </w:rPr>
+              <w:t>, ID_94</w:t>
+            </w:r>
           </w:p>
         </w:tc>
         <w:tc>
@@ -23180,7 +23527,23 @@
                 <w:lang w:val="fr-FR"/>
               </w:rPr>
               <w:br/>
-              <w:t>Dr. Thien-Luan Phan</w:t>
+              <w:t>Dr. Thien</w:t>
+            </w:r>
+            <w:r>
+              <w:rPr>
+                <w:b/>
+                <w:bCs/>
+                <w:lang w:val="fr-FR"/>
+              </w:rPr>
+              <w:t xml:space="preserve"> </w:t>
+            </w:r>
+            <w:r>
+              <w:rPr>
+                <w:b/>
+                <w:bCs/>
+                <w:lang w:val="fr-FR"/>
+              </w:rPr>
+              <w:t>Luan Phan</w:t>
             </w:r>
           </w:p>
           <w:p>
@@ -23382,7 +23745,21 @@
                 <w:b/>
                 <w:bCs/>
               </w:rPr>
-              <w:t>Dr. Thanh-Qua Nguyen</w:t>
+              <w:t>Dr. Thanh</w:t>
+            </w:r>
+            <w:r>
+              <w:rPr>
+                <w:b/>
+                <w:bCs/>
+              </w:rPr>
+              <w:t xml:space="preserve"> </w:t>
+            </w:r>
+            <w:r>
+              <w:rPr>
+                <w:b/>
+                <w:bCs/>
+              </w:rPr>
+              <w:t>Qua Nguyen</w:t>
             </w:r>
           </w:p>
           <w:p>
@@ -24839,7 +25216,23 @@
                 <w:lang w:val="fr-FR"/>
               </w:rPr>
               <w:br/>
-              <w:t>Dr. Thien-Luan Phan</w:t>
+              <w:t>Dr. Thien</w:t>
+            </w:r>
+            <w:r>
+              <w:rPr>
+                <w:b/>
+                <w:bCs/>
+                <w:lang w:val="fr-FR"/>
+              </w:rPr>
+              <w:t xml:space="preserve"> </w:t>
+            </w:r>
+            <w:r>
+              <w:rPr>
+                <w:b/>
+                <w:bCs/>
+                <w:lang w:val="fr-FR"/>
+              </w:rPr>
+              <w:t>Luan Phan</w:t>
             </w:r>
           </w:p>
           <w:p>
@@ -24918,7 +25311,28 @@
                 <w:b/>
                 <w:bCs/>
               </w:rPr>
-              <w:t>ID_09, ID_11, ID_13, ID_14, ID_16, ID_19, ID_26, ID_28, ID_29, ID_35, ID_36, ID_37, ID_60, ID_92</w:t>
+              <w:t xml:space="preserve">ID_09, ID_11, ID_13, ID_14, ID_16, ID_19, ID_26, ID_28, ID_29, ID_35, ID_36, ID_37, </w:t>
+            </w:r>
+            <w:r>
+              <w:rPr>
+                <w:b/>
+                <w:bCs/>
+              </w:rPr>
+              <w:t>ID_41,</w:t>
+            </w:r>
+            <w:r>
+              <w:rPr>
+                <w:b/>
+                <w:bCs/>
+              </w:rPr>
+              <w:t xml:space="preserve"> </w:t>
+            </w:r>
+            <w:r>
+              <w:rPr>
+                <w:b/>
+                <w:bCs/>
+              </w:rPr>
+              <w:t>ID_60, ID_92</w:t>
             </w:r>
           </w:p>
         </w:tc>
@@ -25871,7 +26285,7 @@
                 <w:b/>
                 <w:bCs/>
               </w:rPr>
-              <w:t xml:space="preserve">ID_07, ID_41, ID_30, ID_40,  </w:t>
+              <w:t xml:space="preserve">ID_07, ID_30, ID_40,  </w:t>
             </w:r>
             <w:r>
               <w:rPr>
@@ -26505,6 +26919,44 @@
           </w:p>
         </w:tc>
       </w:tr>
+      <w:tr>
+        <w:tc>
+          <w:tcPr>
+            <w:tcW w:w="830" w:type="dxa"/>
+          </w:tcPr>
+          <w:p>
+            <w:r>
+              <w:t>ID_94</w:t>
+            </w:r>
+          </w:p>
+        </w:tc>
+        <w:tc>
+          <w:tcPr>
+            <w:tcW w:w="4025" w:type="dxa"/>
+          </w:tcPr>
+          <w:p>
+            <w:r>
+              <w:t>A neutral nonenzymatic glucose fuel cell based on a PET nanosphere array anode modified with AuPd alloy nanoparticles</w:t>
+            </w:r>
+          </w:p>
+        </w:tc>
+        <w:tc>
+          <w:tcPr>
+            <w:tcW w:w="4495" w:type="dxa"/>
+          </w:tcPr>
+          <w:p>
+            <w:r>
+              <w:t>Trong Nghia Phan</w:t>
+            </w:r>
+            <w:r>
+              <w:t xml:space="preserve">, </w:t>
+            </w:r>
+            <w:r>
+              <w:t>Gou-Jen Wang</w:t>
+            </w:r>
+          </w:p>
+        </w:tc>
+      </w:tr>
     </w:tbl>
     <w:p/>
     <w:p>
@@ -28906,7 +29358,13 @@
           </w:p>
           <w:p>
             <w:r>
-              <w:t>Chairs: Dr. Hoang-Dung Nguyen &amp; Dr. Bill Cheng</w:t>
+              <w:t>Chairs: Dr. Hoang</w:t>
+            </w:r>
+            <w:r>
+              <w:t xml:space="preserve"> </w:t>
+            </w:r>
+            <w:r>
+              <w:t>Dung Nguyen &amp; Dr. Bill Cheng</w:t>
             </w:r>
           </w:p>
           <w:p>
@@ -29365,47 +29823,6 @@
           </w:tcPr>
           <w:p>
             <w:r>
-              <w:t>ID_41</w:t>
-            </w:r>
-          </w:p>
-        </w:tc>
-        <w:tc>
-          <w:tcPr>
-            <w:tcW w:w="4025" w:type="dxa"/>
-          </w:tcPr>
-          <w:p>
-            <w:r>
-              <w:t>A Physics-Guided Bidirectional Framework for Photoelastic Fringe Synthesis and Inverse Load Reconstruction.</w:t>
-            </w:r>
-          </w:p>
-        </w:tc>
-        <w:tc>
-          <w:tcPr>
-            <w:tcW w:w="4495" w:type="dxa"/>
-          </w:tcPr>
-          <w:p>
-            <w:pPr>
-              <w:rPr>
-                <w:lang w:val="fr-FR"/>
-              </w:rPr>
-            </w:pPr>
-            <w:r>
-              <w:rPr>
-                <w:color w:val="000000"/>
-                <w:lang w:val="fr-FR"/>
-              </w:rPr>
-              <w:t>Chao Hui Ou, Yenming J Chen</w:t>
-            </w:r>
-          </w:p>
-        </w:tc>
-      </w:tr>
-      <w:tr>
-        <w:tc>
-          <w:tcPr>
-            <w:tcW w:w="830" w:type="dxa"/>
-          </w:tcPr>
-          <w:p>
-            <w:r>
               <w:t>ID_30</w:t>
             </w:r>
           </w:p>
@@ -29660,7 +30077,19 @@
               <w:rPr>
                 <w:lang w:val="fr-FR"/>
               </w:rPr>
-              <w:t>Dr. Thien-Luan Phan</w:t>
+              <w:t>Dr. Thien</w:t>
+            </w:r>
+            <w:r>
+              <w:rPr>
+                <w:lang w:val="fr-FR"/>
+              </w:rPr>
+              <w:t xml:space="preserve"> </w:t>
+            </w:r>
+            <w:r>
+              <w:rPr>
+                <w:lang w:val="fr-FR"/>
+              </w:rPr>
+              <w:t>Luan Phan</w:t>
             </w:r>
           </w:p>
           <w:p>
@@ -29786,7 +30215,7 @@
                 <w:color w:val="000000"/>
                 <w:lang w:val="es-ES"/>
               </w:rPr>
-              <w:t>Y. J. Chiang, Ira Puspitasari Ira Puspitasari, C.S. Hsiao</w:t>
+              <w:t>Y. J. Chiang, Ira Puspitasari, C.S. Hsiao</w:t>
             </w:r>
           </w:p>
         </w:tc>
@@ -30351,7 +30780,19 @@
               <w:rPr>
                 <w:lang w:val="fr-FR"/>
               </w:rPr>
-              <w:t>Dr. Thien-Luan Phan</w:t>
+              <w:t>Dr. Thien</w:t>
+            </w:r>
+            <w:r>
+              <w:rPr>
+                <w:lang w:val="fr-FR"/>
+              </w:rPr>
+              <w:t xml:space="preserve"> </w:t>
+            </w:r>
+            <w:r>
+              <w:rPr>
+                <w:lang w:val="fr-FR"/>
+              </w:rPr>
+              <w:t>Luan Phan</w:t>
             </w:r>
           </w:p>
           <w:p>
@@ -30737,7 +31178,19 @@
               <w:rPr>
                 <w:color w:val="000000"/>
               </w:rPr>
-              <w:t>Thien-Luan Phan, Linh Nga Duong Tran, Congo Tak Shing Ching, Ngoc Luan Tran, Nguyen Chi Nhan</w:t>
+              <w:t>Thien</w:t>
+            </w:r>
+            <w:r>
+              <w:rPr>
+                <w:color w:val="000000"/>
+              </w:rPr>
+              <w:t xml:space="preserve"> </w:t>
+            </w:r>
+            <w:r>
+              <w:rPr>
+                <w:color w:val="000000"/>
+              </w:rPr>
+              <w:t>Luan Phan, Linh Nga Duong Tran, Congo Tak Shing Ching, Ngoc Luan Tran, Nguyen Chi Nhan</w:t>
             </w:r>
           </w:p>
         </w:tc>
@@ -30883,6 +31336,48 @@
                 <w:color w:val="000000"/>
               </w:rPr>
               <w:t>Ryan Liou, Cheng-Chung Chang</w:t>
+            </w:r>
+          </w:p>
+        </w:tc>
+      </w:tr>
+      <w:tr>
+        <w:tc>
+          <w:tcPr>
+            <w:tcW w:w="895" w:type="dxa"/>
+          </w:tcPr>
+          <w:p>
+            <w:r>
+              <w:t>ID_41</w:t>
+            </w:r>
+          </w:p>
+        </w:tc>
+        <w:tc>
+          <w:tcPr>
+            <w:tcW w:w="3960" w:type="dxa"/>
+          </w:tcPr>
+          <w:p>
+            <w:r>
+              <w:t>A Physics-Guided Bidirectional Framework for Photoelastic Fringe Synthesis and Inverse Load Reconstruction.</w:t>
+            </w:r>
+          </w:p>
+        </w:tc>
+        <w:tc>
+          <w:tcPr>
+            <w:tcW w:w="4495" w:type="dxa"/>
+          </w:tcPr>
+          <w:p>
+            <w:pPr>
+              <w:rPr>
+                <w:color w:val="000000"/>
+                <w:lang w:val="fr-FR"/>
+              </w:rPr>
+            </w:pPr>
+            <w:r>
+              <w:rPr>
+                <w:color w:val="000000"/>
+                <w:lang w:val="fr-FR"/>
+              </w:rPr>
+              <w:t>Chao Hui Ou, Yenming J Chen</w:t>
             </w:r>
           </w:p>
         </w:tc>
@@ -31004,7 +31499,7 @@
           <w:szCs w:val="28"/>
         </w:rPr>
       </w:pPr>
-      <w:bookmarkStart w:id="35" w:name="_Toc243846601"/>
+      <w:bookmarkStart w:id="35" w:name="_Toc244348713"/>
       <w:r>
         <w:rPr>
           <w:color w:val="000000"/>
@@ -31048,6 +31543,9 @@
             <w:r>
               <w:t>ID_01, ID_25, ID_44, ID_69, ID_88</w:t>
             </w:r>
+            <w:r>
+              <w:t>, ID_94</w:t>
+            </w:r>
           </w:p>
         </w:tc>
       </w:tr>
@@ -31282,7 +31780,7 @@
           </w:tcPr>
           <w:p>
             <w:r>
-              <w:t>ID_07, ID_41, ID_30, ID_40</w:t>
+              <w:t>ID_07, ID_30, ID_40</w:t>
             </w:r>
             <w:r>
               <w:t>,</w:t>
@@ -31312,7 +31810,7 @@
           <w:szCs w:val="28"/>
         </w:rPr>
       </w:pPr>
-      <w:bookmarkStart w:id="36" w:name="_Toc243846602"/>
+      <w:bookmarkStart w:id="36" w:name="_Toc244348714"/>
       <w:r>
         <w:rPr>
           <w:color w:val="000000"/>
@@ -31386,7 +31884,13 @@
           </w:tcPr>
           <w:p>
             <w:r>
-              <w:t>ID_09, ID_11, ID_13, ID_14, ID_16, ID_19, ID_26, ID_28, ID_29, ID_35, ID_36, ID_37, ID_60, ID_92</w:t>
+              <w:t xml:space="preserve">ID_09, ID_11, ID_13, ID_14, ID_16, ID_19, ID_26, ID_28, ID_29, ID_35, ID_36, ID_37, </w:t>
+            </w:r>
+            <w:r>
+              <w:t xml:space="preserve">ID_41, </w:t>
+            </w:r>
+            <w:r>
+              <w:t>ID_60, ID_92</w:t>
             </w:r>
           </w:p>
         </w:tc>
@@ -31430,7 +31934,7 @@
       <w:pPr>
         <w:pStyle w:val="Heading1"/>
       </w:pPr>
-      <w:bookmarkStart w:id="37" w:name="_Toc243846603"/>
+      <w:bookmarkStart w:id="37" w:name="_Toc244348715"/>
       <w:r>
         <w:lastRenderedPageBreak/>
         <w:t>ID_01: Torque Enhancement of a BLDC-Driven Ankle Prosthesis for Stair Locomotion Based on Biomechanical Analysis</w:t>
@@ -31441,7 +31945,7 @@
       <w:pPr>
         <w:pStyle w:val="Heading2"/>
       </w:pPr>
-      <w:bookmarkStart w:id="38" w:name="_Toc243846604"/>
+      <w:bookmarkStart w:id="38" w:name="_Toc244348716"/>
       <w:r>
         <w:t>Zhetenbayev Nursultan</w:t>
       </w:r>
@@ -31547,7 +32051,7 @@
         <w:jc w:val="both"/>
       </w:pPr>
       <w:r>
-        <w:t>This paper addresses the problem of insufficient torque in active ankle prostheses for stair locomotion. An experimental analysis of human stair ascent and descent was conducted to identify the required kinematic and dynamic characteristics. A BLDC-driven ankle prosthesis was developed and optimized through control sys-tem tuning. The results show that the output torque increased from 0.44 N·m to 6.38 N·m (≈14.5×), enabling stable and repeatable cyclic motion. Although the achieved torque remains below the physiological level (~17 N·m), the prototype successfully reproduces key kinematic features of human movement. These find-ings demonstrate that torque enhancement is critical for enabling stair locomotion and confirm the feasibility of the proposed approach. Future work will focus on further torque improvement and adaptive control strategies</w:t>
+        <w:t>This paper addresses the problem of insufficient torque in active ankle prostheses for stair locomotion. An experimental analysis of human stair ascent and descent was conducted to identify the required kinematic and dynamic characteristics. A BLDC-driven ankle prosthesis was developed and optimized through control system tuning. The results show that the output torque increased from 0.44 N·m to 6.38 N·m (≈14.5×), enabling stable and repeatable cyclic motion. Although the achieved torque remains below the physiological level (~17 N·m), the prototype successfully reproduces key kinematic features of human movement. These findings demonstrate that torque enhancement is critical for enabling stair locomotion and confirm the feasibility of the proposed approach. Future work will focus on further torque improvement and adaptive control strategies</w:t>
       </w:r>
     </w:p>
     <w:p>
@@ -31578,7 +32082,7 @@
       <w:pPr>
         <w:pStyle w:val="Heading1"/>
       </w:pPr>
-      <w:bookmarkStart w:id="39" w:name="_Toc243846605"/>
+      <w:bookmarkStart w:id="39" w:name="_Toc244348717"/>
       <w:r>
         <w:lastRenderedPageBreak/>
         <w:t>ID_02: Effect of Flexure-Hinge Thickness on the Performance of a Bridge-Type Compliant Mechanism Using the Compliance Matrix Method</w:t>
@@ -31589,7 +32093,7 @@
       <w:pPr>
         <w:pStyle w:val="Heading2"/>
       </w:pPr>
-      <w:bookmarkStart w:id="40" w:name="_Toc243846606"/>
+      <w:bookmarkStart w:id="40" w:name="_Toc244348718"/>
       <w:r>
         <w:t>Tan Thang Nguyen</w:t>
       </w:r>
@@ -31711,7 +32215,7 @@
       <w:pPr>
         <w:pStyle w:val="Heading1"/>
       </w:pPr>
-      <w:bookmarkStart w:id="41" w:name="_Toc243846607"/>
+      <w:bookmarkStart w:id="41" w:name="_Toc244348719"/>
       <w:r>
         <w:lastRenderedPageBreak/>
         <w:t>ID_03: Integration of Algorithms in Building a Cancer Stemness-Guided Multiomics Framework for Cancer Prognostication</w:t>
@@ -31722,7 +32226,7 @@
       <w:pPr>
         <w:pStyle w:val="Heading2"/>
       </w:pPr>
-      <w:bookmarkStart w:id="42" w:name="_Toc243846608"/>
+      <w:bookmarkStart w:id="42" w:name="_Toc244348720"/>
       <w:r>
         <w:t>Victor C. Kok</w:t>
       </w:r>
@@ -31837,7 +32341,7 @@
       <w:pPr>
         <w:pStyle w:val="Heading1"/>
       </w:pPr>
-      <w:bookmarkStart w:id="43" w:name="_Toc243846609"/>
+      <w:bookmarkStart w:id="43" w:name="_Toc244348721"/>
       <w:r>
         <w:lastRenderedPageBreak/>
         <w:t>ID_04: Research and Development of a Bidirectional on a axis Shock Sensors</w:t>
@@ -31848,7 +32352,7 @@
       <w:pPr>
         <w:pStyle w:val="Heading2"/>
       </w:pPr>
-      <w:bookmarkStart w:id="44" w:name="_Toc243846610"/>
+      <w:bookmarkStart w:id="44" w:name="_Toc244348722"/>
       <w:r>
         <w:t>Vo Phi Long</w:t>
       </w:r>
@@ -31908,7 +32412,13 @@
         <w:pStyle w:val="Affiliation"/>
       </w:pPr>
       <w:r>
-        <w:t>3 Faculty of Mechanical Engineering, Industrial University of Ho Chi MInh City, Vietnam</w:t>
+        <w:t>3 Faculty of Mechanical Engineering, Industrial University of Ho Chi M</w:t>
+      </w:r>
+      <w:r>
+        <w:t>i</w:t>
+      </w:r>
+      <w:r>
+        <w:t>nh City, Vietnam</w:t>
       </w:r>
     </w:p>
     <w:p>
@@ -31929,7 +32439,7 @@
         <w:jc w:val="both"/>
       </w:pPr>
       <w:r>
-        <w:t>The shock sensor provides protection to equipment during operation by detecting sudden speed changes. This article presents the design of a micro-level shock sensor that is able to detect acceleration with bidirectional on a axis. This structure includes a center mass, and a frame mass are connected through inner beams and outer beams. This de-sign flexibility is exploited here for the design of a bistable mechanism with nearly equal switching acceleration with bidirectional on a axis. The sensor is based on a bi-stable mechanism so that it will be able to operate with high precision and saving a large amount of energy. An investigation of the characteristics of shock sensor is conducted using finite element methods and numerical calculations. Acceleration values of 20 g with bidirectional on a axis are detected by an optimized shock sensor structure.</w:t>
+        <w:t>The shock sensor provides protection to equipment during operation by detecting sudden speed changes. This article presents the design of a micro-level shock sensor that is able to detect acceleration with bidirectional on a axis. This structure includes a center mass, and a frame mass are connected through inner beams and outer beams. This design flexibility is exploited here for the design of a bistable mechanism with nearly equal switching acceleration with bidirectional on a axis. The sensor is based on a bi-stable mechanism so that it will be able to operate with high precision and saving a large amount of energy. An investigation of the characteristics of shock sensor is conducted using finite element methods and numerical calculations. Acceleration values of 20 g with bidirectional on a axis are detected by an optimized shock sensor structure.</w:t>
       </w:r>
     </w:p>
     <w:p>
@@ -31962,7 +32472,7 @@
       <w:pPr>
         <w:pStyle w:val="Heading1"/>
       </w:pPr>
-      <w:bookmarkStart w:id="45" w:name="_Toc243846611"/>
+      <w:bookmarkStart w:id="45" w:name="_Toc244348723"/>
       <w:r>
         <w:lastRenderedPageBreak/>
         <w:t>ID_05: Dynamic Programming Technique for Waveguide Quasi-TM Mode Problem</w:t>
@@ -31973,7 +32483,7 @@
       <w:pPr>
         <w:pStyle w:val="Heading2"/>
       </w:pPr>
-      <w:bookmarkStart w:id="46" w:name="_Toc243846612"/>
+      <w:bookmarkStart w:id="46" w:name="_Toc244348724"/>
       <w:r>
         <w:t>Y. J. Chiang</w:t>
       </w:r>
@@ -31984,7 +32494,7 @@
         <w:t>1</w:t>
       </w:r>
       <w:r>
-        <w:t>, Ira Puspitasari Ira Puspitasari</w:t>
+        <w:t>, Ira Puspitasari</w:t>
       </w:r>
       <w:r>
         <w:rPr>
@@ -32024,7 +32534,7 @@
         <w:pStyle w:val="Affiliation"/>
       </w:pPr>
       <w:r>
-        <w:t>3 Asia University , Taiwan</w:t>
+        <w:t>3 Asia University, Taiwan</w:t>
       </w:r>
     </w:p>
     <w:p>
@@ -32078,7 +32588,7 @@
       <w:pPr>
         <w:pStyle w:val="Heading1"/>
       </w:pPr>
-      <w:bookmarkStart w:id="47" w:name="_Toc243846613"/>
+      <w:bookmarkStart w:id="47" w:name="_Toc244348725"/>
       <w:r>
         <w:lastRenderedPageBreak/>
         <w:t>ID_06: Enhancement of Thermoelectric and Mechanical Performance in Electrodeposited Chitosan Nanofiber-Bismuth Telluride Nanocomposite</w:t>
@@ -32089,7 +32599,7 @@
       <w:pPr>
         <w:pStyle w:val="Heading2"/>
       </w:pPr>
-      <w:bookmarkStart w:id="48" w:name="_Toc243846614"/>
+      <w:bookmarkStart w:id="48" w:name="_Toc244348726"/>
       <w:r>
         <w:t>Jianghan Tian</w:t>
       </w:r>
@@ -32142,7 +32652,6 @@
     <w:p>
       <w:pPr>
         <w:pStyle w:val="BodyText"/>
-        <w:jc w:val="both"/>
       </w:pPr>
       <w:r>
         <w:t>Thermoelectric generators (TEGs) offer a promising route for converting waste heat into electrical energy; however, the practical implementation of high-performance micro-TEGs (μTEGs) is limited by the material performance and mechanical fragility of thick bismuth telluride (Bi₂Te₃) films. Although thick thermoelectric layers are required to sustain sufficient temperature gradients, conventional fabrication often induces residual stress, leading to cracking and structural failure. In this work, we introduce a materials design strategy by incorporating bio-derived chitosan nanofibers (ChNFs) into the electrodeposition process. The amino and hydroxyl functional groups of ChNFs promote interfacial bonding and nucleation, enabling the rapid growth of dense, crack-free composite films with thicknesses up to 1000 µm. The introduction of ChNFs also creates abundant phonon-scattering interfaces, significantly reducing lattice thermal conductivity from 1.48 to 0.29 W m⁻¹ K⁻¹ and resulting in a 303% increase in the room-temperature figure of merit (ZT), from 0.12 to 0.50. At an optimal loading of 0.012 wt%, the composite films exhibit a 15% increase in hardness while maintaining structural integrity. These results demonstrate a multifunctional materials design strategy that simultaneously enhances thermoelectric performance, mechanical robustness, and fabrication scalability. The ChNF–Bi₂Te₃ nanocomposites provide a viable green pathway for developing reliable thick films for next-generation self-powered electronics and compact waste-heat harvesting systems.</w:t>
@@ -32176,7 +32685,7 @@
       <w:pPr>
         <w:pStyle w:val="Heading1"/>
       </w:pPr>
-      <w:bookmarkStart w:id="49" w:name="_Toc243846615"/>
+      <w:bookmarkStart w:id="49" w:name="_Toc244348727"/>
       <w:r>
         <w:lastRenderedPageBreak/>
         <w:t>ID_07: Grid Convergence Index as an a Priori Limit on Surrogate Model Accuracy</w:t>
@@ -32187,7 +32696,7 @@
       <w:pPr>
         <w:pStyle w:val="Heading2"/>
       </w:pPr>
-      <w:bookmarkStart w:id="50" w:name="_Toc243846616"/>
+      <w:bookmarkStart w:id="50" w:name="_Toc244348728"/>
       <w:r>
         <w:t>Aman Ullah</w:t>
       </w:r>
@@ -32278,7 +32787,7 @@
       <w:pPr>
         <w:pStyle w:val="Heading1"/>
       </w:pPr>
-      <w:bookmarkStart w:id="51" w:name="_Toc243846617"/>
+      <w:bookmarkStart w:id="51" w:name="_Toc244348729"/>
       <w:r>
         <w:lastRenderedPageBreak/>
         <w:t>ID_08: Microstripe Magnetostriction Anisotropy for Enhanced Magnetoelectric coupling</w:t>
@@ -32292,7 +32801,7 @@
           <w:lang w:val="es-ES"/>
         </w:rPr>
       </w:pPr>
-      <w:bookmarkStart w:id="52" w:name="_Toc243846618"/>
+      <w:bookmarkStart w:id="52" w:name="_Toc244348730"/>
       <w:r>
         <w:rPr>
           <w:lang w:val="es-ES"/>
@@ -32396,7 +32905,7 @@
       <w:pPr>
         <w:pStyle w:val="Heading1"/>
       </w:pPr>
-      <w:bookmarkStart w:id="53" w:name="_Toc243846619"/>
+      <w:bookmarkStart w:id="53" w:name="_Toc244348731"/>
       <w:r>
         <w:lastRenderedPageBreak/>
         <w:t>ID_09: Establishment of 3D Skin Models for Diabetic Wound Healing and Precision Drug Validation in Melanoma</w:t>
@@ -32407,7 +32916,7 @@
       <w:pPr>
         <w:pStyle w:val="Heading2"/>
       </w:pPr>
-      <w:bookmarkStart w:id="54" w:name="_Toc243846620"/>
+      <w:bookmarkStart w:id="54" w:name="_Toc244348732"/>
       <w:r>
         <w:t>Yu-Lun Hsiao</w:t>
       </w:r>
@@ -32433,7 +32942,19 @@
         <w:pStyle w:val="Affiliation"/>
       </w:pPr>
       <w:r>
-        <w:t>1 Graduate Institute of Biomedical Engineering, National Chung-Hsing University,Taichung, Taiwan</w:t>
+        <w:t>1 Graduate Institute of Biomedical Engineering, National Chung</w:t>
+      </w:r>
+      <w:r>
+        <w:t xml:space="preserve"> </w:t>
+      </w:r>
+      <w:r>
+        <w:t>Hsing University,</w:t>
+      </w:r>
+      <w:r>
+        <w:t xml:space="preserve"> </w:t>
+      </w:r>
+      <w:r>
+        <w:t>Taichung, Taiwan</w:t>
       </w:r>
     </w:p>
     <w:p>
@@ -32485,7 +33006,7 @@
       <w:pPr>
         <w:pStyle w:val="Heading1"/>
       </w:pPr>
-      <w:bookmarkStart w:id="55" w:name="_Toc243846621"/>
+      <w:bookmarkStart w:id="55" w:name="_Toc244348733"/>
       <w:r>
         <w:lastRenderedPageBreak/>
         <w:t>ID_10: Non-Destructive Determination of the Young’s Modulus of Compliant Mechanisms via Analytical Natural Frequency Correlation</w:t>
@@ -32496,7 +33017,7 @@
       <w:pPr>
         <w:pStyle w:val="Heading2"/>
       </w:pPr>
-      <w:bookmarkStart w:id="56" w:name="_Toc243846622"/>
+      <w:bookmarkStart w:id="56" w:name="_Toc244348734"/>
       <w:r>
         <w:t>Vivien Platl</w:t>
       </w:r>
@@ -32578,7 +33099,7 @@
       <w:pPr>
         <w:pStyle w:val="Heading1"/>
       </w:pPr>
-      <w:bookmarkStart w:id="57" w:name="_Toc243846623"/>
+      <w:bookmarkStart w:id="57" w:name="_Toc244348735"/>
       <w:r>
         <w:lastRenderedPageBreak/>
         <w:t>ID_11: Development of a 3D Microfluidic Co-Culture Chip Model for Cross-Platform Comparison of Lung Adenocarcinoma Morphology and Spatial Migration</w:t>
@@ -32589,7 +33110,7 @@
       <w:pPr>
         <w:pStyle w:val="Heading2"/>
       </w:pPr>
-      <w:bookmarkStart w:id="58" w:name="_Toc243846624"/>
+      <w:bookmarkStart w:id="58" w:name="_Toc244348736"/>
       <w:r>
         <w:t>Zi-Yi Chen and Bill Cheng</w:t>
       </w:r>
@@ -32658,7 +33179,7 @@
       <w:pPr>
         <w:pStyle w:val="Heading1"/>
       </w:pPr>
-      <w:bookmarkStart w:id="59" w:name="_Toc243846625"/>
+      <w:bookmarkStart w:id="59" w:name="_Toc244348737"/>
       <w:r>
         <w:lastRenderedPageBreak/>
         <w:t>ID_12: Development of a Standardized Feline Renal Ultrasonographic Image Database for Investigating Cortical Anisotropic Backscattering Artifact in Chronic Kidney Disease</w:t>
@@ -32669,7 +33190,7 @@
       <w:pPr>
         <w:pStyle w:val="Heading2"/>
       </w:pPr>
-      <w:bookmarkStart w:id="60" w:name="_Toc243846626"/>
+      <w:bookmarkStart w:id="60" w:name="_Toc244348738"/>
       <w:r>
         <w:t>Yu-Xuan Li</w:t>
       </w:r>
@@ -32762,7 +33283,7 @@
       <w:pPr>
         <w:pStyle w:val="Heading1"/>
       </w:pPr>
-      <w:bookmarkStart w:id="61" w:name="_Toc243846627"/>
+      <w:bookmarkStart w:id="61" w:name="_Toc244348739"/>
       <w:r>
         <w:lastRenderedPageBreak/>
         <w:t xml:space="preserve">ID_13: </w:t>
@@ -32782,7 +33303,7 @@
       <w:pPr>
         <w:pStyle w:val="Heading2"/>
       </w:pPr>
-      <w:bookmarkStart w:id="62" w:name="_Toc243846628"/>
+      <w:bookmarkStart w:id="62" w:name="_Toc244348740"/>
       <w:r>
         <w:t>Jing-Mei Wang and Bill Cheng</w:t>
       </w:r>
@@ -32851,7 +33372,7 @@
       <w:pPr>
         <w:pStyle w:val="Heading1"/>
       </w:pPr>
-      <w:bookmarkStart w:id="63" w:name="_Toc243846629"/>
+      <w:bookmarkStart w:id="63" w:name="_Toc244348741"/>
       <w:r>
         <w:lastRenderedPageBreak/>
         <w:t>ID_14: A Microfluidic 3D Colorectal Cancer Spheroid Model Incorporating Monocytes for Tumor Microenvironment Recapitulation and Drug Efficacy Evaluation</w:t>
@@ -32862,7 +33383,7 @@
       <w:pPr>
         <w:pStyle w:val="Heading2"/>
       </w:pPr>
-      <w:bookmarkStart w:id="64" w:name="_Toc243846630"/>
+      <w:bookmarkStart w:id="64" w:name="_Toc244348742"/>
       <w:r>
         <w:t>Yi-Jia Su and Bill Cheng</w:t>
       </w:r>
@@ -32900,7 +33421,7 @@
         <w:jc w:val="both"/>
       </w:pPr>
       <w:r>
-        <w:t>Colorectal cancer remains a major global health challenge, and the efficacy of chemotherapy is often limited by poor drug penetration and the complex tumor microenvironment (TME). Conventional two-dimensional (2D) cell cultures fail to accurately reproduce these physiological barriers and the TME, resulting in limited predictive val-ue for preclinical drug evaluation. To address these limitations, this study aims to establish a three-dimensional (3D) colorectal cancer spheroid model integrated with a microfluidic system that provides dynamic perfusion conditions while incorporating monocytes as an immune component to better recapitulate the TME. This platform will also be used to evaluate the therapeutic efficacy of Metformin, a repurposed drug with growing interest in oncology, Gemcitabine, whose therapeutic effects in 3D colorectal cancer spheroid models remain largely unex-plored, and a laboratory-developed monocyte-mediated drug carrier (MMDC), which utilizes monocytes to de-liver drug to the target site for the treatment of colorectal cancer. As the first stage of this work, HCT116 spheroid formation and morphology are being evaluated using initial seeding densities of 500 and 1,000 cells per well. As monocytes play important roles in tumor progression and immune regulation within the TME, THP-1 monocytes have been incorporated into the model to investigate their interactions with HCT116 spheroids. Future work will integrate this immune-relevant co-culture model into the microfluidic platform and evaluate the therapeutic effi-cacy of Metformin, Gemcitabine, and MMDC against colorectal cancer.</w:t>
+        <w:t>Colorectal cancer remains a major global health challenge, and the efficacy of chemotherapy is often limited by poor drug penetration and the complex tumor microenvironment (TME). Conventional two-dimensional (2D) cell cultures fail to accurately reproduce these physiological barriers and the TME, resulting in limited predictive value for preclinical drug evaluation. To address these limitations, this study aims to establish a three-dimensional (3D) colorectal cancer spheroid model integrated with a microfluidic system that provides dynamic perfusion conditions while incorporating monocytes as an immune component to better recapitulate the TME. This platform will also be used to evaluate the therapeutic efficacy of Metformin, a repurposed drug with growing interest in oncology, Gemcitabine, whose therapeutic effects in 3D colorectal cancer spheroid models remain largely unexplored, and a laboratory-developed monocyte-mediated drug carrier (MMDC), which utilizes monocytes to deliver drug to the target site for the treatment of colorectal cancer. As the first stage of this work, HCT116 spheroid formation and morphology are being evaluated using initial seeding densities of 500 and 1,000 cells per well. As monocytes play important roles in tumor progression and immune regulation within the TME, THP-1 monocytes have been incorporated into the model to investigate their interactions with HCT116 spheroids. Future work will integrate this immune-relevant co-culture model into the microfluidic platform and evaluate the therapeutic efficacy of Metformin, Gemcitabine, and MMDC against colorectal cancer.</w:t>
       </w:r>
     </w:p>
     <w:p>
@@ -32931,7 +33452,7 @@
       <w:pPr>
         <w:pStyle w:val="Heading1"/>
       </w:pPr>
-      <w:bookmarkStart w:id="65" w:name="_Toc243846631"/>
+      <w:bookmarkStart w:id="65" w:name="_Toc244348743"/>
       <w:r>
         <w:lastRenderedPageBreak/>
         <w:t>ID_15: Semi-Quantitative Electrochemical Analysis of Dielectric Particles Using Microfluidic Chips</w:t>
@@ -32942,7 +33463,7 @@
       <w:pPr>
         <w:pStyle w:val="Heading2"/>
       </w:pPr>
-      <w:bookmarkStart w:id="66" w:name="_Toc243846632"/>
+      <w:bookmarkStart w:id="66" w:name="_Toc244348744"/>
       <w:r>
         <w:t>Yi-Ling Lo</w:t>
       </w:r>
@@ -32994,7 +33515,7 @@
         <w:pStyle w:val="Affiliation"/>
       </w:pPr>
       <w:r>
-        <w:t>2 Department of Aeronautical Engineering , National Formosa University, Huwei, Taiwan</w:t>
+        <w:t>2 Department of Aeronautical Engineering, National Formosa University, Huwei, Taiwan</w:t>
       </w:r>
     </w:p>
     <w:p>
@@ -33046,7 +33567,7 @@
       <w:pPr>
         <w:pStyle w:val="Heading1"/>
       </w:pPr>
-      <w:bookmarkStart w:id="67" w:name="_Toc243846633"/>
+      <w:bookmarkStart w:id="67" w:name="_Toc244348745"/>
       <w:r>
         <w:lastRenderedPageBreak/>
         <w:t>ID_16: AI-Based Virtual Driving Assessment for Joint Replacement Patients</w:t>
@@ -33057,7 +33578,7 @@
       <w:pPr>
         <w:pStyle w:val="Heading2"/>
       </w:pPr>
-      <w:bookmarkStart w:id="68" w:name="_Toc243846634"/>
+      <w:bookmarkStart w:id="68" w:name="_Toc244348746"/>
       <w:r>
         <w:t>Yu Han Chen, Jian-An Liao, Shih Lin Lin and Wei Hsun Wang</w:t>
       </w:r>
@@ -33112,7 +33633,7 @@
       <w:pPr>
         <w:pStyle w:val="Heading1"/>
       </w:pPr>
-      <w:bookmarkStart w:id="69" w:name="_Toc243846635"/>
+      <w:bookmarkStart w:id="69" w:name="_Toc244348747"/>
       <w:r>
         <w:lastRenderedPageBreak/>
         <w:t>ID_17: Magnetostrictive Thin-Film Micro-Striped Actuator Driven by Spin-Current Volume Effect</w:t>
@@ -33123,7 +33644,7 @@
       <w:pPr>
         <w:pStyle w:val="Heading2"/>
       </w:pPr>
-      <w:bookmarkStart w:id="70" w:name="_Toc243846636"/>
+      <w:bookmarkStart w:id="70" w:name="_Toc244348748"/>
       <w:r>
         <w:t>Mizuki Shindo</w:t>
       </w:r>
@@ -33214,7 +33735,7 @@
       <w:pPr>
         <w:pStyle w:val="Heading1"/>
       </w:pPr>
-      <w:bookmarkStart w:id="71" w:name="_Toc243846637"/>
+      <w:bookmarkStart w:id="71" w:name="_Toc244348749"/>
       <w:r>
         <w:lastRenderedPageBreak/>
         <w:t>ID_18: Development of Li-Doped NiO Targets and Films for the Fabrication of Li:NiO/Si:β-Ga2O3 Heterojunction Deep-UV Photodetector</w:t>
@@ -33225,7 +33746,7 @@
       <w:pPr>
         <w:pStyle w:val="Heading2"/>
       </w:pPr>
-      <w:bookmarkStart w:id="72" w:name="_Toc243846638"/>
+      <w:bookmarkStart w:id="72" w:name="_Toc244348750"/>
       <w:r>
         <w:t>Pei-Wen Liu</w:t>
       </w:r>
@@ -33352,7 +33873,7 @@
       <w:pPr>
         <w:pStyle w:val="Heading1"/>
       </w:pPr>
-      <w:bookmarkStart w:id="73" w:name="_Toc243846639"/>
+      <w:bookmarkStart w:id="73" w:name="_Toc244348751"/>
       <w:r>
         <w:lastRenderedPageBreak/>
         <w:t>ID_19: Evaluation of Artificially Digested Spent Coffee Grounds Extracts Using a Vascular Inflammation-on-a-Chip Platform</w:t>
@@ -33363,7 +33884,7 @@
       <w:pPr>
         <w:pStyle w:val="Heading2"/>
       </w:pPr>
-      <w:bookmarkStart w:id="74" w:name="_Toc243846640"/>
+      <w:bookmarkStart w:id="74" w:name="_Toc244348752"/>
       <w:r>
         <w:t>Mu-Ting Li and Bill Cheng</w:t>
       </w:r>
@@ -33387,7 +33908,7 @@
         <w:jc w:val="both"/>
       </w:pPr>
       <w:r>
-        <w:t>Vascular inflammation is a key pathological process involved in the progression of chronic diseases, including diabetes mellitus, cardiovascular disease, and chronic kidney disease. Spent coffee grounds (SCG), a major by-product of coffee brewing, retain various bioactive compounds, such as polyphenols, chlorogenic acids, and melanoidins, and have attracted increasing attention for their antioxidant and anti-inflammatory potential. However, the vascular protective effects of artificially digested SCG extracts remain largely unexplored. This study aims to establish an in vitro vascular inflammation-on-a-chip platform to evaluate the vascular protective potential of artificially digested SCG extracts under physiologically relevant conditions. Docosahex-aenoic acid (DHA) was used as a positive control. To simulate oral administration, SCG extracts and DHA were subjected to an in vitro gastrointestinal digestion process using simulated salivary fluid (SSF), simulated gastric fluid (SGF), and simulated intestinal fluid (SIF). The digested supernatants were collected for subsequent biological evaluation. To date, SCG extraction, artificial digestion, and preparation of digested samples have been completed. Cytotoxicity assays using human umbilical vein endothelial cells (HUVECs) demonstrated that treatment with 2% digested samples did not cause apparent cytotoxicity. Therefore, this concentration was selected for subsequent on-chip experiments. Future work will establish a hyperglycemia-induced vascular inflammation model to investigate endothelial integrity, mitochondrial function, and THP-1 monocyte adhesion following treatment with artificially digested SCG extracts. This platform is expected to provide a physiologically relevant approach for evaluating the vascular protective potential of natural bioactive compounds.</w:t>
+        <w:t>Vascular inflammation is a key pathological process involved in the progression of chronic diseases, including diabetes mellitus, cardiovascular disease, and chronic kidney disease. Spent coffee grounds (SCG), a major by-product of coffee brewing, retain various bioactive compounds, such as polyphenols, chlorogenic acids, and melanoidins, and have attracted increasing attention for their antioxidant and anti-inflammatory potential. However, the vascular protective effects of artificially digested SCG extracts remain largely unexplored. This study aims to establish an in vitro vascular inflammation-on-a-chip platform to evaluate the vascular protective potential of artificially digested SCG extracts under physiologically relevant conditions. Docosahexaenoic acid (DHA) was used as a positive control. To simulate oral administration, SCG extracts and DHA were subjected to an in vitro gastrointestinal digestion process using simulated salivary fluid (SSF), simulated gastric fluid (SGF), and simulated intestinal fluid (SIF). The digested supernatants were collected for subsequent biological evaluation. To date, SCG extraction, artificial digestion, and preparation of digested samples have been completed. Cytotoxicity assays using human umbilical vein endothelial cells (HUVECs) demonstrated that treatment with 2% digested samples did not cause apparent cytotoxicity. Therefore, this concentration was selected for subsequent on-chip experiments. Future work will establish a hyperglycemia-induced vascular inflammation model to investigate endothelial integrity, mitochondrial function, and THP-1 monocyte adhesion following treatment with artificially digested SCG extracts. This platform is expected to provide a physiologically relevant approach for evaluating the vascular protective potential of natural bioactive compounds.</w:t>
       </w:r>
     </w:p>
     <w:p>
@@ -33418,7 +33939,7 @@
       <w:pPr>
         <w:pStyle w:val="Heading1"/>
       </w:pPr>
-      <w:bookmarkStart w:id="75" w:name="_Toc243846641"/>
+      <w:bookmarkStart w:id="75" w:name="_Toc244348753"/>
       <w:r>
         <w:lastRenderedPageBreak/>
         <w:t>ID_20: Improvement of Copper Iodide Crystal Growth during Electrodeposition Using Acetonitrile</w:t>
@@ -33429,7 +33950,7 @@
       <w:pPr>
         <w:pStyle w:val="Heading2"/>
       </w:pPr>
-      <w:bookmarkStart w:id="76" w:name="_Toc243846642"/>
+      <w:bookmarkStart w:id="76" w:name="_Toc244348754"/>
       <w:r>
         <w:t>Natsuki Oda</w:t>
       </w:r>
@@ -33493,7 +34014,7 @@
         <w:jc w:val="both"/>
       </w:pPr>
       <w:r>
-        <w:t>Copper(I) iodide (CuI) is a transparent semiconductor with promising applications in fields such as perovskite solar cells and optical devices. This study demonstrates that the crystal size of CuI can be controlled by adding acetonitrile during electrodeposition. The electrolyte contained sources of copper and iodine, together with acetonitrile. Pulse electrodeposition was performed using a three-electrode configuration consisting of a titanium cathode, a platinum anode, and a silver/silver chloride reference electrode. SEM images (Figs. 1a and b) showed that the crystal size increased with increasing acetonitrile concentration. Further-more, EDX elemental analysis showed that the atomic concentrations of copper and iodine varied with the acetonitrile concentration (Fig. 2). Because electrodeposition enables large-scale microfabrication using a simple setup, this method is expected to facilitate the fabrication of CuI films for future devices.</w:t>
+        <w:t>Copper(I) iodide (CuI) is a transparent semiconductor with promising applications in fields such as perovskite solar cells and optical devices. This study demonstrates that the crystal size of CuI can be controlled by adding acetonitrile during electrodeposition. The electrolyte contained sources of copper and iodine, together with acetonitrile. Pulse electrodeposition was performed using a three-electrode configuration consisting of a titanium cathode, a platinum anode, and a silver/silver chloride reference electrode. SEM images (Figs. 1a and b) showed that the crystal size increased with increasing acetonitrile concentration. Furthermore, EDX elemental analysis showed that the atomic concentrations of copper and iodine varied with the acetonitrile concentration (Fig. 2). Because electrodeposition enables large-scale microfabrication using a simple setup, this method is expected to facilitate the fabrication of CuI films for future devices.</w:t>
       </w:r>
     </w:p>
     <w:p>
@@ -33529,7 +34050,7 @@
       <w:pPr>
         <w:pStyle w:val="Heading1"/>
       </w:pPr>
-      <w:bookmarkStart w:id="77" w:name="_Toc243846643"/>
+      <w:bookmarkStart w:id="77" w:name="_Toc244348755"/>
       <w:r>
         <w:lastRenderedPageBreak/>
         <w:t>ID_21: Tailoring the Properties of (InGa)2O3 Based UV Photodetectors via Bilayer Thickness Ratio and Sputtering Atmospheres</w:t>
@@ -33540,7 +34061,7 @@
       <w:pPr>
         <w:pStyle w:val="Heading2"/>
       </w:pPr>
-      <w:bookmarkStart w:id="78" w:name="_Toc243846644"/>
+      <w:bookmarkStart w:id="78" w:name="_Toc244348756"/>
       <w:r>
         <w:t>Yu-Zhe Lin</w:t>
       </w:r>
@@ -33662,7 +34183,7 @@
       <w:pPr>
         <w:pStyle w:val="Heading1"/>
       </w:pPr>
-      <w:bookmarkStart w:id="79" w:name="_Toc243846645"/>
+      <w:bookmarkStart w:id="79" w:name="_Toc244348757"/>
       <w:r>
         <w:lastRenderedPageBreak/>
         <w:t>ID_22: Effects of Ti/Zr B-Site Substitution on the Microwave Dielectric Properties of Ba16Ti1-xZrxNb12O48 Ceramics</w:t>
@@ -33673,7 +34194,7 @@
       <w:pPr>
         <w:pStyle w:val="Heading2"/>
       </w:pPr>
-      <w:bookmarkStart w:id="80" w:name="_Toc243846646"/>
+      <w:bookmarkStart w:id="80" w:name="_Toc244348758"/>
       <w:r>
         <w:t>Yu-Tung Chen</w:t>
       </w:r>
@@ -33764,7 +34285,7 @@
       <w:pPr>
         <w:pStyle w:val="Heading1"/>
       </w:pPr>
-      <w:bookmarkStart w:id="81" w:name="_Toc243846647"/>
+      <w:bookmarkStart w:id="81" w:name="_Toc244348759"/>
       <w:r>
         <w:lastRenderedPageBreak/>
         <w:t>ID_23: Temperature-Compensated MgTiO3–Ca0.8(Sm0.88Nd0.12)0.1333TiO3 Microwave Dielectric Composite Ceramics</w:t>
@@ -33775,7 +34296,7 @@
       <w:pPr>
         <w:pStyle w:val="Heading2"/>
       </w:pPr>
-      <w:bookmarkStart w:id="82" w:name="_Toc243846648"/>
+      <w:bookmarkStart w:id="82" w:name="_Toc244348760"/>
       <w:r>
         <w:t>Zhi-You Liu</w:t>
       </w:r>
@@ -33872,7 +34393,7 @@
       <w:pPr>
         <w:pStyle w:val="Heading1"/>
       </w:pPr>
-      <w:bookmarkStart w:id="83" w:name="_Toc243846649"/>
+      <w:bookmarkStart w:id="83" w:name="_Toc244348761"/>
       <w:r>
         <w:lastRenderedPageBreak/>
         <w:t>ID_24: Low-Temperature Sintering and Microwave Dielectric Properties of Mn1-xNixMoO4 Ceramics</w:t>
@@ -33883,7 +34404,7 @@
       <w:pPr>
         <w:pStyle w:val="Heading2"/>
       </w:pPr>
-      <w:bookmarkStart w:id="84" w:name="_Toc243846650"/>
+      <w:bookmarkStart w:id="84" w:name="_Toc244348762"/>
       <w:r>
         <w:t>Yan-Hao Chen</w:t>
       </w:r>
@@ -33963,7 +34484,7 @@
       <w:pPr>
         <w:pStyle w:val="Heading1"/>
       </w:pPr>
-      <w:bookmarkStart w:id="85" w:name="_Toc243846651"/>
+      <w:bookmarkStart w:id="85" w:name="_Toc244348763"/>
       <w:r>
         <w:lastRenderedPageBreak/>
         <w:t>ID_25: Cross-Patient Recognition and Intensity Estimation of Post-Spinal-Surgery Pain via Wearable ECG and Dual-Task CNN</w:t>
@@ -33974,7 +34495,7 @@
       <w:pPr>
         <w:pStyle w:val="Heading2"/>
       </w:pPr>
-      <w:bookmarkStart w:id="86" w:name="_Toc243846652"/>
+      <w:bookmarkStart w:id="86" w:name="_Toc244348764"/>
       <w:r>
         <w:t>Yun-Cong Zheng</w:t>
       </w:r>
@@ -34060,7 +34581,7 @@
       <w:pPr>
         <w:pStyle w:val="Heading1"/>
       </w:pPr>
-      <w:bookmarkStart w:id="87" w:name="_Toc243846653"/>
+      <w:bookmarkStart w:id="87" w:name="_Toc244348765"/>
       <w:r>
         <w:lastRenderedPageBreak/>
         <w:t>ID_26: Development of a Microfluidic A549 Spheroid Model for Anticancer Drug Evaluation</w:t>
@@ -34071,7 +34592,7 @@
       <w:pPr>
         <w:pStyle w:val="Heading2"/>
       </w:pPr>
-      <w:bookmarkStart w:id="88" w:name="_Toc243846654"/>
+      <w:bookmarkStart w:id="88" w:name="_Toc244348766"/>
       <w:r>
         <w:t>Yun-Tung Kuo</w:t>
       </w:r>
@@ -34126,7 +34647,7 @@
         <w:jc w:val="both"/>
       </w:pPr>
       <w:r>
-        <w:t>In recent years, the United States passed FDA Modernization Act 2.0 in 2022, encouraging the use of New Ap-proach Methodologies (NAMs) as a new direction for drug development and safety evaluation. Therefore, estab-lishing in vitro models that better reflect the physiological environment of the human body has become a major trend in current cancer research. Compared to traditional two-dimensional (2D) cell culture, three-dimensional (3D) tumor spheres can more realistically simulate interactions between tumor cells and the tumor microenvi-ronment; When combined with Microfluidics technology, it can better simulate the continuous flow of the body, helping to enhance the physiological correlation of drug testing. This study mainly established the A549 three-dimensional microchannel culture platform for non-small cell lung cancer tumor glomeruli and preliminarily evaluated the effects of treatment with Gemcitabine, Metformin, and SW033291 on tumor glomeruli. First, uniformly sized A549 tumor spheres are cultured, then placed into microchannel chips for dynamic drug processing. After drug treatment, in addition to observing the appearance of the tumor glomeruli, sodium dodecylsulfate-polyacrylamide gel electrophoresis (SDS-PAGE) was used to ana-lyze the expression of total cell proteins. This study has successfully established and maintained the culture of A549 tumor spheres. Under the drug concentrations and treatment times set in this study, no obvious morphological or volumetric changes were ob-served in the tumor spherical appearance of each group. However, SDS-PAGE analysis revealed significant dif-ferences in protein bands after different drug treatments, suggesting that cells may have undergone protein-level molecular reactions even before their appearance changes. In the future, we will further combine proteomics analysis with target protein validation to explore the mecha-nisms of action of Gemcitabine, Metformin, and SW033291. The goal is to establish a lung cancer drug evalua-tion platform that closely aligns with human physiological environments, and serve as an important research foundation for future non-animal alternative trials and new drug screening.</w:t>
+        <w:t>In recent years, the United States passed FDA Modernization Act 2.0 in 2022, encouraging the use of New Approach Methodologies (NAMs) as a new direction for drug development and safety evaluation. Therefore, establishing in vitro models that better reflect the physiological environment of the human body has become a major trend in current cancer research. Compared to traditional two-dimensional (2D) cell culture, three-dimensional (3D) tumor spheres can more realistically simulate interactions between tumor cells and the tumor microenvironment; When combined with Microfluidics technology, it can better simulate the continuous flow of the body, helping to enhance the physiological correlation of drug testing. This study mainly established the A549 three-dimensional microchannel culture platform for non-small cell lung cancer tumor glomeruli and preliminarily evaluated the effects of treatment with Gemcitabine, Metformin, and SW033291 on tumor glomeruli. First, uniformly sized A549 tumor spheres are cultured, then placed into microchannel chips for dynamic drug processing. After drug treatment, in addition to observing the appearance of the tumor glomeruli, sodium dodecylsulfate-polyacrylamide gel electrophoresis (SDS-PAGE) was used to analyze the expression of total cell proteins. This study has successfully established and maintained the culture of A549 tumor spheres. Under the drug concentrations and treatment times set in this study, no obvious morphological or volumetric changes were observed in the tumor spherical appearance of each group. However, SDS-PAGE analysis revealed significant differences in protein bands after different drug treatments, suggesting that cells may have undergone protein-level molecular reactions even before their appearance changes. In the future, we will further combine proteomics analysis with target protein validation to explore the mechanisms of action of Gemcitabine, Metformin, and SW033291. The goal is to establish a lung cancer drug evaluation platform that closely aligns with human physiological environments, and serve as an important research foundation for future non-animal alternative trials and new drug screening.</w:t>
       </w:r>
     </w:p>
     <w:p>
@@ -34162,7 +34683,7 @@
           <w:bCs/>
         </w:rPr>
       </w:pPr>
-      <w:bookmarkStart w:id="89" w:name="_Toc243846655"/>
+      <w:bookmarkStart w:id="89" w:name="_Toc244348767"/>
       <w:r>
         <w:lastRenderedPageBreak/>
         <w:t>ID_27: Investigation of Grain Size Effects on Springback in Thin-Sheet Bending via Conventional Mechanism-Based Strain Gradient Plasticity</w:t>
@@ -34176,7 +34697,7 @@
           <w:lang w:val="es-ES"/>
         </w:rPr>
       </w:pPr>
-      <w:bookmarkStart w:id="90" w:name="_Toc243846656"/>
+      <w:bookmarkStart w:id="90" w:name="_Toc244348768"/>
       <w:r>
         <w:rPr>
           <w:lang w:val="es-ES"/>
@@ -34283,7 +34804,7 @@
       <w:pPr>
         <w:pStyle w:val="Heading1"/>
       </w:pPr>
-      <w:bookmarkStart w:id="91" w:name="_Toc243846657"/>
+      <w:bookmarkStart w:id="91" w:name="_Toc244348769"/>
       <w:r>
         <w:lastRenderedPageBreak/>
         <w:t>ID_28: Design and Development of a Compact Battery-Powered Transcutaneous Vagus Nerve Stimulation Device</w:t>
@@ -34294,9 +34815,15 @@
       <w:pPr>
         <w:pStyle w:val="Heading2"/>
       </w:pPr>
-      <w:bookmarkStart w:id="92" w:name="_Toc243846658"/>
-      <w:r>
-        <w:t>Thien-Luan Phan</w:t>
+      <w:bookmarkStart w:id="92" w:name="_Toc244348770"/>
+      <w:r>
+        <w:t>Thien</w:t>
+      </w:r>
+      <w:r>
+        <w:t xml:space="preserve"> </w:t>
+      </w:r>
+      <w:r>
+        <w:t>Luan Phan</w:t>
       </w:r>
       <w:r>
         <w:rPr>
@@ -34423,7 +34950,7 @@
       <w:pPr>
         <w:pStyle w:val="Heading1"/>
       </w:pPr>
-      <w:bookmarkStart w:id="93" w:name="_Toc243846659"/>
+      <w:bookmarkStart w:id="93" w:name="_Toc244348771"/>
       <w:r>
         <w:lastRenderedPageBreak/>
         <w:t>ID_29: Investigating the influence of curve profile types in design compliant bistable mechanism</w:t>
@@ -34434,7 +34961,7 @@
       <w:pPr>
         <w:pStyle w:val="Heading2"/>
       </w:pPr>
-      <w:bookmarkStart w:id="94" w:name="_Toc243846660"/>
+      <w:bookmarkStart w:id="94" w:name="_Toc244348772"/>
       <w:r>
         <w:t>Khoa Tran Ngoc Dang</w:t>
       </w:r>
@@ -34529,7 +35056,7 @@
       <w:pPr>
         <w:pStyle w:val="Heading1"/>
       </w:pPr>
-      <w:bookmarkStart w:id="95" w:name="_Toc243846661"/>
+      <w:bookmarkStart w:id="95" w:name="_Toc244348773"/>
       <w:r>
         <w:lastRenderedPageBreak/>
         <w:t>ID_30: Research and development of a zero co2 emission tourist boat model inspired by marine animals</w:t>
@@ -34539,14 +35066,72 @@
     <w:p>
       <w:pPr>
         <w:pStyle w:val="Heading2"/>
-      </w:pPr>
-      <w:bookmarkStart w:id="96" w:name="_Toc243846662"/>
-      <w:r>
+        <w:rPr>
+          <w:lang w:val="fr-FR"/>
+        </w:rPr>
+      </w:pPr>
+      <w:bookmarkStart w:id="96" w:name="_Toc244348774"/>
+      <w:r>
+        <w:rPr>
+          <w:lang w:val="fr-FR"/>
+        </w:rPr>
         <w:t>Le Ngoc Tran</w:t>
       </w:r>
       <w:r>
         <w:rPr>
+          <w:lang w:val="fr-FR"/>
+        </w:rPr>
+        <w:t>*</w:t>
+      </w:r>
+      <w:r>
+        <w:rPr>
           <w:vertAlign w:val="superscript"/>
+          <w:lang w:val="fr-FR"/>
+        </w:rPr>
+        <w:t>,</w:t>
+      </w:r>
+      <w:r>
+        <w:rPr>
+          <w:vertAlign w:val="superscript"/>
+          <w:lang w:val="fr-FR"/>
+        </w:rPr>
+        <w:t>1</w:t>
+      </w:r>
+      <w:r>
+        <w:rPr>
+          <w:lang w:val="fr-FR"/>
+        </w:rPr>
+        <w:t>, Xuan Hieu Tran</w:t>
+      </w:r>
+      <w:r>
+        <w:rPr>
+          <w:vertAlign w:val="superscript"/>
+          <w:lang w:val="fr-FR"/>
+        </w:rPr>
+        <w:t>1</w:t>
+      </w:r>
+      <w:r>
+        <w:rPr>
+          <w:lang w:val="fr-FR"/>
+        </w:rPr>
+        <w:t>,</w:t>
+      </w:r>
+      <w:r>
+        <w:rPr>
+          <w:lang w:val="fr-FR"/>
+        </w:rPr>
+        <w:t xml:space="preserve"> </w:t>
+      </w:r>
+      <w:r>
+        <w:rPr>
+          <w:lang w:val="fr-FR"/>
+        </w:rPr>
+        <w:t>Nhat Huy Thang</w:t>
+      </w:r>
+      <w:r>
+        <w:rPr>
+          <w:vertAlign w:val="superscript"/>
+          <w:lang w:val="fr-FR"/>
         </w:rPr>
         <w:t>1</w:t>
       </w:r>
@@ -34609,7 +35194,7 @@
       <w:pPr>
         <w:pStyle w:val="Heading1"/>
       </w:pPr>
-      <w:bookmarkStart w:id="97" w:name="_Toc243846663"/>
+      <w:bookmarkStart w:id="97" w:name="_Toc244348775"/>
       <w:r>
         <w:lastRenderedPageBreak/>
         <w:t>ID_31: Geometrically nonlinear analysis of functionally graded Reissner–Mindlin plates using a four-node discrete shear gap element</w:t>
@@ -34620,7 +35205,7 @@
       <w:pPr>
         <w:pStyle w:val="Heading2"/>
       </w:pPr>
-      <w:bookmarkStart w:id="98" w:name="_Toc243846664"/>
+      <w:bookmarkStart w:id="98" w:name="_Toc244348776"/>
       <w:r>
         <w:t>Ly Vu Truc Nguyen</w:t>
       </w:r>
@@ -34706,7 +35291,7 @@
       <w:pPr>
         <w:pStyle w:val="Heading1"/>
       </w:pPr>
-      <w:bookmarkStart w:id="99" w:name="_Toc243846665"/>
+      <w:bookmarkStart w:id="99" w:name="_Toc244348777"/>
       <w:r>
         <w:lastRenderedPageBreak/>
         <w:t>ID_32: Analysis of complex geometries with beam-theory</w:t>
@@ -34717,7 +35302,7 @@
       <w:pPr>
         <w:pStyle w:val="Heading2"/>
       </w:pPr>
-      <w:bookmarkStart w:id="100" w:name="_Toc243846666"/>
+      <w:bookmarkStart w:id="100" w:name="_Toc244348778"/>
       <w:r>
         <w:t>Hannes Jahn</w:t>
       </w:r>
@@ -34795,7 +35380,7 @@
       <w:pPr>
         <w:pStyle w:val="Heading1"/>
       </w:pPr>
-      <w:bookmarkStart w:id="101" w:name="_Toc243846667"/>
+      <w:bookmarkStart w:id="101" w:name="_Toc244348779"/>
       <w:r>
         <w:lastRenderedPageBreak/>
         <w:t>ID_33: Modeling and characterization of bistable a hexagonal pyramid origami</w:t>
@@ -34806,7 +35391,7 @@
       <w:pPr>
         <w:pStyle w:val="Heading2"/>
       </w:pPr>
-      <w:bookmarkStart w:id="102" w:name="_Toc243846668"/>
+      <w:bookmarkStart w:id="102" w:name="_Toc244348780"/>
       <w:r>
         <w:t>Tien Hoang Ngo</w:t>
       </w:r>
@@ -34875,7 +35460,7 @@
       <w:pPr>
         <w:pStyle w:val="Heading1"/>
       </w:pPr>
-      <w:bookmarkStart w:id="103" w:name="_Toc243846669"/>
+      <w:bookmarkStart w:id="103" w:name="_Toc244348781"/>
       <w:r>
         <w:lastRenderedPageBreak/>
         <w:t>ID_34: Application of Polarized Raman Spectroscopy for Early Dental Caries Diagnosis</w:t>
@@ -34886,7 +35471,7 @@
       <w:pPr>
         <w:pStyle w:val="Heading2"/>
       </w:pPr>
-      <w:bookmarkStart w:id="104" w:name="_Toc243846670"/>
+      <w:bookmarkStart w:id="104" w:name="_Toc244348782"/>
       <w:r>
         <w:t>Xuan-Yu Chen</w:t>
       </w:r>
@@ -34964,7 +35549,7 @@
       <w:pPr>
         <w:pStyle w:val="Heading1"/>
       </w:pPr>
-      <w:bookmarkStart w:id="105" w:name="_Toc243846671"/>
+      <w:bookmarkStart w:id="105" w:name="_Toc244348783"/>
       <w:r>
         <w:lastRenderedPageBreak/>
         <w:t>ID_35: Fluorescent Detection Strategy for Rapid Diagnosis of Bacteremia</w:t>
@@ -34975,7 +35560,7 @@
       <w:pPr>
         <w:pStyle w:val="Heading2"/>
       </w:pPr>
-      <w:bookmarkStart w:id="106" w:name="_Toc243846672"/>
+      <w:bookmarkStart w:id="106" w:name="_Toc244348784"/>
       <w:r>
         <w:t>Yen-Ju Lee</w:t>
       </w:r>
@@ -35053,7 +35638,7 @@
       <w:pPr>
         <w:pStyle w:val="Heading1"/>
       </w:pPr>
-      <w:bookmarkStart w:id="107" w:name="_Toc243846673"/>
+      <w:bookmarkStart w:id="107" w:name="_Toc244348785"/>
       <w:r>
         <w:lastRenderedPageBreak/>
         <w:t>ID_36: Cancer Detection Using Fluorescence Imaging and Raman Spectroscopy Based on the Carbazole-Derived Fluorescent Probe OMP</w:t>
@@ -35064,7 +35649,7 @@
       <w:pPr>
         <w:pStyle w:val="Heading2"/>
       </w:pPr>
-      <w:bookmarkStart w:id="108" w:name="_Toc243846674"/>
+      <w:bookmarkStart w:id="108" w:name="_Toc244348786"/>
       <w:r>
         <w:t>Chia-Feng Hsieh</w:t>
       </w:r>
@@ -35099,7 +35684,13 @@
         <w:pStyle w:val="Affiliation"/>
       </w:pPr>
       <w:r>
-        <w:t>1 Graduate Institute of Biomedical Engineering,National Chung Hsing University</w:t>
+        <w:t>1 Graduate Institute of Biomedical Engineering,</w:t>
+      </w:r>
+      <w:r>
+        <w:t xml:space="preserve"> </w:t>
+      </w:r>
+      <w:r>
+        <w:t>National Chung Hsing University</w:t>
       </w:r>
     </w:p>
     <w:p>
@@ -35159,7 +35750,7 @@
       <w:pPr>
         <w:pStyle w:val="Heading1"/>
       </w:pPr>
-      <w:bookmarkStart w:id="109" w:name="_Toc243846675"/>
+      <w:bookmarkStart w:id="109" w:name="_Toc244348787"/>
       <w:r>
         <w:lastRenderedPageBreak/>
         <w:t>ID_37: A Twisted Intramolecular Charge Transfer (TICT) Fluorescent Probe for Rapid Microplastic Detection</w:t>
@@ -35170,7 +35761,7 @@
       <w:pPr>
         <w:pStyle w:val="Heading2"/>
       </w:pPr>
-      <w:bookmarkStart w:id="110" w:name="_Toc243846676"/>
+      <w:bookmarkStart w:id="110" w:name="_Toc244348788"/>
       <w:r>
         <w:t>Ryan Liou</w:t>
       </w:r>
@@ -35248,7 +35839,7 @@
       <w:pPr>
         <w:pStyle w:val="Heading1"/>
       </w:pPr>
-      <w:bookmarkStart w:id="111" w:name="_Toc243846677"/>
+      <w:bookmarkStart w:id="111" w:name="_Toc244348789"/>
       <w:r>
         <w:lastRenderedPageBreak/>
         <w:t>ID_38: SERS Performance Optimization of Silver Nanowires via Silicon-Based Coffee-Ring Effect</w:t>
@@ -35259,7 +35850,7 @@
       <w:pPr>
         <w:pStyle w:val="Heading2"/>
       </w:pPr>
-      <w:bookmarkStart w:id="112" w:name="_Toc243846678"/>
+      <w:bookmarkStart w:id="112" w:name="_Toc244348790"/>
       <w:r>
         <w:t>Suganthya Nagarasu</w:t>
       </w:r>
@@ -35339,7 +35930,7 @@
       <w:pPr>
         <w:pStyle w:val="Heading1"/>
       </w:pPr>
-      <w:bookmarkStart w:id="113" w:name="_Toc243846679"/>
+      <w:bookmarkStart w:id="113" w:name="_Toc244348791"/>
       <w:r>
         <w:lastRenderedPageBreak/>
         <w:t>ID_39: A Raman Spectroscopic Approach for Material Identification of Environmental Microplastics</w:t>
@@ -35350,7 +35941,7 @@
       <w:pPr>
         <w:pStyle w:val="Heading2"/>
       </w:pPr>
-      <w:bookmarkStart w:id="114" w:name="_Toc243846680"/>
+      <w:bookmarkStart w:id="114" w:name="_Toc244348792"/>
       <w:r>
         <w:t>Madhan Kumar</w:t>
       </w:r>
@@ -35428,7 +36019,7 @@
       <w:pPr>
         <w:pStyle w:val="Heading1"/>
       </w:pPr>
-      <w:bookmarkStart w:id="115" w:name="_Toc243846681"/>
+      <w:bookmarkStart w:id="115" w:name="_Toc244348793"/>
       <w:r>
         <w:lastRenderedPageBreak/>
         <w:t>ID_40: Resource-Aware Grid Path Planning for Micro-Aerial Vehicles: A Comparative Evaluation of A*, JPS, and D* Lite</w:t>
@@ -35439,7 +36030,7 @@
       <w:pPr>
         <w:pStyle w:val="Heading2"/>
       </w:pPr>
-      <w:bookmarkStart w:id="116" w:name="_Toc243846682"/>
+      <w:bookmarkStart w:id="116" w:name="_Toc244348794"/>
       <w:r>
         <w:t>Yicheng Guo</w:t>
       </w:r>
@@ -35508,7 +36099,7 @@
       <w:pPr>
         <w:pStyle w:val="Heading1"/>
       </w:pPr>
-      <w:bookmarkStart w:id="117" w:name="_Toc243846683"/>
+      <w:bookmarkStart w:id="117" w:name="_Toc244348795"/>
       <w:r>
         <w:lastRenderedPageBreak/>
         <w:t>ID_41: A Physics-Guided Bidirectional Framework for Photoelastic Fringe Synthesis and Inverse Load Reconstruction</w:t>
@@ -35519,7 +36110,7 @@
       <w:pPr>
         <w:pStyle w:val="Heading2"/>
       </w:pPr>
-      <w:bookmarkStart w:id="118" w:name="_Toc243846684"/>
+      <w:bookmarkStart w:id="118" w:name="_Toc244348796"/>
       <w:r>
         <w:t>Chao Hui Ou</w:t>
       </w:r>
@@ -35605,7 +36196,7 @@
       <w:pPr>
         <w:pStyle w:val="Heading1"/>
       </w:pPr>
-      <w:bookmarkStart w:id="119" w:name="_Toc243846685"/>
+      <w:bookmarkStart w:id="119" w:name="_Toc244348797"/>
       <w:r>
         <w:lastRenderedPageBreak/>
         <w:t>ID_42: Mathematical Modeling and Design of a Novel Hybrid Aerial-Ground Vehicle with Continuous Track Mobility</w:t>
@@ -35616,7 +36207,7 @@
       <w:pPr>
         <w:pStyle w:val="Heading2"/>
       </w:pPr>
-      <w:bookmarkStart w:id="120" w:name="_Toc243846686"/>
+      <w:bookmarkStart w:id="120" w:name="_Toc244348798"/>
       <w:r>
         <w:t>Pham Xuan Hien</w:t>
       </w:r>
@@ -35685,7 +36276,7 @@
       <w:pPr>
         <w:pStyle w:val="Heading1"/>
       </w:pPr>
-      <w:bookmarkStart w:id="121" w:name="_Toc243846687"/>
+      <w:bookmarkStart w:id="121" w:name="_Toc244348799"/>
       <w:r>
         <w:lastRenderedPageBreak/>
         <w:t>ID_43: A comparative study of two wear models for finite element analysis of wear volume in sliding contact</w:t>
@@ -35696,7 +36287,7 @@
       <w:pPr>
         <w:pStyle w:val="Heading2"/>
       </w:pPr>
-      <w:bookmarkStart w:id="122" w:name="_Toc243846688"/>
+      <w:bookmarkStart w:id="122" w:name="_Toc244348800"/>
       <w:r>
         <w:t>Khang Vi Nguyen</w:t>
       </w:r>
@@ -35768,7 +36359,13 @@
         <w:jc w:val="both"/>
       </w:pPr>
       <w:r>
-        <w:t>This paper investigates the sliding wear behaviour of a three-dimensional ball-on-disc contact using finite element analysis. The study focuses on the influence of evolving contact geometry on wear-volume prediction and evaluates a Lewis-inspired area correction combined with Archard’s wear law. A threedimensional Abaqus model was developed for a ball-on-disc configuration subjected to a normal load of 10 N and a sliding distance of 0.250 mm under frictionless contact. Local wear evolution was implemented through the UMESHMOTION subroutine using the Archard wear formulation. Based purely on the Abaqus simulation data, the study comparatively evaluates the conventional Archard’s law model and the Lewis model formulation. Preliminary numerical findings indicate that the conventional Archard’s law formulation yields a simulated wear volume of 3.11x10−7 mm³ and a maximum wear depth of 0.05482 μm. In comparison, the Lewis-inspired formulation predicts a wear volume of 2.77x10−7 mm³ and a maximum wear depth of approximately 0.0489 μm. This reveals a difference of approximately 10.85% in the predicted wear volume between the two models, highlighting the sensitivity of wear simulations to evolving contact geometry. These results constitute a purely numerical comparison. Further mesh-sensitivity analysis and experimental validation are required to determine which formulation better represents physical wear behaviour.</w:t>
+        <w:t>This paper investigates the sliding wear behaviour of a three-dimensional ball-on-disc contact using finite element analysis. The study focuses on the influence of evolving contact geometry on wear-volume prediction and evaluates a Lewis-inspired area correction combined with Archard’s wear law. A three</w:t>
+      </w:r>
+      <w:r>
+        <w:t>-</w:t>
+      </w:r>
+      <w:r>
+        <w:t>dimensional Abaqus model was developed for a ball-on-disc configuration subjected to a normal load of 10 N and a sliding distance of 0.250 mm under frictionless contact. Local wear evolution was implemented through the UMESHMOTION subroutine using the Archard wear formulation. Based purely on the Abaqus simulation data, the study comparatively evaluates the conventional Archard’s law model and the Lewis model formulation. Preliminary numerical findings indicate that the conventional Archard’s law formulation yields a simulated wear volume of 3.11x10−7 mm³ and a maximum wear depth of 0.05482 μm. In comparison, the Lewis-inspired formulation predicts a wear volume of 2.77x10−7 mm³ and a maximum wear depth of approximately 0.0489 μm. This reveals a difference of approximately 10.85% in the predicted wear volume between the two models, highlighting the sensitivity of wear simulations to evolving contact geometry. These results constitute a purely numerical comparison. Further mesh-sensitivity analysis and experimental validation are required to determine which formulation better represents physical wear behaviour.</w:t>
       </w:r>
     </w:p>
     <w:p>
@@ -35799,7 +36396,7 @@
       <w:pPr>
         <w:pStyle w:val="Heading1"/>
       </w:pPr>
-      <w:bookmarkStart w:id="123" w:name="_Toc243846689"/>
+      <w:bookmarkStart w:id="123" w:name="_Toc244348801"/>
       <w:r>
         <w:lastRenderedPageBreak/>
         <w:t>ID_44: Design and Experimental Evaluation of a 3D-Printed Active Knee Prosthesis with EMG-Based Position Control</w:t>
@@ -35810,7 +36407,7 @@
       <w:pPr>
         <w:pStyle w:val="Heading2"/>
       </w:pPr>
-      <w:bookmarkStart w:id="124" w:name="_Toc243846690"/>
+      <w:bookmarkStart w:id="124" w:name="_Toc244348802"/>
       <w:r>
         <w:t>Turar Seitkassymov</w:t>
       </w:r>
@@ -35900,7 +36497,7 @@
         <w:jc w:val="both"/>
       </w:pPr>
       <w:r>
-        <w:t>This paper presents the design and experimental evaluation of a 3D-printed active knee prosthesis with electromyography (EMG)-based position control. The knee mechanism was redesigned to simplify the mechanical structure and enable inte-gration of a servo actuator. Kinematic analysis was performed for knee flexion from 0° to 90°, while the structural performance of the PAHT-CF components was evaluated using finite element analysis. The maximum von Mises stress was 23.89 MPa, which remained below the material yield strength of 60 MPa, corre-sponding to a calculated safety factor of approximately 2.51. A physical proto-type was manufactured by additive manufacturing and integrated with an Arduino Uno, an EMG acquisition module, and a servo actuator. Experimental tests were conducted to examine the use of muscle activation for discrete knee position con-trol. The implemented control logic generated target positions of 0°, 45°, and 90° according to the detected EMG activation and its duration. The results demon-strate the feasibility of combining a lightweight 3D-printed knee mechanism with simple EMG-based control in a functional proof-of-concept platform. Further work will focus on closed-loop position feedback, continuous EMG control, dy-namic loading tests, and evaluation under gait conditions.</w:t>
+        <w:t>This paper presents the design and experimental evaluation of a 3D-printed active knee prosthesis with electromyography (EMG)-based position control. The knee mechanism was redesigned to simplify the mechanical structure and enable integration of a servo actuator. Kinematic analysis was performed for knee flexion from 0° to 90°, while the structural performance of the PAHT-CF components was evaluated using finite element analysis. The maximum von Mises stress was 23.89 MPa, which remained below the material yield strength of 60 MPa, corresponding to a calculated safety factor of approximately 2.51. A physical prototype was manufactured by additive manufacturing and integrated with an Arduino Uno, an EMG acquisition module, and a servo actuator. Experimental tests were conducted to examine the use of muscle activation for discrete knee position control. The implemented control logic generated target positions of 0°, 45°, and 90° according to the detected EMG activation and its duration. The results demonstrate the feasibility of combining a lightweight 3D-printed knee mechanism with simple EMG-based control in a functional proof-of-concept platform. Further work will focus on closed-loop position feedback, continuous EMG control, dynamic loading tests, and evaluation under gait conditions.</w:t>
       </w:r>
     </w:p>
     <w:p>
@@ -35931,7 +36528,7 @@
       <w:pPr>
         <w:pStyle w:val="Heading1"/>
       </w:pPr>
-      <w:bookmarkStart w:id="125" w:name="_Toc243846691"/>
+      <w:bookmarkStart w:id="125" w:name="_Toc244348803"/>
       <w:r>
         <w:lastRenderedPageBreak/>
         <w:t>ID_45: Influence of initial hole seeding on level-set-based topology optimization of an L-bracket</w:t>
@@ -35942,7 +36539,7 @@
       <w:pPr>
         <w:pStyle w:val="Heading2"/>
       </w:pPr>
-      <w:bookmarkStart w:id="126" w:name="_Toc243846692"/>
+      <w:bookmarkStart w:id="126" w:name="_Toc244348804"/>
       <w:r>
         <w:t>Long Tien Le</w:t>
       </w:r>
@@ -36015,7 +36612,7 @@
         <w:jc w:val="both"/>
       </w:pPr>
       <w:r>
-        <w:t>This study investigates the influence of initial hole patterns on topology optimiza-tion of an L-bracket using the level-set method. In conventional level-set meth-ods, new holes are difficult to nucleate during boundary evolution. Therefore, the final topology can depend on the initial distribution of holes. To examine this is-sue, cosine-based initial level-set fields are generated with different frequency pa-rameters in the x- and y-directions. Sixteen deterministic cases are studied using a different number of cosine frequency under the same material properties, mesh, boundary conditions, and volume constraint. The final compliance values are compared with the published benchmark value, while selected initial and final to-pologies are inspected separately. Overall, the results indicate that the initial hole pattern can influence both the final compliance and the resulting topology, even when the optimization settings are kept unchanged. These observations are lim-ited to the specified implementation and parameter grid, but they show that hole initialization is an important numerical factor in level-set-based topology optimi-zation.</w:t>
+        <w:t>This study investigates the influence of initial hole patterns on topology optimization of an L-bracket using the level-set method. In conventional level-set methods, new holes are difficult to nucleate during boundary evolution. Therefore, the final topology can depend on the initial distribution of holes. To examine this issue, cosine-based initial level-set fields are generated with different frequency parameters in the x- and y-directions. Sixteen deterministic cases are studied using a different number of cosine frequency under the same material properties, mesh, boundary conditions, and volume constraint. The final compliance values are compared with the published benchmark value, while selected initial and final topologies are inspected separately. Overall, the results indicate that the initial hole pattern can influence both the final compliance and the resulting topology, even when the optimization settings are kept unchanged. These observations are limited to the specified implementation and parameter grid, but they show that hole initialization is an important numerical factor in level-set-based topology optimization.</w:t>
       </w:r>
     </w:p>
     <w:p>
@@ -36046,7 +36643,7 @@
       <w:pPr>
         <w:pStyle w:val="Heading1"/>
       </w:pPr>
-      <w:bookmarkStart w:id="127" w:name="_Toc243846693"/>
+      <w:bookmarkStart w:id="127" w:name="_Toc244348805"/>
       <w:r>
         <w:lastRenderedPageBreak/>
         <w:t>ID_46: Fabrication and Humidity Sensing Optimization of AlN-Based SAW Sensors via IDT Scaling and Silica Nanosphere Functionalization</w:t>
@@ -36057,7 +36654,7 @@
       <w:pPr>
         <w:pStyle w:val="Heading2"/>
       </w:pPr>
-      <w:bookmarkStart w:id="128" w:name="_Toc243846694"/>
+      <w:bookmarkStart w:id="128" w:name="_Toc244348806"/>
       <w:r>
         <w:t>Zhong-Ming Zhang</w:t>
       </w:r>
@@ -36162,7 +36759,7 @@
       <w:pPr>
         <w:pStyle w:val="Heading1"/>
       </w:pPr>
-      <w:bookmarkStart w:id="129" w:name="_Toc243846695"/>
+      <w:bookmarkStart w:id="129" w:name="_Toc244348807"/>
       <w:r>
         <w:lastRenderedPageBreak/>
         <w:t>ID_47: Wave-Optics Simulation of Light Guiding and Evanescent-Field Characteristics in Biocompatible 3D-Printable Polymer Optical Fibers for Biomedical Sensing</w:t>
@@ -36173,7 +36770,7 @@
       <w:pPr>
         <w:pStyle w:val="Heading2"/>
       </w:pPr>
-      <w:bookmarkStart w:id="130" w:name="_Toc243846696"/>
+      <w:bookmarkStart w:id="130" w:name="_Toc244348808"/>
       <w:r>
         <w:t>Ying-Chia Huang</w:t>
       </w:r>
@@ -36255,7 +36852,7 @@
       <w:pPr>
         <w:pStyle w:val="Heading1"/>
       </w:pPr>
-      <w:bookmarkStart w:id="131" w:name="_Toc243846697"/>
+      <w:bookmarkStart w:id="131" w:name="_Toc244348809"/>
       <w:r>
         <w:lastRenderedPageBreak/>
         <w:t>ID_48: Novel AIoT Monitoring Platform for Rice Seedling Cultivation</w:t>
@@ -36266,7 +36863,7 @@
       <w:pPr>
         <w:pStyle w:val="Heading2"/>
       </w:pPr>
-      <w:bookmarkStart w:id="132" w:name="_Toc243846698"/>
+      <w:bookmarkStart w:id="132" w:name="_Toc244348810"/>
       <w:r>
         <w:t>Mo-Wei Shen</w:t>
       </w:r>
@@ -36362,7 +36959,7 @@
       <w:pPr>
         <w:pStyle w:val="Heading1"/>
       </w:pPr>
-      <w:bookmarkStart w:id="133" w:name="_Toc243846699"/>
+      <w:bookmarkStart w:id="133" w:name="_Toc244348811"/>
       <w:r>
         <w:lastRenderedPageBreak/>
         <w:t>ID_49: Sensing-Aware Tabu Search for mmWave Beam Management in Dynamic V2X Networks</w:t>
@@ -36373,7 +36970,7 @@
       <w:pPr>
         <w:pStyle w:val="Heading2"/>
       </w:pPr>
-      <w:bookmarkStart w:id="134" w:name="_Toc243846700"/>
+      <w:bookmarkStart w:id="134" w:name="_Toc244348812"/>
       <w:r>
         <w:t>Mandavi Dubey</w:t>
       </w:r>
@@ -36475,7 +37072,7 @@
       <w:pPr>
         <w:pStyle w:val="Heading1"/>
       </w:pPr>
-      <w:bookmarkStart w:id="135" w:name="_Toc243846701"/>
+      <w:bookmarkStart w:id="135" w:name="_Toc244348813"/>
       <w:r>
         <w:lastRenderedPageBreak/>
         <w:t>ID_50: Topology-Aware Beam Failure Prediction for mmWave V2X Networks</w:t>
@@ -36486,7 +37083,7 @@
       <w:pPr>
         <w:pStyle w:val="Heading2"/>
       </w:pPr>
-      <w:bookmarkStart w:id="136" w:name="_Toc243846702"/>
+      <w:bookmarkStart w:id="136" w:name="_Toc244348814"/>
       <w:r>
         <w:t>Mandavi Dubey</w:t>
       </w:r>
@@ -36582,7 +37179,7 @@
         <w:pStyle w:val="Heading1"/>
         <w:spacing w:before="240"/>
       </w:pPr>
-      <w:bookmarkStart w:id="137" w:name="_Toc243846703"/>
+      <w:bookmarkStart w:id="137" w:name="_Toc244348815"/>
       <w:r>
         <w:lastRenderedPageBreak/>
         <w:t>ID_51: Spatiotemporal Collision-Risk Prediction for Connected Vehicles Using Traffic Video Analytics</w:t>
@@ -36593,7 +37190,7 @@
       <w:pPr>
         <w:pStyle w:val="Heading2"/>
       </w:pPr>
-      <w:bookmarkStart w:id="138" w:name="_Toc243846704"/>
+      <w:bookmarkStart w:id="138" w:name="_Toc244348816"/>
       <w:r>
         <w:t>Mandavi Dubey</w:t>
       </w:r>
@@ -36698,7 +37295,7 @@
         <w:pStyle w:val="Heading1"/>
         <w:spacing w:before="240"/>
       </w:pPr>
-      <w:bookmarkStart w:id="139" w:name="_Toc243846705"/>
+      <w:bookmarkStart w:id="139" w:name="_Toc244348817"/>
       <w:r>
         <w:lastRenderedPageBreak/>
         <w:t>ID_52: Security and Resilience Analysis of V2V Communication Under False Information and Communication Disruption Attacks</w:t>
@@ -36709,7 +37306,7 @@
       <w:pPr>
         <w:pStyle w:val="Heading2"/>
       </w:pPr>
-      <w:bookmarkStart w:id="140" w:name="_Toc243846706"/>
+      <w:bookmarkStart w:id="140" w:name="_Toc244348818"/>
       <w:r>
         <w:t>Vijay Dubey</w:t>
       </w:r>
@@ -36805,7 +37402,7 @@
         <w:pStyle w:val="Heading1"/>
         <w:spacing w:before="240"/>
       </w:pPr>
-      <w:bookmarkStart w:id="141" w:name="_Toc243846707"/>
+      <w:bookmarkStart w:id="141" w:name="_Toc244348819"/>
       <w:r>
         <w:lastRenderedPageBreak/>
         <w:t>ID_53: Thermo-mechanical stress analysis of all-ceramic Zirconia dental bridges under masticatory pressure and temperature variation</w:t>
@@ -36816,7 +37413,7 @@
       <w:pPr>
         <w:pStyle w:val="Heading2"/>
       </w:pPr>
-      <w:bookmarkStart w:id="142" w:name="_Toc243846708"/>
+      <w:bookmarkStart w:id="142" w:name="_Toc244348820"/>
       <w:r>
         <w:t>Linh Khanh Thai Nguyen</w:t>
       </w:r>
@@ -36903,7 +37500,7 @@
         <w:pStyle w:val="Heading1"/>
         <w:spacing w:before="240"/>
       </w:pPr>
-      <w:bookmarkStart w:id="143" w:name="_Toc243846709"/>
+      <w:bookmarkStart w:id="143" w:name="_Toc244348821"/>
       <w:r>
         <w:lastRenderedPageBreak/>
         <w:t>ID_54: Design and Implementation of a SoC-FPGA-Based Spiking Neural Network for Multi-Class Driver Drowsiness Classification</w:t>
@@ -36914,7 +37511,7 @@
       <w:pPr>
         <w:pStyle w:val="Heading2"/>
       </w:pPr>
-      <w:bookmarkStart w:id="144" w:name="_Toc243846710"/>
+      <w:bookmarkStart w:id="144" w:name="_Toc244348822"/>
       <w:r>
         <w:t>Chi-Nhan Nguyen</w:t>
       </w:r>
@@ -37020,7 +37617,7 @@
         <w:pStyle w:val="Heading1"/>
         <w:spacing w:before="240"/>
       </w:pPr>
-      <w:bookmarkStart w:id="145" w:name="_Toc243846711"/>
+      <w:bookmarkStart w:id="145" w:name="_Toc244348823"/>
       <w:r>
         <w:lastRenderedPageBreak/>
         <w:t>ID_55: Dynamic Granular Fracture in Polycrystalline Silicon Computed with an Ordinary State-Based Peridynamic Model for Cubic Crystals</w:t>
@@ -37031,7 +37628,7 @@
       <w:pPr>
         <w:pStyle w:val="Heading2"/>
       </w:pPr>
-      <w:bookmarkStart w:id="146" w:name="_Toc243846712"/>
+      <w:bookmarkStart w:id="146" w:name="_Toc244348824"/>
       <w:r>
         <w:t>Vay Siu Lo</w:t>
       </w:r>
@@ -37118,7 +37715,7 @@
         <w:pStyle w:val="Heading1"/>
         <w:spacing w:before="240"/>
       </w:pPr>
-      <w:bookmarkStart w:id="147" w:name="_Toc243846713"/>
+      <w:bookmarkStart w:id="147" w:name="_Toc244348825"/>
       <w:r>
         <w:lastRenderedPageBreak/>
         <w:t>ID_56: A Simulation Model Evaluation of the Effects of Radii and Electrode Distance on Atherosclerotic Plaque Detection Using Electrical Impedance Spectroscopy</w:t>
@@ -37129,7 +37726,7 @@
       <w:pPr>
         <w:pStyle w:val="Heading2"/>
       </w:pPr>
-      <w:bookmarkStart w:id="148" w:name="_Toc243846714"/>
+      <w:bookmarkStart w:id="148" w:name="_Toc244348826"/>
       <w:r>
         <w:t>Hai Anh Nguyen Thi</w:t>
       </w:r>
@@ -37252,7 +37849,7 @@
         <w:pStyle w:val="Heading1"/>
         <w:spacing w:before="240"/>
       </w:pPr>
-      <w:bookmarkStart w:id="149" w:name="_Toc243846715"/>
+      <w:bookmarkStart w:id="149" w:name="_Toc244348827"/>
       <w:r>
         <w:lastRenderedPageBreak/>
         <w:t>ID_57: Influence of Active-Electrode Length on Thermal-Damage Coverage of Breast Tumors with Idealized Lateral Extensions during Radiofrequency Ablation</w:t>
@@ -37263,7 +37860,7 @@
       <w:pPr>
         <w:pStyle w:val="Heading2"/>
       </w:pPr>
-      <w:bookmarkStart w:id="150" w:name="_Toc243846716"/>
+      <w:bookmarkStart w:id="150" w:name="_Toc244348828"/>
       <w:r>
         <w:t>Dang Khoa Trinh Vo</w:t>
       </w:r>
@@ -37386,7 +37983,7 @@
         <w:pStyle w:val="Heading1"/>
         <w:spacing w:before="240"/>
       </w:pPr>
-      <w:bookmarkStart w:id="151" w:name="_Toc243846717"/>
+      <w:bookmarkStart w:id="151" w:name="_Toc244348829"/>
       <w:r>
         <w:lastRenderedPageBreak/>
         <w:t>ID_58: DTSC: Dual-Tier Sector-Based Cooperative Mobile Charging for Wireless Rechargeable Sensor Networks</w:t>
@@ -37397,7 +37994,7 @@
       <w:pPr>
         <w:pStyle w:val="Heading2"/>
       </w:pPr>
-      <w:bookmarkStart w:id="152" w:name="_Toc243846718"/>
+      <w:bookmarkStart w:id="152" w:name="_Toc244348830"/>
       <w:r>
         <w:t>Liang-Ching Tao</w:t>
       </w:r>
@@ -37485,7 +38082,7 @@
         <w:pStyle w:val="Heading1"/>
         <w:spacing w:before="240"/>
       </w:pPr>
-      <w:bookmarkStart w:id="153" w:name="_Toc243846719"/>
+      <w:bookmarkStart w:id="153" w:name="_Toc244348831"/>
       <w:r>
         <w:lastRenderedPageBreak/>
         <w:t>ID_59: Mobility-Aware 3D Hybrid Beamforming with Fluid Antenna Arrays for Robust mmWave V2X Communications</w:t>
@@ -37496,7 +38093,7 @@
       <w:pPr>
         <w:pStyle w:val="Heading2"/>
       </w:pPr>
-      <w:bookmarkStart w:id="154" w:name="_Toc243846720"/>
+      <w:bookmarkStart w:id="154" w:name="_Toc244348832"/>
       <w:r>
         <w:t>Mandavi Dubey</w:t>
       </w:r>
@@ -37592,7 +38189,7 @@
         <w:pStyle w:val="Heading1"/>
         <w:spacing w:before="240"/>
       </w:pPr>
-      <w:bookmarkStart w:id="155" w:name="_Toc243846721"/>
+      <w:bookmarkStart w:id="155" w:name="_Toc244348833"/>
       <w:r>
         <w:lastRenderedPageBreak/>
         <w:t>ID_60: Video-Based Traffic Anomaly Detection for Proactive Safety in Connected Vehicle Networks</w:t>
@@ -37603,7 +38200,7 @@
       <w:pPr>
         <w:pStyle w:val="Heading2"/>
       </w:pPr>
-      <w:bookmarkStart w:id="156" w:name="_Toc243846722"/>
+      <w:bookmarkStart w:id="156" w:name="_Toc244348834"/>
       <w:r>
         <w:t>Mandavi Dubey</w:t>
       </w:r>
@@ -37708,7 +38305,7 @@
         <w:pStyle w:val="Heading1"/>
         <w:spacing w:before="240"/>
       </w:pPr>
-      <w:bookmarkStart w:id="157" w:name="_Toc243846723"/>
+      <w:bookmarkStart w:id="157" w:name="_Toc244348835"/>
       <w:r>
         <w:lastRenderedPageBreak/>
         <w:t>ID_61: Traffic-Aware Adaptive Clustering for Vehicular Networks Using Roadway Imagery</w:t>
@@ -37719,7 +38316,7 @@
       <w:pPr>
         <w:pStyle w:val="Heading2"/>
       </w:pPr>
-      <w:bookmarkStart w:id="158" w:name="_Toc243846724"/>
+      <w:bookmarkStart w:id="158" w:name="_Toc244348836"/>
       <w:r>
         <w:t>Mandavi Dubey</w:t>
       </w:r>
@@ -37824,7 +38421,7 @@
         <w:pStyle w:val="Heading1"/>
         <w:spacing w:before="240"/>
       </w:pPr>
-      <w:bookmarkStart w:id="159" w:name="_Toc243846725"/>
+      <w:bookmarkStart w:id="159" w:name="_Toc244348837"/>
       <w:r>
         <w:lastRenderedPageBreak/>
         <w:t>ID_62: A Dual-Axis Symmetric Magnetic Sensor Utilizing Reverse-Biased Sensing Electrodes in CMOS Process</w:t>
@@ -37835,7 +38432,7 @@
       <w:pPr>
         <w:pStyle w:val="Heading2"/>
       </w:pPr>
-      <w:bookmarkStart w:id="160" w:name="_Toc243846726"/>
+      <w:bookmarkStart w:id="160" w:name="_Toc244348838"/>
       <w:r>
         <w:t>Qing-Hua Shih</w:t>
       </w:r>
@@ -37931,7 +38528,7 @@
         <w:pStyle w:val="Heading1"/>
         <w:spacing w:before="240"/>
       </w:pPr>
-      <w:bookmarkStart w:id="161" w:name="_Toc243846727"/>
+      <w:bookmarkStart w:id="161" w:name="_Toc244348839"/>
       <w:r>
         <w:lastRenderedPageBreak/>
         <w:t>ID_63: HQARRF: Hierarchical Q-learning and Force-aware Routing for Multi-Charger Scheduling in Wireless Rechargeable Sensor Networks</w:t>
@@ -37942,7 +38539,7 @@
       <w:pPr>
         <w:pStyle w:val="Heading2"/>
       </w:pPr>
-      <w:bookmarkStart w:id="162" w:name="_Toc243846728"/>
+      <w:bookmarkStart w:id="162" w:name="_Toc244348840"/>
       <w:r>
         <w:t>Liang-Ching Tao</w:t>
       </w:r>
@@ -38021,7 +38618,7 @@
         <w:pStyle w:val="Heading1"/>
         <w:spacing w:before="240"/>
       </w:pPr>
-      <w:bookmarkStart w:id="163" w:name="_Toc243846729"/>
+      <w:bookmarkStart w:id="163" w:name="_Toc244348841"/>
       <w:r>
         <w:lastRenderedPageBreak/>
         <w:t>ID_64: Adaptive Charging Threshold and Detour Scheduling for Wireless Rechargeable Sensor Networks via Deep Reinforcement Learning</w:t>
@@ -38032,7 +38629,7 @@
       <w:pPr>
         <w:pStyle w:val="Heading2"/>
       </w:pPr>
-      <w:bookmarkStart w:id="164" w:name="_Toc243846730"/>
+      <w:bookmarkStart w:id="164" w:name="_Toc244348842"/>
       <w:r>
         <w:t>Liang-Ching Tao</w:t>
       </w:r>
@@ -38120,7 +38717,7 @@
         <w:pStyle w:val="Heading1"/>
         <w:spacing w:before="240"/>
       </w:pPr>
-      <w:bookmarkStart w:id="165" w:name="_Toc243846731"/>
+      <w:bookmarkStart w:id="165" w:name="_Toc244348843"/>
       <w:r>
         <w:lastRenderedPageBreak/>
         <w:t>ID_65: CHASE: A Corridor-Heuristic Charging Scheduler for Ground and Aerial Vehicles in Wireless Rechargeable Sensor Networks</w:t>
@@ -38131,7 +38728,7 @@
       <w:pPr>
         <w:pStyle w:val="Heading2"/>
       </w:pPr>
-      <w:bookmarkStart w:id="166" w:name="_Toc243846732"/>
+      <w:bookmarkStart w:id="166" w:name="_Toc244348844"/>
       <w:r>
         <w:t>Liang-Ching Tao</w:t>
       </w:r>
@@ -38219,7 +38816,7 @@
         <w:pStyle w:val="Heading1"/>
         <w:spacing w:before="240"/>
       </w:pPr>
-      <w:bookmarkStart w:id="167" w:name="_Toc243846733"/>
+      <w:bookmarkStart w:id="167" w:name="_Toc244348845"/>
       <w:r>
         <w:lastRenderedPageBreak/>
         <w:t>ID_66: Design and Fabrication of a Non-Contact Radial Runout Measurement System for Stepped Cylindrical Parts</w:t>
@@ -38230,7 +38827,7 @@
       <w:pPr>
         <w:pStyle w:val="Heading2"/>
       </w:pPr>
-      <w:bookmarkStart w:id="168" w:name="_Toc243846734"/>
+      <w:bookmarkStart w:id="168" w:name="_Toc244348846"/>
       <w:r>
         <w:t>Nguyen Thao Ngo</w:t>
       </w:r>
@@ -38256,7 +38853,7 @@
         <w:pStyle w:val="Affiliation"/>
       </w:pPr>
       <w:r>
-        <w:t>1 Department of Bio-industrial Mechatronics Engineering, National Chung Hsing University, Taiwan.</w:t>
+        <w:t>1 Department of Bio-industrial Mechatronics Engineering, National Chung Hsing University, Taiwan</w:t>
       </w:r>
     </w:p>
     <w:p>
@@ -38264,7 +38861,7 @@
         <w:pStyle w:val="Affiliation"/>
       </w:pPr>
       <w:r>
-        <w:t>2 Faculty of Mechanical Engineering, Industrial University of Ho Chi Minh City, Vietnam.</w:t>
+        <w:t>2 Faculty of Mechanical Engineering, Industrial University of Ho Chi Minh City, Vietnam</w:t>
       </w:r>
     </w:p>
     <w:p>
@@ -38317,7 +38914,7 @@
         <w:pStyle w:val="Heading1"/>
         <w:spacing w:before="240"/>
       </w:pPr>
-      <w:bookmarkStart w:id="169" w:name="_Toc243846735"/>
+      <w:bookmarkStart w:id="169" w:name="_Toc244348847"/>
       <w:r>
         <w:lastRenderedPageBreak/>
         <w:t>ID_67: A Comparative Study of the Linux Network Stack, F-Stack, and Z-Stack in File Server-based Applications</w:t>
@@ -38328,7 +38925,7 @@
       <w:pPr>
         <w:pStyle w:val="Heading2"/>
       </w:pPr>
-      <w:bookmarkStart w:id="170" w:name="_Toc243846736"/>
+      <w:bookmarkStart w:id="170" w:name="_Toc244348848"/>
       <w:r>
         <w:t>Hsung-Pin Chang</w:t>
       </w:r>
@@ -38363,7 +38960,13 @@
         <w:pStyle w:val="Affiliation"/>
       </w:pPr>
       <w:r>
-        <w:t>1 National ChungHsing University</w:t>
+        <w:t>1 National Chung</w:t>
+      </w:r>
+      <w:r>
+        <w:t xml:space="preserve"> </w:t>
+      </w:r>
+      <w:r>
+        <w:t>Hsing University</w:t>
       </w:r>
     </w:p>
     <w:p>
@@ -38384,7 +38987,13 @@
         <w:jc w:val="both"/>
       </w:pPr>
       <w:r>
-        <w:t>As network applications face increasing performance demands, efficient server-side data transfer has become critical. Although the Linux network stack provides stability and compatibility, frequent context switches and data copies between kernel and user space can limit performance. Kernel-bypass frameworks such as F-Stack and Z-Stack reduce these overheads through user-space packet processing. This study compares Linux, F-Stack, and Z-Stack in a file server application using two multicore coordination models: centralized and decentralized. File servers were implemented with each network stack under both models and evaluated using the wrk benchmark. The results show that F-Stack and Z-Stack significantly outperform Linux under high concurrency. Z-Stack generally achieves higher throughput and lower latency than F-Stack, mainly due to zero-copy and more effective multicore utilization. At extremely high concurrency, the decentralized model provides more stable latency by allowing each core to handle connections independently, whereas the centralized model maintains high throughput under low-to-moderate loads by separating connection acceptance from I/O processing. Under lighter workloads, Linux retains advantages in stability and maintainability.These findings provide practical guidance for selecting network stacks and multicore architectures for high-performance file servers.</w:t>
+        <w:t>As network applications face increasing performance demands, efficient server-side data transfer has become critical. Although the Linux network stack provides stability and compatibility, frequent context switches and data copies between kernel and user space can limit performance. Kernel-bypass frameworks such as F-Stack and Z-Stack reduce these overheads through user-space packet processing. This study compares Linux, F-Stack, and Z-Stack in a file server application using two multicore coordination models: centralized and decentralized. File servers were implemented with each network stack under both models and evaluated using the wrk benchmark. The results show that F-Stack and Z-Stack significantly outperform Linux under high concurrency. Z-Stack generally achieves higher throughput and lower latency than F-Stack, mainly due to zero-copy and more effective multicore utilization. At extremely high concurrency, the decentralized model provides more stable latency by allowing each core to handle connections independently, whereas the centralized model maintains high throughput under low-to-moderate loads by separating connection acceptance from I/O processing. Under lighter workloads, Linux retains advantages in stability and maintainability.</w:t>
+      </w:r>
+      <w:r>
+        <w:t xml:space="preserve"> </w:t>
+      </w:r>
+      <w:r>
+        <w:t>These findings provide practical guidance for selecting network stacks and multicore architectures for high-performance file servers.</w:t>
       </w:r>
     </w:p>
     <w:p>
@@ -38416,7 +39025,7 @@
         <w:pStyle w:val="Heading1"/>
         <w:spacing w:before="240"/>
       </w:pPr>
-      <w:bookmarkStart w:id="171" w:name="_Toc243846737"/>
+      <w:bookmarkStart w:id="171" w:name="_Toc244348849"/>
       <w:r>
         <w:lastRenderedPageBreak/>
         <w:t>ID_68: Piezoelectric Energy Harvesting from Wheel Rotation Using a Force-Amplifying Compliant Frame</w:t>
@@ -38427,7 +39036,7 @@
       <w:pPr>
         <w:pStyle w:val="Heading2"/>
       </w:pPr>
-      <w:bookmarkStart w:id="172" w:name="_Toc243846738"/>
+      <w:bookmarkStart w:id="172" w:name="_Toc244348850"/>
       <w:r>
         <w:t>Hung Duc Chu</w:t>
       </w:r>
@@ -38531,7 +39140,7 @@
         <w:pStyle w:val="Heading1"/>
         <w:spacing w:before="240"/>
       </w:pPr>
-      <w:bookmarkStart w:id="173" w:name="_Toc243846739"/>
+      <w:bookmarkStart w:id="173" w:name="_Toc244348851"/>
       <w:r>
         <w:lastRenderedPageBreak/>
         <w:t>ID_69: Design of a High-Precision Transcranial Direct and Alternating Current Stimulation System Based on the Howland Current Source</w:t>
@@ -38542,7 +39151,7 @@
       <w:pPr>
         <w:pStyle w:val="Heading2"/>
       </w:pPr>
-      <w:bookmarkStart w:id="174" w:name="_Toc243846740"/>
+      <w:bookmarkStart w:id="174" w:name="_Toc244348852"/>
       <w:r>
         <w:t>Jun Wang</w:t>
       </w:r>
@@ -38612,7 +39221,7 @@
         <w:pStyle w:val="Heading1"/>
         <w:spacing w:before="240"/>
       </w:pPr>
-      <w:bookmarkStart w:id="175" w:name="_Toc243846741"/>
+      <w:bookmarkStart w:id="175" w:name="_Toc244348853"/>
       <w:r>
         <w:lastRenderedPageBreak/>
         <w:t>ID_70: Electromechanical Finite Element Modeling and Experimental Validation of an Ultrasonic Horn for Ultrasonic Assisted Turning</w:t>
@@ -38623,7 +39232,7 @@
       <w:pPr>
         <w:pStyle w:val="Heading2"/>
       </w:pPr>
-      <w:bookmarkStart w:id="176" w:name="_Toc243846742"/>
+      <w:bookmarkStart w:id="176" w:name="_Toc244348854"/>
       <w:r>
         <w:t>Quoc Van Nguyen</w:t>
       </w:r>
@@ -38661,7 +39270,7 @@
         <w:jc w:val="both"/>
       </w:pPr>
       <w:r>
-        <w:t>Ultrasonic-assisted turning (UAT) requires an ultrasonic vibration system ca-pable of maintaining stable resonance and delivering sufficient vibration am-plitude to the cutting tool. Therefore, the performance of the ultrasonic horn crucial role in the efficiency and reliability of the machining system. This study presents the numerical design and experimental validation of a piezoe-lectric ultrasonic transducer–horn assembly developed for ultrasonic-assisted turning. An electromechanical finite-element model is established to predict the resonance characteristics and vibration response of the proposed system. The model combine the piezoelectric, horn, cutting tool, bolt pretension, and threaded contact in order to represent the mechanical and electromechanical behavior of the actual assembly. Frequency domain analyses are performed to determine the resonance frequency, electrical impedance response, vibra-tion mode, and displacement distribution along the horn and the cutting tool. Based on the numerical results, the horn geometry is designed and fabricat-ed. The experiment was conducted using electrical impedance measurements and vibration response tests. The experimentally obtained resonance charac-teristics are compared with the numerical predictions to assess the accuracy of the proposed model. The results demonstrate that the developed finite-element approach can effectively predict the electromechanical response of the ultrasonic horn and provide a practical basis for the design and optimiza-tion of ultrasonic vibration systems for UAT applications</w:t>
+        <w:t>Ultrasonic-assisted turning (UAT) requires an ultrasonic vibration system capable of maintaining stable resonance and delivering sufficient vibration amplitude to the cutting tool. Therefore, the performance of the ultrasonic horn crucial role in the efficiency and reliability of the machining system. This study presents the numerical design and experimental validation of a piezoelectric ultrasonic transducer–horn assembly developed for ultrasonic-assisted turning. An electromechanical finite-element model is established to predict the resonance characteristics and vibration response of the proposed system. The model combine the piezoelectric, horn, cutting tool, bolt pretension, and threaded contact in order to represent the mechanical and electromechanical behavior of the actual assembly. Frequency domain analyses are performed to determine the resonance frequency, electrical impedance response, vibration mode, and displacement distribution along the horn and the cutting tool. Based on the numerical results, the horn geometry is designed and fabricated. The experiment was conducted using electrical impedance measurements and vibration response tests. The experimentally obtained resonance characteristics are compared with the numerical predictions to assess the accuracy of the proposed model. The results demonstrate that the developed finite-element approach can effectively predict the electromechanical response of the ultrasonic horn and provide a practical basis for the design and optimization of ultrasonic vibration systems for UAT applications</w:t>
       </w:r>
     </w:p>
     <w:p>
@@ -38693,7 +39302,7 @@
         <w:pStyle w:val="Heading1"/>
         <w:spacing w:before="240"/>
       </w:pPr>
-      <w:bookmarkStart w:id="177" w:name="_Toc243846743"/>
+      <w:bookmarkStart w:id="177" w:name="_Toc244348855"/>
       <w:r>
         <w:lastRenderedPageBreak/>
         <w:t>ID_71: Virtual Sensing for Tea Flavor Evaluation: Replacing Physical Coating Fabrication with an AE-FuzzyNN Framework</w:t>
@@ -38704,7 +39313,7 @@
       <w:pPr>
         <w:pStyle w:val="Heading2"/>
       </w:pPr>
-      <w:bookmarkStart w:id="178" w:name="_Toc243846744"/>
+      <w:bookmarkStart w:id="178" w:name="_Toc244348856"/>
       <w:r>
         <w:t>Pei-Hsin Chang</w:t>
       </w:r>
@@ -38812,7 +39421,7 @@
         <w:jc w:val="both"/>
       </w:pPr>
       <w:r>
-        <w:t>Assessing tea flavor intensity today still relies on manual sensory cupping or chemical assays—accurate, but slow, costly, and hard to scale—while real-time electronic alternatives require individually coating a new sensor chip for every measurement. Tea’s sensory quality depends on Relative Tea Concen-tration Indicators and flavor intensity, to which theanine contributes the core "sweet aftertaste," and Extended-gate field-effect transistor (EGFET) sensors are a promising real-time platform for evaluating it — but only once each chip carries a resource-intensive, inconsistency-prone hydrothermal coating (e.g., Ga₂O₃@5%Sn). To remove this per-chip coating requirement, we propose AE-FuzzyNN, a virtual sensing framework that acts as a soft-ware-defined amplifier, reconstructing high-gain signals from a bare Gold (Au) electrode’s raw electrical response, validated against dilution-ratio-based flavor-intensity proxies rather than absolute theanine concentration. An Autoencoder (AE) compresses the 51-dimensional signal into a latent space tractable for fuzzy rule construction; a Fuzzy Neural Network (FNN) with Gaussian membership functions then maps the non-linear bare-to-coated transfer function, reproducing at the signal level the sensitivity gain the physical coating would otherwise provide. Under 15-fold LOOCV, the framework achieves a reconstruction RMSE of 0.255 ± 0.129 mA, and the virtual sensor yields a sensitivity of 94.9 uA/a.u. — a 101.3% recovery of the physically coated chip’s sensitivity (93.7 uA/a.u.) — with a stable R² of 0.9191. Once trained, the framework delivers this performance at near-zero marginal cost, a favorable trade-off against a modest linearity loss.</w:t>
+        <w:t>Assessing tea flavor intensity today still relies on manual sensory cupping or chemical assays—accurate, but slow, costly, and hard to scale—while real-time electronic alternatives require individually coating a new sensor chip for every measurement. Tea’s sensory quality depends on Relative Tea Concentration Indicators and flavor intensity, to which theanine contributes the core "sweet aftertaste," and Extended-gate field-effect transistor (EGFET) sensors are a promising real-time platform for evaluating it — but only once each chip carries a resource-intensive, inconsistency-prone hydrothermal coating (e.g., Ga₂O₃@5%Sn). To remove this per-chip coating requirement, we propose AE-FuzzyNN, a virtual sensing framework that acts as a software-defined amplifier, reconstructing high-gain signals from a bare Gold (Au) electrode’s raw electrical response, validated against dilution-ratio-based flavor-intensity proxies rather than absolute theanine concentration. An Autoencoder (AE) compresses the 51-dimensional signal into a latent space tractable for fuzzy rule construction; a Fuzzy Neural Network (FNN) with Gaussian membership functions then maps the non-linear bare-to-coated transfer function, reproducing at the signal level the sensitivity gain the physical coating would otherwise provide. Under 15-fold LOOCV, the framework achieves a reconstruction RMSE of 0.255 ± 0.129 mA, and the virtual sensor yields a sensitivity of 94.9 uA/a.u. — a 101.3% recovery of the physically coated chip’s sensitivity (93.7 uA/a.u.) — with a stable R² of 0.9191. Once trained, the framework delivers this performance at near-zero marginal cost, a favorable trade-off against a modest linearity loss.</w:t>
       </w:r>
     </w:p>
     <w:p>
@@ -38844,7 +39453,7 @@
         <w:pStyle w:val="Heading1"/>
         <w:spacing w:before="240"/>
       </w:pPr>
-      <w:bookmarkStart w:id="179" w:name="_Toc243846745"/>
+      <w:bookmarkStart w:id="179" w:name="_Toc244348857"/>
       <w:r>
         <w:lastRenderedPageBreak/>
         <w:t>ID_72: Resource-Aware Federated Learning over Heterogeneous FPGA-Based IoT Devices</w:t>
@@ -38855,7 +39464,7 @@
       <w:pPr>
         <w:pStyle w:val="Heading2"/>
       </w:pPr>
-      <w:bookmarkStart w:id="180" w:name="_Toc243846746"/>
+      <w:bookmarkStart w:id="180" w:name="_Toc244348858"/>
       <w:r>
         <w:t>Huai-An Su</w:t>
       </w:r>
@@ -38925,7 +39534,7 @@
         <w:pStyle w:val="Heading1"/>
         <w:spacing w:before="240"/>
       </w:pPr>
-      <w:bookmarkStart w:id="181" w:name="_Toc243846747"/>
+      <w:bookmarkStart w:id="181" w:name="_Toc244348859"/>
       <w:r>
         <w:lastRenderedPageBreak/>
         <w:t>ID_73: Exploring Group-Based Device Collaboration for Federated Learning over Heterogeneous IoT Devices</w:t>
@@ -38936,7 +39545,7 @@
       <w:pPr>
         <w:pStyle w:val="Heading2"/>
       </w:pPr>
-      <w:bookmarkStart w:id="182" w:name="_Toc243846748"/>
+      <w:bookmarkStart w:id="182" w:name="_Toc244348860"/>
       <w:r>
         <w:t>Huai-An Su</w:t>
       </w:r>
@@ -39006,7 +39615,7 @@
         <w:pStyle w:val="Heading1"/>
         <w:spacing w:before="240"/>
       </w:pPr>
-      <w:bookmarkStart w:id="183" w:name="_Toc243846749"/>
+      <w:bookmarkStart w:id="183" w:name="_Toc244348861"/>
       <w:r>
         <w:lastRenderedPageBreak/>
         <w:t>ID_74: Predictive Beam Management and Optimization for mmWave V2X Multicast Networks</w:t>
@@ -39017,7 +39626,7 @@
       <w:pPr>
         <w:pStyle w:val="Heading2"/>
       </w:pPr>
-      <w:bookmarkStart w:id="184" w:name="_Toc243846750"/>
+      <w:bookmarkStart w:id="184" w:name="_Toc244348862"/>
       <w:r>
         <w:t>Mandavi Dubey</w:t>
       </w:r>
@@ -39113,7 +39722,7 @@
         <w:pStyle w:val="Heading1"/>
         <w:spacing w:before="240"/>
       </w:pPr>
-      <w:bookmarkStart w:id="185" w:name="_Toc243846751"/>
+      <w:bookmarkStart w:id="185" w:name="_Toc244348863"/>
       <w:r>
         <w:lastRenderedPageBreak/>
         <w:t>ID_75: Topology-Aware Adaptive Beamforming for LEO Satellite Networks</w:t>
@@ -39124,7 +39733,7 @@
       <w:pPr>
         <w:pStyle w:val="Heading2"/>
       </w:pPr>
-      <w:bookmarkStart w:id="186" w:name="_Toc243846752"/>
+      <w:bookmarkStart w:id="186" w:name="_Toc244348864"/>
       <w:r>
         <w:t>Mandavi Dubey</w:t>
       </w:r>
@@ -39220,7 +39829,7 @@
         <w:pStyle w:val="Heading1"/>
         <w:spacing w:before="240"/>
       </w:pPr>
-      <w:bookmarkStart w:id="187" w:name="_Toc243846753"/>
+      <w:bookmarkStart w:id="187" w:name="_Toc244348865"/>
       <w:r>
         <w:lastRenderedPageBreak/>
         <w:t>ID_76: GPS-Only Federated Connection-Angle Prediction: A Residual-GRU Approach for mmWave V2X Networks</w:t>
@@ -39231,7 +39840,7 @@
       <w:pPr>
         <w:pStyle w:val="Heading2"/>
       </w:pPr>
-      <w:bookmarkStart w:id="188" w:name="_Toc243846754"/>
+      <w:bookmarkStart w:id="188" w:name="_Toc244348866"/>
       <w:r>
         <w:t>Yen-Wei Liao</w:t>
       </w:r>
@@ -39327,7 +39936,7 @@
         <w:pStyle w:val="Heading1"/>
         <w:spacing w:before="240"/>
       </w:pPr>
-      <w:bookmarkStart w:id="189" w:name="_Toc243846755"/>
+      <w:bookmarkStart w:id="189" w:name="_Toc244348867"/>
       <w:r>
         <w:lastRenderedPageBreak/>
         <w:t>ID_77: Detection and Mitigation of Malicious Backoff Attacks in LoRaWAN</w:t>
@@ -39338,7 +39947,7 @@
       <w:pPr>
         <w:pStyle w:val="Heading2"/>
       </w:pPr>
-      <w:bookmarkStart w:id="190" w:name="_Toc243846756"/>
+      <w:bookmarkStart w:id="190" w:name="_Toc244348868"/>
       <w:r>
         <w:t>Vijay Dubey</w:t>
       </w:r>
@@ -39434,7 +40043,7 @@
         <w:pStyle w:val="Heading1"/>
         <w:spacing w:before="240"/>
       </w:pPr>
-      <w:bookmarkStart w:id="191" w:name="_Toc243846757"/>
+      <w:bookmarkStart w:id="191" w:name="_Toc244348869"/>
       <w:r>
         <w:lastRenderedPageBreak/>
         <w:t>ID_78: Residual-Aware Two-Stage Federated Learning for LoRaWAN</w:t>
@@ -39445,7 +40054,7 @@
       <w:pPr>
         <w:pStyle w:val="Heading2"/>
       </w:pPr>
-      <w:bookmarkStart w:id="192" w:name="_Toc243846758"/>
+      <w:bookmarkStart w:id="192" w:name="_Toc244348870"/>
       <w:r>
         <w:t>Vijay Dubey</w:t>
       </w:r>
@@ -39515,7 +40124,7 @@
         <w:pStyle w:val="Heading1"/>
         <w:spacing w:before="240"/>
       </w:pPr>
-      <w:bookmarkStart w:id="193" w:name="_Toc243846759"/>
+      <w:bookmarkStart w:id="193" w:name="_Toc244348871"/>
       <w:r>
         <w:lastRenderedPageBreak/>
         <w:t>ID_79: Repurposing Coffee Waste: Investigating Anti-Cancer Activities of Spent Coffee Grounds in a 3D Tumor Microenvironment</w:t>
@@ -39526,7 +40135,7 @@
       <w:pPr>
         <w:pStyle w:val="Heading2"/>
       </w:pPr>
-      <w:bookmarkStart w:id="194" w:name="_Toc243846760"/>
+      <w:bookmarkStart w:id="194" w:name="_Toc244348872"/>
       <w:r>
         <w:t>Tzuhao Liu</w:t>
       </w:r>
@@ -39613,7 +40222,7 @@
         <w:pStyle w:val="Heading1"/>
         <w:spacing w:before="240"/>
       </w:pPr>
-      <w:bookmarkStart w:id="195" w:name="_Toc243846761"/>
+      <w:bookmarkStart w:id="195" w:name="_Toc244348873"/>
       <w:r>
         <w:lastRenderedPageBreak/>
         <w:t>ID_80: Pan-Cancer Identification of Pseudogene-Mediated Synthetic Lethality Networks and Prognostic Associations</w:t>
@@ -39624,7 +40233,7 @@
       <w:pPr>
         <w:pStyle w:val="Heading2"/>
       </w:pPr>
-      <w:bookmarkStart w:id="196" w:name="_Toc243846762"/>
+      <w:bookmarkStart w:id="196" w:name="_Toc244348874"/>
       <w:r>
         <w:t>Yu-Pao Chou</w:t>
       </w:r>
@@ -39679,7 +40288,7 @@
         <w:jc w:val="both"/>
       </w:pPr>
       <w:r>
-        <w:t>Pseudogenes have emerged as important regulators in cancer biology, yet their roles within synthetic lethality (SL) networks remain largely unexplored. We de-veloped an integrative computational workflow that combines SynLethDB 2.0 with The Cancer Genome Atlas (TCGA) RNA-sequencing and overall-survival data to identify and prioritize pseudogene-associated SL interactions. SL records containing at least one pseudogene were quality controlled, mapped to six TCGA cohorts, and evaluated by DESeq2-based tumor–normal differential expression and quartile-based Kaplan–Meier analysis. Twenty-four cancer-specific SL rec-ords were identified, comprising five pseudogenes and 15 unique pseudogene–partner relationships. RAS-family genes (HRAS, KRAS, NRAS) accounted for 18 of 24 records (75.0%) and 9 of the 15 unique relationships, indicating a promi-nent RAS-associated interaction pattern. OFCC1 was strongly upregulated in LUAD, COAD, and LIHC (log2 fold change 3.36–4.39) and was prognostic in all three cohorts. MROH5 showed the strongest survival association in KIRC (log-rank P = 0.0013), whereas SLC66A1L displayed opposite expression and prognostic directions in LIHC and KICH. NAT8B–FBXW7 was the only low-throughput-supported pair and had the highest SynLethDB score. Three of the eight pseudogene-cancer survival associations (MROH5 in KIRC, OFCC1 in LIHC, SLC66A1L in LIHC) remained significant after Benjamini–Hochberg cor-rection. These results define a compact, cancer-context-dependent landscape of pseudogene-mediated SL and prioritize OFCC1, MROH5, SLC66A1L, C19orf48, and NAT8B for experimental validation. Our study provides the first systematic pan-cancer characterization of pseudogene-mediated SL networks and highlights novel prognostic biomarkers and therapeutic candidates for precision oncology.</w:t>
+        <w:t>Pseudogenes have emerged as important regulators in cancer biology, yet their roles within synthetic lethality (SL) networks remain largely unexplored. We developed an integrative computational workflow that combines SynLethDB 2.0 with The Cancer Genome Atlas (TCGA) RNA-sequencing and overall-survival data to identify and prioritize pseudogene-associated SL interactions. SL records containing at least one pseudogene were quality controlled, mapped to six TCGA cohorts, and evaluated by DESeq2-based tumor–normal differential expression and quartile-based Kaplan–Meier analysis. Twenty-four cancer-specific SL records were identified, comprising five pseudogenes and 15 unique pseudogene–partner relationships. RAS-family genes (HRAS, KRAS, NRAS) accounted for 18 of 24 records (75.0%) and 9 of the 15 unique relationships, indicating a prominent RAS-associated interaction pattern. OFCC1 was strongly upregulated in LUAD, COAD, and LIHC (log2 fold change 3.36–4.39) and was prognostic in all three cohorts. MROH5 showed the strongest survival association in KIRC (log-rank P = 0.0013), whereas SLC66A1L displayed opposite expression and prognostic directions in LIHC and KICH. NAT8B–FBXW7 was the only low-throughput-supported pair and had the highest SynLethDB score. Three of the eight pseudogene-cancer survival associations (MROH5 in KIRC, OFCC1 in LIHC, SLC66A1L in LIHC) remained significant after Benjamini–Hochberg correction. These results define a compact, cancer-context-dependent landscape of pseudogene-mediated SL and prioritize OFCC1, MROH5, SLC66A1L, C19orf48, and NAT8B for experimental validation. Our study provides the first systematic pan-cancer characterization of pseudogene-mediated SL networks and highlights novel prognostic biomarkers and therapeutic candidates for precision oncology.</w:t>
       </w:r>
     </w:p>
     <w:p>
@@ -39711,7 +40320,7 @@
         <w:pStyle w:val="Heading1"/>
         <w:spacing w:before="240"/>
       </w:pPr>
-      <w:bookmarkStart w:id="197" w:name="_Toc243846763"/>
+      <w:bookmarkStart w:id="197" w:name="_Toc244348875"/>
       <w:r>
         <w:lastRenderedPageBreak/>
         <w:t>ID_81: Label-Free Electrochemical RNA Biosensor for Detection and Quantification of Severe Dengue Biomarker IFI6lnc2</w:t>
@@ -39722,7 +40331,7 @@
       <w:pPr>
         <w:pStyle w:val="Heading2"/>
       </w:pPr>
-      <w:bookmarkStart w:id="198" w:name="_Toc243846764"/>
+      <w:bookmarkStart w:id="198" w:name="_Toc244348876"/>
       <w:r>
         <w:t>Ngoc My Phuong Nguyen</w:t>
       </w:r>
@@ -39861,7 +40470,7 @@
         <w:pStyle w:val="Heading1"/>
         <w:spacing w:before="240"/>
       </w:pPr>
-      <w:bookmarkStart w:id="199" w:name="_Toc243846765"/>
+      <w:bookmarkStart w:id="199" w:name="_Toc244348877"/>
       <w:r>
         <w:lastRenderedPageBreak/>
         <w:t>ID_82: Label-Free Impedimetric Detection of Cortisol in Artificial Sweat Using Gold Interdigitated Electrodes</w:t>
@@ -39872,7 +40481,7 @@
       <w:pPr>
         <w:pStyle w:val="Heading2"/>
       </w:pPr>
-      <w:bookmarkStart w:id="200" w:name="_Toc243846766"/>
+      <w:bookmarkStart w:id="200" w:name="_Toc244348878"/>
       <w:r>
         <w:t>Quynh Thi Nguyen</w:t>
       </w:r>
@@ -40011,7 +40620,7 @@
         <w:pStyle w:val="Heading1"/>
         <w:spacing w:before="240"/>
       </w:pPr>
-      <w:bookmarkStart w:id="201" w:name="_Toc243846767"/>
+      <w:bookmarkStart w:id="201" w:name="_Toc244348879"/>
       <w:r>
         <w:lastRenderedPageBreak/>
         <w:t>ID_83: Optimization of electrode thickness of silver-ionic polymer actuators</w:t>
@@ -40022,7 +40631,7 @@
       <w:pPr>
         <w:pStyle w:val="Heading2"/>
       </w:pPr>
-      <w:bookmarkStart w:id="202" w:name="_Toc243846768"/>
+      <w:bookmarkStart w:id="202" w:name="_Toc244348880"/>
       <w:r>
         <w:t>D. Rashmi</w:t>
       </w:r>
@@ -40092,7 +40701,7 @@
         <w:pStyle w:val="Heading1"/>
         <w:spacing w:before="240"/>
       </w:pPr>
-      <w:bookmarkStart w:id="203" w:name="_Toc243846769"/>
+      <w:bookmarkStart w:id="203" w:name="_Toc244348881"/>
       <w:r>
         <w:lastRenderedPageBreak/>
         <w:t>ID_84: Investigation of Factors Influencing the Tristable Characteristics of a Compliant Mechanism with Tanh-Shaped Beams</w:t>
@@ -40103,7 +40712,7 @@
       <w:pPr>
         <w:pStyle w:val="Heading2"/>
       </w:pPr>
-      <w:bookmarkStart w:id="204" w:name="_Toc243846770"/>
+      <w:bookmarkStart w:id="204" w:name="_Toc244348882"/>
       <w:r>
         <w:t>Khoa Tran Ngoc Dang</w:t>
       </w:r>
@@ -40199,7 +40808,7 @@
         <w:pStyle w:val="Heading1"/>
         <w:spacing w:before="240"/>
       </w:pPr>
-      <w:bookmarkStart w:id="205" w:name="_Toc243846771"/>
+      <w:bookmarkStart w:id="205" w:name="_Toc244348883"/>
       <w:r>
         <w:lastRenderedPageBreak/>
         <w:t>ID_85: Deterministic Multimodal Framework for Precise Medical Tool Pick-Up with Automated Benchmarking against Vision-Language-Action Models</w:t>
@@ -40210,7 +40819,7 @@
       <w:pPr>
         <w:pStyle w:val="Heading2"/>
       </w:pPr>
-      <w:bookmarkStart w:id="206" w:name="_Toc243846772"/>
+      <w:bookmarkStart w:id="206" w:name="_Toc244348884"/>
       <w:r>
         <w:t>Chien-Cheng Tai</w:t>
       </w:r>
@@ -40397,7 +41006,10 @@
         <w:pStyle w:val="Affiliation"/>
       </w:pPr>
       <w:r>
-        <w:t>11 Asia Univerisity</w:t>
+        <w:t xml:space="preserve">11 Asia </w:t>
+      </w:r>
+      <w:r>
+        <w:t>University</w:t>
       </w:r>
     </w:p>
     <w:p>
@@ -40418,7 +41030,7 @@
         <w:jc w:val="both"/>
       </w:pPr>
       <w:r>
-        <w:t>While Vision Language Action (VLA) models offer semantic flexibility, their deployment in safety-critical industrial and healthcare environments is limited by trajectory drift, high compute demands, lack of safety guarantees, and spatial positioning errors exceeding 15 mm. In clinical and manufacturing set-tings, contactless human-robot interaction improves operational efficiency by assisting in the sterile retrieval of color-coded medical instruments and components. This paper presents a deterministic multimodal framework for color-coded instrument handling using Robot Operating System 2 and a six-axis industrial manipulator. The architecture integrates lightweight offline speech recognition, perspective-corrected planar homograph using a twelve-marker fiducial constellation, and MoveIt 2 motion planning via the Pilz Industrial Motion Planner. Closed-loop communication with the controller is established over network sockets, supported by an automated benchmarking suite for real-time telemetry logging. Physical evaluations demonstrate a mean decision latency of 1.26 seconds, a Cartesian positioning accuracy of 3.18 mm, a joint tracking error of 1.55°, and a 100% pick-and-place success rate across baseline trials. Comparative analysis confirms that modular deterministic architectures provide superior precision, safety, and efficiency necessary for high-precision medical and industrial automation.</w:t>
+        <w:t>While Vision Language Action (VLA) models offer semantic flexibility, their deployment in safety-critical industrial and healthcare environments is limited by trajectory drift, high compute demands, lack of safety guarantees, and spatial positioning errors exceeding 15 mm. In clinical and manufacturing settings, contactless human-robot interaction improves operational efficiency by assisting in the sterile retrieval of color-coded medical instruments and components. This paper presents a deterministic multimodal framework for color-coded instrument handling using Robot Operating System 2 and a six-axis industrial manipulator. The architecture integrates lightweight offline speech recognition, perspective-corrected planar homograph using a twelve-marker fiducial constellation, and MoveIt 2 motion planning via the Pilz Industrial Motion Planner. Closed-loop communication with the controller is established over network sockets, supported by an automated benchmarking suite for real-time telemetry logging. Physical evaluations demonstrate a mean decision latency of 1.26 seconds, a Cartesian positioning accuracy of 3.18 mm, a joint tracking error of 1.55°, and a 100% pick-and-place success rate across baseline trials. Comparative analysis confirms that modular deterministic architectures provide superior precision, safety, and efficiency necessary for high-precision medical and industrial automation.</w:t>
       </w:r>
     </w:p>
     <w:p>
@@ -40436,7 +41048,7 @@
         <w:pStyle w:val="Heading1"/>
         <w:spacing w:before="240"/>
       </w:pPr>
-      <w:bookmarkStart w:id="207" w:name="_Toc243846773"/>
+      <w:bookmarkStart w:id="207" w:name="_Toc244348885"/>
       <w:r>
         <w:lastRenderedPageBreak/>
         <w:t>ID_86: Rapid Quantification of Boron in Reclaimed Water Using Catechol-Assisted Cyclic Voltammetry and a 1D-CNN</w:t>
@@ -40447,7 +41059,7 @@
       <w:pPr>
         <w:pStyle w:val="Heading2"/>
       </w:pPr>
-      <w:bookmarkStart w:id="208" w:name="_Toc243846774"/>
+      <w:bookmarkStart w:id="208" w:name="_Toc244348886"/>
       <w:r>
         <w:t>Zhi-Kai Chan</w:t>
       </w:r>
@@ -40544,7 +41156,7 @@
         <w:pStyle w:val="Heading1"/>
         <w:spacing w:before="240"/>
       </w:pPr>
-      <w:bookmarkStart w:id="209" w:name="_Toc243846775"/>
+      <w:bookmarkStart w:id="209" w:name="_Toc244348887"/>
       <w:r>
         <w:lastRenderedPageBreak/>
         <w:t>ID_88: OpenHbO: A Wearable fNIRS Acquisition and Processing Platform with Physiological Proof-of-Concept Evaluation</w:t>
@@ -40555,7 +41167,8 @@
       <w:pPr>
         <w:pStyle w:val="Heading2"/>
       </w:pPr>
-      <w:bookmarkStart w:id="210" w:name="_Toc243846776"/>
+      <w:bookmarkStart w:id="210" w:name="_Hlk244203569"/>
+      <w:bookmarkStart w:id="211" w:name="_Toc244348888"/>
       <w:r>
         <w:t>Nhat Huy Thang</w:t>
       </w:r>
@@ -40565,6 +41178,7 @@
         </w:rPr>
         <w:t>1</w:t>
       </w:r>
+      <w:bookmarkEnd w:id="210"/>
       <w:r>
         <w:t>, Quoc Tuan Nguyen Diep</w:t>
       </w:r>
@@ -40664,7 +41278,7 @@
         </w:rPr>
         <w:t>4</w:t>
       </w:r>
-      <w:bookmarkEnd w:id="210"/>
+      <w:bookmarkEnd w:id="211"/>
     </w:p>
     <w:p>
       <w:pPr>
@@ -40748,18 +41362,18 @@
         <w:pStyle w:val="Heading1"/>
         <w:spacing w:before="240"/>
       </w:pPr>
-      <w:bookmarkStart w:id="211" w:name="_Toc243846777"/>
+      <w:bookmarkStart w:id="212" w:name="_Toc244348889"/>
       <w:r>
         <w:lastRenderedPageBreak/>
         <w:t>ID_89: Patterned-Backlight Junction-Point Differential Method for Press-Brake Bending-Angle Measurement</w:t>
       </w:r>
-      <w:bookmarkEnd w:id="211"/>
+      <w:bookmarkEnd w:id="212"/>
     </w:p>
     <w:p>
       <w:pPr>
         <w:pStyle w:val="Heading2"/>
       </w:pPr>
-      <w:bookmarkStart w:id="212" w:name="_Toc243846778"/>
+      <w:bookmarkStart w:id="213" w:name="_Toc244348890"/>
       <w:r>
         <w:t>Yi-Xuan Liao</w:t>
       </w:r>
@@ -40796,7 +41410,7 @@
         </w:rPr>
         <w:t>1</w:t>
       </w:r>
-      <w:bookmarkEnd w:id="212"/>
+      <w:bookmarkEnd w:id="213"/>
     </w:p>
     <w:p>
       <w:pPr>
@@ -40832,7 +41446,16 @@
         <w:jc w:val="both"/>
       </w:pPr>
       <w:r>
-        <w:t>The bend angle is the key quality characteristic of press-brake forming, yet production lines lack real-time, objective in-process angle measurement referred to an explicit angular reference. Existing optical solutions [1], [2] share two error sources—specular reflection from the metal surface and the camera mounting pose—which commercial systems suppress through closed proprietary hardware, a costly barrier for small job shops. This work presents the patterned-backlight junction-point differential method: a display behind the workpiece shows horizontal bright fringes serving as backlight and explicit angular reference; the workpiece appears as a dark silhouette, the junction points between fringes and silhouette are fitted to obtain the bending-leg orientation, and the same-frame fringe orientation is subtracted. Because reference and measurand are imaged in the same frame, a camera roll adds the same increment to both and cancels exactly in the difference—a property of the principle, not a correction. A precision design law, ≈ 2√3⟂/(√), links the localization noise ⟂, the geometric span , and the point count to the attainable precision—verified at 45∘ over eight fringe geometries. Under a controlled-laboratory optical-bench surrogate protocol (not an actual press brake) and for the two-dimensional projected angle of a single bending leg, the repeatability standard deviation is 0.0093–0.0376∘ over the full 15∘–120∘ range, with linearity 2 &gt; 0.99 and residuals ≤ 0.028∘. Within MSA and GUM,%GRRis4.8%relativetothe±0.9∘ application tolerance—an industrial acceptance threshold, not an international standard—and the expanded uncertainty is (=2) = 0.141∘, dom inated (46.4%) by a reference gauge without a certified traceability chain but bounded at ±5′ by a three-way intercomparison. The prototype runs at 15–16 FPS on a low-power platform. The applicability envelope is stated explicitly: sub-pixel refinement yields no consistent gain under high-contrast backlighting, a null result consistent with the error model, not an implementation defect; strict roll invariance is statistically supported only for the 45∘ main sweep, the 60∘ group narrowly failing the = 0.05 test; extreme specular surfaces bias the result without self-warning; and the absolute bias is configuration-bound, requiring recalibration after re-setup.</w:t>
+        <w:t>The bend angle is the key quality characteristic of press-brake forming, yet production lines lack real-time, objective in-process angle measurement referred to an explicit angular reference. Existing optical solutions [1], [2] share two error sources—specular reflection from the metal surface and the camera mounting pose—which commercial systems suppress through closed proprietary hardware, a costly barrier for small job shops. This work presents the patterned-backlight junction-point differential method: a display behind the workpiece shows horizontal bright fringes serving as backlight and explicit angular reference; the workpiece appears as a dark silhouette, the junction points between fringes and silhouette are fitted to obtain the bending-leg orientation, and the same-frame fringe orientation is subtracted. Because reference and measurand are imaged in the same frame, a camera roll adds the same increment to both and cancels exactly in the difference—a property of the principle, not a correction. A precision design law, ≈ 2√3⟂/(√), links the localization noise ⟂, the geometric span, and the point count to the attainable precision—verified at 45∘ over eight fringe geometries. Under a controlled-laboratory optical-bench surrogate protocol (not an actual press brake) and for the two-dimensional projected angle of a single bending leg, the repeatability standard deviation is 0.0093–0.0376∘ over the full 15∘–120∘ range, with linearity 2 &gt; 0.99 and residuals ≤ 0.028∘. Within MSA and GUM,%</w:t>
+      </w:r>
+      <w:r>
+        <w:t>GRR is 4.8% relative to the</w:t>
+      </w:r>
+      <w:r>
+        <w:t xml:space="preserve"> </w:t>
+      </w:r>
+      <w:r>
+        <w:t>±0.9∘ application tolerance—an industrial acceptance threshold, not an international standard—and the expanded uncertainty is (=2) = 0.141∘, dom inated (46.4%) by a reference gauge without a certified traceability chain but bounded at ±5′ by a three-way intercomparison. The prototype runs at 15–16 FPS on a low-power platform. The applicability envelope is stated explicitly: sub-pixel refinement yields no consistent gain under high-contrast backlighting, a null result consistent with the error model, not an implementation defect; strict roll invariance is statistically supported only for the 45∘ main sweep, the 60∘ group narrowly failing the = 0.05 test; extreme specular surfaces bias the result without self-warning; and the absolute bias is configuration-bound, requiring recalibration after re-setup.</w:t>
       </w:r>
     </w:p>
     <w:p>
@@ -40864,22 +41487,22 @@
       <w:pPr>
         <w:pStyle w:val="Heading1"/>
       </w:pPr>
-      <w:bookmarkStart w:id="213" w:name="_Toc243846779"/>
+      <w:bookmarkStart w:id="214" w:name="_Toc244348891"/>
       <w:r>
         <w:lastRenderedPageBreak/>
         <w:t>ID_90: Passive Cholesteric Liquid-Crystal Thin-Film Sensor for Intraocular Pressure Warning</w:t>
       </w:r>
-      <w:bookmarkEnd w:id="213"/>
+      <w:bookmarkEnd w:id="214"/>
     </w:p>
     <w:p>
       <w:pPr>
         <w:pStyle w:val="Heading2"/>
       </w:pPr>
-      <w:bookmarkStart w:id="214" w:name="_Toc243846780"/>
+      <w:bookmarkStart w:id="215" w:name="_Toc244348892"/>
       <w:r>
         <w:t>Hsin-Yu Chou</w:t>
       </w:r>
-      <w:bookmarkEnd w:id="214"/>
+      <w:bookmarkEnd w:id="215"/>
     </w:p>
     <w:p>
       <w:pPr>
@@ -40923,7 +41546,7 @@
       <w:pPr>
         <w:pStyle w:val="Heading1"/>
       </w:pPr>
-      <w:bookmarkStart w:id="215" w:name="_Toc243846781"/>
+      <w:bookmarkStart w:id="216" w:name="_Toc244348893"/>
       <w:r>
         <w:lastRenderedPageBreak/>
         <w:t xml:space="preserve">ID_91: </w:t>
@@ -40931,21 +41554,13 @@
       <w:r>
         <w:t>Morphological Control of Electrochemically Deposited Silver Nanostructures in Anodic Aluminum Oxide Nanopores for Enhanced SERS Performance</w:t>
       </w:r>
-      <w:bookmarkEnd w:id="215"/>
+      <w:bookmarkEnd w:id="216"/>
     </w:p>
     <w:p>
       <w:pPr>
         <w:pStyle w:val="Heading2"/>
       </w:pPr>
-      <w:r>
-        <w:tab/>
-      </w:r>
-    </w:p>
-    <w:p>
-      <w:pPr>
-        <w:pStyle w:val="Heading2"/>
-      </w:pPr>
-      <w:bookmarkStart w:id="216" w:name="_Toc243846782"/>
+      <w:bookmarkStart w:id="217" w:name="_Toc244348894"/>
       <w:r>
         <w:rPr>
           <w:rFonts w:eastAsia="MS Gothic" w:hint="eastAsia"/>
@@ -40961,7 +41576,7 @@
         </w:rPr>
         <w:t>陳</w:t>
       </w:r>
-      <w:bookmarkEnd w:id="216"/>
+      <w:bookmarkEnd w:id="217"/>
     </w:p>
     <w:p>
       <w:pPr>
@@ -40984,7 +41599,9 @@
         <w:t>Rapid and sensitive detection of pesticide residues is essential for food safety. In this study, a highly ordered surface-enhanced Raman scattering (SERS) substrate was fabricated using anodic aluminum oxide (AAO) as a template and electrochemically deposited silver nanostructures. Two-step anodization was used to form ordered AAO nanopores, followed by silver deposition, AAO sidewall removal, and a second electrochemical deposition to reduce nanostructure spacing and enhance SERS activity. Using rhodamine 6G (R6G) as a probe molecule, the optimal conditions were an AAO sidewall removal time of 15 min and a second deposition at 3 Vᵣₘₛ for 40 cycles.</w:t>
       </w:r>
       <w:r>
-        <w:br/>
+        <w:t xml:space="preserve">  </w:t>
+      </w:r>
+      <w:r>
         <w:t>The Raman intensity at 1509 cm⁻¹ increased by approximately 3.98 times compared with that of the substrate without the second deposition. The optimized substrate retained a distinguishable 1509 cm⁻¹ peak at 10⁻¹³ M R6G, while log–log regression yielded a theoretical limit of detection of 4.49 × 10⁻¹⁴ M, demonstrating its capability for low-concentration detection. The analytical enhancement factor was 6.010 × 10¹¹. In addition, at an R6G concentration of 10⁻⁶ M, measurements at 10 randomly selected positions yielded a relative standard deviation of 5.73%, indicating good spatial uniformity and reproducibility. These results demonstrate that controlling the morphology and spacing of the silver nanostructures effectively enhances SERS performance, supporting the potential of AAO–Ag substrates for trace analyte sensing and rapid pesticide residue detection.</w:t>
       </w:r>
     </w:p>
@@ -41008,7 +41625,7 @@
       <w:pPr>
         <w:pStyle w:val="Heading1"/>
       </w:pPr>
-      <w:bookmarkStart w:id="217" w:name="_Toc243846783"/>
+      <w:bookmarkStart w:id="218" w:name="_Toc244348895"/>
       <w:r>
         <w:lastRenderedPageBreak/>
         <w:t xml:space="preserve">ID_92: </w:t>
@@ -41016,17 +41633,17 @@
       <w:r>
         <w:t>Enhanced Sensitivity of Guided-Mode Resonance Sensors Using a Low-Refractive-Index Porous Silica Substrate</w:t>
       </w:r>
-      <w:bookmarkEnd w:id="217"/>
+      <w:bookmarkEnd w:id="218"/>
     </w:p>
     <w:p>
       <w:pPr>
         <w:pStyle w:val="Heading2"/>
       </w:pPr>
-      <w:bookmarkStart w:id="218" w:name="_Toc243846784"/>
+      <w:bookmarkStart w:id="219" w:name="_Toc244348896"/>
       <w:r>
         <w:t>En-Chi Yang, Li-Chan Chien and Cheng-Sheng Huang</w:t>
       </w:r>
-      <w:bookmarkEnd w:id="218"/>
+      <w:bookmarkEnd w:id="219"/>
     </w:p>
     <w:p>
       <w:pPr>
@@ -41078,7 +41695,7 @@
       <w:pPr>
         <w:pStyle w:val="Heading1"/>
       </w:pPr>
-      <w:bookmarkStart w:id="219" w:name="_Toc243846785"/>
+      <w:bookmarkStart w:id="220" w:name="_Toc244348897"/>
       <w:r>
         <w:lastRenderedPageBreak/>
         <w:t xml:space="preserve">ID_93: </w:t>
@@ -41086,13 +41703,13 @@
       <w:r>
         <w:t>Plasma Electrical Impedance Spectroscopy for Alzheimer’s Disease Discrimination</w:t>
       </w:r>
-      <w:bookmarkEnd w:id="219"/>
+      <w:bookmarkEnd w:id="220"/>
     </w:p>
     <w:p>
       <w:pPr>
         <w:pStyle w:val="Heading2"/>
       </w:pPr>
-      <w:bookmarkStart w:id="220" w:name="_Toc243846786"/>
+      <w:bookmarkStart w:id="221" w:name="_Toc244348898"/>
       <w:r>
         <w:t>Nguyen Thuy Linh Tran</w:t>
       </w:r>
@@ -41120,7 +41737,7 @@
         </w:rPr>
         <w:t>3,4,5*</w:t>
       </w:r>
-      <w:bookmarkEnd w:id="220"/>
+      <w:bookmarkEnd w:id="221"/>
     </w:p>
     <w:p>
       <w:pPr>
@@ -41217,6 +41834,233 @@
       </w:r>
       <w:r>
         <w:t>Alzheimer’s disease; Electrical impedance spectroscopy; Plasma; Interdigitated electrode; Repeat averaging; Phase response; Measurement variability; Internal validation</w:t>
+      </w:r>
+    </w:p>
+    <w:p>
+      <w:pPr>
+        <w:spacing w:after="160" w:line="259" w:lineRule="auto"/>
+      </w:pPr>
+      <w:r>
+        <w:br w:type="page"/>
+      </w:r>
+    </w:p>
+    <w:p>
+      <w:pPr>
+        <w:pStyle w:val="Heading1"/>
+      </w:pPr>
+      <w:bookmarkStart w:id="222" w:name="_Toc244348899"/>
+      <w:r>
+        <w:lastRenderedPageBreak/>
+        <w:t>ID_9</w:t>
+      </w:r>
+      <w:r>
+        <w:t>4</w:t>
+      </w:r>
+      <w:r>
+        <w:t xml:space="preserve">: </w:t>
+      </w:r>
+      <w:r>
+        <w:t>A neutral nonenzymatic glucose fuel cell based on a PET nanosphere array anode modified with AuPd alloy nanoparticles</w:t>
+      </w:r>
+      <w:bookmarkEnd w:id="222"/>
+    </w:p>
+    <w:p>
+      <w:pPr>
+        <w:pStyle w:val="Heading2"/>
+      </w:pPr>
+      <w:bookmarkStart w:id="223" w:name="_Toc244348900"/>
+      <w:r>
+        <w:rPr>
+          <w:rFonts w:cs="Times New Roman"/>
+          <w:szCs w:val="24"/>
+        </w:rPr>
+        <w:t>Trong Nghia Phan</w:t>
+      </w:r>
+      <w:r>
+        <w:rPr>
+          <w:rFonts w:cs="Times New Roman"/>
+          <w:szCs w:val="24"/>
+          <w:vertAlign w:val="superscript"/>
+        </w:rPr>
+        <w:t>1</w:t>
+      </w:r>
+      <w:r>
+        <w:rPr>
+          <w:rFonts w:cs="Times New Roman"/>
+          <w:szCs w:val="24"/>
+        </w:rPr>
+        <w:t xml:space="preserve"> and</w:t>
+      </w:r>
+      <w:r>
+        <w:rPr>
+          <w:rFonts w:cs="Times New Roman"/>
+          <w:szCs w:val="24"/>
+          <w:vertAlign w:val="superscript"/>
+        </w:rPr>
+        <w:t xml:space="preserve"> </w:t>
+      </w:r>
+      <w:r>
+        <w:rPr>
+          <w:rFonts w:cs="Times New Roman"/>
+          <w:szCs w:val="24"/>
+        </w:rPr>
+        <w:t>Gou-Jen Wang</w:t>
+      </w:r>
+      <w:r>
+        <w:rPr>
+          <w:rFonts w:cs="Times New Roman"/>
+          <w:szCs w:val="24"/>
+          <w:vertAlign w:val="superscript"/>
+        </w:rPr>
+        <w:t>1 2 3 *</w:t>
+      </w:r>
+      <w:bookmarkEnd w:id="223"/>
+    </w:p>
+    <w:p>
+      <w:pPr>
+        <w:pStyle w:val="Affiliation"/>
+        <w:rPr>
+          <w:lang w:val="vi-VN"/>
+        </w:rPr>
+      </w:pPr>
+      <w:bookmarkStart w:id="224" w:name="_Hlk238651298"/>
+      <w:r>
+        <w:t>1</w:t>
+      </w:r>
+      <w:r>
+        <w:t xml:space="preserve"> </w:t>
+      </w:r>
+      <w:r>
+        <w:rPr>
+          <w:lang w:val="vi-VN"/>
+        </w:rPr>
+        <w:t>Graduate Institute of Biomedical Engineering, National Chung Hsing University,</w:t>
+      </w:r>
+    </w:p>
+    <w:p>
+      <w:pPr>
+        <w:pStyle w:val="Affiliation"/>
+        <w:rPr>
+          <w:lang w:val="vi-VN"/>
+        </w:rPr>
+      </w:pPr>
+      <w:r>
+        <w:rPr>
+          <w:lang w:val="vi-VN"/>
+        </w:rPr>
+        <w:t>Taichung 40227, Taiwan</w:t>
+      </w:r>
+    </w:p>
+    <w:p>
+      <w:pPr>
+        <w:pStyle w:val="Affiliation"/>
+        <w:rPr>
+          <w:lang w:val="vi-VN"/>
+        </w:rPr>
+      </w:pPr>
+      <w:r>
+        <w:t>2</w:t>
+      </w:r>
+      <w:r>
+        <w:t xml:space="preserve"> </w:t>
+      </w:r>
+      <w:r>
+        <w:rPr>
+          <w:lang w:val="vi-VN"/>
+        </w:rPr>
+        <w:t>Department of Mechanical Engineering, National Chung Hsing University, Taichung</w:t>
+      </w:r>
+    </w:p>
+    <w:p>
+      <w:pPr>
+        <w:pStyle w:val="Affiliation"/>
+      </w:pPr>
+      <w:r>
+        <w:rPr>
+          <w:lang w:val="vi-VN"/>
+        </w:rPr>
+        <w:t>40227, Taiwan</w:t>
+      </w:r>
+    </w:p>
+    <w:p>
+      <w:pPr>
+        <w:pStyle w:val="Affiliation"/>
+        <w:rPr>
+          <w:lang w:val="vi-VN"/>
+        </w:rPr>
+      </w:pPr>
+      <w:r>
+        <w:rPr>
+          <w:lang w:val="vi-VN"/>
+        </w:rPr>
+        <w:t>3</w:t>
+      </w:r>
+      <w:r>
+        <w:t xml:space="preserve"> </w:t>
+      </w:r>
+      <w:r>
+        <w:rPr>
+          <w:lang w:val="vi-VN"/>
+        </w:rPr>
+        <w:t>Regenerative Medicine and Cell Therapy Research Center, Kaohsiung Medical</w:t>
+      </w:r>
+    </w:p>
+    <w:p>
+      <w:pPr>
+        <w:pStyle w:val="Affiliation"/>
+        <w:rPr>
+          <w:lang w:val="vi-VN"/>
+        </w:rPr>
+      </w:pPr>
+      <w:r>
+        <w:rPr>
+          <w:lang w:val="vi-VN"/>
+        </w:rPr>
+        <w:t>University, Kaohsiung 80708, Taiwan</w:t>
+      </w:r>
+      <w:bookmarkEnd w:id="224"/>
+      <w:r>
+        <w:t xml:space="preserve"> </w:t>
+      </w:r>
+    </w:p>
+    <w:p>
+      <w:pPr>
+        <w:pStyle w:val="BodyText"/>
+        <w:jc w:val="both"/>
+      </w:pPr>
+      <w:r>
+        <w:rPr>
+          <w:b/>
+        </w:rPr>
+        <w:t>Abstract</w:t>
+      </w:r>
+    </w:p>
+    <w:p>
+      <w:pPr>
+        <w:pStyle w:val="BodyText"/>
+        <w:jc w:val="both"/>
+      </w:pPr>
+      <w:r>
+        <w:t>This study reports the development of a neutral nonenzymatic glucose fuel cell (GFC) featuring a nanostructured anode based on gold–palladium alloy nanoparticles (AuPd NPs) supported on a polyethylene terephthalate (PET) nanophere array (NPA). A key aspect of the proposed architecture is the integration of bimetallic AuPd nanoparticles homogeneously distributed over the NPA surface, thereby providing a high-surface-area electrocatalytic interface for glucose oxidation. The NPA-PET substrate is fabricated by nanoimprinting using a nickel mold prepared by electroforming using a master template derived from the barrier layer of an anodic aluminum oxide film. AuPd alloy nanoparticles (NPs) are subsequently electrochemically deposited onto the NPA-PET substrate. The cathodic compartment consisted of graphene oxide immobilized on a flexible plastic electrode, while a Nafion proton-exchange membrane is employed to provide ionic conductivity and physical separation between the anodic and cathodic chambers. Electrochemical performance of the proposed GFC is investigated in phosphate-buffered saline (PBS) at physiological pH 7.4. Experimental results demonstrate that the proposed GFC achieves a maximum power density of 22.5 µW cm⁻², a maximum current density of 0.20 mA cm⁻², and an open-circuit voltage of 0.42 V. The enhanced electrochemical performance is attributed to the synergistic electrocatalytic behavior of the AuPd bimetallic NPs together with the nanostructured anode that increases the accessible electroactive surface area and promotes efficient interfacial charge transfer. In addition, the proposed GFC scheme offers enzyme-free operation in a neutral environment and a relatively simple fabrication process with good fabrication reproducibility. These characteristics suggest that the developed GFC architecture may provide a promising platform for future applications in self-powered biosensing systems and implantable biomedical devices.</w:t>
+      </w:r>
+    </w:p>
+    <w:p>
+      <w:pPr>
+        <w:pStyle w:val="BodyText"/>
+        <w:jc w:val="both"/>
+      </w:pPr>
+      <w:r>
+        <w:t xml:space="preserve">Keywords: </w:t>
+      </w:r>
+      <w:r>
+        <w:rPr>
+          <w:i/>
+          <w:iCs/>
+        </w:rPr>
+        <w:t>Neutral</w:t>
+      </w:r>
+      <w:r>
+        <w:t xml:space="preserve"> nonenzymatic glucose fuel cell; gold–palladium alloy nanoparticles; polyethylene terephthalate nanophere array substrate; nickel mold; nanoimprinting</w:t>
       </w:r>
     </w:p>
     <w:p>
@@ -41481,6 +42325,27 @@
 <file path=word/numbering.xml><?xml version="1.0" encoding="utf-8"?>
 <w:numbering xmlns:wpc="http://schemas.microsoft.com/office/word/2010/wordprocessingCanvas" xmlns:cx="http://schemas.microsoft.com/office/drawing/2014/chartex" xmlns:cx1="http://schemas.microsoft.com/office/drawing/2015/9/8/chartex" xmlns:cx2="http://schemas.microsoft.com/office/drawing/2015/10/21/chartex" xmlns:cx3="http://schemas.microsoft.com/office/drawing/2016/5/9/chartex" xmlns:cx4="http://schemas.microsoft.com/office/drawing/2016/5/10/chartex" xmlns:cx5="http://schemas.microsoft.com/office/drawing/2016/5/11/chartex" xmlns:cx6="http://schemas.microsoft.com/office/drawing/2016/5/12/chartex" xmlns:cx7="http://schemas.microsoft.com/office/drawing/2016/5/13/chartex" xmlns:cx8="http://schemas.microsoft.com/office/drawing/2016/5/14/chartex" xmlns:mc="http://schemas.openxmlformats.org/markup-compatibility/2006" xmlns:aink="http://schemas.microsoft.com/office/drawing/2016/ink" xmlns:am3d="http://schemas.microsoft.com/office/drawing/2017/model3d" xmlns:o="urn:schemas-microsoft-com:office:office" xmlns:oel="http://schemas.microsoft.com/office/2019/extlst" xmlns:r="http://schemas.openxmlformats.org/officeDocument/2006/relationships" xmlns:m="http://schemas.openxmlformats.org/officeDocument/2006/math" xmlns:v="urn:schemas-microsoft-com:vml" xmlns:wp14="http://schemas.microsoft.com/office/word/2010/wordprocessingDrawing" xmlns:wp="http://schemas.openxmlformats.org/drawingml/2006/wordprocessingDrawing" xmlns:w10="urn:schemas-microsoft-com:office:word" xmlns:w="http://schemas.openxmlformats.org/wordprocessingml/2006/main" xmlns:w14="http://schemas.microsoft.com/office/word/2010/wordml" xmlns:w15="http://schemas.microsoft.com/office/word/2012/wordml" xmlns:w16cex="http://schemas.microsoft.com/office/word/2018/wordml/cex" xmlns:w16cid="http://schemas.microsoft.com/office/word/2016/wordml/cid" xmlns:w16="http://schemas.microsoft.com/office/word/2018/wordml" xmlns:w16du="http://schemas.microsoft.com/office/word/2023/wordml/word16du" xmlns:w16sdtdh="http://schemas.microsoft.com/office/word/2020/wordml/sdtdatahash" xmlns:w16sdtfl="http://schemas.microsoft.com/office/word/2024/wordml/sdtformatlock" xmlns:w16se="http://schemas.microsoft.com/office/word/2015/wordml/symex" xmlns:wpg="http://schemas.microsoft.com/office/word/2010/wordprocessingGroup" xmlns:wpi="http://schemas.microsoft.com/office/word/2010/wordprocessingInk" xmlns:wne="http://schemas.microsoft.com/office/word/2006/wordml" xmlns:wps="http://schemas.microsoft.com/office/word/2010/wordprocessingShape" mc:Ignorable="w14 w15 w16se w16cid w16 w16cex w16sdtdh w16sdtfl w16du wp14">
   <w:abstractNum w:abstractNumId="0" w15:restartNumberingAfterBreak="0">
+    <w:nsid w:val="FFFFFF89"/>
+    <w:multiLevelType w:val="singleLevel"/>
+    <w:tmpl w:val="8CC035A2"/>
+    <w:lvl w:ilvl="0">
+      <w:start w:val="1"/>
+      <w:numFmt w:val="bullet"/>
+      <w:pStyle w:val="ListBullet"/>
+      <w:lvlText w:val=""/>
+      <w:lvlJc w:val="left"/>
+      <w:pPr>
+        <w:tabs>
+          <w:tab w:val="num" w:pos="360"/>
+        </w:tabs>
+        <w:ind w:left="360" w:hanging="360"/>
+      </w:pPr>
+      <w:rPr>
+        <w:rFonts w:ascii="Symbol" w:hAnsi="Symbol" w:hint="default"/>
+      </w:rPr>
+    </w:lvl>
+  </w:abstractNum>
+  <w:abstractNum w:abstractNumId="1" w15:restartNumberingAfterBreak="0">
     <w:nsid w:val="09C62A0A"/>
     <w:multiLevelType w:val="multilevel"/>
     <w:tmpl w:val="05A039E0"/>
@@ -41629,7 +42494,7 @@
       </w:rPr>
     </w:lvl>
   </w:abstractNum>
-  <w:abstractNum w:abstractNumId="1" w15:restartNumberingAfterBreak="0">
+  <w:abstractNum w:abstractNumId="2" w15:restartNumberingAfterBreak="0">
     <w:nsid w:val="0CDF72EE"/>
     <w:multiLevelType w:val="multilevel"/>
     <w:tmpl w:val="C2EAFC04"/>
@@ -41778,7 +42643,7 @@
       </w:rPr>
     </w:lvl>
   </w:abstractNum>
-  <w:abstractNum w:abstractNumId="2" w15:restartNumberingAfterBreak="0">
+  <w:abstractNum w:abstractNumId="3" w15:restartNumberingAfterBreak="0">
     <w:nsid w:val="13317C0A"/>
     <w:multiLevelType w:val="multilevel"/>
     <w:tmpl w:val="DBDCFFDE"/>
@@ -41927,7 +42792,7 @@
       </w:rPr>
     </w:lvl>
   </w:abstractNum>
-  <w:abstractNum w:abstractNumId="3" w15:restartNumberingAfterBreak="0">
+  <w:abstractNum w:abstractNumId="4" w15:restartNumberingAfterBreak="0">
     <w:nsid w:val="14CC77FA"/>
     <w:multiLevelType w:val="multilevel"/>
     <w:tmpl w:val="29AACF6C"/>
@@ -42076,7 +42941,7 @@
       </w:rPr>
     </w:lvl>
   </w:abstractNum>
-  <w:abstractNum w:abstractNumId="4" w15:restartNumberingAfterBreak="0">
+  <w:abstractNum w:abstractNumId="5" w15:restartNumberingAfterBreak="0">
     <w:nsid w:val="48B217B4"/>
     <w:multiLevelType w:val="multilevel"/>
     <w:tmpl w:val="2BF264FA"/>
@@ -42225,7 +43090,7 @@
       </w:rPr>
     </w:lvl>
   </w:abstractNum>
-  <w:abstractNum w:abstractNumId="5" w15:restartNumberingAfterBreak="0">
+  <w:abstractNum w:abstractNumId="6" w15:restartNumberingAfterBreak="0">
     <w:nsid w:val="51AA3A04"/>
     <w:multiLevelType w:val="multilevel"/>
     <w:tmpl w:val="CAF6E858"/>
@@ -42374,7 +43239,7 @@
       </w:rPr>
     </w:lvl>
   </w:abstractNum>
-  <w:abstractNum w:abstractNumId="6" w15:restartNumberingAfterBreak="0">
+  <w:abstractNum w:abstractNumId="7" w15:restartNumberingAfterBreak="0">
     <w:nsid w:val="54DF3664"/>
     <w:multiLevelType w:val="hybridMultilevel"/>
     <w:tmpl w:val="015445DE"/>
@@ -42486,7 +43351,7 @@
       </w:rPr>
     </w:lvl>
   </w:abstractNum>
-  <w:abstractNum w:abstractNumId="7" w15:restartNumberingAfterBreak="0">
+  <w:abstractNum w:abstractNumId="8" w15:restartNumberingAfterBreak="0">
     <w:nsid w:val="62592DAD"/>
     <w:multiLevelType w:val="hybridMultilevel"/>
     <w:tmpl w:val="B3C6302E"/>
@@ -42598,7 +43463,7 @@
       </w:rPr>
     </w:lvl>
   </w:abstractNum>
-  <w:abstractNum w:abstractNumId="8" w15:restartNumberingAfterBreak="0">
+  <w:abstractNum w:abstractNumId="9" w15:restartNumberingAfterBreak="0">
     <w:nsid w:val="634943BB"/>
     <w:multiLevelType w:val="multilevel"/>
     <w:tmpl w:val="308850F8"/>
@@ -42747,7 +43612,7 @@
       </w:rPr>
     </w:lvl>
   </w:abstractNum>
-  <w:abstractNum w:abstractNumId="9" w15:restartNumberingAfterBreak="0">
+  <w:abstractNum w:abstractNumId="10" w15:restartNumberingAfterBreak="0">
     <w:nsid w:val="636D109A"/>
     <w:multiLevelType w:val="multilevel"/>
     <w:tmpl w:val="3AA2D50C"/>
@@ -42896,7 +43761,7 @@
       </w:rPr>
     </w:lvl>
   </w:abstractNum>
-  <w:abstractNum w:abstractNumId="10" w15:restartNumberingAfterBreak="0">
+  <w:abstractNum w:abstractNumId="11" w15:restartNumberingAfterBreak="0">
     <w:nsid w:val="697633E8"/>
     <w:multiLevelType w:val="hybridMultilevel"/>
     <w:tmpl w:val="134A3B56"/>
@@ -43009,7 +43874,7 @@
       </w:rPr>
     </w:lvl>
   </w:abstractNum>
-  <w:abstractNum w:abstractNumId="11" w15:restartNumberingAfterBreak="0">
+  <w:abstractNum w:abstractNumId="12" w15:restartNumberingAfterBreak="0">
     <w:nsid w:val="77166504"/>
     <w:multiLevelType w:val="multilevel"/>
     <w:tmpl w:val="088E7248"/>
@@ -43159,40 +44024,43 @@
     </w:lvl>
   </w:abstractNum>
   <w:num w:numId="1" w16cid:durableId="1551959856">
+    <w:abstractNumId w:val="9"/>
+  </w:num>
+  <w:num w:numId="2" w16cid:durableId="1409494700">
+    <w:abstractNumId w:val="2"/>
+  </w:num>
+  <w:num w:numId="3" w16cid:durableId="1298996236">
+    <w:abstractNumId w:val="12"/>
+  </w:num>
+  <w:num w:numId="4" w16cid:durableId="976450748">
+    <w:abstractNumId w:val="3"/>
+  </w:num>
+  <w:num w:numId="5" w16cid:durableId="1674532673">
+    <w:abstractNumId w:val="1"/>
+  </w:num>
+  <w:num w:numId="6" w16cid:durableId="30502197">
+    <w:abstractNumId w:val="5"/>
+  </w:num>
+  <w:num w:numId="7" w16cid:durableId="1581793647">
+    <w:abstractNumId w:val="4"/>
+  </w:num>
+  <w:num w:numId="8" w16cid:durableId="776020620">
+    <w:abstractNumId w:val="10"/>
+  </w:num>
+  <w:num w:numId="9" w16cid:durableId="1124811281">
     <w:abstractNumId w:val="8"/>
   </w:num>
-  <w:num w:numId="2" w16cid:durableId="1409494700">
-    <w:abstractNumId w:val="1"/>
+  <w:num w:numId="10" w16cid:durableId="354503835">
+    <w:abstractNumId w:val="7"/>
   </w:num>
-  <w:num w:numId="3" w16cid:durableId="1298996236">
+  <w:num w:numId="11" w16cid:durableId="365377966">
+    <w:abstractNumId w:val="6"/>
+  </w:num>
+  <w:num w:numId="12" w16cid:durableId="1351567940">
     <w:abstractNumId w:val="11"/>
   </w:num>
-  <w:num w:numId="4" w16cid:durableId="976450748">
-    <w:abstractNumId w:val="2"/>
-  </w:num>
-  <w:num w:numId="5" w16cid:durableId="1674532673">
+  <w:num w:numId="13" w16cid:durableId="1888491065">
     <w:abstractNumId w:val="0"/>
-  </w:num>
-  <w:num w:numId="6" w16cid:durableId="30502197">
-    <w:abstractNumId w:val="4"/>
-  </w:num>
-  <w:num w:numId="7" w16cid:durableId="1581793647">
-    <w:abstractNumId w:val="3"/>
-  </w:num>
-  <w:num w:numId="8" w16cid:durableId="776020620">
-    <w:abstractNumId w:val="9"/>
-  </w:num>
-  <w:num w:numId="9" w16cid:durableId="1124811281">
-    <w:abstractNumId w:val="7"/>
-  </w:num>
-  <w:num w:numId="10" w16cid:durableId="354503835">
-    <w:abstractNumId w:val="6"/>
-  </w:num>
-  <w:num w:numId="11" w16cid:durableId="365377966">
-    <w:abstractNumId w:val="5"/>
-  </w:num>
-  <w:num w:numId="12" w16cid:durableId="1351567940">
-    <w:abstractNumId w:val="10"/>
   </w:num>
 </w:numbering>
 </file>
@@ -43821,7 +44689,6 @@
   <w:style w:type="character" w:default="1" w:styleId="DefaultParagraphFont">
     <w:name w:val="Default Paragraph Font"/>
     <w:uiPriority w:val="1"/>
-    <w:semiHidden/>
     <w:unhideWhenUsed/>
   </w:style>
   <w:style w:type="table" w:default="1" w:styleId="TableNormal">
@@ -46203,6 +47070,34 @@
       <w:szCs w:val="20"/>
     </w:rPr>
   </w:style>
+  <w:style w:type="paragraph" w:styleId="Revision">
+    <w:name w:val="Revision"/>
+    <w:hidden/>
+    <w:uiPriority w:val="99"/>
+    <w:semiHidden/>
+    <w:rsid w:val="00025FDA"/>
+    <w:pPr>
+      <w:spacing w:after="0" w:line="240" w:lineRule="auto"/>
+    </w:pPr>
+    <w:rPr>
+      <w:rFonts w:ascii="Times New Roman" w:eastAsia="Times New Roman" w:hAnsi="Times New Roman" w:cs="Times New Roman"/>
+      <w:sz w:val="24"/>
+      <w:szCs w:val="24"/>
+    </w:rPr>
+  </w:style>
+  <w:style w:type="paragraph" w:styleId="ListBullet">
+    <w:name w:val="List Bullet"/>
+    <w:basedOn w:val="Normal"/>
+    <w:uiPriority w:val="99"/>
+    <w:unhideWhenUsed/>
+    <w:rsid w:val="00E04C0E"/>
+    <w:pPr>
+      <w:numPr>
+        <w:numId w:val="13"/>
+      </w:numPr>
+      <w:contextualSpacing/>
+    </w:pPr>
+  </w:style>
 </w:styles>
 </file>
 
